--- a/Portfolio/COMP6841_Week_4.docx
+++ b/Portfolio/COMP6841_Week_4.docx
@@ -1,75 +1,48 @@
 
 <file path=word/document.xml><?xml version="1.0" encoding="utf-8"?>
-<w:document xmlns:wpc="http://schemas.microsoft.com/office/word/2010/wordprocessingCanvas" xmlns:mc="http://schemas.openxmlformats.org/markup-compatibility/2006" xmlns:o="urn:schemas-microsoft-com:office:office" xmlns:r="http://schemas.openxmlformats.org/officeDocument/2006/relationships" xmlns:m="http://schemas.openxmlformats.org/officeDocument/2006/math" xmlns:v="urn:schemas-microsoft-com:vml" xmlns:wp14="http://schemas.microsoft.com/office/word/2010/wordprocessingDrawing" xmlns:wp="http://schemas.openxmlformats.org/drawingml/2006/wordprocessingDrawing" xmlns:w10="urn:schemas-microsoft-com:office:word" xmlns:w="http://schemas.openxmlformats.org/wordprocessingml/2006/main" xmlns:w14="http://schemas.microsoft.com/office/word/2010/wordml" xmlns:w15="http://schemas.microsoft.com/office/word/2012/wordml" xmlns:wpg="http://schemas.microsoft.com/office/word/2010/wordprocessingGroup" xmlns:wpi="http://schemas.microsoft.com/office/word/2010/wordprocessingInk" xmlns:wne="http://schemas.microsoft.com/office/word/2006/wordml" xmlns:wps="http://schemas.microsoft.com/office/word/2010/wordprocessingShape" xmlns:w16se="http://schemas.microsoft.com/office/word/2015/wordml/symex" xmlns:w16cid="http://schemas.microsoft.com/office/word/2016/wordml/cid" xmlns:w16="http://schemas.microsoft.com/office/word/2018/wordml" xmlns:w16cex="http://schemas.microsoft.com/office/word/2018/wordml/cex" xmlns:w16sdtdh="http://schemas.microsoft.com/office/word/2020/wordml/sdtdatahash" xmlns:w16sdtfl="http://schemas.microsoft.com/office/word/2024/wordml/sdtformatlock" mc:Ignorable="w14 w15 wp14 w16se w16cid w16 w16cex w16sdtdh w16sdtfl">
+<w:document xmlns:wpc="http://schemas.microsoft.com/office/word/2010/wordprocessingCanvas" xmlns:cx="http://schemas.microsoft.com/office/drawing/2014/chartex" xmlns:cx1="http://schemas.microsoft.com/office/drawing/2015/9/8/chartex" xmlns:cx2="http://schemas.microsoft.com/office/drawing/2015/10/21/chartex" xmlns:cx3="http://schemas.microsoft.com/office/drawing/2016/5/9/chartex" xmlns:cx4="http://schemas.microsoft.com/office/drawing/2016/5/10/chartex" xmlns:cx5="http://schemas.microsoft.com/office/drawing/2016/5/11/chartex" xmlns:cx6="http://schemas.microsoft.com/office/drawing/2016/5/12/chartex" xmlns:cx7="http://schemas.microsoft.com/office/drawing/2016/5/13/chartex" xmlns:cx8="http://schemas.microsoft.com/office/drawing/2016/5/14/chartex" xmlns:mc="http://schemas.openxmlformats.org/markup-compatibility/2006" xmlns:aink="http://schemas.microsoft.com/office/drawing/2016/ink" xmlns:am3d="http://schemas.microsoft.com/office/drawing/2017/model3d" xmlns:o="urn:schemas-microsoft-com:office:office" xmlns:oel="http://schemas.microsoft.com/office/2019/extlst" xmlns:r="http://schemas.openxmlformats.org/officeDocument/2006/relationships" xmlns:m="http://schemas.openxmlformats.org/officeDocument/2006/math" xmlns:v="urn:schemas-microsoft-com:vml" xmlns:wp14="http://schemas.microsoft.com/office/word/2010/wordprocessingDrawing" xmlns:wp="http://schemas.openxmlformats.org/drawingml/2006/wordprocessingDrawing" xmlns:w10="urn:schemas-microsoft-com:office:word" xmlns:w="http://schemas.openxmlformats.org/wordprocessingml/2006/main" xmlns:w14="http://schemas.microsoft.com/office/word/2010/wordml" xmlns:w15="http://schemas.microsoft.com/office/word/2012/wordml" xmlns:w16cex="http://schemas.microsoft.com/office/word/2018/wordml/cex" xmlns:w16cid="http://schemas.microsoft.com/office/word/2016/wordml/cid" xmlns:w16="http://schemas.microsoft.com/office/word/2018/wordml" xmlns:w16du="http://schemas.microsoft.com/office/word/2023/wordml/word16du" xmlns:w16sdtdh="http://schemas.microsoft.com/office/word/2020/wordml/sdtdatahash" xmlns:w16sdtfl="http://schemas.microsoft.com/office/word/2024/wordml/sdtformatlock" xmlns:w16se="http://schemas.microsoft.com/office/word/2015/wordml/symex" xmlns:wpg="http://schemas.microsoft.com/office/word/2010/wordprocessingGroup" xmlns:wpi="http://schemas.microsoft.com/office/word/2010/wordprocessingInk" xmlns:wne="http://schemas.microsoft.com/office/word/2006/wordml" xmlns:wps="http://schemas.microsoft.com/office/word/2010/wordprocessingShape" mc:Ignorable="w14 w15 w16se w16cid w16 w16cex w16sdtdh w16sdtfl w16du wp14">
   <w:body>
     <w:p>
       <w:pPr>
         <w:pStyle w:val="Title"/>
-        <w:spacing w:after="80" w:line="240" w:lineRule="auto"/>
         <w:jc w:val="center"/>
         <w:rPr>
-          <w:rFonts w:ascii="Aptos" w:hAnsi="Aptos" w:eastAsia="Aptos" w:cs="Aptos"/>
-          <w:b w:val="0"/>
-          <w:bCs w:val="0"/>
-          <w:i w:val="0"/>
-          <w:iCs w:val="0"/>
-          <w:caps w:val="0"/>
-          <w:smallCaps w:val="0"/>
-          <w:noProof w:val="0"/>
-          <w:color w:val="0F4761" w:themeColor="accent1" w:themeTint="FF" w:themeShade="BF"/>
+          <w:rFonts w:ascii="Aptos" w:eastAsia="Aptos" w:hAnsi="Aptos" w:cs="Aptos"/>
+          <w:color w:val="0F4761" w:themeColor="accent1" w:themeShade="BF"/>
           <w:sz w:val="48"/>
           <w:szCs w:val="48"/>
-          <w:lang w:val="en-US"/>
         </w:rPr>
       </w:pPr>
       <w:r>
         <w:rPr>
-          <w:rFonts w:ascii="Aptos" w:hAnsi="Aptos" w:eastAsia="Aptos" w:cs="Aptos"/>
-          <w:b w:val="1"/>
-          <w:bCs w:val="1"/>
-          <w:i w:val="0"/>
-          <w:iCs w:val="0"/>
-          <w:caps w:val="0"/>
-          <w:smallCaps w:val="0"/>
-          <w:noProof w:val="0"/>
-          <w:color w:val="0F4761" w:themeColor="accent1" w:themeTint="FF" w:themeShade="BF"/>
+          <w:rFonts w:ascii="Aptos" w:eastAsia="Aptos" w:hAnsi="Aptos" w:cs="Aptos"/>
+          <w:b/>
+          <w:bCs/>
+          <w:color w:val="0F4761" w:themeColor="accent1" w:themeShade="BF"/>
           <w:sz w:val="48"/>
           <w:szCs w:val="48"/>
-          <w:lang w:val="en-US"/>
         </w:rPr>
         <w:t>COMP6</w:t>
       </w:r>
       <w:r>
         <w:rPr>
-          <w:rFonts w:ascii="Aptos" w:hAnsi="Aptos" w:eastAsia="Aptos" w:cs="Aptos"/>
-          <w:b w:val="1"/>
-          <w:bCs w:val="1"/>
-          <w:i w:val="0"/>
-          <w:iCs w:val="0"/>
-          <w:caps w:val="0"/>
-          <w:smallCaps w:val="0"/>
-          <w:noProof w:val="0"/>
-          <w:color w:val="0F4761" w:themeColor="accent1" w:themeTint="FF" w:themeShade="BF"/>
+          <w:rFonts w:ascii="Aptos" w:eastAsia="Aptos" w:hAnsi="Aptos" w:cs="Aptos"/>
+          <w:b/>
+          <w:bCs/>
+          <w:color w:val="0F4761" w:themeColor="accent1" w:themeShade="BF"/>
           <w:sz w:val="48"/>
           <w:szCs w:val="48"/>
-          <w:lang w:val="en-US"/>
         </w:rPr>
         <w:t>8</w:t>
       </w:r>
       <w:r>
         <w:rPr>
-          <w:rFonts w:ascii="Aptos" w:hAnsi="Aptos" w:eastAsia="Aptos" w:cs="Aptos"/>
-          <w:b w:val="1"/>
-          <w:bCs w:val="1"/>
-          <w:i w:val="0"/>
-          <w:iCs w:val="0"/>
-          <w:caps w:val="0"/>
-          <w:smallCaps w:val="0"/>
-          <w:noProof w:val="0"/>
-          <w:color w:val="0F4761" w:themeColor="accent1" w:themeTint="FF" w:themeShade="BF"/>
+          <w:rFonts w:ascii="Aptos" w:eastAsia="Aptos" w:hAnsi="Aptos" w:cs="Aptos"/>
+          <w:b/>
+          <w:bCs/>
+          <w:color w:val="0F4761" w:themeColor="accent1" w:themeShade="BF"/>
           <w:sz w:val="48"/>
           <w:szCs w:val="48"/>
-          <w:lang w:val="en-US"/>
         </w:rPr>
         <w:t xml:space="preserve">41 Week 4 Portfolio </w:t>
       </w:r>
@@ -77,133 +50,95 @@
     <w:p>
       <w:pPr>
         <w:rPr>
-          <w:rFonts w:ascii="Aptos" w:hAnsi="Aptos" w:eastAsia="Aptos" w:cs="Aptos"/>
-          <w:b w:val="0"/>
-          <w:bCs w:val="0"/>
-          <w:i w:val="0"/>
-          <w:iCs w:val="0"/>
-          <w:caps w:val="0"/>
-          <w:smallCaps w:val="0"/>
-          <w:noProof w:val="0"/>
-          <w:color w:val="000000" w:themeColor="text1" w:themeTint="FF" w:themeShade="FF"/>
-          <w:sz w:val="24"/>
-          <w:szCs w:val="24"/>
-          <w:lang w:val="en-US"/>
+          <w:rFonts w:ascii="Aptos" w:eastAsia="Aptos" w:hAnsi="Aptos" w:cs="Aptos"/>
+          <w:color w:val="000000" w:themeColor="text1"/>
         </w:rPr>
       </w:pPr>
     </w:p>
     <w:p>
       <w:pPr>
-        <w:spacing w:after="0" w:afterAutospacing="off" w:line="240" w:lineRule="auto"/>
+        <w:spacing w:after="0" w:line="240" w:lineRule="auto"/>
         <w:rPr>
-          <w:rFonts w:ascii="Aptos" w:hAnsi="Aptos" w:eastAsia="Aptos" w:cs="Aptos"/>
-          <w:b w:val="0"/>
-          <w:bCs w:val="0"/>
-          <w:i w:val="0"/>
-          <w:iCs w:val="0"/>
-          <w:caps w:val="0"/>
-          <w:smallCaps w:val="0"/>
-          <w:noProof w:val="0"/>
-          <w:color w:val="000000" w:themeColor="text1" w:themeTint="FF" w:themeShade="FF"/>
-          <w:sz w:val="24"/>
-          <w:szCs w:val="24"/>
-          <w:lang w:val="en-US"/>
+          <w:rFonts w:ascii="Aptos" w:eastAsia="Aptos" w:hAnsi="Aptos" w:cs="Aptos"/>
+          <w:color w:val="000000" w:themeColor="text1"/>
         </w:rPr>
       </w:pPr>
       <w:r>
         <w:rPr>
-          <w:rFonts w:ascii="Aptos" w:hAnsi="Aptos" w:eastAsia="Aptos" w:cs="Aptos"/>
-          <w:b w:val="1"/>
-          <w:bCs w:val="1"/>
-          <w:i w:val="0"/>
-          <w:iCs w:val="0"/>
-          <w:caps w:val="0"/>
-          <w:smallCaps w:val="0"/>
-          <w:noProof w:val="0"/>
-          <w:color w:val="000000" w:themeColor="text1" w:themeTint="FF" w:themeShade="FF"/>
-          <w:sz w:val="24"/>
-          <w:szCs w:val="24"/>
-          <w:lang w:val="en-US"/>
+          <w:rFonts w:ascii="Aptos" w:eastAsia="Aptos" w:hAnsi="Aptos" w:cs="Aptos"/>
+          <w:b/>
+          <w:bCs/>
+          <w:color w:val="000000" w:themeColor="text1"/>
         </w:rPr>
         <w:t xml:space="preserve">Name: </w:t>
       </w:r>
+      <w:r>
+        <w:rPr>
+          <w:rFonts w:ascii="Aptos" w:eastAsia="Aptos" w:hAnsi="Aptos" w:cs="Aptos"/>
+          <w:b/>
+          <w:bCs/>
+          <w:color w:val="000000" w:themeColor="text1"/>
+        </w:rPr>
+        <w:t>Thomas Gosman</w:t>
+      </w:r>
     </w:p>
     <w:p>
       <w:pPr>
-        <w:spacing w:after="0" w:afterAutospacing="off" w:line="240" w:lineRule="auto"/>
+        <w:spacing w:after="0" w:line="240" w:lineRule="auto"/>
         <w:rPr>
-          <w:rFonts w:ascii="Aptos" w:hAnsi="Aptos" w:eastAsia="Aptos" w:cs="Aptos"/>
-          <w:b w:val="0"/>
-          <w:bCs w:val="0"/>
-          <w:i w:val="0"/>
-          <w:iCs w:val="0"/>
-          <w:caps w:val="0"/>
-          <w:smallCaps w:val="0"/>
-          <w:noProof w:val="0"/>
-          <w:color w:val="000000" w:themeColor="text1" w:themeTint="FF" w:themeShade="FF"/>
-          <w:sz w:val="24"/>
-          <w:szCs w:val="24"/>
-          <w:lang w:val="en-US"/>
+          <w:rFonts w:ascii="Aptos" w:eastAsia="Aptos" w:hAnsi="Aptos" w:cs="Aptos"/>
+          <w:color w:val="000000" w:themeColor="text1"/>
         </w:rPr>
       </w:pPr>
       <w:r>
         <w:rPr>
-          <w:rFonts w:ascii="Aptos" w:hAnsi="Aptos" w:eastAsia="Aptos" w:cs="Aptos"/>
-          <w:b w:val="1"/>
-          <w:bCs w:val="1"/>
-          <w:i w:val="0"/>
-          <w:iCs w:val="0"/>
-          <w:caps w:val="0"/>
-          <w:smallCaps w:val="0"/>
-          <w:noProof w:val="0"/>
-          <w:color w:val="000000" w:themeColor="text1" w:themeTint="FF" w:themeShade="FF"/>
-          <w:sz w:val="24"/>
-          <w:szCs w:val="24"/>
-          <w:lang w:val="en-US"/>
+          <w:rFonts w:ascii="Aptos" w:eastAsia="Aptos" w:hAnsi="Aptos" w:cs="Aptos"/>
+          <w:b/>
+          <w:bCs/>
+          <w:color w:val="000000" w:themeColor="text1"/>
         </w:rPr>
         <w:t>zID:</w:t>
       </w:r>
+      <w:r>
+        <w:rPr>
+          <w:rFonts w:ascii="Aptos" w:eastAsia="Aptos" w:hAnsi="Aptos" w:cs="Aptos"/>
+          <w:b/>
+          <w:bCs/>
+          <w:color w:val="000000" w:themeColor="text1"/>
+        </w:rPr>
+        <w:t xml:space="preserve"> z5425064</w:t>
+      </w:r>
     </w:p>
     <w:p>
       <w:pPr>
-        <w:spacing w:after="0" w:afterAutospacing="off" w:line="240" w:lineRule="auto"/>
+        <w:spacing w:after="0" w:line="240" w:lineRule="auto"/>
         <w:rPr>
-          <w:rFonts w:ascii="Aptos" w:hAnsi="Aptos" w:eastAsia="Aptos" w:cs="Aptos"/>
-          <w:b w:val="0"/>
-          <w:bCs w:val="0"/>
-          <w:i w:val="0"/>
-          <w:iCs w:val="0"/>
-          <w:caps w:val="0"/>
-          <w:smallCaps w:val="0"/>
-          <w:noProof w:val="0"/>
-          <w:color w:val="000000" w:themeColor="text1" w:themeTint="FF" w:themeShade="FF"/>
-          <w:sz w:val="24"/>
-          <w:szCs w:val="24"/>
-          <w:lang w:val="en-US"/>
+          <w:rFonts w:ascii="Aptos" w:eastAsia="Aptos" w:hAnsi="Aptos" w:cs="Aptos"/>
+          <w:color w:val="000000" w:themeColor="text1"/>
         </w:rPr>
       </w:pPr>
       <w:r>
         <w:rPr>
-          <w:rFonts w:ascii="Aptos" w:hAnsi="Aptos" w:eastAsia="Aptos" w:cs="Aptos"/>
-          <w:b w:val="1"/>
-          <w:bCs w:val="1"/>
-          <w:i w:val="0"/>
-          <w:iCs w:val="0"/>
-          <w:caps w:val="0"/>
-          <w:smallCaps w:val="0"/>
-          <w:noProof w:val="0"/>
-          <w:color w:val="000000" w:themeColor="text1" w:themeTint="FF" w:themeShade="FF"/>
-          <w:sz w:val="24"/>
-          <w:szCs w:val="24"/>
-          <w:lang w:val="en-US"/>
+          <w:rFonts w:ascii="Aptos" w:eastAsia="Aptos" w:hAnsi="Aptos" w:cs="Aptos"/>
+          <w:b/>
+          <w:bCs/>
+          <w:color w:val="000000" w:themeColor="text1"/>
         </w:rPr>
         <w:t>Date Submitted:</w:t>
       </w:r>
+      <w:r>
+        <w:rPr>
+          <w:rFonts w:ascii="Aptos" w:eastAsia="Aptos" w:hAnsi="Aptos" w:cs="Aptos"/>
+          <w:b/>
+          <w:bCs/>
+          <w:color w:val="000000" w:themeColor="text1"/>
+        </w:rPr>
+        <w:t xml:space="preserve"> 23/06/26</w:t>
+      </w:r>
     </w:p>
     <w:p>
       <w:pPr>
-        <w:pStyle w:val="Normal"/>
-        <w:spacing w:after="120" w:afterAutospacing="off" w:line="240" w:lineRule="auto"/>
+        <w:spacing w:after="120" w:line="240" w:lineRule="auto"/>
       </w:pPr>
     </w:p>
     <w:p>
@@ -211,18 +146,17 @@
         <w:pStyle w:val="Heading1"/>
         <w:numPr>
           <w:ilvl w:val="0"/>
-          <w:numId w:val="3"/>
+          <w:numId w:val="1"/>
         </w:numPr>
-        <w:ind/>
         <w:rPr>
-          <w:b w:val="1"/>
-          <w:bCs w:val="1"/>
+          <w:b/>
+          <w:bCs/>
         </w:rPr>
       </w:pPr>
       <w:r>
         <w:rPr>
-          <w:b w:val="1"/>
-          <w:bCs w:val="1"/>
+          <w:b/>
+          <w:bCs/>
         </w:rPr>
         <w:t>Setup</w:t>
       </w:r>
@@ -231,12 +165,10 @@
       <w:pPr>
         <w:pStyle w:val="Heading2"/>
       </w:pPr>
-      <w:hyperlink r:id="R1c9f3afc29e5422f">
+      <w:hyperlink r:id="rId7">
         <w:r>
           <w:rPr>
             <w:rStyle w:val="Hyperlink"/>
-            <w:noProof w:val="0"/>
-            <w:lang w:val="en-US"/>
           </w:rPr>
           <w:t>Security Everywhere</w:t>
         </w:r>
@@ -249,7 +181,7 @@
         <w:tblLook w:val="06A0" w:firstRow="1" w:lastRow="0" w:firstColumn="1" w:lastColumn="0" w:noHBand="1" w:noVBand="1"/>
       </w:tblPr>
       <w:tblGrid>
-        <w:gridCol w:w="9360"/>
+        <w:gridCol w:w="9350"/>
       </w:tblGrid>
       <w:tr>
         <w:trPr>
@@ -258,81 +190,36 @@
         <w:tc>
           <w:tcPr>
             <w:tcW w:w="9360" w:type="dxa"/>
-            <w:tcMar/>
           </w:tcPr>
-          <w:p>
-            <w:pPr>
-              <w:pStyle w:val="Normal"/>
-            </w:pPr>
-          </w:p>
-          <w:p>
-            <w:pPr>
-              <w:pStyle w:val="Normal"/>
-            </w:pPr>
-          </w:p>
-          <w:p>
-            <w:pPr>
-              <w:pStyle w:val="Normal"/>
-            </w:pPr>
-          </w:p>
-          <w:p>
-            <w:pPr>
-              <w:pStyle w:val="Normal"/>
-            </w:pPr>
-          </w:p>
-          <w:p>
-            <w:pPr>
-              <w:pStyle w:val="Normal"/>
-            </w:pPr>
-          </w:p>
-          <w:p>
-            <w:pPr>
-              <w:pStyle w:val="Normal"/>
-            </w:pPr>
-          </w:p>
-          <w:p>
-            <w:pPr>
-              <w:pStyle w:val="Normal"/>
-            </w:pPr>
-          </w:p>
-          <w:p>
-            <w:pPr>
-              <w:pStyle w:val="Normal"/>
-            </w:pPr>
-          </w:p>
-          <w:p>
-            <w:pPr>
-              <w:pStyle w:val="Normal"/>
-            </w:pPr>
-          </w:p>
+          <w:p/>
+          <w:p/>
+          <w:p/>
+          <w:p/>
+          <w:p/>
+          <w:p/>
+          <w:p/>
+          <w:p/>
+          <w:p/>
         </w:tc>
       </w:tr>
     </w:tbl>
-    <w:p>
-      <w:pPr>
-        <w:pStyle w:val="Normal"/>
-      </w:pPr>
-    </w:p>
+    <w:p/>
     <w:p>
       <w:pPr>
         <w:pStyle w:val="Heading1"/>
         <w:numPr>
           <w:ilvl w:val="0"/>
-          <w:numId w:val="3"/>
+          <w:numId w:val="1"/>
         </w:numPr>
-        <w:suppressLineNumbers w:val="0"/>
-        <w:spacing w:before="360" w:beforeAutospacing="off" w:after="80" w:afterAutospacing="off" w:line="279" w:lineRule="auto"/>
-        <w:ind w:right="0"/>
-        <w:jc w:val="left"/>
         <w:rPr>
-          <w:b w:val="1"/>
-          <w:bCs w:val="1"/>
+          <w:b/>
+          <w:bCs/>
         </w:rPr>
       </w:pPr>
       <w:r>
         <w:rPr>
-          <w:b w:val="1"/>
-          <w:bCs w:val="1"/>
+          <w:b/>
+          <w:bCs/>
         </w:rPr>
         <w:t>Insiders &amp; Confidentiality</w:t>
       </w:r>
@@ -340,17 +227,12 @@
     <w:p>
       <w:pPr>
         <w:pStyle w:val="Heading2"/>
-        <w:suppressLineNumbers w:val="0"/>
-        <w:bidi w:val="0"/>
-        <w:spacing w:before="0" w:beforeAutospacing="off" w:after="160" w:afterAutospacing="off" w:line="279" w:lineRule="auto"/>
-        <w:ind/>
-      </w:pPr>
-      <w:hyperlink r:id="Rbf9c0655550d424a">
+        <w:spacing w:before="0" w:after="160"/>
+      </w:pPr>
+      <w:hyperlink r:id="rId8">
         <w:r>
           <w:rPr>
             <w:rStyle w:val="Hyperlink"/>
-            <w:noProof w:val="0"/>
-            <w:lang w:val="en-US"/>
           </w:rPr>
           <w:t>Whistleblower | Spy</w:t>
         </w:r>
@@ -363,7 +245,7 @@
         <w:tblLook w:val="06A0" w:firstRow="1" w:lastRow="0" w:firstColumn="1" w:lastColumn="0" w:noHBand="1" w:noVBand="1"/>
       </w:tblPr>
       <w:tblGrid>
-        <w:gridCol w:w="9360"/>
+        <w:gridCol w:w="9350"/>
       </w:tblGrid>
       <w:tr>
         <w:trPr>
@@ -372,62 +254,20 @@
         <w:tc>
           <w:tcPr>
             <w:tcW w:w="9360" w:type="dxa"/>
-            <w:tcMar/>
           </w:tcPr>
+          <w:p/>
+          <w:p/>
+          <w:p/>
+          <w:p/>
+          <w:p/>
+          <w:p/>
+          <w:p/>
+          <w:p/>
+          <w:p/>
           <w:p>
             <w:pPr>
-              <w:pStyle w:val="Normal"/>
-            </w:pPr>
-          </w:p>
-          <w:p>
-            <w:pPr>
-              <w:pStyle w:val="Normal"/>
-            </w:pPr>
-          </w:p>
-          <w:p>
-            <w:pPr>
-              <w:pStyle w:val="Normal"/>
-            </w:pPr>
-          </w:p>
-          <w:p>
-            <w:pPr>
-              <w:pStyle w:val="Normal"/>
-            </w:pPr>
-          </w:p>
-          <w:p>
-            <w:pPr>
-              <w:pStyle w:val="Normal"/>
-            </w:pPr>
-          </w:p>
-          <w:p>
-            <w:pPr>
-              <w:pStyle w:val="Normal"/>
-            </w:pPr>
-          </w:p>
-          <w:p>
-            <w:pPr>
-              <w:pStyle w:val="Normal"/>
-            </w:pPr>
-          </w:p>
-          <w:p>
-            <w:pPr>
-              <w:pStyle w:val="Normal"/>
-            </w:pPr>
-          </w:p>
-          <w:p>
-            <w:pPr>
-              <w:pStyle w:val="Normal"/>
-            </w:pPr>
-          </w:p>
-          <w:p>
-            <w:pPr>
-              <w:pStyle w:val="Normal"/>
               <w:rPr>
-                <w:rFonts w:ascii="Aptos" w:hAnsi="Aptos" w:eastAsia="Aptos" w:cs="Aptos"/>
-                <w:noProof w:val="0"/>
-                <w:sz w:val="24"/>
-                <w:szCs w:val="24"/>
-                <w:lang w:val="en-US"/>
+                <w:rFonts w:ascii="Aptos" w:eastAsia="Aptos" w:hAnsi="Aptos" w:cs="Aptos"/>
               </w:rPr>
             </w:pPr>
           </w:p>
@@ -436,39 +276,45 @@
     </w:tbl>
     <w:p>
       <w:pPr>
-        <w:pStyle w:val="Normal"/>
-        <w:suppressLineNumbers w:val="0"/>
-        <w:bidi w:val="0"/>
-        <w:spacing w:before="0" w:beforeAutospacing="off" w:after="160" w:afterAutospacing="off" w:line="279" w:lineRule="auto"/>
-        <w:ind w:left="0" w:right="0"/>
-        <w:jc w:val="left"/>
         <w:rPr>
-          <w:rFonts w:ascii="Aptos" w:hAnsi="Aptos" w:eastAsia="Aptos" w:cs="Aptos"/>
-          <w:noProof w:val="0"/>
-          <w:sz w:val="24"/>
-          <w:szCs w:val="24"/>
-          <w:lang w:val="en-US"/>
+          <w:rFonts w:ascii="Aptos" w:eastAsia="Aptos" w:hAnsi="Aptos" w:cs="Aptos"/>
         </w:rPr>
       </w:pPr>
     </w:p>
     <w:p>
       <w:pPr>
+        <w:rPr>
+          <w:rFonts w:ascii="Aptos" w:eastAsia="Aptos" w:hAnsi="Aptos" w:cs="Aptos"/>
+        </w:rPr>
+      </w:pPr>
+      <w:r>
+        <w:rPr>
+          <w:rFonts w:ascii="Aptos" w:eastAsia="Aptos" w:hAnsi="Aptos" w:cs="Aptos"/>
+        </w:rPr>
+        <w:br w:type="page"/>
+      </w:r>
+    </w:p>
+    <w:p>
+      <w:pPr>
+        <w:rPr>
+          <w:rFonts w:ascii="Aptos" w:eastAsia="Aptos" w:hAnsi="Aptos" w:cs="Aptos"/>
+        </w:rPr>
+      </w:pPr>
+    </w:p>
+    <w:p>
+      <w:pPr>
         <w:pStyle w:val="Heading2"/>
       </w:pPr>
-      <w:hyperlink r:id="R091a51eb54cc4162">
+      <w:hyperlink r:id="rId9">
         <w:r>
           <w:rPr>
             <w:rStyle w:val="Hyperlink"/>
-            <w:noProof w:val="0"/>
-            <w:lang w:val="en-US"/>
           </w:rPr>
           <w:t>Merkle Puzzle</w:t>
         </w:r>
         <w:r>
           <w:rPr>
             <w:rStyle w:val="Hyperlink"/>
-            <w:noProof w:val="0"/>
-            <w:lang w:val="en-US"/>
           </w:rPr>
           <w:t>s</w:t>
         </w:r>
@@ -481,7 +327,7 @@
         <w:tblLook w:val="06A0" w:firstRow="1" w:lastRow="0" w:firstColumn="1" w:lastColumn="0" w:noHBand="1" w:noVBand="1"/>
       </w:tblPr>
       <w:tblGrid>
-        <w:gridCol w:w="9360"/>
+        <w:gridCol w:w="9350"/>
       </w:tblGrid>
       <w:tr>
         <w:trPr>
@@ -490,62 +336,20 @@
         <w:tc>
           <w:tcPr>
             <w:tcW w:w="9360" w:type="dxa"/>
-            <w:tcMar/>
           </w:tcPr>
+          <w:p/>
+          <w:p/>
+          <w:p/>
+          <w:p/>
+          <w:p/>
+          <w:p/>
+          <w:p/>
+          <w:p/>
+          <w:p/>
           <w:p>
             <w:pPr>
-              <w:pStyle w:val="Normal"/>
-            </w:pPr>
-          </w:p>
-          <w:p>
-            <w:pPr>
-              <w:pStyle w:val="Normal"/>
-            </w:pPr>
-          </w:p>
-          <w:p>
-            <w:pPr>
-              <w:pStyle w:val="Normal"/>
-            </w:pPr>
-          </w:p>
-          <w:p>
-            <w:pPr>
-              <w:pStyle w:val="Normal"/>
-            </w:pPr>
-          </w:p>
-          <w:p>
-            <w:pPr>
-              <w:pStyle w:val="Normal"/>
-            </w:pPr>
-          </w:p>
-          <w:p>
-            <w:pPr>
-              <w:pStyle w:val="Normal"/>
-            </w:pPr>
-          </w:p>
-          <w:p>
-            <w:pPr>
-              <w:pStyle w:val="Normal"/>
-            </w:pPr>
-          </w:p>
-          <w:p>
-            <w:pPr>
-              <w:pStyle w:val="Normal"/>
-            </w:pPr>
-          </w:p>
-          <w:p>
-            <w:pPr>
-              <w:pStyle w:val="Normal"/>
-            </w:pPr>
-          </w:p>
-          <w:p>
-            <w:pPr>
-              <w:pStyle w:val="Normal"/>
               <w:rPr>
-                <w:rFonts w:ascii="Aptos" w:hAnsi="Aptos" w:eastAsia="Aptos" w:cs="Aptos"/>
-                <w:noProof w:val="0"/>
-                <w:sz w:val="24"/>
-                <w:szCs w:val="24"/>
-                <w:lang w:val="en-US"/>
+                <w:rFonts w:ascii="Aptos" w:eastAsia="Aptos" w:hAnsi="Aptos" w:cs="Aptos"/>
               </w:rPr>
             </w:pPr>
           </w:p>
@@ -554,35 +358,20 @@
     </w:tbl>
     <w:p>
       <w:pPr>
-        <w:pStyle w:val="Normal"/>
-        <w:suppressLineNumbers w:val="0"/>
-        <w:bidi w:val="0"/>
-        <w:spacing w:before="0" w:beforeAutospacing="off" w:after="160" w:afterAutospacing="off" w:line="279" w:lineRule="auto"/>
-        <w:ind w:left="0" w:right="0"/>
-        <w:jc w:val="left"/>
         <w:rPr>
-          <w:rFonts w:ascii="Aptos" w:hAnsi="Aptos" w:eastAsia="Aptos" w:cs="Aptos"/>
-          <w:noProof w:val="0"/>
-          <w:sz w:val="24"/>
-          <w:szCs w:val="24"/>
-          <w:lang w:val="en-US"/>
+          <w:rFonts w:ascii="Aptos" w:eastAsia="Aptos" w:hAnsi="Aptos" w:cs="Aptos"/>
         </w:rPr>
       </w:pPr>
     </w:p>
     <w:p>
       <w:pPr>
         <w:pStyle w:val="Heading2"/>
-        <w:suppressLineNumbers w:val="0"/>
-        <w:bidi w:val="0"/>
-        <w:spacing w:before="0" w:beforeAutospacing="off" w:after="160" w:afterAutospacing="off" w:line="279" w:lineRule="auto"/>
-        <w:ind/>
-      </w:pPr>
-      <w:hyperlink r:id="Rabbbb84988104e0b">
+        <w:spacing w:before="0" w:after="160"/>
+      </w:pPr>
+      <w:hyperlink r:id="rId10">
         <w:r>
           <w:rPr>
             <w:rStyle w:val="Hyperlink"/>
-            <w:noProof w:val="0"/>
-            <w:lang w:val="en-US"/>
           </w:rPr>
           <w:t>Learn how RSA works</w:t>
         </w:r>
@@ -595,7 +384,7 @@
         <w:tblLook w:val="06A0" w:firstRow="1" w:lastRow="0" w:firstColumn="1" w:lastColumn="0" w:noHBand="1" w:noVBand="1"/>
       </w:tblPr>
       <w:tblGrid>
-        <w:gridCol w:w="9360"/>
+        <w:gridCol w:w="9350"/>
       </w:tblGrid>
       <w:tr>
         <w:trPr>
@@ -604,64 +393,22 @@
         <w:tc>
           <w:tcPr>
             <w:tcW w:w="9360" w:type="dxa"/>
-            <w:tcMar/>
           </w:tcPr>
-          <w:p>
-            <w:pPr>
-              <w:pStyle w:val="Normal"/>
-            </w:pPr>
-          </w:p>
-          <w:p>
-            <w:pPr>
-              <w:pStyle w:val="Normal"/>
-            </w:pPr>
-          </w:p>
-          <w:p>
-            <w:pPr>
-              <w:pStyle w:val="Normal"/>
-            </w:pPr>
-          </w:p>
-          <w:p>
-            <w:pPr>
-              <w:pStyle w:val="Normal"/>
-            </w:pPr>
-          </w:p>
-          <w:p>
-            <w:pPr>
-              <w:pStyle w:val="Normal"/>
-            </w:pPr>
-          </w:p>
-          <w:p>
-            <w:pPr>
-              <w:pStyle w:val="Normal"/>
-            </w:pPr>
-          </w:p>
-          <w:p>
-            <w:pPr>
-              <w:pStyle w:val="Normal"/>
-            </w:pPr>
-          </w:p>
-          <w:p>
-            <w:pPr>
-              <w:pStyle w:val="Normal"/>
-            </w:pPr>
-          </w:p>
-          <w:p>
-            <w:pPr>
-              <w:pStyle w:val="Normal"/>
-            </w:pPr>
-          </w:p>
-          <w:p>
-            <w:pPr>
-              <w:pStyle w:val="Normal"/>
-            </w:pPr>
-          </w:p>
+          <w:p/>
+          <w:p/>
+          <w:p/>
+          <w:p/>
+          <w:p/>
+          <w:p/>
+          <w:p/>
+          <w:p/>
+          <w:p/>
+          <w:p/>
         </w:tc>
       </w:tr>
     </w:tbl>
     <w:p>
       <w:pPr>
-        <w:pStyle w:val="Normal"/>
         <w:ind w:left="720"/>
       </w:pPr>
     </w:p>
@@ -670,65 +417,40 @@
         <w:pStyle w:val="Heading1"/>
         <w:numPr>
           <w:ilvl w:val="0"/>
-          <w:numId w:val="3"/>
+          <w:numId w:val="1"/>
         </w:numPr>
-        <w:suppressLineNumbers w:val="0"/>
-        <w:bidi w:val="0"/>
-        <w:spacing w:before="360" w:beforeAutospacing="off" w:after="80" w:afterAutospacing="off" w:line="279" w:lineRule="auto"/>
-        <w:ind w:right="0"/>
-        <w:jc w:val="left"/>
         <w:rPr>
-          <w:b w:val="1"/>
-          <w:bCs w:val="1"/>
+          <w:b/>
+          <w:bCs/>
         </w:rPr>
       </w:pPr>
       <w:r>
         <w:rPr>
-          <w:b w:val="1"/>
-          <w:bCs w:val="1"/>
+          <w:b/>
+          <w:bCs/>
         </w:rPr>
         <w:t>Extended</w:t>
       </w:r>
     </w:p>
     <w:p>
       <w:pPr>
-        <w:keepNext w:val="1"/>
-        <w:keepLines w:val="1"/>
-        <w:bidi w:val="0"/>
+        <w:keepNext/>
+        <w:keepLines/>
         <w:spacing w:before="160" w:after="80"/>
-        <w:ind w:left="0"/>
         <w:rPr>
-          <w:rFonts w:ascii="Aptos Display" w:hAnsi="Aptos Display" w:eastAsia="Aptos Display" w:cs="Aptos Display" w:asciiTheme="majorAscii" w:hAnsiTheme="majorAscii" w:eastAsiaTheme="majorAscii" w:cstheme="majorAscii"/>
-          <w:b w:val="0"/>
-          <w:bCs w:val="0"/>
-          <w:i w:val="0"/>
-          <w:iCs w:val="0"/>
-          <w:caps w:val="0"/>
-          <w:smallCaps w:val="0"/>
-          <w:noProof w:val="0"/>
-          <w:color w:val="0F4761" w:themeColor="accent1" w:themeTint="FF" w:themeShade="BF"/>
+          <w:rFonts w:asciiTheme="majorHAnsi" w:eastAsiaTheme="majorEastAsia" w:hAnsiTheme="majorHAnsi" w:cstheme="majorBidi"/>
+          <w:color w:val="0F4761" w:themeColor="accent1" w:themeShade="BF"/>
           <w:sz w:val="32"/>
           <w:szCs w:val="32"/>
-          <w:lang w:val="en-US"/>
         </w:rPr>
       </w:pPr>
-      <w:hyperlink r:id="Rc8ed29acc2884aeb">
+      <w:hyperlink r:id="rId11">
         <w:r>
           <w:rPr>
             <w:rStyle w:val="Hyperlink"/>
-            <w:rFonts w:ascii="Aptos Display" w:hAnsi="Aptos Display" w:eastAsia="Aptos Display" w:cs="Aptos Display" w:asciiTheme="majorAscii" w:hAnsiTheme="majorAscii" w:eastAsiaTheme="majorAscii" w:cstheme="majorAscii"/>
-            <w:b w:val="0"/>
-            <w:bCs w:val="0"/>
-            <w:i w:val="0"/>
-            <w:iCs w:val="0"/>
-            <w:caps w:val="0"/>
-            <w:smallCaps w:val="0"/>
-            <w:strike w:val="0"/>
-            <w:dstrike w:val="0"/>
-            <w:noProof w:val="0"/>
+            <w:rFonts w:asciiTheme="majorHAnsi" w:eastAsiaTheme="majorEastAsia" w:hAnsiTheme="majorHAnsi" w:cstheme="majorBidi"/>
             <w:sz w:val="32"/>
             <w:szCs w:val="32"/>
-            <w:lang w:val="en-US"/>
           </w:rPr>
           <w:t>Week 4 Extension Wargames</w:t>
         </w:r>
@@ -737,12 +459,11 @@
     <w:tbl>
       <w:tblPr>
         <w:tblStyle w:val="TableGrid"/>
-        <w:bidiVisual w:val="0"/>
         <w:tblW w:w="0" w:type="auto"/>
         <w:tblLook w:val="06A0" w:firstRow="1" w:lastRow="0" w:firstColumn="1" w:lastColumn="0" w:noHBand="1" w:noVBand="1"/>
       </w:tblPr>
       <w:tblGrid>
-        <w:gridCol w:w="9360"/>
+        <w:gridCol w:w="9350"/>
       </w:tblGrid>
       <w:tr>
         <w:trPr>
@@ -751,121 +472,188 @@
         <w:tc>
           <w:tcPr>
             <w:tcW w:w="9360" w:type="dxa"/>
-            <w:tcMar/>
           </w:tcPr>
           <w:p>
             <w:pPr>
-              <w:pStyle w:val="Normal"/>
+              <w:rPr>
+                <w:b/>
+                <w:bCs/>
+                <w:u w:val="single"/>
+              </w:rPr>
             </w:pPr>
+            <w:r>
+              <w:rPr>
+                <w:b/>
+                <w:bCs/>
+                <w:u w:val="single"/>
+              </w:rPr>
+              <w:t>BOF 1:</w:t>
+            </w:r>
           </w:p>
           <w:p>
             <w:pPr>
-              <w:pStyle w:val="Normal"/>
+              <w:pStyle w:val="ListParagraph"/>
+              <w:numPr>
+                <w:ilvl w:val="0"/>
+                <w:numId w:val="10"/>
+              </w:numPr>
             </w:pPr>
+            <w:r>
+              <w:t xml:space="preserve">The void function pointer was assigned above </w:t>
+            </w:r>
+            <w:r>
+              <w:t>input array meaning that it is nex</w:t>
+            </w:r>
+            <w:r>
+              <w:t>t geg</w:t>
+            </w:r>
+          </w:p>
+          <w:p/>
+          <w:p>
+            <w:r>
+              <w:rPr>
+                <w:noProof/>
+              </w:rPr>
+              <w:drawing>
+                <wp:inline distT="0" distB="0" distL="0" distR="0" wp14:anchorId="0B8619BA" wp14:editId="3295A55A">
+                  <wp:extent cx="4997707" cy="825542"/>
+                  <wp:effectExtent l="0" t="0" r="0" b="0"/>
+                  <wp:docPr id="1912069506" name="Picture 1"/>
+                  <wp:cNvGraphicFramePr>
+                    <a:graphicFrameLocks xmlns:a="http://schemas.openxmlformats.org/drawingml/2006/main" noChangeAspect="1"/>
+                  </wp:cNvGraphicFramePr>
+                  <a:graphic xmlns:a="http://schemas.openxmlformats.org/drawingml/2006/main">
+                    <a:graphicData uri="http://schemas.openxmlformats.org/drawingml/2006/picture">
+                      <pic:pic xmlns:pic="http://schemas.openxmlformats.org/drawingml/2006/picture">
+                        <pic:nvPicPr>
+                          <pic:cNvPr id="1912069506" name=""/>
+                          <pic:cNvPicPr/>
+                        </pic:nvPicPr>
+                        <pic:blipFill>
+                          <a:blip r:embed="rId12"/>
+                          <a:stretch>
+                            <a:fillRect/>
+                          </a:stretch>
+                        </pic:blipFill>
+                        <pic:spPr>
+                          <a:xfrm>
+                            <a:off x="0" y="0"/>
+                            <a:ext cx="4997707" cy="825542"/>
+                          </a:xfrm>
+                          <a:prstGeom prst="rect">
+                            <a:avLst/>
+                          </a:prstGeom>
+                        </pic:spPr>
+                      </pic:pic>
+                    </a:graphicData>
+                  </a:graphic>
+                </wp:inline>
+              </w:drawing>
+            </w:r>
+          </w:p>
+          <w:p/>
+          <w:p/>
+          <w:p>
+            <w:pPr>
+              <w:rPr>
+                <w:b/>
+                <w:bCs/>
+                <w:u w:val="single"/>
+              </w:rPr>
+            </w:pPr>
+            <w:r>
+              <w:rPr>
+                <w:b/>
+                <w:bCs/>
+                <w:u w:val="single"/>
+              </w:rPr>
+              <w:t>BOF2:</w:t>
+            </w:r>
           </w:p>
           <w:p>
-            <w:pPr>
-              <w:pStyle w:val="Normal"/>
-            </w:pPr>
+            <w:r>
+              <w:rPr>
+                <w:noProof/>
+              </w:rPr>
+              <w:drawing>
+                <wp:inline distT="0" distB="0" distL="0" distR="0" wp14:anchorId="748AE397" wp14:editId="0F49FD50">
+                  <wp:extent cx="5943600" cy="899160"/>
+                  <wp:effectExtent l="0" t="0" r="0" b="0"/>
+                  <wp:docPr id="2097583977" name="Picture 1"/>
+                  <wp:cNvGraphicFramePr>
+                    <a:graphicFrameLocks xmlns:a="http://schemas.openxmlformats.org/drawingml/2006/main" noChangeAspect="1"/>
+                  </wp:cNvGraphicFramePr>
+                  <a:graphic xmlns:a="http://schemas.openxmlformats.org/drawingml/2006/main">
+                    <a:graphicData uri="http://schemas.openxmlformats.org/drawingml/2006/picture">
+                      <pic:pic xmlns:pic="http://schemas.openxmlformats.org/drawingml/2006/picture">
+                        <pic:nvPicPr>
+                          <pic:cNvPr id="2097583977" name=""/>
+                          <pic:cNvPicPr/>
+                        </pic:nvPicPr>
+                        <pic:blipFill>
+                          <a:blip r:embed="rId13"/>
+                          <a:stretch>
+                            <a:fillRect/>
+                          </a:stretch>
+                        </pic:blipFill>
+                        <pic:spPr>
+                          <a:xfrm>
+                            <a:off x="0" y="0"/>
+                            <a:ext cx="5943600" cy="899160"/>
+                          </a:xfrm>
+                          <a:prstGeom prst="rect">
+                            <a:avLst/>
+                          </a:prstGeom>
+                        </pic:spPr>
+                      </pic:pic>
+                    </a:graphicData>
+                  </a:graphic>
+                </wp:inline>
+              </w:drawing>
+            </w:r>
           </w:p>
-          <w:p>
-            <w:pPr>
-              <w:pStyle w:val="Normal"/>
-            </w:pPr>
-          </w:p>
-          <w:p>
-            <w:pPr>
-              <w:pStyle w:val="Normal"/>
-            </w:pPr>
-          </w:p>
-          <w:p>
-            <w:pPr>
-              <w:pStyle w:val="Normal"/>
-            </w:pPr>
-          </w:p>
-          <w:p>
-            <w:pPr>
-              <w:pStyle w:val="Normal"/>
-            </w:pPr>
-          </w:p>
-          <w:p>
-            <w:pPr>
-              <w:pStyle w:val="Normal"/>
-            </w:pPr>
-          </w:p>
-          <w:p>
-            <w:pPr>
-              <w:pStyle w:val="Normal"/>
-            </w:pPr>
-          </w:p>
-          <w:p>
-            <w:pPr>
-              <w:pStyle w:val="Normal"/>
-            </w:pPr>
-          </w:p>
+          <w:p/>
+          <w:p/>
+          <w:p/>
+          <w:p/>
         </w:tc>
       </w:tr>
     </w:tbl>
-    <w:p>
-      <w:pPr>
-        <w:pStyle w:val="Normal"/>
-        <w:suppressLineNumbers w:val="0"/>
-        <w:bidi w:val="0"/>
-        <w:spacing w:before="0" w:beforeAutospacing="off" w:after="160" w:afterAutospacing="off" w:line="279" w:lineRule="auto"/>
-        <w:ind w:left="0" w:right="0"/>
-        <w:jc w:val="left"/>
-      </w:pPr>
-    </w:p>
+    <w:p/>
     <w:p>
       <w:pPr>
         <w:pStyle w:val="Heading1"/>
         <w:numPr>
           <w:ilvl w:val="0"/>
-          <w:numId w:val="3"/>
+          <w:numId w:val="1"/>
         </w:numPr>
-        <w:suppressLineNumbers w:val="0"/>
-        <w:bidi w:val="0"/>
-        <w:spacing w:before="360" w:beforeAutospacing="off" w:after="80" w:afterAutospacing="off" w:line="279" w:lineRule="auto"/>
-        <w:ind w:right="0"/>
-        <w:jc w:val="left"/>
         <w:rPr>
-          <w:b w:val="1"/>
-          <w:bCs w:val="1"/>
+          <w:b/>
+          <w:bCs/>
         </w:rPr>
       </w:pPr>
       <w:r>
         <w:rPr>
-          <w:b w:val="1"/>
-          <w:bCs w:val="1"/>
+          <w:b/>
+          <w:bCs/>
         </w:rPr>
-        <w:t>A</w:t>
-      </w:r>
-      <w:r>
-        <w:rPr>
-          <w:b w:val="1"/>
-          <w:bCs w:val="1"/>
-        </w:rPr>
-        <w:t>nalysis and Reflection</w:t>
+        <w:t>Analysis and Reflection</w:t>
       </w:r>
     </w:p>
     <w:p>
       <w:pPr>
         <w:pStyle w:val="Heading2"/>
       </w:pPr>
-      <w:hyperlink r:id="R6e1017ca09ba49fd">
+      <w:hyperlink r:id="rId14">
         <w:r>
           <w:rPr>
             <w:rStyle w:val="Hyperlink"/>
-            <w:noProof w:val="0"/>
-            <w:lang w:val="en-US"/>
           </w:rPr>
           <w:t xml:space="preserve">Tutorial </w:t>
         </w:r>
         <w:r>
           <w:rPr>
             <w:rStyle w:val="Hyperlink"/>
-            <w:noProof w:val="0"/>
-            <w:lang w:val="en-US"/>
           </w:rPr>
           <w:t>4: Johnny Cab</w:t>
         </w:r>
@@ -878,7 +666,7 @@
         <w:tblLook w:val="06A0" w:firstRow="1" w:lastRow="0" w:firstColumn="1" w:lastColumn="0" w:noHBand="1" w:noVBand="1"/>
       </w:tblPr>
       <w:tblGrid>
-        <w:gridCol w:w="9360"/>
+        <w:gridCol w:w="9350"/>
       </w:tblGrid>
       <w:tr>
         <w:trPr>
@@ -887,91 +675,362 @@
         <w:tc>
           <w:tcPr>
             <w:tcW w:w="9360" w:type="dxa"/>
-            <w:tcMar/>
           </w:tcPr>
+          <w:p/>
+          <w:p>
+            <w:r>
+              <w:t xml:space="preserve">In this </w:t>
+            </w:r>
+            <w:r>
+              <w:t>week’s</w:t>
+            </w:r>
+            <w:r>
+              <w:t xml:space="preserve"> </w:t>
+            </w:r>
+            <w:r>
+              <w:t>tutorial</w:t>
+            </w:r>
+            <w:r>
+              <w:t>,</w:t>
+            </w:r>
+            <w:r>
+              <w:t xml:space="preserve"> </w:t>
+            </w:r>
+            <w:r>
+              <w:t>w</w:t>
+            </w:r>
+            <w:r>
+              <w:t xml:space="preserve">e </w:t>
+            </w:r>
+            <w:r>
+              <w:t>completed</w:t>
+            </w:r>
+            <w:r>
+              <w:t xml:space="preserve"> a practice </w:t>
+            </w:r>
+            <w:r>
+              <w:t>exam requiring</w:t>
+            </w:r>
+            <w:r>
+              <w:t xml:space="preserve"> a sec</w:t>
+            </w:r>
+            <w:r>
+              <w:t xml:space="preserve">urity presentation </w:t>
+            </w:r>
+            <w:r>
+              <w:t>on</w:t>
+            </w:r>
+            <w:r>
+              <w:t xml:space="preserve"> </w:t>
+            </w:r>
+            <w:r>
+              <w:t>driverless cars</w:t>
+            </w:r>
+            <w:r>
+              <w:t xml:space="preserve"> from either</w:t>
+            </w:r>
+            <w:r>
+              <w:t xml:space="preserve"> a </w:t>
+            </w:r>
+            <w:r>
+              <w:t>government or</w:t>
+            </w:r>
+            <w:r>
+              <w:t xml:space="preserve"> comp</w:t>
+            </w:r>
+            <w:r>
+              <w:t>any</w:t>
+            </w:r>
+            <w:r>
+              <w:t xml:space="preserve"> perspective.</w:t>
+            </w:r>
+            <w:r>
+              <w:t xml:space="preserve"> </w:t>
+            </w:r>
+            <w:r>
+              <w:t>I initially</w:t>
+            </w:r>
+            <w:r>
+              <w:t xml:space="preserve"> misunderstood th</w:t>
+            </w:r>
+            <w:r>
+              <w:t xml:space="preserve">e </w:t>
+            </w:r>
+            <w:r>
+              <w:t>task</w:t>
+            </w:r>
+            <w:r>
+              <w:t xml:space="preserve"> </w:t>
+            </w:r>
+            <w:r>
+              <w:t xml:space="preserve">and </w:t>
+            </w:r>
+            <w:r>
+              <w:t>argued</w:t>
+            </w:r>
+            <w:r>
+              <w:t xml:space="preserve"> from</w:t>
+            </w:r>
+            <w:r>
+              <w:t xml:space="preserve"> a car </w:t>
+            </w:r>
+            <w:r>
+              <w:t xml:space="preserve">company </w:t>
+            </w:r>
+            <w:r>
+              <w:t xml:space="preserve">representative’s view, which made my response more </w:t>
+            </w:r>
+            <w:r>
+              <w:t xml:space="preserve">one-sided </w:t>
+            </w:r>
+            <w:r>
+              <w:t xml:space="preserve">than </w:t>
+            </w:r>
+            <w:r>
+              <w:t>balanced</w:t>
+            </w:r>
+            <w:r>
+              <w:t>.</w:t>
+            </w:r>
+          </w:p>
+          <w:p/>
           <w:p>
             <w:pPr>
-              <w:pStyle w:val="Normal"/>
+              <w:pStyle w:val="ListParagraph"/>
+              <w:numPr>
+                <w:ilvl w:val="0"/>
+                <w:numId w:val="5"/>
+              </w:numPr>
+              <w:spacing w:after="160" w:line="279" w:lineRule="auto"/>
             </w:pPr>
+            <w:r>
+              <w:t>A</w:t>
+            </w:r>
+            <w:r>
+              <w:t xml:space="preserve"> key </w:t>
+            </w:r>
+            <w:r>
+              <w:t>issue</w:t>
+            </w:r>
+            <w:r>
+              <w:t xml:space="preserve"> </w:t>
+            </w:r>
+            <w:r>
+              <w:t xml:space="preserve">was </w:t>
+            </w:r>
+            <w:r>
+              <w:t>the</w:t>
+            </w:r>
+            <w:r>
+              <w:t xml:space="preserve"> </w:t>
+            </w:r>
+            <w:r>
+              <w:t xml:space="preserve">difference </w:t>
+            </w:r>
+            <w:r>
+              <w:t xml:space="preserve">between </w:t>
+            </w:r>
+            <w:r>
+              <w:t>government</w:t>
+            </w:r>
+            <w:r>
+              <w:t xml:space="preserve"> and </w:t>
+            </w:r>
+            <w:r>
+              <w:t xml:space="preserve">company </w:t>
+            </w:r>
+            <w:r>
+              <w:t>priorities</w:t>
+            </w:r>
+            <w:r>
+              <w:t>. Companies focus</w:t>
+            </w:r>
+            <w:r>
+              <w:t xml:space="preserve"> on public safety</w:t>
+            </w:r>
+            <w:r>
+              <w:t>,</w:t>
+            </w:r>
+            <w:r>
+              <w:t xml:space="preserve"> intellectual property</w:t>
+            </w:r>
+            <w:r>
+              <w:t>,</w:t>
+            </w:r>
+            <w:r>
+              <w:t xml:space="preserve"> and technology</w:t>
+            </w:r>
+            <w:r>
+              <w:t xml:space="preserve"> protection, while governments prioritise </w:t>
+            </w:r>
+            <w:r>
+              <w:t xml:space="preserve">public health, national security, and </w:t>
+            </w:r>
+            <w:r>
+              <w:t>infrastructure</w:t>
+            </w:r>
+            <w:r>
+              <w:t xml:space="preserve"> risks.</w:t>
+            </w:r>
+            <w:r>
+              <w:t xml:space="preserve"> </w:t>
+            </w:r>
+            <w:r>
+              <w:t xml:space="preserve">I </w:t>
+            </w:r>
+            <w:r>
+              <w:t xml:space="preserve">agreed with </w:t>
+            </w:r>
+            <w:r>
+              <w:t xml:space="preserve">most of </w:t>
+            </w:r>
+            <w:r>
+              <w:t>this</w:t>
+            </w:r>
+            <w:r>
+              <w:t xml:space="preserve">, </w:t>
+            </w:r>
+            <w:r>
+              <w:t>but</w:t>
+            </w:r>
+            <w:r>
+              <w:t xml:space="preserve"> </w:t>
+            </w:r>
+            <w:r>
+              <w:t>questioned whether companies truly</w:t>
+            </w:r>
+            <w:r>
+              <w:t xml:space="preserve"> prioritise citizen</w:t>
+            </w:r>
+            <w:r>
+              <w:t xml:space="preserve"> </w:t>
+            </w:r>
+            <w:r>
+              <w:t xml:space="preserve">safety over </w:t>
+            </w:r>
+            <w:r>
+              <w:t>technology. In safety-critical systems</w:t>
+            </w:r>
+            <w:r>
+              <w:t xml:space="preserve"> like</w:t>
+            </w:r>
+            <w:r>
+              <w:t xml:space="preserve"> vehicles, type 1 and type 2 errors can </w:t>
+            </w:r>
+            <w:r>
+              <w:t>be dangerous, yet</w:t>
+            </w:r>
+            <w:r>
+              <w:t xml:space="preserve"> companies may optimise between them in ways that </w:t>
+            </w:r>
+            <w:r>
+              <w:t>trade off</w:t>
+            </w:r>
+            <w:r>
+              <w:t xml:space="preserve"> safety </w:t>
+            </w:r>
+            <w:r>
+              <w:t>for</w:t>
+            </w:r>
+            <w:r>
+              <w:t xml:space="preserve"> profit, speed to market, and first-mover advantage.</w:t>
+            </w:r>
           </w:p>
           <w:p>
             <w:pPr>
-              <w:pStyle w:val="Normal"/>
+              <w:pStyle w:val="ListParagraph"/>
+              <w:numPr>
+                <w:ilvl w:val="0"/>
+                <w:numId w:val="5"/>
+              </w:numPr>
+              <w:spacing w:after="160" w:line="279" w:lineRule="auto"/>
             </w:pPr>
+            <w:r>
+              <w:t xml:space="preserve">The discussion also focused heavily on autonomous vehicles as threats, which I found unbalanced. Security analysis should consider both the risks a technology introduces and the risks it reduces, as seen with tools like firewalls and encryption. Autonomous vehicles could </w:t>
+            </w:r>
+            <w:r>
+              <w:t>reduce road degradation</w:t>
+            </w:r>
+            <w:r>
+              <w:t>,</w:t>
+            </w:r>
+            <w:r>
+              <w:t xml:space="preserve"> improve </w:t>
+            </w:r>
+            <w:r>
+              <w:t xml:space="preserve">infrastructure </w:t>
+            </w:r>
+            <w:r>
+              <w:t xml:space="preserve">use </w:t>
+            </w:r>
+            <w:r>
+              <w:t>through live route optimisation</w:t>
+            </w:r>
+            <w:r>
+              <w:t>, and redirect</w:t>
+            </w:r>
+            <w:r>
+              <w:t xml:space="preserve"> traffic </w:t>
+            </w:r>
+            <w:r>
+              <w:t xml:space="preserve">around </w:t>
+            </w:r>
+            <w:r>
+              <w:t>hazards in real time</w:t>
+            </w:r>
+            <w:r>
+              <w:t>, strengthening</w:t>
+            </w:r>
+            <w:r>
+              <w:t xml:space="preserve"> infrastructure resilience</w:t>
+            </w:r>
+            <w:r>
+              <w:t xml:space="preserve"> and national security</w:t>
+            </w:r>
+            <w:r>
+              <w:t>.</w:t>
+            </w:r>
           </w:p>
           <w:p>
             <w:pPr>
-              <w:pStyle w:val="Normal"/>
+              <w:pStyle w:val="ListParagraph"/>
+              <w:numPr>
+                <w:ilvl w:val="0"/>
+                <w:numId w:val="5"/>
+              </w:numPr>
             </w:pPr>
+            <w:r>
+              <w:t xml:space="preserve">From the feedback it received that I also need to write my responses with a more balanced perspective to give a diverse range of view and arguments. I agree with this since I can see how this improves to show the depth of your analysis and course content understanding. </w:t>
+            </w:r>
           </w:p>
-          <w:p>
-            <w:pPr>
-              <w:pStyle w:val="Normal"/>
-            </w:pPr>
-          </w:p>
-          <w:p>
-            <w:pPr>
-              <w:pStyle w:val="Normal"/>
-            </w:pPr>
-          </w:p>
-          <w:p>
-            <w:pPr>
-              <w:pStyle w:val="Normal"/>
-            </w:pPr>
-          </w:p>
-          <w:p>
-            <w:pPr>
-              <w:pStyle w:val="Normal"/>
-            </w:pPr>
-          </w:p>
-          <w:p>
-            <w:pPr>
-              <w:pStyle w:val="Normal"/>
-            </w:pPr>
-          </w:p>
-          <w:p>
-            <w:pPr>
-              <w:pStyle w:val="Normal"/>
-            </w:pPr>
-          </w:p>
-          <w:p>
-            <w:pPr>
-              <w:pStyle w:val="Normal"/>
-            </w:pPr>
-          </w:p>
+          <w:p/>
+          <w:p/>
+          <w:p/>
+          <w:p/>
+          <w:p/>
+          <w:p/>
+          <w:p/>
+          <w:p/>
         </w:tc>
       </w:tr>
     </w:tbl>
-    <w:p>
-      <w:pPr>
-        <w:pStyle w:val="Normal"/>
-        <w:suppressLineNumbers w:val="0"/>
-        <w:spacing w:before="0" w:beforeAutospacing="off" w:after="160" w:afterAutospacing="off" w:line="279" w:lineRule="auto"/>
-        <w:ind w:left="0" w:right="0"/>
-        <w:jc w:val="left"/>
-      </w:pPr>
-    </w:p>
+    <w:p/>
     <w:p>
       <w:pPr>
         <w:pStyle w:val="Heading1"/>
         <w:numPr>
           <w:ilvl w:val="0"/>
-          <w:numId w:val="3"/>
+          <w:numId w:val="1"/>
         </w:numPr>
-        <w:suppressLineNumbers w:val="0"/>
-        <w:bidi w:val="0"/>
-        <w:spacing w:before="360" w:beforeAutospacing="off" w:after="80" w:afterAutospacing="off" w:line="279" w:lineRule="auto"/>
-        <w:ind w:right="0"/>
-        <w:jc w:val="left"/>
         <w:rPr>
-          <w:b w:val="1"/>
-          <w:bCs w:val="1"/>
+          <w:b/>
+          <w:bCs/>
         </w:rPr>
       </w:pPr>
       <w:r>
         <w:rPr>
-          <w:b w:val="1"/>
-          <w:bCs w:val="1"/>
+          <w:b/>
+          <w:bCs/>
         </w:rPr>
         <w:t>Wrap up</w:t>
       </w:r>
@@ -979,61 +1038,57 @@
     <w:p>
       <w:pPr>
         <w:pStyle w:val="Heading2"/>
-        <w:ind w:firstLine="0"/>
       </w:pPr>
       <w:r>
-        <w:rPr/>
         <w:t>Submission Instructions</w:t>
       </w:r>
     </w:p>
     <w:p>
-      <w:pPr>
-        <w:pStyle w:val="Normal"/>
-        <w:suppressLineNumbers w:val="0"/>
-        <w:bidi w:val="0"/>
-        <w:spacing w:before="0" w:beforeAutospacing="off" w:after="160" w:afterAutospacing="off" w:line="279" w:lineRule="auto"/>
-        <w:ind w:left="0" w:right="0"/>
-        <w:jc w:val="left"/>
-      </w:pPr>
       <w:r>
-        <w:rPr/>
-        <w:t xml:space="preserve">To </w:t>
-      </w:r>
-      <w:r>
-        <w:rPr/>
-        <w:t>submit</w:t>
-      </w:r>
-      <w:r>
-        <w:rPr/>
-        <w:t xml:space="preserve"> a valid portfolio entry, complete the activities, save your work as a PDF, and upload it to the relevant </w:t>
-      </w:r>
-      <w:r>
-        <w:rPr/>
-        <w:t>week’s</w:t>
-      </w:r>
-      <w:r>
-        <w:rPr/>
-        <w:t xml:space="preserve"> submission page on Moodle.</w:t>
+        <w:t>To submit a valid portfolio entry, complete the activities, save your work as a PDF, and upload it to the relevant week’s submission page on Moodle.</w:t>
       </w:r>
     </w:p>
     <w:sectPr>
-      <w:pgSz w:w="12240" w:h="15840" w:orient="portrait"/>
+      <w:headerReference w:type="default" r:id="rId15"/>
+      <w:footerReference w:type="default" r:id="rId16"/>
+      <w:pgSz w:w="12240" w:h="15840"/>
       <w:pgMar w:top="1440" w:right="1440" w:bottom="1440" w:left="1440" w:header="720" w:footer="720" w:gutter="0"/>
       <w:cols w:space="720"/>
       <w:docGrid w:linePitch="360"/>
-      <w:headerReference w:type="default" r:id="R03666faaa53d494b"/>
-      <w:footerReference w:type="default" r:id="Rfe14a9136ddf4c8e"/>
     </w:sectPr>
   </w:body>
 </w:document>
 </file>
 
-<file path=word/footer.xml><?xml version="1.0" encoding="utf-8"?>
-<w:ftr xmlns:w14="http://schemas.microsoft.com/office/word/2010/wordml" xmlns:w="http://schemas.openxmlformats.org/wordprocessingml/2006/main">
+<file path=word/endnotes.xml><?xml version="1.0" encoding="utf-8"?>
+<w:endnotes xmlns:wpc="http://schemas.microsoft.com/office/word/2010/wordprocessingCanvas" xmlns:cx="http://schemas.microsoft.com/office/drawing/2014/chartex" xmlns:cx1="http://schemas.microsoft.com/office/drawing/2015/9/8/chartex" xmlns:cx2="http://schemas.microsoft.com/office/drawing/2015/10/21/chartex" xmlns:cx3="http://schemas.microsoft.com/office/drawing/2016/5/9/chartex" xmlns:cx4="http://schemas.microsoft.com/office/drawing/2016/5/10/chartex" xmlns:cx5="http://schemas.microsoft.com/office/drawing/2016/5/11/chartex" xmlns:cx6="http://schemas.microsoft.com/office/drawing/2016/5/12/chartex" xmlns:cx7="http://schemas.microsoft.com/office/drawing/2016/5/13/chartex" xmlns:cx8="http://schemas.microsoft.com/office/drawing/2016/5/14/chartex" xmlns:mc="http://schemas.openxmlformats.org/markup-compatibility/2006" xmlns:aink="http://schemas.microsoft.com/office/drawing/2016/ink" xmlns:am3d="http://schemas.microsoft.com/office/drawing/2017/model3d" xmlns:o="urn:schemas-microsoft-com:office:office" xmlns:oel="http://schemas.microsoft.com/office/2019/extlst" xmlns:r="http://schemas.openxmlformats.org/officeDocument/2006/relationships" xmlns:m="http://schemas.openxmlformats.org/officeDocument/2006/math" xmlns:v="urn:schemas-microsoft-com:vml" xmlns:wp14="http://schemas.microsoft.com/office/word/2010/wordprocessingDrawing" xmlns:wp="http://schemas.openxmlformats.org/drawingml/2006/wordprocessingDrawing" xmlns:w10="urn:schemas-microsoft-com:office:word" xmlns:w="http://schemas.openxmlformats.org/wordprocessingml/2006/main" xmlns:w14="http://schemas.microsoft.com/office/word/2010/wordml" xmlns:w15="http://schemas.microsoft.com/office/word/2012/wordml" xmlns:w16cex="http://schemas.microsoft.com/office/word/2018/wordml/cex" xmlns:w16cid="http://schemas.microsoft.com/office/word/2016/wordml/cid" xmlns:w16="http://schemas.microsoft.com/office/word/2018/wordml" xmlns:w16du="http://schemas.microsoft.com/office/word/2023/wordml/word16du" xmlns:w16sdtdh="http://schemas.microsoft.com/office/word/2020/wordml/sdtdatahash" xmlns:w16sdtfl="http://schemas.microsoft.com/office/word/2024/wordml/sdtformatlock" xmlns:w16se="http://schemas.microsoft.com/office/word/2015/wordml/symex" xmlns:wpg="http://schemas.microsoft.com/office/word/2010/wordprocessingGroup" xmlns:wpi="http://schemas.microsoft.com/office/word/2010/wordprocessingInk" xmlns:wne="http://schemas.microsoft.com/office/word/2006/wordml" xmlns:wps="http://schemas.microsoft.com/office/word/2010/wordprocessingShape" mc:Ignorable="w14 w15 w16se w16cid w16 w16cex w16sdtdh w16sdtfl w16du wp14">
+  <w:endnote w:type="separator" w:id="-1">
+    <w:p>
+      <w:pPr>
+        <w:spacing w:after="0" w:line="240" w:lineRule="auto"/>
+      </w:pPr>
+      <w:r>
+        <w:separator/>
+      </w:r>
+    </w:p>
+  </w:endnote>
+  <w:endnote w:type="continuationSeparator" w:id="0">
+    <w:p>
+      <w:pPr>
+        <w:spacing w:after="0" w:line="240" w:lineRule="auto"/>
+      </w:pPr>
+      <w:r>
+        <w:continuationSeparator/>
+      </w:r>
+    </w:p>
+  </w:endnote>
+</w:endnotes>
+</file>
+
+<file path=word/footer1.xml><?xml version="1.0" encoding="utf-8"?>
+<w:ftr xmlns:wpc="http://schemas.microsoft.com/office/word/2010/wordprocessingCanvas" xmlns:cx="http://schemas.microsoft.com/office/drawing/2014/chartex" xmlns:cx1="http://schemas.microsoft.com/office/drawing/2015/9/8/chartex" xmlns:cx2="http://schemas.microsoft.com/office/drawing/2015/10/21/chartex" xmlns:cx3="http://schemas.microsoft.com/office/drawing/2016/5/9/chartex" xmlns:cx4="http://schemas.microsoft.com/office/drawing/2016/5/10/chartex" xmlns:cx5="http://schemas.microsoft.com/office/drawing/2016/5/11/chartex" xmlns:cx6="http://schemas.microsoft.com/office/drawing/2016/5/12/chartex" xmlns:cx7="http://schemas.microsoft.com/office/drawing/2016/5/13/chartex" xmlns:cx8="http://schemas.microsoft.com/office/drawing/2016/5/14/chartex" xmlns:mc="http://schemas.openxmlformats.org/markup-compatibility/2006" xmlns:aink="http://schemas.microsoft.com/office/drawing/2016/ink" xmlns:am3d="http://schemas.microsoft.com/office/drawing/2017/model3d" xmlns:o="urn:schemas-microsoft-com:office:office" xmlns:oel="http://schemas.microsoft.com/office/2019/extlst" xmlns:r="http://schemas.openxmlformats.org/officeDocument/2006/relationships" xmlns:m="http://schemas.openxmlformats.org/officeDocument/2006/math" xmlns:v="urn:schemas-microsoft-com:vml" xmlns:wp14="http://schemas.microsoft.com/office/word/2010/wordprocessingDrawing" xmlns:wp="http://schemas.openxmlformats.org/drawingml/2006/wordprocessingDrawing" xmlns:w10="urn:schemas-microsoft-com:office:word" xmlns:w="http://schemas.openxmlformats.org/wordprocessingml/2006/main" xmlns:w14="http://schemas.microsoft.com/office/word/2010/wordml" xmlns:w15="http://schemas.microsoft.com/office/word/2012/wordml" xmlns:w16cex="http://schemas.microsoft.com/office/word/2018/wordml/cex" xmlns:w16cid="http://schemas.microsoft.com/office/word/2016/wordml/cid" xmlns:w16="http://schemas.microsoft.com/office/word/2018/wordml" xmlns:w16du="http://schemas.microsoft.com/office/word/2023/wordml/word16du" xmlns:w16sdtdh="http://schemas.microsoft.com/office/word/2020/wordml/sdtdatahash" xmlns:w16sdtfl="http://schemas.microsoft.com/office/word/2024/wordml/sdtformatlock" xmlns:w16se="http://schemas.microsoft.com/office/word/2015/wordml/symex" xmlns:wpg="http://schemas.microsoft.com/office/word/2010/wordprocessingGroup" xmlns:wpi="http://schemas.microsoft.com/office/word/2010/wordprocessingInk" xmlns:wne="http://schemas.microsoft.com/office/word/2006/wordml" xmlns:wps="http://schemas.microsoft.com/office/word/2010/wordprocessingShape" mc:Ignorable="w14 w15 w16se w16cid w16 w16cex w16sdtdh w16sdtfl w16du wp14">
   <w:tbl>
     <w:tblPr>
-      <w:tblStyle w:val="TableNormal"/>
-      <w:bidiVisual w:val="0"/>
       <w:tblW w:w="0" w:type="auto"/>
       <w:tblLook w:val="06A0" w:firstRow="1" w:lastRow="0" w:firstColumn="1" w:lastColumn="0" w:noHBand="1" w:noVBand="1"/>
     </w:tblPr>
@@ -1049,26 +1104,21 @@
       <w:tc>
         <w:tcPr>
           <w:tcW w:w="3120" w:type="dxa"/>
-          <w:tcMar/>
         </w:tcPr>
         <w:p>
           <w:pPr>
             <w:pStyle w:val="Header"/>
-            <w:bidi w:val="0"/>
             <w:ind w:left="-115"/>
-            <w:jc w:val="left"/>
           </w:pPr>
         </w:p>
       </w:tc>
       <w:tc>
         <w:tcPr>
           <w:tcW w:w="3120" w:type="dxa"/>
-          <w:tcMar/>
         </w:tcPr>
         <w:p>
           <w:pPr>
             <w:pStyle w:val="Header"/>
-            <w:bidi w:val="0"/>
             <w:jc w:val="center"/>
           </w:pPr>
         </w:p>
@@ -1076,12 +1126,10 @@
       <w:tc>
         <w:tcPr>
           <w:tcW w:w="3120" w:type="dxa"/>
-          <w:tcMar/>
         </w:tcPr>
         <w:p>
           <w:pPr>
             <w:pStyle w:val="Header"/>
-            <w:bidi w:val="0"/>
             <w:ind w:right="-115"/>
             <w:jc w:val="right"/>
           </w:pPr>
@@ -1089,10 +1137,16 @@
             <w:fldChar w:fldCharType="begin"/>
           </w:r>
           <w:r>
-            <w:instrText xml:space="preserve">PAGE</w:instrText>
+            <w:instrText>PAGE</w:instrText>
           </w:r>
           <w:r>
             <w:fldChar w:fldCharType="separate"/>
+          </w:r>
+          <w:r>
+            <w:rPr>
+              <w:noProof/>
+            </w:rPr>
+            <w:t>1</w:t>
           </w:r>
           <w:r>
             <w:fldChar w:fldCharType="end"/>
@@ -1104,18 +1158,40 @@
   <w:p>
     <w:pPr>
       <w:pStyle w:val="Footer"/>
-      <w:bidi w:val="0"/>
     </w:pPr>
   </w:p>
 </w:ftr>
 </file>
 
-<file path=word/header.xml><?xml version="1.0" encoding="utf-8"?>
-<w:hdr xmlns:w14="http://schemas.microsoft.com/office/word/2010/wordml" xmlns:w="http://schemas.openxmlformats.org/wordprocessingml/2006/main">
+<file path=word/footnotes.xml><?xml version="1.0" encoding="utf-8"?>
+<w:footnotes xmlns:wpc="http://schemas.microsoft.com/office/word/2010/wordprocessingCanvas" xmlns:cx="http://schemas.microsoft.com/office/drawing/2014/chartex" xmlns:cx1="http://schemas.microsoft.com/office/drawing/2015/9/8/chartex" xmlns:cx2="http://schemas.microsoft.com/office/drawing/2015/10/21/chartex" xmlns:cx3="http://schemas.microsoft.com/office/drawing/2016/5/9/chartex" xmlns:cx4="http://schemas.microsoft.com/office/drawing/2016/5/10/chartex" xmlns:cx5="http://schemas.microsoft.com/office/drawing/2016/5/11/chartex" xmlns:cx6="http://schemas.microsoft.com/office/drawing/2016/5/12/chartex" xmlns:cx7="http://schemas.microsoft.com/office/drawing/2016/5/13/chartex" xmlns:cx8="http://schemas.microsoft.com/office/drawing/2016/5/14/chartex" xmlns:mc="http://schemas.openxmlformats.org/markup-compatibility/2006" xmlns:aink="http://schemas.microsoft.com/office/drawing/2016/ink" xmlns:am3d="http://schemas.microsoft.com/office/drawing/2017/model3d" xmlns:o="urn:schemas-microsoft-com:office:office" xmlns:oel="http://schemas.microsoft.com/office/2019/extlst" xmlns:r="http://schemas.openxmlformats.org/officeDocument/2006/relationships" xmlns:m="http://schemas.openxmlformats.org/officeDocument/2006/math" xmlns:v="urn:schemas-microsoft-com:vml" xmlns:wp14="http://schemas.microsoft.com/office/word/2010/wordprocessingDrawing" xmlns:wp="http://schemas.openxmlformats.org/drawingml/2006/wordprocessingDrawing" xmlns:w10="urn:schemas-microsoft-com:office:word" xmlns:w="http://schemas.openxmlformats.org/wordprocessingml/2006/main" xmlns:w14="http://schemas.microsoft.com/office/word/2010/wordml" xmlns:w15="http://schemas.microsoft.com/office/word/2012/wordml" xmlns:w16cex="http://schemas.microsoft.com/office/word/2018/wordml/cex" xmlns:w16cid="http://schemas.microsoft.com/office/word/2016/wordml/cid" xmlns:w16="http://schemas.microsoft.com/office/word/2018/wordml" xmlns:w16du="http://schemas.microsoft.com/office/word/2023/wordml/word16du" xmlns:w16sdtdh="http://schemas.microsoft.com/office/word/2020/wordml/sdtdatahash" xmlns:w16sdtfl="http://schemas.microsoft.com/office/word/2024/wordml/sdtformatlock" xmlns:w16se="http://schemas.microsoft.com/office/word/2015/wordml/symex" xmlns:wpg="http://schemas.microsoft.com/office/word/2010/wordprocessingGroup" xmlns:wpi="http://schemas.microsoft.com/office/word/2010/wordprocessingInk" xmlns:wne="http://schemas.microsoft.com/office/word/2006/wordml" xmlns:wps="http://schemas.microsoft.com/office/word/2010/wordprocessingShape" mc:Ignorable="w14 w15 w16se w16cid w16 w16cex w16sdtdh w16sdtfl w16du wp14">
+  <w:footnote w:type="separator" w:id="-1">
+    <w:p>
+      <w:pPr>
+        <w:spacing w:after="0" w:line="240" w:lineRule="auto"/>
+      </w:pPr>
+      <w:r>
+        <w:separator/>
+      </w:r>
+    </w:p>
+  </w:footnote>
+  <w:footnote w:type="continuationSeparator" w:id="0">
+    <w:p>
+      <w:pPr>
+        <w:spacing w:after="0" w:line="240" w:lineRule="auto"/>
+      </w:pPr>
+      <w:r>
+        <w:continuationSeparator/>
+      </w:r>
+    </w:p>
+  </w:footnote>
+</w:footnotes>
+</file>
+
+<file path=word/header1.xml><?xml version="1.0" encoding="utf-8"?>
+<w:hdr xmlns:wpc="http://schemas.microsoft.com/office/word/2010/wordprocessingCanvas" xmlns:cx="http://schemas.microsoft.com/office/drawing/2014/chartex" xmlns:cx1="http://schemas.microsoft.com/office/drawing/2015/9/8/chartex" xmlns:cx2="http://schemas.microsoft.com/office/drawing/2015/10/21/chartex" xmlns:cx3="http://schemas.microsoft.com/office/drawing/2016/5/9/chartex" xmlns:cx4="http://schemas.microsoft.com/office/drawing/2016/5/10/chartex" xmlns:cx5="http://schemas.microsoft.com/office/drawing/2016/5/11/chartex" xmlns:cx6="http://schemas.microsoft.com/office/drawing/2016/5/12/chartex" xmlns:cx7="http://schemas.microsoft.com/office/drawing/2016/5/13/chartex" xmlns:cx8="http://schemas.microsoft.com/office/drawing/2016/5/14/chartex" xmlns:mc="http://schemas.openxmlformats.org/markup-compatibility/2006" xmlns:aink="http://schemas.microsoft.com/office/drawing/2016/ink" xmlns:am3d="http://schemas.microsoft.com/office/drawing/2017/model3d" xmlns:o="urn:schemas-microsoft-com:office:office" xmlns:oel="http://schemas.microsoft.com/office/2019/extlst" xmlns:r="http://schemas.openxmlformats.org/officeDocument/2006/relationships" xmlns:m="http://schemas.openxmlformats.org/officeDocument/2006/math" xmlns:v="urn:schemas-microsoft-com:vml" xmlns:wp14="http://schemas.microsoft.com/office/word/2010/wordprocessingDrawing" xmlns:wp="http://schemas.openxmlformats.org/drawingml/2006/wordprocessingDrawing" xmlns:w10="urn:schemas-microsoft-com:office:word" xmlns:w="http://schemas.openxmlformats.org/wordprocessingml/2006/main" xmlns:w14="http://schemas.microsoft.com/office/word/2010/wordml" xmlns:w15="http://schemas.microsoft.com/office/word/2012/wordml" xmlns:w16cex="http://schemas.microsoft.com/office/word/2018/wordml/cex" xmlns:w16cid="http://schemas.microsoft.com/office/word/2016/wordml/cid" xmlns:w16="http://schemas.microsoft.com/office/word/2018/wordml" xmlns:w16du="http://schemas.microsoft.com/office/word/2023/wordml/word16du" xmlns:w16sdtdh="http://schemas.microsoft.com/office/word/2020/wordml/sdtdatahash" xmlns:w16sdtfl="http://schemas.microsoft.com/office/word/2024/wordml/sdtformatlock" xmlns:w16se="http://schemas.microsoft.com/office/word/2015/wordml/symex" xmlns:wpg="http://schemas.microsoft.com/office/word/2010/wordprocessingGroup" xmlns:wpi="http://schemas.microsoft.com/office/word/2010/wordprocessingInk" xmlns:wne="http://schemas.microsoft.com/office/word/2006/wordml" xmlns:wps="http://schemas.microsoft.com/office/word/2010/wordprocessingShape" mc:Ignorable="w14 w15 w16se w16cid w16 w16cex w16sdtdh w16sdtfl w16du wp14">
   <w:tbl>
     <w:tblPr>
-      <w:tblStyle w:val="TableNormal"/>
-      <w:bidiVisual w:val="0"/>
       <w:tblW w:w="0" w:type="auto"/>
       <w:tblLook w:val="06A0" w:firstRow="1" w:lastRow="0" w:firstColumn="1" w:lastColumn="0" w:noHBand="1" w:noVBand="1"/>
     </w:tblPr>
@@ -1131,26 +1207,21 @@
       <w:tc>
         <w:tcPr>
           <w:tcW w:w="3120" w:type="dxa"/>
-          <w:tcMar/>
         </w:tcPr>
         <w:p>
           <w:pPr>
             <w:pStyle w:val="Header"/>
-            <w:bidi w:val="0"/>
             <w:ind w:left="-115"/>
-            <w:jc w:val="left"/>
           </w:pPr>
         </w:p>
       </w:tc>
       <w:tc>
         <w:tcPr>
           <w:tcW w:w="3120" w:type="dxa"/>
-          <w:tcMar/>
         </w:tcPr>
         <w:p>
           <w:pPr>
             <w:pStyle w:val="Header"/>
-            <w:bidi w:val="0"/>
             <w:jc w:val="center"/>
           </w:pPr>
         </w:p>
@@ -1158,12 +1229,10 @@
       <w:tc>
         <w:tcPr>
           <w:tcW w:w="3120" w:type="dxa"/>
-          <w:tcMar/>
         </w:tcPr>
         <w:p>
           <w:pPr>
             <w:pStyle w:val="Header"/>
-            <w:bidi w:val="0"/>
             <w:ind w:right="-115"/>
             <w:jc w:val="right"/>
           </w:pPr>
@@ -1174,18 +1243,689 @@
   <w:p>
     <w:pPr>
       <w:pStyle w:val="Header"/>
-      <w:bidi w:val="0"/>
     </w:pPr>
   </w:p>
 </w:hdr>
 </file>
 
 <file path=word/numbering.xml><?xml version="1.0" encoding="utf-8"?>
-<w:numbering xmlns:w="http://schemas.openxmlformats.org/wordprocessingml/2006/main">
-  <w:abstractNum xmlns:w="http://schemas.openxmlformats.org/wordprocessingml/2006/main" w:abstractNumId="3">
-    <w:nsid w:val="584dd052"/>
-    <w:multiLevelType xmlns:w="http://schemas.openxmlformats.org/wordprocessingml/2006/main" w:val="hybridMultilevel"/>
-    <w:lvl xmlns:w="http://schemas.openxmlformats.org/wordprocessingml/2006/main" w:ilvl="0">
+<w:numbering xmlns:wpc="http://schemas.microsoft.com/office/word/2010/wordprocessingCanvas" xmlns:cx="http://schemas.microsoft.com/office/drawing/2014/chartex" xmlns:cx1="http://schemas.microsoft.com/office/drawing/2015/9/8/chartex" xmlns:cx2="http://schemas.microsoft.com/office/drawing/2015/10/21/chartex" xmlns:cx3="http://schemas.microsoft.com/office/drawing/2016/5/9/chartex" xmlns:cx4="http://schemas.microsoft.com/office/drawing/2016/5/10/chartex" xmlns:cx5="http://schemas.microsoft.com/office/drawing/2016/5/11/chartex" xmlns:cx6="http://schemas.microsoft.com/office/drawing/2016/5/12/chartex" xmlns:cx7="http://schemas.microsoft.com/office/drawing/2016/5/13/chartex" xmlns:cx8="http://schemas.microsoft.com/office/drawing/2016/5/14/chartex" xmlns:mc="http://schemas.openxmlformats.org/markup-compatibility/2006" xmlns:aink="http://schemas.microsoft.com/office/drawing/2016/ink" xmlns:am3d="http://schemas.microsoft.com/office/drawing/2017/model3d" xmlns:o="urn:schemas-microsoft-com:office:office" xmlns:oel="http://schemas.microsoft.com/office/2019/extlst" xmlns:r="http://schemas.openxmlformats.org/officeDocument/2006/relationships" xmlns:m="http://schemas.openxmlformats.org/officeDocument/2006/math" xmlns:v="urn:schemas-microsoft-com:vml" xmlns:wp14="http://schemas.microsoft.com/office/word/2010/wordprocessingDrawing" xmlns:wp="http://schemas.openxmlformats.org/drawingml/2006/wordprocessingDrawing" xmlns:w10="urn:schemas-microsoft-com:office:word" xmlns:w="http://schemas.openxmlformats.org/wordprocessingml/2006/main" xmlns:w14="http://schemas.microsoft.com/office/word/2010/wordml" xmlns:w15="http://schemas.microsoft.com/office/word/2012/wordml" xmlns:w16cex="http://schemas.microsoft.com/office/word/2018/wordml/cex" xmlns:w16cid="http://schemas.microsoft.com/office/word/2016/wordml/cid" xmlns:w16="http://schemas.microsoft.com/office/word/2018/wordml" xmlns:w16du="http://schemas.microsoft.com/office/word/2023/wordml/word16du" xmlns:w16sdtdh="http://schemas.microsoft.com/office/word/2020/wordml/sdtdatahash" xmlns:w16sdtfl="http://schemas.microsoft.com/office/word/2024/wordml/sdtformatlock" xmlns:w16se="http://schemas.microsoft.com/office/word/2015/wordml/symex" xmlns:wpg="http://schemas.microsoft.com/office/word/2010/wordprocessingGroup" xmlns:wpi="http://schemas.microsoft.com/office/word/2010/wordprocessingInk" xmlns:wne="http://schemas.microsoft.com/office/word/2006/wordml" xmlns:wps="http://schemas.microsoft.com/office/word/2010/wordprocessingShape" mc:Ignorable="w14 w15 w16se w16cid w16 w16cex w16sdtdh w16sdtfl w16du wp14">
+  <w:abstractNum w:abstractNumId="0" w15:restartNumberingAfterBreak="0">
+    <w:nsid w:val="0A6902C3"/>
+    <w:multiLevelType w:val="multilevel"/>
+    <w:tmpl w:val="4ACA815E"/>
+    <w:lvl w:ilvl="0">
+      <w:start w:val="1"/>
+      <w:numFmt w:val="bullet"/>
+      <w:lvlText w:val=""/>
+      <w:lvlJc w:val="left"/>
+      <w:pPr>
+        <w:tabs>
+          <w:tab w:val="num" w:pos="720"/>
+        </w:tabs>
+        <w:ind w:left="720" w:hanging="360"/>
+      </w:pPr>
+      <w:rPr>
+        <w:rFonts w:ascii="Symbol" w:hAnsi="Symbol" w:hint="default"/>
+        <w:sz w:val="20"/>
+      </w:rPr>
+    </w:lvl>
+    <w:lvl w:ilvl="1" w:tentative="1">
+      <w:start w:val="1"/>
+      <w:numFmt w:val="bullet"/>
+      <w:lvlText w:val="o"/>
+      <w:lvlJc w:val="left"/>
+      <w:pPr>
+        <w:tabs>
+          <w:tab w:val="num" w:pos="1440"/>
+        </w:tabs>
+        <w:ind w:left="1440" w:hanging="360"/>
+      </w:pPr>
+      <w:rPr>
+        <w:rFonts w:ascii="Courier New" w:hAnsi="Courier New" w:hint="default"/>
+        <w:sz w:val="20"/>
+      </w:rPr>
+    </w:lvl>
+    <w:lvl w:ilvl="2" w:tentative="1">
+      <w:start w:val="1"/>
+      <w:numFmt w:val="bullet"/>
+      <w:lvlText w:val=""/>
+      <w:lvlJc w:val="left"/>
+      <w:pPr>
+        <w:tabs>
+          <w:tab w:val="num" w:pos="2160"/>
+        </w:tabs>
+        <w:ind w:left="2160" w:hanging="360"/>
+      </w:pPr>
+      <w:rPr>
+        <w:rFonts w:ascii="Wingdings" w:hAnsi="Wingdings" w:hint="default"/>
+        <w:sz w:val="20"/>
+      </w:rPr>
+    </w:lvl>
+    <w:lvl w:ilvl="3" w:tentative="1">
+      <w:start w:val="1"/>
+      <w:numFmt w:val="bullet"/>
+      <w:lvlText w:val=""/>
+      <w:lvlJc w:val="left"/>
+      <w:pPr>
+        <w:tabs>
+          <w:tab w:val="num" w:pos="2880"/>
+        </w:tabs>
+        <w:ind w:left="2880" w:hanging="360"/>
+      </w:pPr>
+      <w:rPr>
+        <w:rFonts w:ascii="Wingdings" w:hAnsi="Wingdings" w:hint="default"/>
+        <w:sz w:val="20"/>
+      </w:rPr>
+    </w:lvl>
+    <w:lvl w:ilvl="4" w:tentative="1">
+      <w:start w:val="1"/>
+      <w:numFmt w:val="bullet"/>
+      <w:lvlText w:val=""/>
+      <w:lvlJc w:val="left"/>
+      <w:pPr>
+        <w:tabs>
+          <w:tab w:val="num" w:pos="3600"/>
+        </w:tabs>
+        <w:ind w:left="3600" w:hanging="360"/>
+      </w:pPr>
+      <w:rPr>
+        <w:rFonts w:ascii="Wingdings" w:hAnsi="Wingdings" w:hint="default"/>
+        <w:sz w:val="20"/>
+      </w:rPr>
+    </w:lvl>
+    <w:lvl w:ilvl="5" w:tentative="1">
+      <w:start w:val="1"/>
+      <w:numFmt w:val="bullet"/>
+      <w:lvlText w:val=""/>
+      <w:lvlJc w:val="left"/>
+      <w:pPr>
+        <w:tabs>
+          <w:tab w:val="num" w:pos="4320"/>
+        </w:tabs>
+        <w:ind w:left="4320" w:hanging="360"/>
+      </w:pPr>
+      <w:rPr>
+        <w:rFonts w:ascii="Wingdings" w:hAnsi="Wingdings" w:hint="default"/>
+        <w:sz w:val="20"/>
+      </w:rPr>
+    </w:lvl>
+    <w:lvl w:ilvl="6" w:tentative="1">
+      <w:start w:val="1"/>
+      <w:numFmt w:val="bullet"/>
+      <w:lvlText w:val=""/>
+      <w:lvlJc w:val="left"/>
+      <w:pPr>
+        <w:tabs>
+          <w:tab w:val="num" w:pos="5040"/>
+        </w:tabs>
+        <w:ind w:left="5040" w:hanging="360"/>
+      </w:pPr>
+      <w:rPr>
+        <w:rFonts w:ascii="Wingdings" w:hAnsi="Wingdings" w:hint="default"/>
+        <w:sz w:val="20"/>
+      </w:rPr>
+    </w:lvl>
+    <w:lvl w:ilvl="7" w:tentative="1">
+      <w:start w:val="1"/>
+      <w:numFmt w:val="bullet"/>
+      <w:lvlText w:val=""/>
+      <w:lvlJc w:val="left"/>
+      <w:pPr>
+        <w:tabs>
+          <w:tab w:val="num" w:pos="5760"/>
+        </w:tabs>
+        <w:ind w:left="5760" w:hanging="360"/>
+      </w:pPr>
+      <w:rPr>
+        <w:rFonts w:ascii="Wingdings" w:hAnsi="Wingdings" w:hint="default"/>
+        <w:sz w:val="20"/>
+      </w:rPr>
+    </w:lvl>
+    <w:lvl w:ilvl="8" w:tentative="1">
+      <w:start w:val="1"/>
+      <w:numFmt w:val="bullet"/>
+      <w:lvlText w:val=""/>
+      <w:lvlJc w:val="left"/>
+      <w:pPr>
+        <w:tabs>
+          <w:tab w:val="num" w:pos="6480"/>
+        </w:tabs>
+        <w:ind w:left="6480" w:hanging="360"/>
+      </w:pPr>
+      <w:rPr>
+        <w:rFonts w:ascii="Wingdings" w:hAnsi="Wingdings" w:hint="default"/>
+        <w:sz w:val="20"/>
+      </w:rPr>
+    </w:lvl>
+  </w:abstractNum>
+  <w:abstractNum w:abstractNumId="1" w15:restartNumberingAfterBreak="0">
+    <w:nsid w:val="0CC21A97"/>
+    <w:multiLevelType w:val="hybridMultilevel"/>
+    <w:tmpl w:val="296C724C"/>
+    <w:lvl w:ilvl="0" w:tplc="CC207586">
+      <w:numFmt w:val="bullet"/>
+      <w:lvlText w:val=""/>
+      <w:lvlJc w:val="left"/>
+      <w:pPr>
+        <w:ind w:left="720" w:hanging="360"/>
+      </w:pPr>
+      <w:rPr>
+        <w:rFonts w:ascii="Symbol" w:eastAsiaTheme="minorEastAsia" w:hAnsi="Symbol" w:cstheme="minorBidi" w:hint="default"/>
+      </w:rPr>
+    </w:lvl>
+    <w:lvl w:ilvl="1" w:tplc="0C090003" w:tentative="1">
+      <w:start w:val="1"/>
+      <w:numFmt w:val="bullet"/>
+      <w:lvlText w:val="o"/>
+      <w:lvlJc w:val="left"/>
+      <w:pPr>
+        <w:ind w:left="1440" w:hanging="360"/>
+      </w:pPr>
+      <w:rPr>
+        <w:rFonts w:ascii="Courier New" w:hAnsi="Courier New" w:cs="Courier New" w:hint="default"/>
+      </w:rPr>
+    </w:lvl>
+    <w:lvl w:ilvl="2" w:tplc="0C090005" w:tentative="1">
+      <w:start w:val="1"/>
+      <w:numFmt w:val="bullet"/>
+      <w:lvlText w:val=""/>
+      <w:lvlJc w:val="left"/>
+      <w:pPr>
+        <w:ind w:left="2160" w:hanging="360"/>
+      </w:pPr>
+      <w:rPr>
+        <w:rFonts w:ascii="Wingdings" w:hAnsi="Wingdings" w:hint="default"/>
+      </w:rPr>
+    </w:lvl>
+    <w:lvl w:ilvl="3" w:tplc="0C090001" w:tentative="1">
+      <w:start w:val="1"/>
+      <w:numFmt w:val="bullet"/>
+      <w:lvlText w:val=""/>
+      <w:lvlJc w:val="left"/>
+      <w:pPr>
+        <w:ind w:left="2880" w:hanging="360"/>
+      </w:pPr>
+      <w:rPr>
+        <w:rFonts w:ascii="Symbol" w:hAnsi="Symbol" w:hint="default"/>
+      </w:rPr>
+    </w:lvl>
+    <w:lvl w:ilvl="4" w:tplc="0C090003" w:tentative="1">
+      <w:start w:val="1"/>
+      <w:numFmt w:val="bullet"/>
+      <w:lvlText w:val="o"/>
+      <w:lvlJc w:val="left"/>
+      <w:pPr>
+        <w:ind w:left="3600" w:hanging="360"/>
+      </w:pPr>
+      <w:rPr>
+        <w:rFonts w:ascii="Courier New" w:hAnsi="Courier New" w:cs="Courier New" w:hint="default"/>
+      </w:rPr>
+    </w:lvl>
+    <w:lvl w:ilvl="5" w:tplc="0C090005" w:tentative="1">
+      <w:start w:val="1"/>
+      <w:numFmt w:val="bullet"/>
+      <w:lvlText w:val=""/>
+      <w:lvlJc w:val="left"/>
+      <w:pPr>
+        <w:ind w:left="4320" w:hanging="360"/>
+      </w:pPr>
+      <w:rPr>
+        <w:rFonts w:ascii="Wingdings" w:hAnsi="Wingdings" w:hint="default"/>
+      </w:rPr>
+    </w:lvl>
+    <w:lvl w:ilvl="6" w:tplc="0C090001" w:tentative="1">
+      <w:start w:val="1"/>
+      <w:numFmt w:val="bullet"/>
+      <w:lvlText w:val=""/>
+      <w:lvlJc w:val="left"/>
+      <w:pPr>
+        <w:ind w:left="5040" w:hanging="360"/>
+      </w:pPr>
+      <w:rPr>
+        <w:rFonts w:ascii="Symbol" w:hAnsi="Symbol" w:hint="default"/>
+      </w:rPr>
+    </w:lvl>
+    <w:lvl w:ilvl="7" w:tplc="0C090003" w:tentative="1">
+      <w:start w:val="1"/>
+      <w:numFmt w:val="bullet"/>
+      <w:lvlText w:val="o"/>
+      <w:lvlJc w:val="left"/>
+      <w:pPr>
+        <w:ind w:left="5760" w:hanging="360"/>
+      </w:pPr>
+      <w:rPr>
+        <w:rFonts w:ascii="Courier New" w:hAnsi="Courier New" w:cs="Courier New" w:hint="default"/>
+      </w:rPr>
+    </w:lvl>
+    <w:lvl w:ilvl="8" w:tplc="0C090005" w:tentative="1">
+      <w:start w:val="1"/>
+      <w:numFmt w:val="bullet"/>
+      <w:lvlText w:val=""/>
+      <w:lvlJc w:val="left"/>
+      <w:pPr>
+        <w:ind w:left="6480" w:hanging="360"/>
+      </w:pPr>
+      <w:rPr>
+        <w:rFonts w:ascii="Wingdings" w:hAnsi="Wingdings" w:hint="default"/>
+      </w:rPr>
+    </w:lvl>
+  </w:abstractNum>
+  <w:abstractNum w:abstractNumId="2" w15:restartNumberingAfterBreak="0">
+    <w:nsid w:val="15DD66E3"/>
+    <w:multiLevelType w:val="hybridMultilevel"/>
+    <w:tmpl w:val="1110CF20"/>
+    <w:lvl w:ilvl="0" w:tplc="6E08ACA0">
+      <w:numFmt w:val="bullet"/>
+      <w:lvlText w:val=""/>
+      <w:lvlJc w:val="left"/>
+      <w:pPr>
+        <w:ind w:left="720" w:hanging="360"/>
+      </w:pPr>
+      <w:rPr>
+        <w:rFonts w:ascii="Symbol" w:eastAsiaTheme="minorEastAsia" w:hAnsi="Symbol" w:cstheme="minorBidi" w:hint="default"/>
+      </w:rPr>
+    </w:lvl>
+    <w:lvl w:ilvl="1" w:tplc="0C090003" w:tentative="1">
+      <w:start w:val="1"/>
+      <w:numFmt w:val="bullet"/>
+      <w:lvlText w:val="o"/>
+      <w:lvlJc w:val="left"/>
+      <w:pPr>
+        <w:ind w:left="1440" w:hanging="360"/>
+      </w:pPr>
+      <w:rPr>
+        <w:rFonts w:ascii="Courier New" w:hAnsi="Courier New" w:cs="Courier New" w:hint="default"/>
+      </w:rPr>
+    </w:lvl>
+    <w:lvl w:ilvl="2" w:tplc="0C090005" w:tentative="1">
+      <w:start w:val="1"/>
+      <w:numFmt w:val="bullet"/>
+      <w:lvlText w:val=""/>
+      <w:lvlJc w:val="left"/>
+      <w:pPr>
+        <w:ind w:left="2160" w:hanging="360"/>
+      </w:pPr>
+      <w:rPr>
+        <w:rFonts w:ascii="Wingdings" w:hAnsi="Wingdings" w:hint="default"/>
+      </w:rPr>
+    </w:lvl>
+    <w:lvl w:ilvl="3" w:tplc="0C090001" w:tentative="1">
+      <w:start w:val="1"/>
+      <w:numFmt w:val="bullet"/>
+      <w:lvlText w:val=""/>
+      <w:lvlJc w:val="left"/>
+      <w:pPr>
+        <w:ind w:left="2880" w:hanging="360"/>
+      </w:pPr>
+      <w:rPr>
+        <w:rFonts w:ascii="Symbol" w:hAnsi="Symbol" w:hint="default"/>
+      </w:rPr>
+    </w:lvl>
+    <w:lvl w:ilvl="4" w:tplc="0C090003" w:tentative="1">
+      <w:start w:val="1"/>
+      <w:numFmt w:val="bullet"/>
+      <w:lvlText w:val="o"/>
+      <w:lvlJc w:val="left"/>
+      <w:pPr>
+        <w:ind w:left="3600" w:hanging="360"/>
+      </w:pPr>
+      <w:rPr>
+        <w:rFonts w:ascii="Courier New" w:hAnsi="Courier New" w:cs="Courier New" w:hint="default"/>
+      </w:rPr>
+    </w:lvl>
+    <w:lvl w:ilvl="5" w:tplc="0C090005" w:tentative="1">
+      <w:start w:val="1"/>
+      <w:numFmt w:val="bullet"/>
+      <w:lvlText w:val=""/>
+      <w:lvlJc w:val="left"/>
+      <w:pPr>
+        <w:ind w:left="4320" w:hanging="360"/>
+      </w:pPr>
+      <w:rPr>
+        <w:rFonts w:ascii="Wingdings" w:hAnsi="Wingdings" w:hint="default"/>
+      </w:rPr>
+    </w:lvl>
+    <w:lvl w:ilvl="6" w:tplc="0C090001" w:tentative="1">
+      <w:start w:val="1"/>
+      <w:numFmt w:val="bullet"/>
+      <w:lvlText w:val=""/>
+      <w:lvlJc w:val="left"/>
+      <w:pPr>
+        <w:ind w:left="5040" w:hanging="360"/>
+      </w:pPr>
+      <w:rPr>
+        <w:rFonts w:ascii="Symbol" w:hAnsi="Symbol" w:hint="default"/>
+      </w:rPr>
+    </w:lvl>
+    <w:lvl w:ilvl="7" w:tplc="0C090003" w:tentative="1">
+      <w:start w:val="1"/>
+      <w:numFmt w:val="bullet"/>
+      <w:lvlText w:val="o"/>
+      <w:lvlJc w:val="left"/>
+      <w:pPr>
+        <w:ind w:left="5760" w:hanging="360"/>
+      </w:pPr>
+      <w:rPr>
+        <w:rFonts w:ascii="Courier New" w:hAnsi="Courier New" w:cs="Courier New" w:hint="default"/>
+      </w:rPr>
+    </w:lvl>
+    <w:lvl w:ilvl="8" w:tplc="0C090005" w:tentative="1">
+      <w:start w:val="1"/>
+      <w:numFmt w:val="bullet"/>
+      <w:lvlText w:val=""/>
+      <w:lvlJc w:val="left"/>
+      <w:pPr>
+        <w:ind w:left="6480" w:hanging="360"/>
+      </w:pPr>
+      <w:rPr>
+        <w:rFonts w:ascii="Wingdings" w:hAnsi="Wingdings" w:hint="default"/>
+      </w:rPr>
+    </w:lvl>
+  </w:abstractNum>
+  <w:abstractNum w:abstractNumId="3" w15:restartNumberingAfterBreak="0">
+    <w:nsid w:val="166F5EFF"/>
+    <w:multiLevelType w:val="multilevel"/>
+    <w:tmpl w:val="31F00E8E"/>
+    <w:lvl w:ilvl="0">
+      <w:start w:val="1"/>
+      <w:numFmt w:val="bullet"/>
+      <w:lvlText w:val=""/>
+      <w:lvlJc w:val="left"/>
+      <w:pPr>
+        <w:tabs>
+          <w:tab w:val="num" w:pos="720"/>
+        </w:tabs>
+        <w:ind w:left="720" w:hanging="360"/>
+      </w:pPr>
+      <w:rPr>
+        <w:rFonts w:ascii="Symbol" w:hAnsi="Symbol" w:hint="default"/>
+        <w:sz w:val="20"/>
+      </w:rPr>
+    </w:lvl>
+    <w:lvl w:ilvl="1" w:tentative="1">
+      <w:start w:val="1"/>
+      <w:numFmt w:val="bullet"/>
+      <w:lvlText w:val="o"/>
+      <w:lvlJc w:val="left"/>
+      <w:pPr>
+        <w:tabs>
+          <w:tab w:val="num" w:pos="1440"/>
+        </w:tabs>
+        <w:ind w:left="1440" w:hanging="360"/>
+      </w:pPr>
+      <w:rPr>
+        <w:rFonts w:ascii="Courier New" w:hAnsi="Courier New" w:hint="default"/>
+        <w:sz w:val="20"/>
+      </w:rPr>
+    </w:lvl>
+    <w:lvl w:ilvl="2" w:tentative="1">
+      <w:start w:val="1"/>
+      <w:numFmt w:val="bullet"/>
+      <w:lvlText w:val=""/>
+      <w:lvlJc w:val="left"/>
+      <w:pPr>
+        <w:tabs>
+          <w:tab w:val="num" w:pos="2160"/>
+        </w:tabs>
+        <w:ind w:left="2160" w:hanging="360"/>
+      </w:pPr>
+      <w:rPr>
+        <w:rFonts w:ascii="Wingdings" w:hAnsi="Wingdings" w:hint="default"/>
+        <w:sz w:val="20"/>
+      </w:rPr>
+    </w:lvl>
+    <w:lvl w:ilvl="3" w:tentative="1">
+      <w:start w:val="1"/>
+      <w:numFmt w:val="bullet"/>
+      <w:lvlText w:val=""/>
+      <w:lvlJc w:val="left"/>
+      <w:pPr>
+        <w:tabs>
+          <w:tab w:val="num" w:pos="2880"/>
+        </w:tabs>
+        <w:ind w:left="2880" w:hanging="360"/>
+      </w:pPr>
+      <w:rPr>
+        <w:rFonts w:ascii="Wingdings" w:hAnsi="Wingdings" w:hint="default"/>
+        <w:sz w:val="20"/>
+      </w:rPr>
+    </w:lvl>
+    <w:lvl w:ilvl="4" w:tentative="1">
+      <w:start w:val="1"/>
+      <w:numFmt w:val="bullet"/>
+      <w:lvlText w:val=""/>
+      <w:lvlJc w:val="left"/>
+      <w:pPr>
+        <w:tabs>
+          <w:tab w:val="num" w:pos="3600"/>
+        </w:tabs>
+        <w:ind w:left="3600" w:hanging="360"/>
+      </w:pPr>
+      <w:rPr>
+        <w:rFonts w:ascii="Wingdings" w:hAnsi="Wingdings" w:hint="default"/>
+        <w:sz w:val="20"/>
+      </w:rPr>
+    </w:lvl>
+    <w:lvl w:ilvl="5" w:tentative="1">
+      <w:start w:val="1"/>
+      <w:numFmt w:val="bullet"/>
+      <w:lvlText w:val=""/>
+      <w:lvlJc w:val="left"/>
+      <w:pPr>
+        <w:tabs>
+          <w:tab w:val="num" w:pos="4320"/>
+        </w:tabs>
+        <w:ind w:left="4320" w:hanging="360"/>
+      </w:pPr>
+      <w:rPr>
+        <w:rFonts w:ascii="Wingdings" w:hAnsi="Wingdings" w:hint="default"/>
+        <w:sz w:val="20"/>
+      </w:rPr>
+    </w:lvl>
+    <w:lvl w:ilvl="6" w:tentative="1">
+      <w:start w:val="1"/>
+      <w:numFmt w:val="bullet"/>
+      <w:lvlText w:val=""/>
+      <w:lvlJc w:val="left"/>
+      <w:pPr>
+        <w:tabs>
+          <w:tab w:val="num" w:pos="5040"/>
+        </w:tabs>
+        <w:ind w:left="5040" w:hanging="360"/>
+      </w:pPr>
+      <w:rPr>
+        <w:rFonts w:ascii="Wingdings" w:hAnsi="Wingdings" w:hint="default"/>
+        <w:sz w:val="20"/>
+      </w:rPr>
+    </w:lvl>
+    <w:lvl w:ilvl="7" w:tentative="1">
+      <w:start w:val="1"/>
+      <w:numFmt w:val="bullet"/>
+      <w:lvlText w:val=""/>
+      <w:lvlJc w:val="left"/>
+      <w:pPr>
+        <w:tabs>
+          <w:tab w:val="num" w:pos="5760"/>
+        </w:tabs>
+        <w:ind w:left="5760" w:hanging="360"/>
+      </w:pPr>
+      <w:rPr>
+        <w:rFonts w:ascii="Wingdings" w:hAnsi="Wingdings" w:hint="default"/>
+        <w:sz w:val="20"/>
+      </w:rPr>
+    </w:lvl>
+    <w:lvl w:ilvl="8" w:tentative="1">
+      <w:start w:val="1"/>
+      <w:numFmt w:val="bullet"/>
+      <w:lvlText w:val=""/>
+      <w:lvlJc w:val="left"/>
+      <w:pPr>
+        <w:tabs>
+          <w:tab w:val="num" w:pos="6480"/>
+        </w:tabs>
+        <w:ind w:left="6480" w:hanging="360"/>
+      </w:pPr>
+      <w:rPr>
+        <w:rFonts w:ascii="Wingdings" w:hAnsi="Wingdings" w:hint="default"/>
+        <w:sz w:val="20"/>
+      </w:rPr>
+    </w:lvl>
+  </w:abstractNum>
+  <w:abstractNum w:abstractNumId="4" w15:restartNumberingAfterBreak="0">
+    <w:nsid w:val="28AF7E1B"/>
+    <w:multiLevelType w:val="multilevel"/>
+    <w:tmpl w:val="6AC444E0"/>
+    <w:lvl w:ilvl="0">
+      <w:start w:val="1"/>
+      <w:numFmt w:val="bullet"/>
+      <w:lvlText w:val=""/>
+      <w:lvlJc w:val="left"/>
+      <w:pPr>
+        <w:tabs>
+          <w:tab w:val="num" w:pos="720"/>
+        </w:tabs>
+        <w:ind w:left="720" w:hanging="360"/>
+      </w:pPr>
+      <w:rPr>
+        <w:rFonts w:ascii="Symbol" w:hAnsi="Symbol" w:hint="default"/>
+        <w:sz w:val="20"/>
+      </w:rPr>
+    </w:lvl>
+    <w:lvl w:ilvl="1" w:tentative="1">
+      <w:start w:val="1"/>
+      <w:numFmt w:val="bullet"/>
+      <w:lvlText w:val="o"/>
+      <w:lvlJc w:val="left"/>
+      <w:pPr>
+        <w:tabs>
+          <w:tab w:val="num" w:pos="1440"/>
+        </w:tabs>
+        <w:ind w:left="1440" w:hanging="360"/>
+      </w:pPr>
+      <w:rPr>
+        <w:rFonts w:ascii="Courier New" w:hAnsi="Courier New" w:hint="default"/>
+        <w:sz w:val="20"/>
+      </w:rPr>
+    </w:lvl>
+    <w:lvl w:ilvl="2" w:tentative="1">
+      <w:start w:val="1"/>
+      <w:numFmt w:val="bullet"/>
+      <w:lvlText w:val=""/>
+      <w:lvlJc w:val="left"/>
+      <w:pPr>
+        <w:tabs>
+          <w:tab w:val="num" w:pos="2160"/>
+        </w:tabs>
+        <w:ind w:left="2160" w:hanging="360"/>
+      </w:pPr>
+      <w:rPr>
+        <w:rFonts w:ascii="Wingdings" w:hAnsi="Wingdings" w:hint="default"/>
+        <w:sz w:val="20"/>
+      </w:rPr>
+    </w:lvl>
+    <w:lvl w:ilvl="3" w:tentative="1">
+      <w:start w:val="1"/>
+      <w:numFmt w:val="bullet"/>
+      <w:lvlText w:val=""/>
+      <w:lvlJc w:val="left"/>
+      <w:pPr>
+        <w:tabs>
+          <w:tab w:val="num" w:pos="2880"/>
+        </w:tabs>
+        <w:ind w:left="2880" w:hanging="360"/>
+      </w:pPr>
+      <w:rPr>
+        <w:rFonts w:ascii="Wingdings" w:hAnsi="Wingdings" w:hint="default"/>
+        <w:sz w:val="20"/>
+      </w:rPr>
+    </w:lvl>
+    <w:lvl w:ilvl="4" w:tentative="1">
+      <w:start w:val="1"/>
+      <w:numFmt w:val="bullet"/>
+      <w:lvlText w:val=""/>
+      <w:lvlJc w:val="left"/>
+      <w:pPr>
+        <w:tabs>
+          <w:tab w:val="num" w:pos="3600"/>
+        </w:tabs>
+        <w:ind w:left="3600" w:hanging="360"/>
+      </w:pPr>
+      <w:rPr>
+        <w:rFonts w:ascii="Wingdings" w:hAnsi="Wingdings" w:hint="default"/>
+        <w:sz w:val="20"/>
+      </w:rPr>
+    </w:lvl>
+    <w:lvl w:ilvl="5" w:tentative="1">
+      <w:start w:val="1"/>
+      <w:numFmt w:val="bullet"/>
+      <w:lvlText w:val=""/>
+      <w:lvlJc w:val="left"/>
+      <w:pPr>
+        <w:tabs>
+          <w:tab w:val="num" w:pos="4320"/>
+        </w:tabs>
+        <w:ind w:left="4320" w:hanging="360"/>
+      </w:pPr>
+      <w:rPr>
+        <w:rFonts w:ascii="Wingdings" w:hAnsi="Wingdings" w:hint="default"/>
+        <w:sz w:val="20"/>
+      </w:rPr>
+    </w:lvl>
+    <w:lvl w:ilvl="6" w:tentative="1">
+      <w:start w:val="1"/>
+      <w:numFmt w:val="bullet"/>
+      <w:lvlText w:val=""/>
+      <w:lvlJc w:val="left"/>
+      <w:pPr>
+        <w:tabs>
+          <w:tab w:val="num" w:pos="5040"/>
+        </w:tabs>
+        <w:ind w:left="5040" w:hanging="360"/>
+      </w:pPr>
+      <w:rPr>
+        <w:rFonts w:ascii="Wingdings" w:hAnsi="Wingdings" w:hint="default"/>
+        <w:sz w:val="20"/>
+      </w:rPr>
+    </w:lvl>
+    <w:lvl w:ilvl="7" w:tentative="1">
+      <w:start w:val="1"/>
+      <w:numFmt w:val="bullet"/>
+      <w:lvlText w:val=""/>
+      <w:lvlJc w:val="left"/>
+      <w:pPr>
+        <w:tabs>
+          <w:tab w:val="num" w:pos="5760"/>
+        </w:tabs>
+        <w:ind w:left="5760" w:hanging="360"/>
+      </w:pPr>
+      <w:rPr>
+        <w:rFonts w:ascii="Wingdings" w:hAnsi="Wingdings" w:hint="default"/>
+        <w:sz w:val="20"/>
+      </w:rPr>
+    </w:lvl>
+    <w:lvl w:ilvl="8" w:tentative="1">
+      <w:start w:val="1"/>
+      <w:numFmt w:val="bullet"/>
+      <w:lvlText w:val=""/>
+      <w:lvlJc w:val="left"/>
+      <w:pPr>
+        <w:tabs>
+          <w:tab w:val="num" w:pos="6480"/>
+        </w:tabs>
+        <w:ind w:left="6480" w:hanging="360"/>
+      </w:pPr>
+      <w:rPr>
+        <w:rFonts w:ascii="Wingdings" w:hAnsi="Wingdings" w:hint="default"/>
+        <w:sz w:val="20"/>
+      </w:rPr>
+    </w:lvl>
+  </w:abstractNum>
+  <w:abstractNum w:abstractNumId="5" w15:restartNumberingAfterBreak="0">
+    <w:nsid w:val="2D6E36DD"/>
+    <w:multiLevelType w:val="hybridMultilevel"/>
+    <w:tmpl w:val="F460BB72"/>
+    <w:lvl w:ilvl="0" w:tplc="A31E4038">
       <w:start w:val="1"/>
       <w:numFmt w:val="decimal"/>
       <w:lvlText w:val="%1."/>
@@ -1194,7 +1934,7 @@
         <w:ind w:left="720" w:hanging="360"/>
       </w:pPr>
     </w:lvl>
-    <w:lvl xmlns:w="http://schemas.openxmlformats.org/wordprocessingml/2006/main" w:ilvl="1">
+    <w:lvl w:ilvl="1" w:tplc="3022FE2C">
       <w:start w:val="1"/>
       <w:numFmt w:val="lowerLetter"/>
       <w:lvlText w:val="%2."/>
@@ -1203,7 +1943,7 @@
         <w:ind w:left="1440" w:hanging="360"/>
       </w:pPr>
     </w:lvl>
-    <w:lvl xmlns:w="http://schemas.openxmlformats.org/wordprocessingml/2006/main" w:ilvl="2">
+    <w:lvl w:ilvl="2" w:tplc="AAA87C0A">
       <w:start w:val="1"/>
       <w:numFmt w:val="lowerRoman"/>
       <w:lvlText w:val="%3."/>
@@ -1212,7 +1952,7 @@
         <w:ind w:left="2160" w:hanging="180"/>
       </w:pPr>
     </w:lvl>
-    <w:lvl xmlns:w="http://schemas.openxmlformats.org/wordprocessingml/2006/main" w:ilvl="3">
+    <w:lvl w:ilvl="3" w:tplc="FF223EEA">
       <w:start w:val="1"/>
       <w:numFmt w:val="decimal"/>
       <w:lvlText w:val="%4."/>
@@ -1221,7 +1961,7 @@
         <w:ind w:left="2880" w:hanging="360"/>
       </w:pPr>
     </w:lvl>
-    <w:lvl xmlns:w="http://schemas.openxmlformats.org/wordprocessingml/2006/main" w:ilvl="4">
+    <w:lvl w:ilvl="4" w:tplc="FED27ABC">
       <w:start w:val="1"/>
       <w:numFmt w:val="lowerLetter"/>
       <w:lvlText w:val="%5."/>
@@ -1230,7 +1970,7 @@
         <w:ind w:left="3600" w:hanging="360"/>
       </w:pPr>
     </w:lvl>
-    <w:lvl xmlns:w="http://schemas.openxmlformats.org/wordprocessingml/2006/main" w:ilvl="5">
+    <w:lvl w:ilvl="5" w:tplc="0772E262">
       <w:start w:val="1"/>
       <w:numFmt w:val="lowerRoman"/>
       <w:lvlText w:val="%6."/>
@@ -1239,7 +1979,7 @@
         <w:ind w:left="4320" w:hanging="180"/>
       </w:pPr>
     </w:lvl>
-    <w:lvl xmlns:w="http://schemas.openxmlformats.org/wordprocessingml/2006/main" w:ilvl="6">
+    <w:lvl w:ilvl="6" w:tplc="73F88DA4">
       <w:start w:val="1"/>
       <w:numFmt w:val="decimal"/>
       <w:lvlText w:val="%7."/>
@@ -1248,7 +1988,7 @@
         <w:ind w:left="5040" w:hanging="360"/>
       </w:pPr>
     </w:lvl>
-    <w:lvl xmlns:w="http://schemas.openxmlformats.org/wordprocessingml/2006/main" w:ilvl="7">
+    <w:lvl w:ilvl="7" w:tplc="661E1B2C">
       <w:start w:val="1"/>
       <w:numFmt w:val="lowerLetter"/>
       <w:lvlText w:val="%8."/>
@@ -1257,7 +1997,7 @@
         <w:ind w:left="5760" w:hanging="360"/>
       </w:pPr>
     </w:lvl>
-    <w:lvl xmlns:w="http://schemas.openxmlformats.org/wordprocessingml/2006/main" w:ilvl="8">
+    <w:lvl w:ilvl="8" w:tplc="C6321D62">
       <w:start w:val="1"/>
       <w:numFmt w:val="lowerRoman"/>
       <w:lvlText w:val="%9."/>
@@ -1267,10 +2007,11 @@
       </w:pPr>
     </w:lvl>
   </w:abstractNum>
-  <w:abstractNum xmlns:w="http://schemas.openxmlformats.org/wordprocessingml/2006/main" w:abstractNumId="2">
-    <w:nsid w:val="2d6e36dd"/>
-    <w:multiLevelType xmlns:w="http://schemas.openxmlformats.org/wordprocessingml/2006/main" w:val="hybridMultilevel"/>
-    <w:lvl xmlns:w="http://schemas.openxmlformats.org/wordprocessingml/2006/main" w:ilvl="0">
+  <w:abstractNum w:abstractNumId="6" w15:restartNumberingAfterBreak="0">
+    <w:nsid w:val="4923DB14"/>
+    <w:multiLevelType w:val="hybridMultilevel"/>
+    <w:tmpl w:val="77AA3068"/>
+    <w:lvl w:ilvl="0" w:tplc="571AFEAC">
       <w:start w:val="1"/>
       <w:numFmt w:val="decimal"/>
       <w:lvlText w:val="%1."/>
@@ -1279,7 +2020,7 @@
         <w:ind w:left="720" w:hanging="360"/>
       </w:pPr>
     </w:lvl>
-    <w:lvl xmlns:w="http://schemas.openxmlformats.org/wordprocessingml/2006/main" w:ilvl="1">
+    <w:lvl w:ilvl="1" w:tplc="8F1EF4E6">
       <w:start w:val="1"/>
       <w:numFmt w:val="lowerLetter"/>
       <w:lvlText w:val="%2."/>
@@ -1288,7 +2029,7 @@
         <w:ind w:left="1440" w:hanging="360"/>
       </w:pPr>
     </w:lvl>
-    <w:lvl xmlns:w="http://schemas.openxmlformats.org/wordprocessingml/2006/main" w:ilvl="2">
+    <w:lvl w:ilvl="2" w:tplc="AA843E04">
       <w:start w:val="1"/>
       <w:numFmt w:val="lowerRoman"/>
       <w:lvlText w:val="%3."/>
@@ -1297,7 +2038,7 @@
         <w:ind w:left="2160" w:hanging="180"/>
       </w:pPr>
     </w:lvl>
-    <w:lvl xmlns:w="http://schemas.openxmlformats.org/wordprocessingml/2006/main" w:ilvl="3">
+    <w:lvl w:ilvl="3" w:tplc="9D36B8C8">
       <w:start w:val="1"/>
       <w:numFmt w:val="decimal"/>
       <w:lvlText w:val="%4."/>
@@ -1306,7 +2047,7 @@
         <w:ind w:left="2880" w:hanging="360"/>
       </w:pPr>
     </w:lvl>
-    <w:lvl xmlns:w="http://schemas.openxmlformats.org/wordprocessingml/2006/main" w:ilvl="4">
+    <w:lvl w:ilvl="4" w:tplc="89620926">
       <w:start w:val="1"/>
       <w:numFmt w:val="lowerLetter"/>
       <w:lvlText w:val="%5."/>
@@ -1315,7 +2056,7 @@
         <w:ind w:left="3600" w:hanging="360"/>
       </w:pPr>
     </w:lvl>
-    <w:lvl xmlns:w="http://schemas.openxmlformats.org/wordprocessingml/2006/main" w:ilvl="5">
+    <w:lvl w:ilvl="5" w:tplc="6442AC3C">
       <w:start w:val="1"/>
       <w:numFmt w:val="lowerRoman"/>
       <w:lvlText w:val="%6."/>
@@ -1324,7 +2065,7 @@
         <w:ind w:left="4320" w:hanging="180"/>
       </w:pPr>
     </w:lvl>
-    <w:lvl xmlns:w="http://schemas.openxmlformats.org/wordprocessingml/2006/main" w:ilvl="6">
+    <w:lvl w:ilvl="6" w:tplc="091A7A6E">
       <w:start w:val="1"/>
       <w:numFmt w:val="decimal"/>
       <w:lvlText w:val="%7."/>
@@ -1333,7 +2074,7 @@
         <w:ind w:left="5040" w:hanging="360"/>
       </w:pPr>
     </w:lvl>
-    <w:lvl xmlns:w="http://schemas.openxmlformats.org/wordprocessingml/2006/main" w:ilvl="7">
+    <w:lvl w:ilvl="7" w:tplc="5016ECA0">
       <w:start w:val="1"/>
       <w:numFmt w:val="lowerLetter"/>
       <w:lvlText w:val="%8."/>
@@ -1342,7 +2083,7 @@
         <w:ind w:left="5760" w:hanging="360"/>
       </w:pPr>
     </w:lvl>
-    <w:lvl xmlns:w="http://schemas.openxmlformats.org/wordprocessingml/2006/main" w:ilvl="8">
+    <w:lvl w:ilvl="8" w:tplc="3C12133A">
       <w:start w:val="1"/>
       <w:numFmt w:val="lowerRoman"/>
       <w:lvlText w:val="%9."/>
@@ -1352,10 +2093,11 @@
       </w:pPr>
     </w:lvl>
   </w:abstractNum>
-  <w:abstractNum xmlns:w="http://schemas.openxmlformats.org/wordprocessingml/2006/main" w:abstractNumId="1">
-    <w:nsid w:val="4923db14"/>
-    <w:multiLevelType xmlns:w="http://schemas.openxmlformats.org/wordprocessingml/2006/main" w:val="hybridMultilevel"/>
-    <w:lvl xmlns:w="http://schemas.openxmlformats.org/wordprocessingml/2006/main" w:ilvl="0">
+  <w:abstractNum w:abstractNumId="7" w15:restartNumberingAfterBreak="0">
+    <w:nsid w:val="584DD052"/>
+    <w:multiLevelType w:val="hybridMultilevel"/>
+    <w:tmpl w:val="7DA8F5B2"/>
+    <w:lvl w:ilvl="0" w:tplc="67A0BFC6">
       <w:start w:val="1"/>
       <w:numFmt w:val="decimal"/>
       <w:lvlText w:val="%1."/>
@@ -1364,7 +2106,7 @@
         <w:ind w:left="720" w:hanging="360"/>
       </w:pPr>
     </w:lvl>
-    <w:lvl xmlns:w="http://schemas.openxmlformats.org/wordprocessingml/2006/main" w:ilvl="1">
+    <w:lvl w:ilvl="1" w:tplc="C6D44800">
       <w:start w:val="1"/>
       <w:numFmt w:val="lowerLetter"/>
       <w:lvlText w:val="%2."/>
@@ -1373,7 +2115,7 @@
         <w:ind w:left="1440" w:hanging="360"/>
       </w:pPr>
     </w:lvl>
-    <w:lvl xmlns:w="http://schemas.openxmlformats.org/wordprocessingml/2006/main" w:ilvl="2">
+    <w:lvl w:ilvl="2" w:tplc="B7A4889C">
       <w:start w:val="1"/>
       <w:numFmt w:val="lowerRoman"/>
       <w:lvlText w:val="%3."/>
@@ -1382,7 +2124,7 @@
         <w:ind w:left="2160" w:hanging="180"/>
       </w:pPr>
     </w:lvl>
-    <w:lvl xmlns:w="http://schemas.openxmlformats.org/wordprocessingml/2006/main" w:ilvl="3">
+    <w:lvl w:ilvl="3" w:tplc="2B12A17E">
       <w:start w:val="1"/>
       <w:numFmt w:val="decimal"/>
       <w:lvlText w:val="%4."/>
@@ -1391,7 +2133,7 @@
         <w:ind w:left="2880" w:hanging="360"/>
       </w:pPr>
     </w:lvl>
-    <w:lvl xmlns:w="http://schemas.openxmlformats.org/wordprocessingml/2006/main" w:ilvl="4">
+    <w:lvl w:ilvl="4" w:tplc="08EEFD00">
       <w:start w:val="1"/>
       <w:numFmt w:val="lowerLetter"/>
       <w:lvlText w:val="%5."/>
@@ -1400,7 +2142,7 @@
         <w:ind w:left="3600" w:hanging="360"/>
       </w:pPr>
     </w:lvl>
-    <w:lvl xmlns:w="http://schemas.openxmlformats.org/wordprocessingml/2006/main" w:ilvl="5">
+    <w:lvl w:ilvl="5" w:tplc="8A5440B6">
       <w:start w:val="1"/>
       <w:numFmt w:val="lowerRoman"/>
       <w:lvlText w:val="%6."/>
@@ -1409,7 +2151,7 @@
         <w:ind w:left="4320" w:hanging="180"/>
       </w:pPr>
     </w:lvl>
-    <w:lvl xmlns:w="http://schemas.openxmlformats.org/wordprocessingml/2006/main" w:ilvl="6">
+    <w:lvl w:ilvl="6" w:tplc="FDD47432">
       <w:start w:val="1"/>
       <w:numFmt w:val="decimal"/>
       <w:lvlText w:val="%7."/>
@@ -1418,7 +2160,7 @@
         <w:ind w:left="5040" w:hanging="360"/>
       </w:pPr>
     </w:lvl>
-    <w:lvl xmlns:w="http://schemas.openxmlformats.org/wordprocessingml/2006/main" w:ilvl="7">
+    <w:lvl w:ilvl="7" w:tplc="0562B9F6">
       <w:start w:val="1"/>
       <w:numFmt w:val="lowerLetter"/>
       <w:lvlText w:val="%8."/>
@@ -1427,7 +2169,7 @@
         <w:ind w:left="5760" w:hanging="360"/>
       </w:pPr>
     </w:lvl>
-    <w:lvl xmlns:w="http://schemas.openxmlformats.org/wordprocessingml/2006/main" w:ilvl="8">
+    <w:lvl w:ilvl="8" w:tplc="C8504468">
       <w:start w:val="1"/>
       <w:numFmt w:val="lowerRoman"/>
       <w:lvlText w:val="%9."/>
@@ -1437,24 +2179,306 @@
       </w:pPr>
     </w:lvl>
   </w:abstractNum>
-  <w:num w:numId="3">
+  <w:abstractNum w:abstractNumId="8" w15:restartNumberingAfterBreak="0">
+    <w:nsid w:val="64944ECD"/>
+    <w:multiLevelType w:val="hybridMultilevel"/>
+    <w:tmpl w:val="A4C2318C"/>
+    <w:lvl w:ilvl="0" w:tplc="F3CA4FD8">
+      <w:numFmt w:val="bullet"/>
+      <w:lvlText w:val=""/>
+      <w:lvlJc w:val="left"/>
+      <w:pPr>
+        <w:ind w:left="720" w:hanging="360"/>
+      </w:pPr>
+      <w:rPr>
+        <w:rFonts w:ascii="Symbol" w:eastAsiaTheme="minorEastAsia" w:hAnsi="Symbol" w:cstheme="minorBidi" w:hint="default"/>
+      </w:rPr>
+    </w:lvl>
+    <w:lvl w:ilvl="1" w:tplc="0C090003" w:tentative="1">
+      <w:start w:val="1"/>
+      <w:numFmt w:val="bullet"/>
+      <w:lvlText w:val="o"/>
+      <w:lvlJc w:val="left"/>
+      <w:pPr>
+        <w:ind w:left="1440" w:hanging="360"/>
+      </w:pPr>
+      <w:rPr>
+        <w:rFonts w:ascii="Courier New" w:hAnsi="Courier New" w:cs="Courier New" w:hint="default"/>
+      </w:rPr>
+    </w:lvl>
+    <w:lvl w:ilvl="2" w:tplc="0C090005" w:tentative="1">
+      <w:start w:val="1"/>
+      <w:numFmt w:val="bullet"/>
+      <w:lvlText w:val=""/>
+      <w:lvlJc w:val="left"/>
+      <w:pPr>
+        <w:ind w:left="2160" w:hanging="360"/>
+      </w:pPr>
+      <w:rPr>
+        <w:rFonts w:ascii="Wingdings" w:hAnsi="Wingdings" w:hint="default"/>
+      </w:rPr>
+    </w:lvl>
+    <w:lvl w:ilvl="3" w:tplc="0C090001" w:tentative="1">
+      <w:start w:val="1"/>
+      <w:numFmt w:val="bullet"/>
+      <w:lvlText w:val=""/>
+      <w:lvlJc w:val="left"/>
+      <w:pPr>
+        <w:ind w:left="2880" w:hanging="360"/>
+      </w:pPr>
+      <w:rPr>
+        <w:rFonts w:ascii="Symbol" w:hAnsi="Symbol" w:hint="default"/>
+      </w:rPr>
+    </w:lvl>
+    <w:lvl w:ilvl="4" w:tplc="0C090003" w:tentative="1">
+      <w:start w:val="1"/>
+      <w:numFmt w:val="bullet"/>
+      <w:lvlText w:val="o"/>
+      <w:lvlJc w:val="left"/>
+      <w:pPr>
+        <w:ind w:left="3600" w:hanging="360"/>
+      </w:pPr>
+      <w:rPr>
+        <w:rFonts w:ascii="Courier New" w:hAnsi="Courier New" w:cs="Courier New" w:hint="default"/>
+      </w:rPr>
+    </w:lvl>
+    <w:lvl w:ilvl="5" w:tplc="0C090005" w:tentative="1">
+      <w:start w:val="1"/>
+      <w:numFmt w:val="bullet"/>
+      <w:lvlText w:val=""/>
+      <w:lvlJc w:val="left"/>
+      <w:pPr>
+        <w:ind w:left="4320" w:hanging="360"/>
+      </w:pPr>
+      <w:rPr>
+        <w:rFonts w:ascii="Wingdings" w:hAnsi="Wingdings" w:hint="default"/>
+      </w:rPr>
+    </w:lvl>
+    <w:lvl w:ilvl="6" w:tplc="0C090001" w:tentative="1">
+      <w:start w:val="1"/>
+      <w:numFmt w:val="bullet"/>
+      <w:lvlText w:val=""/>
+      <w:lvlJc w:val="left"/>
+      <w:pPr>
+        <w:ind w:left="5040" w:hanging="360"/>
+      </w:pPr>
+      <w:rPr>
+        <w:rFonts w:ascii="Symbol" w:hAnsi="Symbol" w:hint="default"/>
+      </w:rPr>
+    </w:lvl>
+    <w:lvl w:ilvl="7" w:tplc="0C090003" w:tentative="1">
+      <w:start w:val="1"/>
+      <w:numFmt w:val="bullet"/>
+      <w:lvlText w:val="o"/>
+      <w:lvlJc w:val="left"/>
+      <w:pPr>
+        <w:ind w:left="5760" w:hanging="360"/>
+      </w:pPr>
+      <w:rPr>
+        <w:rFonts w:ascii="Courier New" w:hAnsi="Courier New" w:cs="Courier New" w:hint="default"/>
+      </w:rPr>
+    </w:lvl>
+    <w:lvl w:ilvl="8" w:tplc="0C090005" w:tentative="1">
+      <w:start w:val="1"/>
+      <w:numFmt w:val="bullet"/>
+      <w:lvlText w:val=""/>
+      <w:lvlJc w:val="left"/>
+      <w:pPr>
+        <w:ind w:left="6480" w:hanging="360"/>
+      </w:pPr>
+      <w:rPr>
+        <w:rFonts w:ascii="Wingdings" w:hAnsi="Wingdings" w:hint="default"/>
+      </w:rPr>
+    </w:lvl>
+  </w:abstractNum>
+  <w:abstractNum w:abstractNumId="9" w15:restartNumberingAfterBreak="0">
+    <w:nsid w:val="7FB053A4"/>
+    <w:multiLevelType w:val="multilevel"/>
+    <w:tmpl w:val="2582444A"/>
+    <w:lvl w:ilvl="0">
+      <w:start w:val="1"/>
+      <w:numFmt w:val="bullet"/>
+      <w:lvlText w:val=""/>
+      <w:lvlJc w:val="left"/>
+      <w:pPr>
+        <w:tabs>
+          <w:tab w:val="num" w:pos="720"/>
+        </w:tabs>
+        <w:ind w:left="720" w:hanging="360"/>
+      </w:pPr>
+      <w:rPr>
+        <w:rFonts w:ascii="Symbol" w:hAnsi="Symbol" w:hint="default"/>
+        <w:sz w:val="20"/>
+      </w:rPr>
+    </w:lvl>
+    <w:lvl w:ilvl="1" w:tentative="1">
+      <w:start w:val="1"/>
+      <w:numFmt w:val="bullet"/>
+      <w:lvlText w:val="o"/>
+      <w:lvlJc w:val="left"/>
+      <w:pPr>
+        <w:tabs>
+          <w:tab w:val="num" w:pos="1440"/>
+        </w:tabs>
+        <w:ind w:left="1440" w:hanging="360"/>
+      </w:pPr>
+      <w:rPr>
+        <w:rFonts w:ascii="Courier New" w:hAnsi="Courier New" w:hint="default"/>
+        <w:sz w:val="20"/>
+      </w:rPr>
+    </w:lvl>
+    <w:lvl w:ilvl="2" w:tentative="1">
+      <w:start w:val="1"/>
+      <w:numFmt w:val="bullet"/>
+      <w:lvlText w:val=""/>
+      <w:lvlJc w:val="left"/>
+      <w:pPr>
+        <w:tabs>
+          <w:tab w:val="num" w:pos="2160"/>
+        </w:tabs>
+        <w:ind w:left="2160" w:hanging="360"/>
+      </w:pPr>
+      <w:rPr>
+        <w:rFonts w:ascii="Wingdings" w:hAnsi="Wingdings" w:hint="default"/>
+        <w:sz w:val="20"/>
+      </w:rPr>
+    </w:lvl>
+    <w:lvl w:ilvl="3" w:tentative="1">
+      <w:start w:val="1"/>
+      <w:numFmt w:val="bullet"/>
+      <w:lvlText w:val=""/>
+      <w:lvlJc w:val="left"/>
+      <w:pPr>
+        <w:tabs>
+          <w:tab w:val="num" w:pos="2880"/>
+        </w:tabs>
+        <w:ind w:left="2880" w:hanging="360"/>
+      </w:pPr>
+      <w:rPr>
+        <w:rFonts w:ascii="Wingdings" w:hAnsi="Wingdings" w:hint="default"/>
+        <w:sz w:val="20"/>
+      </w:rPr>
+    </w:lvl>
+    <w:lvl w:ilvl="4" w:tentative="1">
+      <w:start w:val="1"/>
+      <w:numFmt w:val="bullet"/>
+      <w:lvlText w:val=""/>
+      <w:lvlJc w:val="left"/>
+      <w:pPr>
+        <w:tabs>
+          <w:tab w:val="num" w:pos="3600"/>
+        </w:tabs>
+        <w:ind w:left="3600" w:hanging="360"/>
+      </w:pPr>
+      <w:rPr>
+        <w:rFonts w:ascii="Wingdings" w:hAnsi="Wingdings" w:hint="default"/>
+        <w:sz w:val="20"/>
+      </w:rPr>
+    </w:lvl>
+    <w:lvl w:ilvl="5" w:tentative="1">
+      <w:start w:val="1"/>
+      <w:numFmt w:val="bullet"/>
+      <w:lvlText w:val=""/>
+      <w:lvlJc w:val="left"/>
+      <w:pPr>
+        <w:tabs>
+          <w:tab w:val="num" w:pos="4320"/>
+        </w:tabs>
+        <w:ind w:left="4320" w:hanging="360"/>
+      </w:pPr>
+      <w:rPr>
+        <w:rFonts w:ascii="Wingdings" w:hAnsi="Wingdings" w:hint="default"/>
+        <w:sz w:val="20"/>
+      </w:rPr>
+    </w:lvl>
+    <w:lvl w:ilvl="6" w:tentative="1">
+      <w:start w:val="1"/>
+      <w:numFmt w:val="bullet"/>
+      <w:lvlText w:val=""/>
+      <w:lvlJc w:val="left"/>
+      <w:pPr>
+        <w:tabs>
+          <w:tab w:val="num" w:pos="5040"/>
+        </w:tabs>
+        <w:ind w:left="5040" w:hanging="360"/>
+      </w:pPr>
+      <w:rPr>
+        <w:rFonts w:ascii="Wingdings" w:hAnsi="Wingdings" w:hint="default"/>
+        <w:sz w:val="20"/>
+      </w:rPr>
+    </w:lvl>
+    <w:lvl w:ilvl="7" w:tentative="1">
+      <w:start w:val="1"/>
+      <w:numFmt w:val="bullet"/>
+      <w:lvlText w:val=""/>
+      <w:lvlJc w:val="left"/>
+      <w:pPr>
+        <w:tabs>
+          <w:tab w:val="num" w:pos="5760"/>
+        </w:tabs>
+        <w:ind w:left="5760" w:hanging="360"/>
+      </w:pPr>
+      <w:rPr>
+        <w:rFonts w:ascii="Wingdings" w:hAnsi="Wingdings" w:hint="default"/>
+        <w:sz w:val="20"/>
+      </w:rPr>
+    </w:lvl>
+    <w:lvl w:ilvl="8" w:tentative="1">
+      <w:start w:val="1"/>
+      <w:numFmt w:val="bullet"/>
+      <w:lvlText w:val=""/>
+      <w:lvlJc w:val="left"/>
+      <w:pPr>
+        <w:tabs>
+          <w:tab w:val="num" w:pos="6480"/>
+        </w:tabs>
+        <w:ind w:left="6480" w:hanging="360"/>
+      </w:pPr>
+      <w:rPr>
+        <w:rFonts w:ascii="Wingdings" w:hAnsi="Wingdings" w:hint="default"/>
+        <w:sz w:val="20"/>
+      </w:rPr>
+    </w:lvl>
+  </w:abstractNum>
+  <w:num w:numId="1" w16cid:durableId="803498600">
+    <w:abstractNumId w:val="7"/>
+  </w:num>
+  <w:num w:numId="2" w16cid:durableId="1303192281">
+    <w:abstractNumId w:val="5"/>
+  </w:num>
+  <w:num w:numId="3" w16cid:durableId="555746322">
+    <w:abstractNumId w:val="6"/>
+  </w:num>
+  <w:num w:numId="4" w16cid:durableId="205339427">
+    <w:abstractNumId w:val="8"/>
+  </w:num>
+  <w:num w:numId="5" w16cid:durableId="1079333101">
+    <w:abstractNumId w:val="1"/>
+  </w:num>
+  <w:num w:numId="6" w16cid:durableId="1754857594">
     <w:abstractNumId w:val="3"/>
   </w:num>
-  <w:num w:numId="2">
+  <w:num w:numId="7" w16cid:durableId="313412640">
+    <w:abstractNumId w:val="9"/>
+  </w:num>
+  <w:num w:numId="8" w16cid:durableId="1306010299">
+    <w:abstractNumId w:val="0"/>
+  </w:num>
+  <w:num w:numId="9" w16cid:durableId="1765301014">
+    <w:abstractNumId w:val="4"/>
+  </w:num>
+  <w:num w:numId="10" w16cid:durableId="532770724">
     <w:abstractNumId w:val="2"/>
-  </w:num>
-  <w:num w:numId="1">
-    <w:abstractNumId w:val="1"/>
   </w:num>
 </w:numbering>
 </file>
 
 <file path=word/styles.xml><?xml version="1.0" encoding="utf-8"?>
-<w:styles xmlns:wp14="http://schemas.microsoft.com/office/word/2010/wordprocessingDrawing" xmlns:mc="http://schemas.openxmlformats.org/markup-compatibility/2006" xmlns:r="http://schemas.openxmlformats.org/officeDocument/2006/relationships" xmlns:w="http://schemas.openxmlformats.org/wordprocessingml/2006/main" xmlns:w14="http://schemas.microsoft.com/office/word/2010/wordml" xmlns:w15="http://schemas.microsoft.com/office/word/2012/wordml" xmlns:w16se="http://schemas.microsoft.com/office/word/2015/wordml/symex" xmlns:w16cid="http://schemas.microsoft.com/office/word/2016/wordml/cid" xmlns:w16="http://schemas.microsoft.com/office/word/2018/wordml" xmlns:w16cex="http://schemas.microsoft.com/office/word/2018/wordml/cex" xmlns:w16sdtdh="http://schemas.microsoft.com/office/word/2020/wordml/sdtdatahash" xmlns:w16sdtfl="http://schemas.microsoft.com/office/word/2024/wordml/sdtformatlock" mc:Ignorable="w14 w15 wp14 w16se w16cid w16 w16cex w16sdtdh w16sdtfl">
+<w:styles xmlns:mc="http://schemas.openxmlformats.org/markup-compatibility/2006" xmlns:r="http://schemas.openxmlformats.org/officeDocument/2006/relationships" xmlns:w="http://schemas.openxmlformats.org/wordprocessingml/2006/main" xmlns:w14="http://schemas.microsoft.com/office/word/2010/wordml" xmlns:w15="http://schemas.microsoft.com/office/word/2012/wordml" xmlns:w16cex="http://schemas.microsoft.com/office/word/2018/wordml/cex" xmlns:w16cid="http://schemas.microsoft.com/office/word/2016/wordml/cid" xmlns:w16="http://schemas.microsoft.com/office/word/2018/wordml" xmlns:w16du="http://schemas.microsoft.com/office/word/2023/wordml/word16du" xmlns:w16sdtdh="http://schemas.microsoft.com/office/word/2020/wordml/sdtdatahash" xmlns:w16sdtfl="http://schemas.microsoft.com/office/word/2024/wordml/sdtformatlock" xmlns:w16se="http://schemas.microsoft.com/office/word/2015/wordml/symex" mc:Ignorable="w14 w15 w16se w16cid w16 w16cex w16sdtdh w16sdtfl w16du">
   <w:docDefaults>
     <w:rPrDefault>
       <w:rPr>
-        <w:rFonts w:asciiTheme="minorHAnsi" w:hAnsiTheme="minorHAnsi" w:eastAsiaTheme="minorEastAsia" w:cstheme="minorBidi"/>
+        <w:rFonts w:asciiTheme="minorHAnsi" w:eastAsiaTheme="minorEastAsia" w:hAnsiTheme="minorHAnsi" w:cstheme="minorBidi"/>
         <w:sz w:val="24"/>
         <w:szCs w:val="24"/>
         <w:lang w:val="en-US" w:eastAsia="ja-JP" w:bidi="ar-SA"/>
@@ -1466,17 +2490,17 @@
       </w:pPr>
     </w:pPrDefault>
   </w:docDefaults>
-  <w:latentStyles w:defLockedState="0" w:defUIPriority="99" w:defSemiHidden="0" w:defUnhideWhenUsed="0" w:defQFormat="0" w:count="371">
+  <w:latentStyles w:defLockedState="0" w:defUIPriority="99" w:defSemiHidden="0" w:defUnhideWhenUsed="0" w:defQFormat="0" w:count="376">
     <w:lsdException w:name="Normal" w:uiPriority="0" w:qFormat="1"/>
     <w:lsdException w:name="heading 1" w:uiPriority="9" w:qFormat="1"/>
-    <w:lsdException w:name="heading 2" w:uiPriority="9" w:semiHidden="1" w:unhideWhenUsed="1" w:qFormat="1"/>
-    <w:lsdException w:name="heading 3" w:uiPriority="9" w:semiHidden="1" w:unhideWhenUsed="1" w:qFormat="1"/>
-    <w:lsdException w:name="heading 4" w:uiPriority="9" w:semiHidden="1" w:unhideWhenUsed="1" w:qFormat="1"/>
-    <w:lsdException w:name="heading 5" w:uiPriority="9" w:semiHidden="1" w:unhideWhenUsed="1" w:qFormat="1"/>
-    <w:lsdException w:name="heading 6" w:uiPriority="9" w:semiHidden="1" w:unhideWhenUsed="1" w:qFormat="1"/>
-    <w:lsdException w:name="heading 7" w:uiPriority="9" w:semiHidden="1" w:unhideWhenUsed="1" w:qFormat="1"/>
-    <w:lsdException w:name="heading 8" w:uiPriority="9" w:semiHidden="1" w:unhideWhenUsed="1" w:qFormat="1"/>
-    <w:lsdException w:name="heading 9" w:uiPriority="9" w:semiHidden="1" w:unhideWhenUsed="1" w:qFormat="1"/>
+    <w:lsdException w:name="heading 2" w:semiHidden="1" w:uiPriority="9" w:unhideWhenUsed="1" w:qFormat="1"/>
+    <w:lsdException w:name="heading 3" w:semiHidden="1" w:uiPriority="9" w:unhideWhenUsed="1" w:qFormat="1"/>
+    <w:lsdException w:name="heading 4" w:semiHidden="1" w:uiPriority="9" w:unhideWhenUsed="1" w:qFormat="1"/>
+    <w:lsdException w:name="heading 5" w:semiHidden="1" w:uiPriority="9" w:unhideWhenUsed="1" w:qFormat="1"/>
+    <w:lsdException w:name="heading 6" w:semiHidden="1" w:uiPriority="9" w:unhideWhenUsed="1" w:qFormat="1"/>
+    <w:lsdException w:name="heading 7" w:semiHidden="1" w:uiPriority="9" w:unhideWhenUsed="1" w:qFormat="1"/>
+    <w:lsdException w:name="heading 8" w:semiHidden="1" w:uiPriority="9" w:unhideWhenUsed="1" w:qFormat="1"/>
+    <w:lsdException w:name="heading 9" w:semiHidden="1" w:uiPriority="9" w:unhideWhenUsed="1" w:qFormat="1"/>
     <w:lsdException w:name="index 1" w:semiHidden="1" w:unhideWhenUsed="1"/>
     <w:lsdException w:name="index 2" w:semiHidden="1" w:unhideWhenUsed="1"/>
     <w:lsdException w:name="index 3" w:semiHidden="1" w:unhideWhenUsed="1"/>
@@ -1486,22 +2510,22 @@
     <w:lsdException w:name="index 7" w:semiHidden="1" w:unhideWhenUsed="1"/>
     <w:lsdException w:name="index 8" w:semiHidden="1" w:unhideWhenUsed="1"/>
     <w:lsdException w:name="index 9" w:semiHidden="1" w:unhideWhenUsed="1"/>
-    <w:lsdException w:name="toc 1" w:uiPriority="39" w:semiHidden="1" w:unhideWhenUsed="1"/>
-    <w:lsdException w:name="toc 2" w:uiPriority="39" w:semiHidden="1" w:unhideWhenUsed="1"/>
-    <w:lsdException w:name="toc 3" w:uiPriority="39" w:semiHidden="1" w:unhideWhenUsed="1"/>
-    <w:lsdException w:name="toc 4" w:uiPriority="39" w:semiHidden="1" w:unhideWhenUsed="1"/>
-    <w:lsdException w:name="toc 5" w:uiPriority="39" w:semiHidden="1" w:unhideWhenUsed="1"/>
-    <w:lsdException w:name="toc 6" w:uiPriority="39" w:semiHidden="1" w:unhideWhenUsed="1"/>
-    <w:lsdException w:name="toc 7" w:uiPriority="39" w:semiHidden="1" w:unhideWhenUsed="1"/>
-    <w:lsdException w:name="toc 8" w:uiPriority="39" w:semiHidden="1" w:unhideWhenUsed="1"/>
-    <w:lsdException w:name="toc 9" w:uiPriority="39" w:semiHidden="1" w:unhideWhenUsed="1"/>
+    <w:lsdException w:name="toc 1" w:semiHidden="1" w:uiPriority="39" w:unhideWhenUsed="1"/>
+    <w:lsdException w:name="toc 2" w:semiHidden="1" w:uiPriority="39" w:unhideWhenUsed="1"/>
+    <w:lsdException w:name="toc 3" w:semiHidden="1" w:uiPriority="39" w:unhideWhenUsed="1"/>
+    <w:lsdException w:name="toc 4" w:semiHidden="1" w:uiPriority="39" w:unhideWhenUsed="1"/>
+    <w:lsdException w:name="toc 5" w:semiHidden="1" w:uiPriority="39" w:unhideWhenUsed="1"/>
+    <w:lsdException w:name="toc 6" w:semiHidden="1" w:uiPriority="39" w:unhideWhenUsed="1"/>
+    <w:lsdException w:name="toc 7" w:semiHidden="1" w:uiPriority="39" w:unhideWhenUsed="1"/>
+    <w:lsdException w:name="toc 8" w:semiHidden="1" w:uiPriority="39" w:unhideWhenUsed="1"/>
+    <w:lsdException w:name="toc 9" w:semiHidden="1" w:uiPriority="39" w:unhideWhenUsed="1"/>
     <w:lsdException w:name="Normal Indent" w:semiHidden="1" w:unhideWhenUsed="1"/>
     <w:lsdException w:name="footnote text" w:semiHidden="1" w:unhideWhenUsed="1"/>
     <w:lsdException w:name="annotation text" w:semiHidden="1" w:unhideWhenUsed="1"/>
     <w:lsdException w:name="header" w:semiHidden="1" w:unhideWhenUsed="1"/>
     <w:lsdException w:name="footer" w:semiHidden="1" w:unhideWhenUsed="1"/>
     <w:lsdException w:name="index heading" w:semiHidden="1" w:unhideWhenUsed="1"/>
-    <w:lsdException w:name="caption" w:uiPriority="35" w:semiHidden="1" w:unhideWhenUsed="1" w:qFormat="1"/>
+    <w:lsdException w:name="caption" w:semiHidden="1" w:uiPriority="35" w:unhideWhenUsed="1" w:qFormat="1"/>
     <w:lsdException w:name="table of figures" w:semiHidden="1" w:unhideWhenUsed="1"/>
     <w:lsdException w:name="envelope address" w:semiHidden="1" w:unhideWhenUsed="1"/>
     <w:lsdException w:name="envelope return" w:semiHidden="1" w:unhideWhenUsed="1"/>
@@ -1532,7 +2556,7 @@
     <w:lsdException w:name="Title" w:uiPriority="10" w:qFormat="1"/>
     <w:lsdException w:name="Closing" w:semiHidden="1" w:unhideWhenUsed="1"/>
     <w:lsdException w:name="Signature" w:semiHidden="1" w:unhideWhenUsed="1"/>
-    <w:lsdException w:name="Default Paragraph Font" w:uiPriority="1" w:semiHidden="1" w:unhideWhenUsed="1"/>
+    <w:lsdException w:name="Default Paragraph Font" w:semiHidden="1" w:uiPriority="1" w:unhideWhenUsed="1"/>
     <w:lsdException w:name="Body Text" w:semiHidden="1" w:unhideWhenUsed="1"/>
     <w:lsdException w:name="Body Text Indent" w:semiHidden="1" w:unhideWhenUsed="1"/>
     <w:lsdException w:name="List Continue" w:semiHidden="1" w:unhideWhenUsed="1"/>
@@ -1732,8 +2756,8 @@
     <w:lsdException w:name="Subtle Reference" w:uiPriority="31" w:qFormat="1"/>
     <w:lsdException w:name="Intense Reference" w:uiPriority="32" w:qFormat="1"/>
     <w:lsdException w:name="Book Title" w:uiPriority="33" w:qFormat="1"/>
-    <w:lsdException w:name="Bibliography" w:uiPriority="37" w:semiHidden="1" w:unhideWhenUsed="1"/>
-    <w:lsdException w:name="TOC Heading" w:uiPriority="39" w:semiHidden="1" w:unhideWhenUsed="1" w:qFormat="1"/>
+    <w:lsdException w:name="Bibliography" w:semiHidden="1" w:uiPriority="37" w:unhideWhenUsed="1"/>
+    <w:lsdException w:name="TOC Heading" w:semiHidden="1" w:uiPriority="39" w:unhideWhenUsed="1" w:qFormat="1"/>
     <w:lsdException w:name="Plain Table 1" w:uiPriority="41"/>
     <w:lsdException w:name="Plain Table 2" w:uiPriority="42"/>
     <w:lsdException w:name="Plain Table 3" w:uiPriority="43"/>
@@ -1838,18 +2862,85 @@
     <w:lsdException w:name="List Table 5 Dark Accent 6" w:uiPriority="50"/>
     <w:lsdException w:name="List Table 6 Colorful Accent 6" w:uiPriority="51"/>
     <w:lsdException w:name="List Table 7 Colorful Accent 6" w:uiPriority="52"/>
+    <w:lsdException w:name="Mention" w:semiHidden="1" w:unhideWhenUsed="1"/>
+    <w:lsdException w:name="Smart Hyperlink" w:semiHidden="1" w:unhideWhenUsed="1"/>
+    <w:lsdException w:name="Hashtag" w:semiHidden="1" w:unhideWhenUsed="1"/>
+    <w:lsdException w:name="Unresolved Mention" w:semiHidden="1" w:unhideWhenUsed="1"/>
+    <w:lsdException w:name="Smart Link" w:semiHidden="1" w:unhideWhenUsed="1"/>
   </w:latentStyles>
-  <w:style w:type="paragraph" w:styleId="Normal" w:default="1">
+  <w:style w:type="paragraph" w:default="1" w:styleId="Normal">
     <w:name w:val="Normal"/>
     <w:qFormat/>
   </w:style>
-  <w:style w:type="character" w:styleId="DefaultParagraphFont" w:default="1">
+  <w:style w:type="paragraph" w:styleId="Heading1">
+    <w:name w:val="heading 1"/>
+    <w:basedOn w:val="Normal"/>
+    <w:next w:val="Normal"/>
+    <w:uiPriority w:val="9"/>
+    <w:qFormat/>
+    <w:rsid w:val="181B8E52"/>
+    <w:pPr>
+      <w:keepNext/>
+      <w:keepLines/>
+      <w:spacing w:before="360" w:after="80"/>
+      <w:outlineLvl w:val="0"/>
+    </w:pPr>
+    <w:rPr>
+      <w:rFonts w:asciiTheme="majorHAnsi" w:eastAsiaTheme="majorEastAsia" w:hAnsiTheme="majorHAnsi" w:cstheme="majorBidi"/>
+      <w:color w:val="0F4761" w:themeColor="accent1" w:themeShade="BF"/>
+      <w:sz w:val="40"/>
+      <w:szCs w:val="40"/>
+    </w:rPr>
+  </w:style>
+  <w:style w:type="paragraph" w:styleId="Heading2">
+    <w:name w:val="heading 2"/>
+    <w:basedOn w:val="Normal"/>
+    <w:next w:val="Normal"/>
+    <w:uiPriority w:val="9"/>
+    <w:unhideWhenUsed/>
+    <w:qFormat/>
+    <w:rsid w:val="181B8E52"/>
+    <w:pPr>
+      <w:keepNext/>
+      <w:keepLines/>
+      <w:spacing w:before="160" w:after="80"/>
+      <w:outlineLvl w:val="1"/>
+    </w:pPr>
+    <w:rPr>
+      <w:rFonts w:asciiTheme="majorHAnsi" w:eastAsiaTheme="majorEastAsia" w:hAnsiTheme="majorHAnsi" w:cstheme="majorBidi"/>
+      <w:color w:val="0F4761" w:themeColor="accent1" w:themeShade="BF"/>
+      <w:sz w:val="32"/>
+      <w:szCs w:val="32"/>
+    </w:rPr>
+  </w:style>
+  <w:style w:type="paragraph" w:styleId="Heading4">
+    <w:name w:val="heading 4"/>
+    <w:basedOn w:val="Normal"/>
+    <w:next w:val="Normal"/>
+    <w:uiPriority w:val="9"/>
+    <w:unhideWhenUsed/>
+    <w:qFormat/>
+    <w:rsid w:val="181B8E52"/>
+    <w:pPr>
+      <w:keepNext/>
+      <w:keepLines/>
+      <w:spacing w:before="80" w:after="40"/>
+      <w:outlineLvl w:val="3"/>
+    </w:pPr>
+    <w:rPr>
+      <w:rFonts w:eastAsiaTheme="majorEastAsia" w:cstheme="majorBidi"/>
+      <w:i/>
+      <w:iCs/>
+      <w:color w:val="0F4761" w:themeColor="accent1" w:themeShade="BF"/>
+    </w:rPr>
+  </w:style>
+  <w:style w:type="character" w:default="1" w:styleId="DefaultParagraphFont">
     <w:name w:val="Default Paragraph Font"/>
     <w:uiPriority w:val="1"/>
     <w:semiHidden/>
     <w:unhideWhenUsed/>
   </w:style>
-  <w:style w:type="table" w:styleId="TableNormal" w:default="1">
+  <w:style w:type="table" w:default="1" w:styleId="TableNormal">
     <w:name w:val="Normal Table"/>
     <w:uiPriority w:val="99"/>
     <w:semiHidden/>
@@ -1864,107 +2955,44 @@
       </w:tblCellMar>
     </w:tblPr>
   </w:style>
-  <w:style w:type="numbering" w:styleId="NoList" w:default="1">
+  <w:style w:type="numbering" w:default="1" w:styleId="NoList">
     <w:name w:val="No List"/>
     <w:uiPriority w:val="99"/>
     <w:semiHidden/>
     <w:unhideWhenUsed/>
   </w:style>
   <w:style w:type="paragraph" w:styleId="Title">
-    <w:uiPriority w:val="10"/>
     <w:name w:val="Title"/>
     <w:basedOn w:val="Normal"/>
     <w:next w:val="Normal"/>
+    <w:uiPriority w:val="10"/>
     <w:qFormat/>
     <w:rsid w:val="29C051EC"/>
-    <w:rPr>
-      <w:rFonts w:ascii="Aptos Display" w:hAnsi="Aptos Display" w:eastAsia="" w:cs="" w:asciiTheme="majorAscii" w:hAnsiTheme="majorAscii" w:eastAsiaTheme="majorEastAsia" w:cstheme="majorBidi"/>
-      <w:sz w:val="56"/>
-      <w:szCs w:val="56"/>
-    </w:rPr>
     <w:pPr>
       <w:spacing w:after="80" w:line="240" w:lineRule="auto"/>
       <w:contextualSpacing/>
     </w:pPr>
-  </w:style>
-  <w:style w:type="paragraph" w:styleId="Heading1">
-    <w:uiPriority w:val="9"/>
-    <w:name w:val="heading 1"/>
-    <w:basedOn w:val="Normal"/>
-    <w:next w:val="Normal"/>
-    <w:qFormat/>
-    <w:rsid w:val="181B8E52"/>
     <w:rPr>
-      <w:rFonts w:ascii="Aptos Display" w:hAnsi="Aptos Display" w:eastAsia="" w:cs="" w:asciiTheme="majorAscii" w:hAnsiTheme="majorAscii" w:eastAsiaTheme="majorEastAsia" w:cstheme="majorBidi"/>
-      <w:color w:val="0F4761" w:themeColor="accent1" w:themeTint="FF" w:themeShade="BF"/>
-      <w:sz w:val="40"/>
-      <w:szCs w:val="40"/>
+      <w:rFonts w:asciiTheme="majorHAnsi" w:eastAsiaTheme="majorEastAsia" w:hAnsiTheme="majorHAnsi" w:cstheme="majorBidi"/>
+      <w:sz w:val="56"/>
+      <w:szCs w:val="56"/>
     </w:rPr>
-    <w:pPr>
-      <w:keepNext w:val="1"/>
-      <w:keepLines w:val="1"/>
-      <w:spacing w:before="360" w:after="80"/>
-      <w:outlineLvl w:val="0"/>
-    </w:pPr>
-  </w:style>
-  <w:style w:type="paragraph" w:styleId="Heading2">
-    <w:uiPriority w:val="9"/>
-    <w:name w:val="heading 2"/>
-    <w:basedOn w:val="Normal"/>
-    <w:next w:val="Normal"/>
-    <w:unhideWhenUsed/>
-    <w:qFormat/>
-    <w:rsid w:val="181B8E52"/>
-    <w:rPr>
-      <w:rFonts w:ascii="Aptos Display" w:hAnsi="Aptos Display" w:eastAsia="" w:cs="" w:asciiTheme="majorAscii" w:hAnsiTheme="majorAscii" w:eastAsiaTheme="majorEastAsia" w:cstheme="majorBidi"/>
-      <w:color w:val="0F4761" w:themeColor="accent1" w:themeTint="FF" w:themeShade="BF"/>
-      <w:sz w:val="32"/>
-      <w:szCs w:val="32"/>
-    </w:rPr>
-    <w:pPr>
-      <w:keepNext w:val="1"/>
-      <w:keepLines w:val="1"/>
-      <w:spacing w:before="160" w:after="80"/>
-      <w:outlineLvl w:val="1"/>
-    </w:pPr>
-  </w:style>
-  <w:style w:type="paragraph" w:styleId="Heading4">
-    <w:uiPriority w:val="9"/>
-    <w:name w:val="heading 4"/>
-    <w:basedOn w:val="Normal"/>
-    <w:next w:val="Normal"/>
-    <w:unhideWhenUsed/>
-    <w:qFormat/>
-    <w:rsid w:val="181B8E52"/>
-    <w:rPr>
-      <w:rFonts w:eastAsia="" w:cs="" w:eastAsiaTheme="majorEastAsia" w:cstheme="majorBidi"/>
-      <w:i w:val="1"/>
-      <w:iCs w:val="1"/>
-      <w:color w:val="0F4761" w:themeColor="accent1" w:themeTint="FF" w:themeShade="BF"/>
-    </w:rPr>
-    <w:pPr>
-      <w:keepNext w:val="1"/>
-      <w:keepLines w:val="1"/>
-      <w:spacing w:before="80" w:after="40"/>
-      <w:outlineLvl w:val="3"/>
-    </w:pPr>
   </w:style>
   <w:style w:type="paragraph" w:styleId="ListParagraph">
-    <w:uiPriority w:val="34"/>
     <w:name w:val="List Paragraph"/>
     <w:basedOn w:val="Normal"/>
+    <w:uiPriority w:val="34"/>
     <w:qFormat/>
     <w:rsid w:val="181B8E52"/>
     <w:pPr>
-      <w:spacing/>
       <w:ind w:left="720"/>
       <w:contextualSpacing/>
     </w:pPr>
   </w:style>
   <w:style w:type="character" w:styleId="Hyperlink">
-    <w:uiPriority w:val="99"/>
     <w:name w:val="Hyperlink"/>
     <w:basedOn w:val="DefaultParagraphFont"/>
+    <w:uiPriority w:val="99"/>
     <w:unhideWhenUsed/>
     <w:rsid w:val="181B8E52"/>
     <w:rPr>
@@ -1972,56 +3000,49 @@
       <w:u w:val="single"/>
     </w:rPr>
   </w:style>
-  <w:style xmlns:w="http://schemas.openxmlformats.org/wordprocessingml/2006/main" w:type="table" w:styleId="TableGrid">
-    <w:name xmlns:w="http://schemas.openxmlformats.org/wordprocessingml/2006/main" w:val="Table Grid"/>
-    <w:basedOn xmlns:w="http://schemas.openxmlformats.org/wordprocessingml/2006/main" w:val="TableNormal"/>
-    <w:uiPriority xmlns:w="http://schemas.openxmlformats.org/wordprocessingml/2006/main" w:val="59"/>
-    <w:rsid xmlns:w="http://schemas.openxmlformats.org/wordprocessingml/2006/main" w:val="00FB4123"/>
-    <w:pPr xmlns:w="http://schemas.openxmlformats.org/wordprocessingml/2006/main">
+  <w:style w:type="table" w:styleId="TableGrid">
+    <w:name w:val="Table Grid"/>
+    <w:basedOn w:val="TableNormal"/>
+    <w:uiPriority w:val="59"/>
+    <w:rsid w:val="00FB4123"/>
+    <w:pPr>
       <w:spacing w:after="0" w:line="240" w:lineRule="auto"/>
     </w:pPr>
-    <w:tblPr xmlns:w="http://schemas.openxmlformats.org/wordprocessingml/2006/main">
-      <w:tblInd w:w="0" w:type="dxa"/>
+    <w:tblPr>
       <w:tblBorders>
-        <w:top w:val="single" w:color="000000" w:themeColor="text1" w:sz="4" w:space="0"/>
-        <w:left w:val="single" w:color="000000" w:themeColor="text1" w:sz="4" w:space="0"/>
-        <w:bottom w:val="single" w:color="000000" w:themeColor="text1" w:sz="4" w:space="0"/>
-        <w:right w:val="single" w:color="000000" w:themeColor="text1" w:sz="4" w:space="0"/>
-        <w:insideH w:val="single" w:color="000000" w:themeColor="text1" w:sz="4" w:space="0"/>
-        <w:insideV w:val="single" w:color="000000" w:themeColor="text1" w:sz="4" w:space="0"/>
+        <w:top w:val="single" w:sz="4" w:space="0" w:color="000000" w:themeColor="text1"/>
+        <w:left w:val="single" w:sz="4" w:space="0" w:color="000000" w:themeColor="text1"/>
+        <w:bottom w:val="single" w:sz="4" w:space="0" w:color="000000" w:themeColor="text1"/>
+        <w:right w:val="single" w:sz="4" w:space="0" w:color="000000" w:themeColor="text1"/>
+        <w:insideH w:val="single" w:sz="4" w:space="0" w:color="000000" w:themeColor="text1"/>
+        <w:insideV w:val="single" w:sz="4" w:space="0" w:color="000000" w:themeColor="text1"/>
       </w:tblBorders>
-      <w:tblCellMar>
-        <w:top w:w="0" w:type="dxa"/>
-        <w:left w:w="108" w:type="dxa"/>
-        <w:bottom w:w="0" w:type="dxa"/>
-        <w:right w:w="108" w:type="dxa"/>
-      </w:tblCellMar>
     </w:tblPr>
   </w:style>
   <w:style w:type="paragraph" w:styleId="Header">
-    <w:uiPriority w:val="99"/>
     <w:name w:val="header"/>
     <w:basedOn w:val="Normal"/>
+    <w:uiPriority w:val="99"/>
     <w:unhideWhenUsed/>
     <w:rsid w:val="3BF5C3EE"/>
     <w:pPr>
       <w:tabs>
-        <w:tab w:val="center" w:leader="none" w:pos="4680"/>
-        <w:tab w:val="right" w:leader="none" w:pos="9360"/>
+        <w:tab w:val="center" w:pos="4680"/>
+        <w:tab w:val="right" w:pos="9360"/>
       </w:tabs>
       <w:spacing w:after="0" w:line="240" w:lineRule="auto"/>
     </w:pPr>
   </w:style>
   <w:style w:type="paragraph" w:styleId="Footer">
-    <w:uiPriority w:val="99"/>
     <w:name w:val="footer"/>
     <w:basedOn w:val="Normal"/>
+    <w:uiPriority w:val="99"/>
     <w:unhideWhenUsed/>
     <w:rsid w:val="3BF5C3EE"/>
     <w:pPr>
       <w:tabs>
-        <w:tab w:val="center" w:leader="none" w:pos="4680"/>
-        <w:tab w:val="right" w:leader="none" w:pos="9360"/>
+        <w:tab w:val="center" w:pos="4680"/>
+        <w:tab w:val="right" w:pos="9360"/>
       </w:tabs>
       <w:spacing w:after="0" w:line="240" w:lineRule="auto"/>
     </w:pPr>
@@ -2030,7 +3051,7 @@
 </file>
 
 <file path=word/theme/theme1.xml><?xml version="1.0" encoding="utf-8"?>
-<a:theme xmlns:thm15="http://schemas.microsoft.com/office/thememl/2012/main" xmlns:a="http://schemas.openxmlformats.org/drawingml/2006/main" name="Office Theme">
+<a:theme xmlns:a="http://schemas.openxmlformats.org/drawingml/2006/main" name="Office Theme">
   <a:themeElements>
     <a:clrScheme name="Office">
       <a:dk1>

--- a/Portfolio/COMP6841_Week_4.docx
+++ b/Portfolio/COMP6841_Week_4.docx
@@ -90,6 +90,7 @@
           <w:color w:val="000000" w:themeColor="text1"/>
         </w:rPr>
       </w:pPr>
+      <w:proofErr w:type="spellStart"/>
       <w:r>
         <w:rPr>
           <w:rFonts w:ascii="Aptos" w:eastAsia="Aptos" w:hAnsi="Aptos" w:cs="Aptos"/>
@@ -97,7 +98,17 @@
           <w:bCs/>
           <w:color w:val="000000" w:themeColor="text1"/>
         </w:rPr>
-        <w:t>zID:</w:t>
+        <w:t>zID</w:t>
+      </w:r>
+      <w:proofErr w:type="spellEnd"/>
+      <w:r>
+        <w:rPr>
+          <w:rFonts w:ascii="Aptos" w:eastAsia="Aptos" w:hAnsi="Aptos" w:cs="Aptos"/>
+          <w:b/>
+          <w:bCs/>
+          <w:color w:val="000000" w:themeColor="text1"/>
+        </w:rPr>
+        <w:t>:</w:t>
       </w:r>
       <w:r>
         <w:rPr>
@@ -133,7 +144,25 @@
           <w:bCs/>
           <w:color w:val="000000" w:themeColor="text1"/>
         </w:rPr>
-        <w:t xml:space="preserve"> 23/06/26</w:t>
+        <w:t xml:space="preserve"> 2</w:t>
+      </w:r>
+      <w:r>
+        <w:rPr>
+          <w:rFonts w:ascii="Aptos" w:eastAsia="Aptos" w:hAnsi="Aptos" w:cs="Aptos"/>
+          <w:b/>
+          <w:bCs/>
+          <w:color w:val="000000" w:themeColor="text1"/>
+        </w:rPr>
+        <w:t>7</w:t>
+      </w:r>
+      <w:r>
+        <w:rPr>
+          <w:rFonts w:ascii="Aptos" w:eastAsia="Aptos" w:hAnsi="Aptos" w:cs="Aptos"/>
+          <w:b/>
+          <w:bCs/>
+          <w:color w:val="000000" w:themeColor="text1"/>
+        </w:rPr>
+        <w:t>/06/26</w:t>
       </w:r>
     </w:p>
     <w:p>
@@ -165,10 +194,11 @@
       <w:pPr>
         <w:pStyle w:val="Heading2"/>
       </w:pPr>
-      <w:hyperlink r:id="rId7">
+      <w:hyperlink r:id="rId8">
         <w:r>
           <w:rPr>
             <w:rStyle w:val="Hyperlink"/>
+            <w:highlight w:val="yellow"/>
           </w:rPr>
           <w:t>Security Everywhere</w:t>
         </w:r>
@@ -191,14 +221,145 @@
           <w:tcPr>
             <w:tcW w:w="9360" w:type="dxa"/>
           </w:tcPr>
+          <w:p>
+            <w:r>
+              <w:t xml:space="preserve">This week’s discussions on insiders and game theory led me to an interesting article reflecting on a recent technology conference. The article connected the rapid adoption of artificial intelligence to a tragedy of the commons, arguing that businesses increasingly feel pressured to present AI as essential to their future. As more products are marketed as “AI enabled” or “AI ready,” these terms lose value because users want clearer explanations of how AI is </w:t>
+            </w:r>
+            <w:proofErr w:type="gramStart"/>
+            <w:r>
+              <w:t>actually built</w:t>
+            </w:r>
+            <w:proofErr w:type="gramEnd"/>
+            <w:r>
+              <w:t xml:space="preserve"> into the product. I found this perspective interesting because some products do not need AI, and vague claims often leave me with more questions than answers. This lack of clarity can also create a social engineering risk, as attackers may gain trust by presenting fake products or services with apparent transparency. People who are frustrated by unclear AI claims may be especially vulnerable to manipulation, including scams that resemble Nigerian prince schemes and encourage further investment.</w:t>
+            </w:r>
+          </w:p>
+          <w:p>
+            <w:r>
+              <w:rPr>
+                <w:noProof/>
+              </w:rPr>
+              <w:drawing>
+                <wp:anchor distT="0" distB="0" distL="114300" distR="114300" simplePos="0" relativeHeight="251659264" behindDoc="0" locked="0" layoutInCell="1" allowOverlap="1" wp14:anchorId="7DBB7C88" wp14:editId="1CA55DA7">
+                  <wp:simplePos x="0" y="0"/>
+                  <wp:positionH relativeFrom="column">
+                    <wp:posOffset>-1905</wp:posOffset>
+                  </wp:positionH>
+                  <wp:positionV relativeFrom="paragraph">
+                    <wp:posOffset>2540</wp:posOffset>
+                  </wp:positionV>
+                  <wp:extent cx="2673350" cy="2004695"/>
+                  <wp:effectExtent l="0" t="0" r="0" b="0"/>
+                  <wp:wrapSquare wrapText="bothSides"/>
+                  <wp:docPr id="1733314283" name="Picture 1" descr="The Trough Of Disillusionment And Four Outliers On The Gartner Hype Cycle"/>
+                  <wp:cNvGraphicFramePr>
+                    <a:graphicFrameLocks xmlns:a="http://schemas.openxmlformats.org/drawingml/2006/main" noChangeAspect="1"/>
+                  </wp:cNvGraphicFramePr>
+                  <a:graphic xmlns:a="http://schemas.openxmlformats.org/drawingml/2006/main">
+                    <a:graphicData uri="http://schemas.openxmlformats.org/drawingml/2006/picture">
+                      <pic:pic xmlns:pic="http://schemas.openxmlformats.org/drawingml/2006/picture">
+                        <pic:nvPicPr>
+                          <pic:cNvPr id="0" name="Picture 1" descr="The Trough Of Disillusionment And Four Outliers On The Gartner Hype Cycle"/>
+                          <pic:cNvPicPr>
+                            <a:picLocks noChangeAspect="1" noChangeArrowheads="1"/>
+                          </pic:cNvPicPr>
+                        </pic:nvPicPr>
+                        <pic:blipFill>
+                          <a:blip r:embed="rId9" cstate="print">
+                            <a:extLst>
+                              <a:ext uri="{28A0092B-C50C-407E-A947-70E740481C1C}">
+                                <a14:useLocalDpi xmlns:a14="http://schemas.microsoft.com/office/drawing/2010/main" val="0"/>
+                              </a:ext>
+                            </a:extLst>
+                          </a:blip>
+                          <a:srcRect/>
+                          <a:stretch>
+                            <a:fillRect/>
+                          </a:stretch>
+                        </pic:blipFill>
+                        <pic:spPr bwMode="auto">
+                          <a:xfrm>
+                            <a:off x="0" y="0"/>
+                            <a:ext cx="2673350" cy="2004695"/>
+                          </a:xfrm>
+                          <a:prstGeom prst="rect">
+                            <a:avLst/>
+                          </a:prstGeom>
+                          <a:noFill/>
+                          <a:ln>
+                            <a:noFill/>
+                          </a:ln>
+                        </pic:spPr>
+                      </pic:pic>
+                    </a:graphicData>
+                  </a:graphic>
+                  <wp14:sizeRelH relativeFrom="margin">
+                    <wp14:pctWidth>0</wp14:pctWidth>
+                  </wp14:sizeRelH>
+                  <wp14:sizeRelV relativeFrom="margin">
+                    <wp14:pctHeight>0</wp14:pctHeight>
+                  </wp14:sizeRelV>
+                </wp:anchor>
+              </w:drawing>
+            </w:r>
+            <w:r>
+              <w:t>This also connects to manipulation of the Gartner hype cycle, where people may be influenced by technologies positioned at key points on the curve, particularly around its peaks and troughs.</w:t>
+            </w:r>
+          </w:p>
+          <w:p/>
+          <w:p/>
+          <w:p>
+            <w:r>
+              <w:rPr>
+                <w:b/>
+                <w:bCs/>
+                <w:u w:val="single"/>
+              </w:rPr>
+              <w:t>Link:</w:t>
+            </w:r>
+            <w:r>
+              <w:t xml:space="preserve"> </w:t>
+            </w:r>
+            <w:hyperlink r:id="rId10" w:history="1">
+              <w:r>
+                <w:rPr>
+                  <w:rStyle w:val="Hyperlink"/>
+                  <w:u w:val="none"/>
+                </w:rPr>
+                <w:t>https://futurumgroup.com/insights/rsac-2026-the-ai-tragedy-of-the-commons-and-the-future-of-agentic-security/</w:t>
+              </w:r>
+            </w:hyperlink>
+            <w:r>
+              <w:t xml:space="preserve"> </w:t>
+            </w:r>
+          </w:p>
           <w:p/>
           <w:p/>
           <w:p/>
-          <w:p/>
-          <w:p/>
-          <w:p/>
-          <w:p/>
-          <w:p/>
+          <w:p>
+            <w:r>
+              <w:t xml:space="preserve">Image </w:t>
+            </w:r>
+            <w:proofErr w:type="gramStart"/>
+            <w:r>
+              <w:t>Link :</w:t>
+            </w:r>
+            <w:proofErr w:type="gramEnd"/>
+            <w:r>
+              <w:t xml:space="preserve"> </w:t>
+            </w:r>
+            <w:hyperlink r:id="rId11" w:history="1">
+              <w:r>
+                <w:rPr>
+                  <w:rStyle w:val="Hyperlink"/>
+                </w:rPr>
+                <w:t>https://www.forbes.com/sites/johnwerner/2024/07/18/the-trough-of-disillusionment-and-four-outliers-on-the-gartner-hype-cycle/</w:t>
+              </w:r>
+            </w:hyperlink>
+            <w:r>
+              <w:t xml:space="preserve"> </w:t>
+            </w:r>
+          </w:p>
           <w:p/>
         </w:tc>
       </w:tr>
@@ -221,6 +382,7 @@
           <w:b/>
           <w:bCs/>
         </w:rPr>
+        <w:lastRenderedPageBreak/>
         <w:t>Insiders &amp; Confidentiality</w:t>
       </w:r>
     </w:p>
@@ -229,10 +391,11 @@
         <w:pStyle w:val="Heading2"/>
         <w:spacing w:before="0" w:after="160"/>
       </w:pPr>
-      <w:hyperlink r:id="rId8">
+      <w:hyperlink r:id="rId12">
         <w:r>
           <w:rPr>
             <w:rStyle w:val="Hyperlink"/>
+            <w:highlight w:val="green"/>
           </w:rPr>
           <w:t>Whistleblower | Spy</w:t>
         </w:r>
@@ -256,7 +419,1239 @@
             <w:tcW w:w="9360" w:type="dxa"/>
           </w:tcPr>
           <w:p/>
-          <w:p/>
+          <w:p>
+            <w:pPr>
+              <w:rPr>
+                <w:b/>
+                <w:bCs/>
+                <w:lang w:val="en-AU"/>
+              </w:rPr>
+            </w:pPr>
+            <w:r>
+              <w:rPr>
+                <w:b/>
+                <w:bCs/>
+              </w:rPr>
+              <w:t>Chenguang Gong</w:t>
+            </w:r>
+            <w:r>
+              <w:rPr>
+                <w:lang w:val="en-AU"/>
+              </w:rPr>
+              <w:t xml:space="preserve"> (</w:t>
+            </w:r>
+            <w:r>
+              <w:rPr>
+                <w:lang w:val="en-AU"/>
+              </w:rPr>
+              <w:t>1965</w:t>
+            </w:r>
+            <w:r>
+              <w:rPr>
+                <w:lang w:val="en-AU"/>
+              </w:rPr>
+              <w:t>-</w:t>
+            </w:r>
+            <w:r>
+              <w:rPr>
+                <w:lang w:val="en-AU"/>
+              </w:rPr>
+              <w:t>Present</w:t>
+            </w:r>
+            <w:r>
+              <w:rPr>
+                <w:lang w:val="en-AU"/>
+              </w:rPr>
+              <w:t>):</w:t>
+            </w:r>
+            <w:r>
+              <w:rPr>
+                <w:lang w:val="en-AU"/>
+              </w:rPr>
+              <w:br/>
+            </w:r>
+            <w:r>
+              <w:rPr>
+                <w:noProof/>
+              </w:rPr>
+              <w:drawing>
+                <wp:inline distT="0" distB="0" distL="0" distR="0" wp14:anchorId="0ED20F48" wp14:editId="2A013D76">
+                  <wp:extent cx="2857500" cy="1600200"/>
+                  <wp:effectExtent l="0" t="0" r="0" b="0"/>
+                  <wp:docPr id="783955443" name="Picture 2" descr="US researcher Chenguang Gong arrested ..."/>
+                  <wp:cNvGraphicFramePr>
+                    <a:graphicFrameLocks xmlns:a="http://schemas.openxmlformats.org/drawingml/2006/main" noChangeAspect="1"/>
+                  </wp:cNvGraphicFramePr>
+                  <a:graphic xmlns:a="http://schemas.openxmlformats.org/drawingml/2006/main">
+                    <a:graphicData uri="http://schemas.openxmlformats.org/drawingml/2006/picture">
+                      <pic:pic xmlns:pic="http://schemas.openxmlformats.org/drawingml/2006/picture">
+                        <pic:nvPicPr>
+                          <pic:cNvPr id="0" name="Picture 3" descr="US researcher Chenguang Gong arrested ..."/>
+                          <pic:cNvPicPr>
+                            <a:picLocks noChangeAspect="1" noChangeArrowheads="1"/>
+                          </pic:cNvPicPr>
+                        </pic:nvPicPr>
+                        <pic:blipFill>
+                          <a:blip r:embed="rId13">
+                            <a:extLst>
+                              <a:ext uri="{28A0092B-C50C-407E-A947-70E740481C1C}">
+                                <a14:useLocalDpi xmlns:a14="http://schemas.microsoft.com/office/drawing/2010/main" val="0"/>
+                              </a:ext>
+                            </a:extLst>
+                          </a:blip>
+                          <a:srcRect/>
+                          <a:stretch>
+                            <a:fillRect/>
+                          </a:stretch>
+                        </pic:blipFill>
+                        <pic:spPr bwMode="auto">
+                          <a:xfrm>
+                            <a:off x="0" y="0"/>
+                            <a:ext cx="2857500" cy="1600200"/>
+                          </a:xfrm>
+                          <a:prstGeom prst="rect">
+                            <a:avLst/>
+                          </a:prstGeom>
+                          <a:noFill/>
+                          <a:ln>
+                            <a:noFill/>
+                          </a:ln>
+                        </pic:spPr>
+                      </pic:pic>
+                    </a:graphicData>
+                  </a:graphic>
+                </wp:inline>
+              </w:drawing>
+            </w:r>
+            <w:r>
+              <w:rPr>
+                <w:lang w:val="en-AU"/>
+              </w:rPr>
+              <w:br/>
+            </w:r>
+            <w:r>
+              <w:rPr>
+                <w:b/>
+                <w:bCs/>
+                <w:u w:val="single"/>
+                <w:lang w:val="en-AU"/>
+              </w:rPr>
+              <w:t>Insider type:</w:t>
+            </w:r>
+            <w:r>
+              <w:rPr>
+                <w:lang w:val="en-AU"/>
+              </w:rPr>
+              <w:t xml:space="preserve"> </w:t>
+            </w:r>
+            <w:r>
+              <w:rPr>
+                <w:lang w:val="en-AU"/>
+              </w:rPr>
+              <w:t>Insider/Double Agent/Spy</w:t>
+            </w:r>
+            <w:r>
+              <w:rPr>
+                <w:lang w:val="en-AU"/>
+              </w:rPr>
+              <w:br/>
+            </w:r>
+            <w:r>
+              <w:rPr>
+                <w:b/>
+                <w:bCs/>
+                <w:u w:val="single"/>
+                <w:lang w:val="en-AU"/>
+              </w:rPr>
+              <w:t>Organisation / Country they were inside</w:t>
+            </w:r>
+            <w:r>
+              <w:rPr>
+                <w:u w:val="single"/>
+                <w:lang w:val="en-AU"/>
+              </w:rPr>
+              <w:t xml:space="preserve">: </w:t>
+            </w:r>
+            <w:r>
+              <w:rPr>
+                <w:lang w:val="en-AU"/>
+              </w:rPr>
+              <w:t>USA Defence</w:t>
+            </w:r>
+            <w:r>
+              <w:rPr>
+                <w:lang w:val="en-AU"/>
+              </w:rPr>
+              <w:t xml:space="preserve"> Contractors who work in Electronic Devices for </w:t>
+            </w:r>
+            <w:proofErr w:type="spellStart"/>
+            <w:r>
+              <w:rPr>
+                <w:lang w:val="en-AU"/>
+              </w:rPr>
+              <w:t>DoW</w:t>
+            </w:r>
+            <w:proofErr w:type="spellEnd"/>
+            <w:r>
+              <w:rPr>
+                <w:lang w:val="en-AU"/>
+              </w:rPr>
+              <w:t>/DoD [</w:t>
+            </w:r>
+            <w:r>
+              <w:rPr>
+                <w:lang w:val="en-AU"/>
+              </w:rPr>
+              <w:t>California Bay Area Based Company is mentioned however name is not released</w:t>
+            </w:r>
+            <w:r>
+              <w:rPr>
+                <w:lang w:val="en-AU"/>
+              </w:rPr>
+              <w:t>]</w:t>
+            </w:r>
+            <w:r>
+              <w:rPr>
+                <w:lang w:val="en-AU"/>
+              </w:rPr>
+              <w:br/>
+            </w:r>
+            <w:r>
+              <w:rPr>
+                <w:b/>
+                <w:bCs/>
+                <w:u w:val="single"/>
+                <w:lang w:val="en-AU"/>
+              </w:rPr>
+              <w:t xml:space="preserve">What you find most interesting about them: </w:t>
+            </w:r>
+          </w:p>
+          <w:p>
+            <w:r>
+              <w:t xml:space="preserve">What I find most interesting is that he was allegedly able to leak information repeatedly over </w:t>
+            </w:r>
+            <w:r>
+              <w:t>several years</w:t>
+            </w:r>
+            <w:r>
+              <w:t xml:space="preserve"> rather than through </w:t>
+            </w:r>
+            <w:r>
+              <w:t>one major</w:t>
+            </w:r>
+            <w:r>
+              <w:t xml:space="preserve"> disclosure. </w:t>
+            </w:r>
+            <w:r>
+              <w:t>The</w:t>
+            </w:r>
+            <w:r>
+              <w:rPr>
+                <w:lang w:val="en-AU"/>
+              </w:rPr>
+              <w:t xml:space="preserve"> </w:t>
+            </w:r>
+            <w:r>
+              <w:t xml:space="preserve">case </w:t>
+            </w:r>
+            <w:r>
+              <w:t xml:space="preserve">also stood out because it </w:t>
+            </w:r>
+            <w:r>
+              <w:t xml:space="preserve">involved </w:t>
+            </w:r>
+            <w:r>
+              <w:rPr>
+                <w:lang w:val="en-AU"/>
+              </w:rPr>
+              <w:t xml:space="preserve">technical </w:t>
+            </w:r>
+            <w:r>
+              <w:t>information</w:t>
+            </w:r>
+            <w:r>
+              <w:t>,</w:t>
+            </w:r>
+            <w:r>
+              <w:rPr>
+                <w:lang w:val="en-AU"/>
+              </w:rPr>
+              <w:t xml:space="preserve"> </w:t>
+            </w:r>
+            <w:r>
+              <w:rPr>
+                <w:lang w:val="en-AU"/>
+              </w:rPr>
+              <w:t xml:space="preserve">rather than </w:t>
+            </w:r>
+            <w:r>
+              <w:t xml:space="preserve">the more </w:t>
+            </w:r>
+            <w:r>
+              <w:rPr>
+                <w:lang w:val="en-AU"/>
+              </w:rPr>
+              <w:t>commo</w:t>
+            </w:r>
+            <w:r>
+              <w:rPr>
+                <w:lang w:val="en-AU"/>
+              </w:rPr>
+              <w:t>nly reported</w:t>
+            </w:r>
+            <w:r>
+              <w:t xml:space="preserve"> identity-related leaks</w:t>
+            </w:r>
+            <w:r>
+              <w:rPr>
+                <w:lang w:val="en-AU"/>
+              </w:rPr>
+              <w:t xml:space="preserve">, </w:t>
+            </w:r>
+            <w:r>
+              <w:rPr>
+                <w:lang w:val="en-AU"/>
+              </w:rPr>
+              <w:t xml:space="preserve">and </w:t>
+            </w:r>
+            <w:r>
+              <w:t>because</w:t>
+            </w:r>
+            <w:r>
+              <w:rPr>
+                <w:lang w:val="en-AU"/>
+              </w:rPr>
+              <w:t xml:space="preserve"> </w:t>
+            </w:r>
+            <w:r>
+              <w:rPr>
+                <w:lang w:val="en-AU"/>
+              </w:rPr>
+              <w:t xml:space="preserve">he </w:t>
+            </w:r>
+            <w:r>
+              <w:t>appears</w:t>
+            </w:r>
+            <w:r>
+              <w:rPr>
+                <w:lang w:val="en-AU"/>
+              </w:rPr>
+              <w:t xml:space="preserve"> to </w:t>
+            </w:r>
+            <w:r>
+              <w:t>have passed</w:t>
+            </w:r>
+            <w:r>
+              <w:rPr>
+                <w:lang w:val="en-AU"/>
+              </w:rPr>
+              <w:t xml:space="preserve"> scre</w:t>
+            </w:r>
+            <w:r>
+              <w:rPr>
+                <w:lang w:val="en-AU"/>
+              </w:rPr>
+              <w:t xml:space="preserve">ening </w:t>
+            </w:r>
+            <w:r>
+              <w:t xml:space="preserve">processes while </w:t>
+            </w:r>
+            <w:r>
+              <w:rPr>
+                <w:lang w:val="en-AU"/>
+              </w:rPr>
+              <w:t>s</w:t>
+            </w:r>
+            <w:r>
+              <w:rPr>
+                <w:lang w:val="en-AU"/>
+              </w:rPr>
+              <w:t xml:space="preserve">till </w:t>
+            </w:r>
+            <w:r>
+              <w:t>accessing and leaking</w:t>
+            </w:r>
+            <w:r>
+              <w:rPr>
+                <w:lang w:val="en-AU"/>
+              </w:rPr>
+              <w:t xml:space="preserve"> ma</w:t>
+            </w:r>
+            <w:r>
+              <w:rPr>
+                <w:lang w:val="en-AU"/>
+              </w:rPr>
+              <w:t>ny files.</w:t>
+            </w:r>
+            <w:r>
+              <w:rPr>
+                <w:lang w:val="en-AU"/>
+              </w:rPr>
+              <w:t xml:space="preserve"> </w:t>
+            </w:r>
+            <w:r>
+              <w:t>I also found it concerning</w:t>
+            </w:r>
+            <w:r>
+              <w:rPr>
+                <w:lang w:val="en-AU"/>
+              </w:rPr>
+              <w:t xml:space="preserve"> tha</w:t>
+            </w:r>
+            <w:r>
+              <w:rPr>
+                <w:lang w:val="en-AU"/>
+              </w:rPr>
+              <w:t xml:space="preserve">t </w:t>
+            </w:r>
+            <w:r>
+              <w:rPr>
+                <w:lang w:val="en-AU"/>
+              </w:rPr>
+              <w:t xml:space="preserve">he </w:t>
+            </w:r>
+            <w:r>
+              <w:rPr>
+                <w:lang w:val="en-AU"/>
+              </w:rPr>
+              <w:t xml:space="preserve">was </w:t>
+            </w:r>
+            <w:r>
+              <w:t>reportedly</w:t>
+            </w:r>
+            <w:r>
+              <w:rPr>
+                <w:lang w:val="en-AU"/>
+              </w:rPr>
+              <w:t xml:space="preserve"> applying </w:t>
+            </w:r>
+            <w:r>
+              <w:rPr>
+                <w:lang w:val="en-AU"/>
+              </w:rPr>
+              <w:t>to forei</w:t>
+            </w:r>
+            <w:r>
+              <w:rPr>
+                <w:lang w:val="en-AU"/>
+              </w:rPr>
+              <w:t>gn agency tale</w:t>
+            </w:r>
+            <w:r>
+              <w:rPr>
+                <w:lang w:val="en-AU"/>
+              </w:rPr>
+              <w:t xml:space="preserve">nt programs </w:t>
+            </w:r>
+            <w:r>
+              <w:t>while</w:t>
+            </w:r>
+            <w:r>
+              <w:rPr>
+                <w:lang w:val="en-AU"/>
+              </w:rPr>
+              <w:t xml:space="preserve"> employed</w:t>
+            </w:r>
+            <w:r>
+              <w:rPr>
+                <w:lang w:val="en-AU"/>
+              </w:rPr>
+              <w:t xml:space="preserve"> </w:t>
+            </w:r>
+            <w:r>
+              <w:t>by</w:t>
+            </w:r>
+            <w:r>
+              <w:rPr>
+                <w:lang w:val="en-AU"/>
+              </w:rPr>
+              <w:t xml:space="preserve"> these companies</w:t>
+            </w:r>
+            <w:r>
+              <w:t>.</w:t>
+            </w:r>
+            <w:r>
+              <w:rPr>
+                <w:lang w:val="en-AU"/>
+              </w:rPr>
+              <w:br/>
+            </w:r>
+            <w:r>
+              <w:rPr>
+                <w:b/>
+                <w:bCs/>
+                <w:u w:val="single"/>
+                <w:lang w:val="en-AU"/>
+              </w:rPr>
+              <w:t>What they did:</w:t>
+            </w:r>
+            <w:r>
+              <w:rPr>
+                <w:lang w:val="en-AU"/>
+              </w:rPr>
+              <w:t xml:space="preserve"> </w:t>
+            </w:r>
+          </w:p>
+          <w:p>
+            <w:pPr>
+              <w:rPr>
+                <w:lang w:val="en-AU"/>
+              </w:rPr>
+            </w:pPr>
+            <w:r>
+              <w:rPr>
+                <w:lang w:val="en-AU"/>
+              </w:rPr>
+              <w:t xml:space="preserve">- </w:t>
+            </w:r>
+            <w:r>
+              <w:rPr>
+                <w:lang w:val="en-AU"/>
+              </w:rPr>
+              <w:t xml:space="preserve">Transferred approximately </w:t>
+            </w:r>
+            <w:r>
+              <w:rPr>
+                <w:lang w:val="en-AU"/>
+              </w:rPr>
+              <w:t>36</w:t>
+            </w:r>
+            <w:r>
+              <w:rPr>
+                <w:lang w:val="en-AU"/>
+              </w:rPr>
+              <w:t>00 design files to a personal device for sensors that are used for ballistic missile and hypersonic missile detection.</w:t>
+            </w:r>
+          </w:p>
+          <w:p>
+            <w:pPr>
+              <w:rPr>
+                <w:lang w:val="en-AU"/>
+              </w:rPr>
+            </w:pPr>
+            <w:r>
+              <w:rPr>
+                <w:lang w:val="en-AU"/>
+              </w:rPr>
+              <w:t xml:space="preserve">- </w:t>
+            </w:r>
+            <w:r>
+              <w:rPr>
+                <w:lang w:val="en-AU"/>
+              </w:rPr>
+              <w:t xml:space="preserve">Further information regarding the sensors used in night vision goggles </w:t>
+            </w:r>
+            <w:proofErr w:type="gramStart"/>
+            <w:r>
+              <w:rPr>
+                <w:lang w:val="en-AU"/>
+              </w:rPr>
+              <w:t>was</w:t>
+            </w:r>
+            <w:proofErr w:type="gramEnd"/>
+            <w:r>
+              <w:rPr>
+                <w:lang w:val="en-AU"/>
+              </w:rPr>
+              <w:t xml:space="preserve"> also leaked in a video showing serial numbers to identify the part.</w:t>
+            </w:r>
+          </w:p>
+          <w:p>
+            <w:pPr>
+              <w:rPr>
+                <w:b/>
+                <w:bCs/>
+                <w:u w:val="single"/>
+                <w:lang w:val="en-AU"/>
+              </w:rPr>
+            </w:pPr>
+            <w:r>
+              <w:rPr>
+                <w:lang w:val="en-AU"/>
+              </w:rPr>
+              <w:t>- Proposed to share information regarding A/D converters with a foreign semiconductor company</w:t>
+            </w:r>
+            <w:r>
+              <w:rPr>
+                <w:lang w:val="en-AU"/>
+              </w:rPr>
+              <w:br/>
+            </w:r>
+            <w:r>
+              <w:rPr>
+                <w:b/>
+                <w:bCs/>
+                <w:u w:val="single"/>
+                <w:lang w:val="en-AU"/>
+              </w:rPr>
+              <w:t>Their impact:</w:t>
+            </w:r>
+          </w:p>
+          <w:p>
+            <w:pPr>
+              <w:rPr>
+                <w:lang w:val="en-AU"/>
+              </w:rPr>
+            </w:pPr>
+            <w:r>
+              <w:rPr>
+                <w:lang w:val="en-AU"/>
+              </w:rPr>
+              <w:t>- It is estimated that the total economic loss due this leak is on the order of $3.5M USD due to the loss of IP and trade secrets</w:t>
+            </w:r>
+          </w:p>
+          <w:p>
+            <w:pPr>
+              <w:rPr>
+                <w:lang w:val="en-AU"/>
+              </w:rPr>
+            </w:pPr>
+            <w:r>
+              <w:rPr>
+                <w:lang w:val="en-AU"/>
+              </w:rPr>
+              <w:t>- Potential Advancement of foreign agencies technology is still yet to be seen.</w:t>
+            </w:r>
+            <w:r>
+              <w:rPr>
+                <w:lang w:val="en-AU"/>
+              </w:rPr>
+              <w:br/>
+            </w:r>
+            <w:r>
+              <w:rPr>
+                <w:b/>
+                <w:bCs/>
+                <w:u w:val="single"/>
+                <w:lang w:val="en-AU"/>
+              </w:rPr>
+              <w:t>Their Motivation:</w:t>
+            </w:r>
+            <w:r>
+              <w:rPr>
+                <w:lang w:val="en-AU"/>
+              </w:rPr>
+              <w:t xml:space="preserve"> </w:t>
+            </w:r>
+          </w:p>
+          <w:p>
+            <w:pPr>
+              <w:rPr>
+                <w:lang w:val="en-AU"/>
+              </w:rPr>
+            </w:pPr>
+            <w:r>
+              <w:rPr>
+                <w:lang w:val="en-AU"/>
+              </w:rPr>
+              <w:t>- Nationalistic Pride and Recognition</w:t>
+            </w:r>
+          </w:p>
+          <w:p>
+            <w:pPr>
+              <w:rPr>
+                <w:lang w:val="en-AU"/>
+              </w:rPr>
+            </w:pPr>
+            <w:r>
+              <w:rPr>
+                <w:lang w:val="en-AU"/>
+              </w:rPr>
+              <w:t>- Financial/Career Advancement for Moving to a foreign company with technology they desire</w:t>
+            </w:r>
+          </w:p>
+          <w:p>
+            <w:pPr>
+              <w:rPr>
+                <w:lang w:val="en-AU"/>
+              </w:rPr>
+            </w:pPr>
+          </w:p>
+          <w:p>
+            <w:pPr>
+              <w:rPr>
+                <w:lang w:val="en-AU"/>
+              </w:rPr>
+            </w:pPr>
+            <w:r>
+              <w:rPr>
+                <w:lang w:val="en-AU"/>
+              </w:rPr>
+              <w:lastRenderedPageBreak/>
+              <w:br/>
+            </w:r>
+            <w:r>
+              <w:rPr>
+                <w:b/>
+                <w:bCs/>
+                <w:u w:val="single"/>
+                <w:lang w:val="en-AU"/>
+              </w:rPr>
+              <w:t>Their Background:</w:t>
+            </w:r>
+            <w:r>
+              <w:rPr>
+                <w:lang w:val="en-AU"/>
+              </w:rPr>
+              <w:t xml:space="preserve"> </w:t>
+            </w:r>
+          </w:p>
+          <w:p>
+            <w:pPr>
+              <w:rPr>
+                <w:lang w:val="en-AU"/>
+              </w:rPr>
+            </w:pPr>
+            <w:r>
+              <w:rPr>
+                <w:lang w:val="en-AU"/>
+              </w:rPr>
+              <w:t xml:space="preserve">- </w:t>
+            </w:r>
+            <w:r>
+              <w:rPr>
+                <w:lang w:val="en-AU"/>
+              </w:rPr>
+              <w:t>Dual Chinese and American Citizen</w:t>
+            </w:r>
+          </w:p>
+          <w:p>
+            <w:pPr>
+              <w:rPr>
+                <w:lang w:val="en-AU"/>
+              </w:rPr>
+            </w:pPr>
+            <w:r>
+              <w:rPr>
+                <w:lang w:val="en-AU"/>
+              </w:rPr>
+              <w:t xml:space="preserve">- </w:t>
+            </w:r>
+            <w:r>
+              <w:rPr>
+                <w:lang w:val="en-AU"/>
+              </w:rPr>
+              <w:t>Electronics Engineer</w:t>
+            </w:r>
+          </w:p>
+          <w:p>
+            <w:pPr>
+              <w:rPr>
+                <w:b/>
+                <w:bCs/>
+                <w:u w:val="single"/>
+                <w:lang w:val="en-AU"/>
+              </w:rPr>
+            </w:pPr>
+            <w:r>
+              <w:rPr>
+                <w:lang w:val="en-AU"/>
+              </w:rPr>
+              <w:t xml:space="preserve">- Mandarin/English </w:t>
+            </w:r>
+            <w:r>
+              <w:rPr>
+                <w:lang w:val="en-AU"/>
+              </w:rPr>
+              <w:br/>
+            </w:r>
+            <w:r>
+              <w:rPr>
+                <w:b/>
+                <w:bCs/>
+                <w:u w:val="single"/>
+                <w:lang w:val="en-AU"/>
+              </w:rPr>
+              <w:t>How they were able to succeed:</w:t>
+            </w:r>
+          </w:p>
+          <w:p>
+            <w:r>
+              <w:t>- How they were able to make the transfer is still unknown or not publicly available</w:t>
+            </w:r>
+          </w:p>
+          <w:p>
+            <w:r>
+              <w:t xml:space="preserve">- </w:t>
+            </w:r>
+            <w:proofErr w:type="gramStart"/>
+            <w:r>
+              <w:t>However</w:t>
+            </w:r>
+            <w:proofErr w:type="gramEnd"/>
+            <w:r>
+              <w:t xml:space="preserve"> they were able to pass it out of a secure </w:t>
+            </w:r>
+            <w:proofErr w:type="spellStart"/>
+            <w:r>
+              <w:t>unix</w:t>
+            </w:r>
+            <w:proofErr w:type="spellEnd"/>
+            <w:r>
+              <w:t xml:space="preserve"> platform </w:t>
+            </w:r>
+          </w:p>
+          <w:p>
+            <w:pPr>
+              <w:rPr>
+                <w:b/>
+                <w:bCs/>
+                <w:u w:val="single"/>
+                <w:lang w:val="en-AU"/>
+              </w:rPr>
+            </w:pPr>
+            <w:r>
+              <w:rPr>
+                <w:b/>
+                <w:bCs/>
+                <w:u w:val="single"/>
+                <w:lang w:val="en-AU"/>
+              </w:rPr>
+              <w:t>Clues that should have led to them being detected/prevented:</w:t>
+            </w:r>
+          </w:p>
+          <w:p>
+            <w:pPr>
+              <w:rPr>
+                <w:lang w:val="en-AU"/>
+              </w:rPr>
+            </w:pPr>
+            <w:r>
+              <w:rPr>
+                <w:lang w:val="en-AU"/>
+              </w:rPr>
+              <w:t>- A trace of multiple entries into foreign agency talent programs</w:t>
+            </w:r>
+          </w:p>
+          <w:p>
+            <w:r>
+              <w:rPr>
+                <w:lang w:val="en-AU"/>
+              </w:rPr>
+              <w:t xml:space="preserve">- </w:t>
+            </w:r>
+            <w:r>
+              <w:t>Company</w:t>
+            </w:r>
+            <w:r>
+              <w:rPr>
+                <w:lang w:val="en-AU"/>
+              </w:rPr>
+              <w:t xml:space="preserve"> files </w:t>
+            </w:r>
+            <w:r>
+              <w:t xml:space="preserve">related to sensitive projects were transferred </w:t>
+            </w:r>
+            <w:r>
+              <w:rPr>
+                <w:lang w:val="en-AU"/>
+              </w:rPr>
+              <w:t xml:space="preserve">from </w:t>
+            </w:r>
+            <w:r>
+              <w:t xml:space="preserve">a </w:t>
+            </w:r>
+            <w:r>
+              <w:rPr>
+                <w:lang w:val="en-AU"/>
+              </w:rPr>
+              <w:t>company computer to an externa</w:t>
+            </w:r>
+            <w:r>
+              <w:rPr>
+                <w:lang w:val="en-AU"/>
+              </w:rPr>
+              <w:t>l device</w:t>
+            </w:r>
+            <w:r>
+              <w:rPr>
+                <w:lang w:val="en-AU"/>
+              </w:rPr>
+              <w:t>.</w:t>
+            </w:r>
+            <w:r>
+              <w:rPr>
+                <w:lang w:val="en-AU"/>
+              </w:rPr>
+              <w:br/>
+            </w:r>
+            <w:r>
+              <w:rPr>
+                <w:b/>
+                <w:bCs/>
+                <w:u w:val="single"/>
+                <w:lang w:val="en-AU"/>
+              </w:rPr>
+              <w:t xml:space="preserve">How/If they were </w:t>
+            </w:r>
+            <w:proofErr w:type="gramStart"/>
+            <w:r>
+              <w:rPr>
+                <w:b/>
+                <w:bCs/>
+                <w:u w:val="single"/>
+                <w:lang w:val="en-AU"/>
+              </w:rPr>
+              <w:t>actually detected</w:t>
+            </w:r>
+            <w:proofErr w:type="gramEnd"/>
+            <w:r>
+              <w:rPr>
+                <w:b/>
+                <w:bCs/>
+                <w:u w:val="single"/>
+                <w:lang w:val="en-AU"/>
+              </w:rPr>
+              <w:t>:</w:t>
+            </w:r>
+            <w:r>
+              <w:rPr>
+                <w:lang w:val="en-AU"/>
+              </w:rPr>
+              <w:t xml:space="preserve"> </w:t>
+            </w:r>
+          </w:p>
+          <w:p>
+            <w:r>
+              <w:t xml:space="preserve">- The exact detection process is not publicly known. However, the </w:t>
+            </w:r>
+            <w:r>
+              <w:rPr>
+                <w:lang w:val="en-AU"/>
+              </w:rPr>
+              <w:t>F</w:t>
+            </w:r>
+            <w:r>
+              <w:rPr>
+                <w:lang w:val="en-AU"/>
+              </w:rPr>
+              <w:t xml:space="preserve">BI </w:t>
+            </w:r>
+            <w:r>
+              <w:t>investigation</w:t>
+            </w:r>
+            <w:r>
+              <w:rPr>
+                <w:lang w:val="en-AU"/>
+              </w:rPr>
+              <w:t xml:space="preserve"> found </w:t>
+            </w:r>
+            <w:r>
+              <w:rPr>
+                <w:lang w:val="en-AU"/>
+              </w:rPr>
+              <w:t>evidence of file transfers an</w:t>
+            </w:r>
+            <w:r>
+              <w:rPr>
+                <w:lang w:val="en-AU"/>
+              </w:rPr>
+              <w:t xml:space="preserve">d </w:t>
+            </w:r>
+            <w:r>
+              <w:t>contact</w:t>
+            </w:r>
+            <w:r>
+              <w:rPr>
+                <w:lang w:val="en-AU"/>
+              </w:rPr>
+              <w:t xml:space="preserve"> with foreign</w:t>
+            </w:r>
+            <w:r>
+              <w:rPr>
+                <w:lang w:val="en-AU"/>
+              </w:rPr>
+              <w:t xml:space="preserve"> companies and agencies </w:t>
+            </w:r>
+            <w:r>
+              <w:t>regarding</w:t>
+            </w:r>
+            <w:r>
+              <w:rPr>
+                <w:lang w:val="en-AU"/>
+              </w:rPr>
+              <w:t xml:space="preserve"> sensitive </w:t>
+            </w:r>
+            <w:r>
+              <w:rPr>
+                <w:lang w:val="en-AU"/>
+              </w:rPr>
+              <w:t xml:space="preserve">US </w:t>
+            </w:r>
+            <w:r>
+              <w:rPr>
+                <w:lang w:val="en-AU"/>
+              </w:rPr>
+              <w:t>government</w:t>
+            </w:r>
+            <w:r>
+              <w:t>-related projects.</w:t>
+            </w:r>
+            <w:r>
+              <w:rPr>
+                <w:lang w:val="en-AU"/>
+              </w:rPr>
+              <w:br/>
+            </w:r>
+            <w:r>
+              <w:rPr>
+                <w:b/>
+                <w:bCs/>
+                <w:u w:val="single"/>
+                <w:lang w:val="en-AU"/>
+              </w:rPr>
+              <w:t>What happened after detection:</w:t>
+            </w:r>
+            <w:r>
+              <w:rPr>
+                <w:lang w:val="en-AU"/>
+              </w:rPr>
+              <w:t xml:space="preserve"> </w:t>
+            </w:r>
+          </w:p>
+          <w:p>
+            <w:r>
+              <w:rPr>
+                <w:lang w:val="en-AU"/>
+              </w:rPr>
+              <w:t xml:space="preserve">- </w:t>
+            </w:r>
+            <w:r>
+              <w:t>He went to trial</w:t>
+            </w:r>
+            <w:r>
+              <w:rPr>
+                <w:lang w:val="en-AU"/>
+              </w:rPr>
+              <w:t xml:space="preserve"> </w:t>
+            </w:r>
+            <w:r>
+              <w:rPr>
+                <w:lang w:val="en-AU"/>
+              </w:rPr>
+              <w:t xml:space="preserve">and was </w:t>
+            </w:r>
+            <w:r>
+              <w:rPr>
+                <w:lang w:val="en-AU"/>
+              </w:rPr>
+              <w:t>sen</w:t>
+            </w:r>
+            <w:r>
+              <w:rPr>
+                <w:lang w:val="en-AU"/>
+              </w:rPr>
+              <w:t xml:space="preserve">tenced to </w:t>
+            </w:r>
+            <w:r>
+              <w:rPr>
+                <w:lang w:val="en-AU"/>
+              </w:rPr>
+              <w:t>46 months in federal prison for stealing trade secret technologies</w:t>
+            </w:r>
+            <w:r>
+              <w:t>. He</w:t>
+            </w:r>
+            <w:r>
+              <w:rPr>
+                <w:lang w:val="en-AU"/>
+              </w:rPr>
+              <w:t xml:space="preserve"> was </w:t>
+            </w:r>
+            <w:r>
+              <w:rPr>
+                <w:lang w:val="en-AU"/>
+              </w:rPr>
+              <w:t xml:space="preserve">also </w:t>
+            </w:r>
+            <w:r>
+              <w:rPr>
+                <w:lang w:val="en-AU"/>
+              </w:rPr>
+              <w:t xml:space="preserve">ordered to pay a </w:t>
+            </w:r>
+            <w:r>
+              <w:rPr>
+                <w:lang w:val="en-AU"/>
+              </w:rPr>
+              <w:t>$</w:t>
+            </w:r>
+            <w:r>
+              <w:rPr>
+                <w:lang w:val="en-AU"/>
+              </w:rPr>
+              <w:t>100</w:t>
+            </w:r>
+            <w:r>
+              <w:rPr>
+                <w:lang w:val="en-AU"/>
+              </w:rPr>
+              <w:t>,000</w:t>
+            </w:r>
+            <w:r>
+              <w:rPr>
+                <w:lang w:val="en-AU"/>
+              </w:rPr>
+              <w:t xml:space="preserve"> </w:t>
+            </w:r>
+            <w:r>
+              <w:t xml:space="preserve">fine </w:t>
+            </w:r>
+            <w:r>
+              <w:rPr>
+                <w:lang w:val="en-AU"/>
+              </w:rPr>
+              <w:t xml:space="preserve">and </w:t>
+            </w:r>
+            <w:r>
+              <w:rPr>
+                <w:lang w:val="en-AU"/>
+              </w:rPr>
+              <w:t>$</w:t>
+            </w:r>
+            <w:r>
+              <w:rPr>
+                <w:lang w:val="en-AU"/>
+              </w:rPr>
+              <w:t>77,</w:t>
+            </w:r>
+            <w:r>
+              <w:rPr>
+                <w:lang w:val="en-AU"/>
+              </w:rPr>
+              <w:t>408</w:t>
+            </w:r>
+            <w:r>
+              <w:rPr>
+                <w:lang w:val="en-AU"/>
+              </w:rPr>
+              <w:t xml:space="preserve"> </w:t>
+            </w:r>
+            <w:r>
+              <w:t xml:space="preserve">in </w:t>
+            </w:r>
+            <w:r>
+              <w:rPr>
+                <w:lang w:val="en-AU"/>
+              </w:rPr>
+              <w:t>restitution</w:t>
+            </w:r>
+            <w:r>
+              <w:rPr>
+                <w:lang w:val="en-AU"/>
+              </w:rPr>
+              <w:t>.</w:t>
+            </w:r>
+            <w:r>
+              <w:rPr>
+                <w:lang w:val="en-AU"/>
+              </w:rPr>
+              <w:br/>
+            </w:r>
+            <w:r>
+              <w:rPr>
+                <w:b/>
+                <w:bCs/>
+                <w:u w:val="single"/>
+                <w:lang w:val="en-AU"/>
+              </w:rPr>
+              <w:t>Additional interesting notes:</w:t>
+            </w:r>
+          </w:p>
+          <w:p>
+            <w:r>
+              <w:t>- The</w:t>
+            </w:r>
+            <w:r>
+              <w:t xml:space="preserve"> technolog</w:t>
+            </w:r>
+            <w:r>
+              <w:t xml:space="preserve">ies </w:t>
+            </w:r>
+            <w:r>
+              <w:t xml:space="preserve">were </w:t>
+            </w:r>
+            <w:r>
+              <w:t>mainly space-</w:t>
+            </w:r>
+            <w:r>
+              <w:t xml:space="preserve">based devices that </w:t>
+            </w:r>
+            <w:r>
+              <w:t>needed</w:t>
+            </w:r>
+            <w:r>
+              <w:t xml:space="preserve"> to </w:t>
+            </w:r>
+            <w:r>
+              <w:t xml:space="preserve">be </w:t>
+            </w:r>
+            <w:r>
+              <w:t xml:space="preserve">both </w:t>
+            </w:r>
+            <w:r>
+              <w:t>low</w:t>
+            </w:r>
+            <w:r>
+              <w:t>-</w:t>
+            </w:r>
+            <w:r>
+              <w:t>power and durable</w:t>
+            </w:r>
+            <w:r>
+              <w:t>.</w:t>
+            </w:r>
+          </w:p>
+          <w:p>
+            <w:r>
+              <w:t xml:space="preserve">- </w:t>
+            </w:r>
+            <w:r>
+              <w:t>Much</w:t>
+            </w:r>
+            <w:r>
+              <w:t xml:space="preserve"> of the work </w:t>
+            </w:r>
+            <w:r>
+              <w:t>focused</w:t>
+            </w:r>
+            <w:r>
+              <w:t xml:space="preserve"> on </w:t>
+            </w:r>
+            <w:r>
+              <w:t>sensor-</w:t>
+            </w:r>
+            <w:r>
+              <w:t>related</w:t>
+            </w:r>
+            <w:r>
+              <w:t xml:space="preserve"> technologies</w:t>
+            </w:r>
+            <w:r>
+              <w:t>, an area that receives</w:t>
+            </w:r>
+            <w:r>
+              <w:t xml:space="preserve"> significant </w:t>
+            </w:r>
+            <w:r>
+              <w:t>defe</w:t>
+            </w:r>
+            <w:r>
+              <w:t xml:space="preserve">nce </w:t>
+            </w:r>
+            <w:r>
+              <w:t>funding because it improves how devices collect and interpret</w:t>
+            </w:r>
+            <w:r>
+              <w:t xml:space="preserve"> </w:t>
+            </w:r>
+            <w:r>
+              <w:t>information</w:t>
+            </w:r>
+            <w:r>
+              <w:t>.</w:t>
+            </w:r>
+          </w:p>
           <w:p/>
           <w:p/>
           <w:p/>
@@ -305,16 +1700,18 @@
       <w:pPr>
         <w:pStyle w:val="Heading2"/>
       </w:pPr>
-      <w:hyperlink r:id="rId9">
+      <w:hyperlink r:id="rId14">
         <w:r>
           <w:rPr>
             <w:rStyle w:val="Hyperlink"/>
+            <w:highlight w:val="green"/>
           </w:rPr>
           <w:t>Merkle Puzzle</w:t>
         </w:r>
         <w:r>
           <w:rPr>
             <w:rStyle w:val="Hyperlink"/>
+            <w:highlight w:val="green"/>
           </w:rPr>
           <w:t>s</w:t>
         </w:r>
@@ -337,14 +1734,642 @@
           <w:tcPr>
             <w:tcW w:w="9360" w:type="dxa"/>
           </w:tcPr>
+          <w:p>
+            <w:pPr>
+              <w:rPr>
+                <w:b/>
+                <w:bCs/>
+                <w:u w:val="single"/>
+              </w:rPr>
+            </w:pPr>
+            <w:r>
+              <w:rPr>
+                <w:b/>
+                <w:bCs/>
+                <w:u w:val="single"/>
+              </w:rPr>
+              <w:t>I AM GROOT</w:t>
+            </w:r>
+            <w:r>
+              <w:rPr>
+                <w:b/>
+                <w:bCs/>
+                <w:u w:val="single"/>
+              </w:rPr>
+              <w:t>:</w:t>
+            </w:r>
+          </w:p>
+          <w:p>
+            <w:pPr>
+              <w:rPr>
+                <w:b/>
+                <w:bCs/>
+                <w:i/>
+                <w:iCs/>
+              </w:rPr>
+            </w:pPr>
+            <w:r>
+              <w:rPr>
+                <w:u w:val="single"/>
+              </w:rPr>
+              <w:t>Caesar Cipher Text:</w:t>
+            </w:r>
+            <w:r>
+              <w:t xml:space="preserve"> </w:t>
+            </w:r>
+            <w:proofErr w:type="spellStart"/>
+            <w:r>
+              <w:rPr>
+                <w:b/>
+                <w:bCs/>
+                <w:i/>
+                <w:iCs/>
+              </w:rPr>
+              <w:t>Csy</w:t>
+            </w:r>
+            <w:proofErr w:type="spellEnd"/>
+            <w:r>
+              <w:rPr>
+                <w:b/>
+                <w:bCs/>
+                <w:i/>
+                <w:iCs/>
+              </w:rPr>
+              <w:t xml:space="preserve"> </w:t>
+            </w:r>
+            <w:proofErr w:type="spellStart"/>
+            <w:r>
+              <w:rPr>
+                <w:b/>
+                <w:bCs/>
+                <w:i/>
+                <w:iCs/>
+              </w:rPr>
+              <w:t>qec</w:t>
+            </w:r>
+            <w:proofErr w:type="spellEnd"/>
+            <w:r>
+              <w:rPr>
+                <w:b/>
+                <w:bCs/>
+                <w:i/>
+                <w:iCs/>
+              </w:rPr>
+              <w:t xml:space="preserve"> </w:t>
+            </w:r>
+            <w:proofErr w:type="spellStart"/>
+            <w:r>
+              <w:rPr>
+                <w:b/>
+                <w:bCs/>
+                <w:i/>
+                <w:iCs/>
+              </w:rPr>
+              <w:t>xairxc</w:t>
+            </w:r>
+            <w:proofErr w:type="spellEnd"/>
+            <w:r>
+              <w:rPr>
+                <w:b/>
+                <w:bCs/>
+                <w:i/>
+                <w:iCs/>
+              </w:rPr>
+              <w:t xml:space="preserve"> </w:t>
+            </w:r>
+            <w:proofErr w:type="spellStart"/>
+            <w:r>
+              <w:rPr>
+                <w:b/>
+                <w:bCs/>
+                <w:i/>
+                <w:iCs/>
+              </w:rPr>
+              <w:t>wxst</w:t>
+            </w:r>
+            <w:proofErr w:type="spellEnd"/>
+            <w:r>
+              <w:rPr>
+                <w:b/>
+                <w:bCs/>
+                <w:i/>
+                <w:iCs/>
+              </w:rPr>
+              <w:t xml:space="preserve"> qi, </w:t>
+            </w:r>
+            <w:proofErr w:type="spellStart"/>
+            <w:r>
+              <w:rPr>
+                <w:b/>
+                <w:bCs/>
+                <w:i/>
+                <w:iCs/>
+              </w:rPr>
+              <w:t>fyx</w:t>
+            </w:r>
+            <w:proofErr w:type="spellEnd"/>
+            <w:r>
+              <w:rPr>
+                <w:b/>
+                <w:bCs/>
+                <w:i/>
+                <w:iCs/>
+              </w:rPr>
+              <w:t xml:space="preserve"> </w:t>
+            </w:r>
+            <w:proofErr w:type="spellStart"/>
+            <w:r>
+              <w:rPr>
+                <w:b/>
+                <w:bCs/>
+                <w:i/>
+                <w:iCs/>
+              </w:rPr>
+              <w:t>csy</w:t>
+            </w:r>
+            <w:proofErr w:type="spellEnd"/>
+            <w:r>
+              <w:rPr>
+                <w:b/>
+                <w:bCs/>
+                <w:i/>
+                <w:iCs/>
+              </w:rPr>
+              <w:t xml:space="preserve"> </w:t>
+            </w:r>
+            <w:proofErr w:type="spellStart"/>
+            <w:r>
+              <w:rPr>
+                <w:b/>
+                <w:bCs/>
+                <w:i/>
+                <w:iCs/>
+              </w:rPr>
+              <w:t>gerx</w:t>
+            </w:r>
+            <w:proofErr w:type="spellEnd"/>
+            <w:r>
+              <w:rPr>
+                <w:b/>
+                <w:bCs/>
+                <w:i/>
+                <w:iCs/>
+              </w:rPr>
+              <w:t xml:space="preserve"> WXST </w:t>
+            </w:r>
+            <w:proofErr w:type="spellStart"/>
+            <w:r>
+              <w:rPr>
+                <w:b/>
+                <w:bCs/>
+                <w:i/>
+                <w:iCs/>
+              </w:rPr>
+              <w:t>yw</w:t>
+            </w:r>
+            <w:proofErr w:type="spellEnd"/>
+            <w:r>
+              <w:rPr>
+                <w:b/>
+                <w:bCs/>
+                <w:i/>
+                <w:iCs/>
+              </w:rPr>
+              <w:t xml:space="preserve"> </w:t>
+            </w:r>
+            <w:proofErr w:type="spellStart"/>
+            <w:r>
+              <w:rPr>
+                <w:b/>
+                <w:bCs/>
+                <w:i/>
+                <w:iCs/>
+              </w:rPr>
+              <w:t>epp</w:t>
+            </w:r>
+            <w:proofErr w:type="spellEnd"/>
+            <w:r>
+              <w:rPr>
+                <w:b/>
+                <w:bCs/>
+                <w:i/>
+                <w:iCs/>
+              </w:rPr>
+              <w:t>.</w:t>
+            </w:r>
+          </w:p>
+          <w:p>
+            <w:r>
+              <w:t>Brute Forced Cipher Shift: 4</w:t>
+            </w:r>
+          </w:p>
+          <w:p>
+            <w:pPr>
+              <w:rPr>
+                <w:b/>
+                <w:bCs/>
+              </w:rPr>
+            </w:pPr>
+            <w:r>
+              <w:rPr>
+                <w:u w:val="single"/>
+              </w:rPr>
+              <w:t>Message:</w:t>
+            </w:r>
+            <w:r>
+              <w:t xml:space="preserve"> </w:t>
+            </w:r>
+            <w:r>
+              <w:rPr>
+                <w:b/>
+                <w:bCs/>
+              </w:rPr>
+              <w:t xml:space="preserve">You may twenty stop me, but you </w:t>
+            </w:r>
+            <w:proofErr w:type="spellStart"/>
+            <w:proofErr w:type="gramStart"/>
+            <w:r>
+              <w:rPr>
+                <w:b/>
+                <w:bCs/>
+              </w:rPr>
+              <w:t>cant</w:t>
+            </w:r>
+            <w:proofErr w:type="spellEnd"/>
+            <w:proofErr w:type="gramEnd"/>
+            <w:r>
+              <w:rPr>
+                <w:b/>
+                <w:bCs/>
+              </w:rPr>
+              <w:t xml:space="preserve"> STOP us all.</w:t>
+            </w:r>
+          </w:p>
+          <w:p>
+            <w:r>
+              <w:rPr>
+                <w:u w:val="single"/>
+              </w:rPr>
+              <w:t>Response:</w:t>
+            </w:r>
+            <w:r>
+              <w:t xml:space="preserve"> </w:t>
+            </w:r>
+            <w:r>
+              <w:t xml:space="preserve">Who are these 'all' of whom thou dost speak? </w:t>
+            </w:r>
+            <w:proofErr w:type="gramStart"/>
+            <w:r>
+              <w:t>P.S</w:t>
+            </w:r>
+            <w:proofErr w:type="gramEnd"/>
+            <w:r>
+              <w:t xml:space="preserve"> I used the key with ID 20.</w:t>
+            </w:r>
+          </w:p>
+          <w:p>
+            <w:r>
+              <w:rPr>
+                <w:u w:val="single"/>
+              </w:rPr>
+              <w:t xml:space="preserve">Cipher </w:t>
+            </w:r>
+            <w:r>
+              <w:rPr>
+                <w:u w:val="single"/>
+              </w:rPr>
+              <w:t>Response:</w:t>
+            </w:r>
+            <w:r>
+              <w:t xml:space="preserve"> </w:t>
+            </w:r>
+            <w:proofErr w:type="spellStart"/>
+            <w:r>
+              <w:t>Oac</w:t>
+            </w:r>
+            <w:proofErr w:type="spellEnd"/>
+            <w:r>
+              <w:t xml:space="preserve"> </w:t>
+            </w:r>
+            <w:proofErr w:type="spellStart"/>
+            <w:r>
+              <w:t>pjx</w:t>
+            </w:r>
+            <w:proofErr w:type="spellEnd"/>
+            <w:r>
+              <w:t xml:space="preserve"> </w:t>
+            </w:r>
+            <w:proofErr w:type="spellStart"/>
+            <w:r>
+              <w:t>hwwls</w:t>
+            </w:r>
+            <w:proofErr w:type="spellEnd"/>
+            <w:r>
+              <w:t xml:space="preserve"> '</w:t>
+            </w:r>
+            <w:proofErr w:type="spellStart"/>
+            <w:r>
+              <w:t>pde</w:t>
+            </w:r>
+            <w:proofErr w:type="spellEnd"/>
+            <w:r>
+              <w:t xml:space="preserve">' cu </w:t>
+            </w:r>
+            <w:proofErr w:type="spellStart"/>
+            <w:r>
+              <w:t>oacb</w:t>
+            </w:r>
+            <w:proofErr w:type="spellEnd"/>
+            <w:r>
+              <w:t xml:space="preserve"> </w:t>
+            </w:r>
+            <w:proofErr w:type="spellStart"/>
+            <w:r>
+              <w:t>lacj</w:t>
+            </w:r>
+            <w:proofErr w:type="spellEnd"/>
+            <w:r>
+              <w:t xml:space="preserve"> </w:t>
+            </w:r>
+            <w:proofErr w:type="spellStart"/>
+            <w:r>
+              <w:t>vhgi</w:t>
+            </w:r>
+            <w:proofErr w:type="spellEnd"/>
+            <w:r>
+              <w:t xml:space="preserve"> </w:t>
+            </w:r>
+            <w:proofErr w:type="spellStart"/>
+            <w:r>
+              <w:t>kispc</w:t>
+            </w:r>
+            <w:proofErr w:type="spellEnd"/>
+            <w:r>
+              <w:t>?</w:t>
+            </w:r>
+            <w:r>
+              <w:t xml:space="preserve"> </w:t>
+            </w:r>
+            <w:proofErr w:type="gramStart"/>
+            <w:r>
+              <w:t>P.S</w:t>
+            </w:r>
+            <w:proofErr w:type="gramEnd"/>
+            <w:r>
+              <w:t xml:space="preserve"> I used the key with ID 20.</w:t>
+            </w:r>
+          </w:p>
           <w:p/>
-          <w:p/>
-          <w:p/>
-          <w:p/>
-          <w:p/>
-          <w:p/>
-          <w:p/>
-          <w:p/>
+          <w:p>
+            <w:r>
+              <w:t>This was a fun and interesting exercise</w:t>
+            </w:r>
+            <w:r>
+              <w:t xml:space="preserve"> </w:t>
+            </w:r>
+            <w:r>
+              <w:t xml:space="preserve">because it allowed me </w:t>
+            </w:r>
+            <w:r>
+              <w:t xml:space="preserve">to see </w:t>
+            </w:r>
+            <w:r>
+              <w:t xml:space="preserve">the </w:t>
+            </w:r>
+            <w:r>
+              <w:t>M</w:t>
+            </w:r>
+            <w:r>
+              <w:t>erk</w:t>
+            </w:r>
+            <w:r>
+              <w:t>l</w:t>
+            </w:r>
+            <w:r>
+              <w:t>e</w:t>
+            </w:r>
+            <w:r>
+              <w:t xml:space="preserve"> puzzle</w:t>
+            </w:r>
+            <w:r>
+              <w:t xml:space="preserve"> from both the sender’s and attacker’s perspectives. At first,</w:t>
+            </w:r>
+            <w:r>
+              <w:t xml:space="preserve"> </w:t>
+            </w:r>
+            <w:r>
+              <w:t xml:space="preserve">I was </w:t>
+            </w:r>
+            <w:r>
+              <w:t>skeptical</w:t>
+            </w:r>
+            <w:r>
+              <w:t xml:space="preserve"> about</w:t>
+            </w:r>
+            <w:r>
+              <w:t xml:space="preserve"> how this </w:t>
+            </w:r>
+            <w:r>
+              <w:t xml:space="preserve">approach would </w:t>
+            </w:r>
+            <w:r>
+              <w:t xml:space="preserve">work </w:t>
+            </w:r>
+            <w:r>
+              <w:t>against more</w:t>
+            </w:r>
+            <w:r>
+              <w:t xml:space="preserve"> advanced attackers</w:t>
+            </w:r>
+            <w:r>
+              <w:t xml:space="preserve">, </w:t>
+            </w:r>
+            <w:r>
+              <w:t xml:space="preserve">even though the activity </w:t>
+            </w:r>
+            <w:r>
+              <w:t xml:space="preserve">was </w:t>
+            </w:r>
+            <w:r>
+              <w:t>clearly simplified</w:t>
+            </w:r>
+            <w:r>
+              <w:t xml:space="preserve"> </w:t>
+            </w:r>
+            <w:r>
+              <w:t xml:space="preserve">to </w:t>
+            </w:r>
+            <w:r>
+              <w:t xml:space="preserve">keep it </w:t>
+            </w:r>
+            <w:r>
+              <w:t>practical</w:t>
+            </w:r>
+            <w:r>
+              <w:t>.</w:t>
+            </w:r>
+            <w:r>
+              <w:t xml:space="preserve"> However, </w:t>
+            </w:r>
+            <w:r>
+              <w:t>after</w:t>
+            </w:r>
+            <w:r>
+              <w:t xml:space="preserve"> completing </w:t>
+            </w:r>
+            <w:r>
+              <w:t xml:space="preserve">the exercise, </w:t>
+            </w:r>
+            <w:r>
+              <w:t xml:space="preserve">I </w:t>
+            </w:r>
+            <w:r>
+              <w:t>could</w:t>
+            </w:r>
+            <w:r>
+              <w:t xml:space="preserve"> see </w:t>
+            </w:r>
+            <w:r>
+              <w:t xml:space="preserve">how </w:t>
+            </w:r>
+            <w:r>
+              <w:t xml:space="preserve">the puzzle </w:t>
+            </w:r>
+            <w:r>
+              <w:t>for</w:t>
+            </w:r>
+            <w:r>
+              <w:t xml:space="preserve">ces </w:t>
+            </w:r>
+            <w:r>
+              <w:t>an</w:t>
+            </w:r>
+            <w:r>
+              <w:t xml:space="preserve"> at</w:t>
+            </w:r>
+            <w:r>
+              <w:t>tacker</w:t>
+            </w:r>
+            <w:r>
+              <w:t>,</w:t>
+            </w:r>
+            <w:r>
+              <w:t xml:space="preserve"> o</w:t>
+            </w:r>
+            <w:r>
+              <w:t xml:space="preserve">r </w:t>
+            </w:r>
+            <w:r>
+              <w:t xml:space="preserve">“Eve,” to spend a significant amount of time and </w:t>
+            </w:r>
+            <w:r>
+              <w:t xml:space="preserve">resources </w:t>
+            </w:r>
+            <w:r>
+              <w:t xml:space="preserve">at </w:t>
+            </w:r>
+            <w:r>
+              <w:t xml:space="preserve">the </w:t>
+            </w:r>
+            <w:r>
+              <w:t>initial</w:t>
+            </w:r>
+            <w:r>
+              <w:t xml:space="preserve"> </w:t>
+            </w:r>
+            <w:r>
+              <w:t>stage befor</w:t>
+            </w:r>
+            <w:r>
+              <w:t>e</w:t>
+            </w:r>
+            <w:r>
+              <w:t xml:space="preserve"> they can even </w:t>
+            </w:r>
+            <w:r>
+              <w:t xml:space="preserve">begin a useful </w:t>
+            </w:r>
+            <w:r>
+              <w:t xml:space="preserve">attack or </w:t>
+            </w:r>
+            <w:r>
+              <w:t xml:space="preserve">read </w:t>
+            </w:r>
+            <w:r>
+              <w:t xml:space="preserve">any </w:t>
+            </w:r>
+            <w:r>
+              <w:t>meaning</w:t>
+            </w:r>
+            <w:r>
+              <w:t xml:space="preserve">ful data. </w:t>
+            </w:r>
+            <w:r>
+              <w:t xml:space="preserve">This made the concept much clearer, because the defence does not rely on making communication impossible to attack, but instead on making the attacker’s workload disproportionately high. </w:t>
+            </w:r>
+            <w:r>
+              <w:t>It also</w:t>
+            </w:r>
+            <w:r>
+              <w:t xml:space="preserve"> </w:t>
+            </w:r>
+            <w:r>
+              <w:t>helped me understand</w:t>
+            </w:r>
+            <w:r>
+              <w:t xml:space="preserve"> how </w:t>
+            </w:r>
+            <w:r>
+              <w:t>some</w:t>
+            </w:r>
+            <w:r>
+              <w:t xml:space="preserve"> securi</w:t>
+            </w:r>
+            <w:r>
+              <w:t>ty methods are</w:t>
+            </w:r>
+            <w:r>
+              <w:t xml:space="preserve"> </w:t>
+            </w:r>
+            <w:r>
+              <w:t>built</w:t>
+            </w:r>
+            <w:r>
+              <w:t xml:space="preserve"> from cle</w:t>
+            </w:r>
+            <w:r>
+              <w:t>ver though</w:t>
+            </w:r>
+            <w:r>
+              <w:t xml:space="preserve">t </w:t>
+            </w:r>
+            <w:r>
+              <w:t>experiments</w:t>
+            </w:r>
+            <w:r>
+              <w:t xml:space="preserve"> </w:t>
+            </w:r>
+            <w:r>
+              <w:t xml:space="preserve">that use </w:t>
+            </w:r>
+            <w:r>
+              <w:t xml:space="preserve">human </w:t>
+            </w:r>
+            <w:proofErr w:type="spellStart"/>
+            <w:r>
+              <w:t>be</w:t>
+            </w:r>
+            <w:r>
+              <w:t>haviou</w:t>
+            </w:r>
+            <w:r>
+              <w:t>r</w:t>
+            </w:r>
+            <w:proofErr w:type="spellEnd"/>
+            <w:r>
+              <w:t>, uncertainty, and deterrence as part of their design. In this case, the Merkle puzzle takes advantage of the difficulty of dealing with ambiguity and the discouraging effect of requiring an unfair amount of work before gaining useful information.</w:t>
+            </w:r>
+          </w:p>
           <w:p/>
           <w:p>
             <w:pPr>
@@ -368,10 +2393,11 @@
         <w:pStyle w:val="Heading2"/>
         <w:spacing w:before="0" w:after="160"/>
       </w:pPr>
-      <w:hyperlink r:id="rId10">
+      <w:hyperlink r:id="rId15">
         <w:r>
           <w:rPr>
             <w:rStyle w:val="Hyperlink"/>
+            <w:highlight w:val="green"/>
           </w:rPr>
           <w:t>Learn how RSA works</w:t>
         </w:r>
@@ -394,6 +2420,88 @@
           <w:tcPr>
             <w:tcW w:w="9360" w:type="dxa"/>
           </w:tcPr>
+          <w:p>
+            <w:pPr>
+              <w:rPr>
+                <w:b/>
+                <w:bCs/>
+                <w:u w:val="single"/>
+              </w:rPr>
+            </w:pPr>
+            <w:r>
+              <w:rPr>
+                <w:b/>
+                <w:bCs/>
+                <w:u w:val="single"/>
+              </w:rPr>
+              <w:t>Modulo Operation</w:t>
+            </w:r>
+          </w:p>
+          <w:p>
+            <w:pPr>
+              <w:pStyle w:val="ListParagraph"/>
+              <w:numPr>
+                <w:ilvl w:val="0"/>
+                <w:numId w:val="11"/>
+              </w:numPr>
+            </w:pPr>
+            <w:r>
+              <w:t>First learning mod operations which is simply the remainder</w:t>
+            </w:r>
+          </w:p>
+          <w:p>
+            <w:r>
+              <w:drawing>
+                <wp:anchor distT="0" distB="0" distL="114300" distR="114300" simplePos="0" relativeHeight="251660288" behindDoc="0" locked="0" layoutInCell="1" allowOverlap="1" wp14:anchorId="3D3C6745" wp14:editId="3E33DE54">
+                  <wp:simplePos x="0" y="0"/>
+                  <wp:positionH relativeFrom="column">
+                    <wp:posOffset>622279</wp:posOffset>
+                  </wp:positionH>
+                  <wp:positionV relativeFrom="paragraph">
+                    <wp:posOffset>40389</wp:posOffset>
+                  </wp:positionV>
+                  <wp:extent cx="4557330" cy="1699599"/>
+                  <wp:effectExtent l="0" t="0" r="0" b="0"/>
+                  <wp:wrapSquare wrapText="bothSides"/>
+                  <wp:docPr id="2074636123" name="Picture 1"/>
+                  <wp:cNvGraphicFramePr>
+                    <a:graphicFrameLocks xmlns:a="http://schemas.openxmlformats.org/drawingml/2006/main" noChangeAspect="1"/>
+                  </wp:cNvGraphicFramePr>
+                  <a:graphic xmlns:a="http://schemas.openxmlformats.org/drawingml/2006/main">
+                    <a:graphicData uri="http://schemas.openxmlformats.org/drawingml/2006/picture">
+                      <pic:pic xmlns:pic="http://schemas.openxmlformats.org/drawingml/2006/picture">
+                        <pic:nvPicPr>
+                          <pic:cNvPr id="2074636123" name=""/>
+                          <pic:cNvPicPr/>
+                        </pic:nvPicPr>
+                        <pic:blipFill>
+                          <a:blip r:embed="rId16">
+                            <a:extLst>
+                              <a:ext uri="{28A0092B-C50C-407E-A947-70E740481C1C}">
+                                <a14:useLocalDpi xmlns:a14="http://schemas.microsoft.com/office/drawing/2010/main" val="0"/>
+                              </a:ext>
+                            </a:extLst>
+                          </a:blip>
+                          <a:stretch>
+                            <a:fillRect/>
+                          </a:stretch>
+                        </pic:blipFill>
+                        <pic:spPr>
+                          <a:xfrm>
+                            <a:off x="0" y="0"/>
+                            <a:ext cx="4557330" cy="1699599"/>
+                          </a:xfrm>
+                          <a:prstGeom prst="rect">
+                            <a:avLst/>
+                          </a:prstGeom>
+                        </pic:spPr>
+                      </pic:pic>
+                    </a:graphicData>
+                  </a:graphic>
+                </wp:anchor>
+              </w:drawing>
+            </w:r>
+          </w:p>
           <w:p/>
           <w:p/>
           <w:p/>
@@ -403,7 +2511,915 @@
           <w:p/>
           <w:p/>
           <w:p/>
+          <w:p>
+            <w:pPr>
+              <w:rPr>
+                <w:b/>
+                <w:bCs/>
+                <w:u w:val="single"/>
+              </w:rPr>
+            </w:pPr>
+            <w:r>
+              <w:rPr>
+                <w:b/>
+                <w:bCs/>
+                <w:u w:val="single"/>
+              </w:rPr>
+              <w:t>Modular Multiplicative Inverse</w:t>
+            </w:r>
+          </w:p>
+          <w:p>
+            <w:r>
+              <w:lastRenderedPageBreak/>
+              <w:drawing>
+                <wp:inline distT="0" distB="0" distL="0" distR="0" wp14:anchorId="560D2C8A" wp14:editId="527292CF">
+                  <wp:extent cx="1543129" cy="768389"/>
+                  <wp:effectExtent l="0" t="0" r="0" b="0"/>
+                  <wp:docPr id="123704796" name="Picture 1"/>
+                  <wp:cNvGraphicFramePr>
+                    <a:graphicFrameLocks xmlns:a="http://schemas.openxmlformats.org/drawingml/2006/main" noChangeAspect="1"/>
+                  </wp:cNvGraphicFramePr>
+                  <a:graphic xmlns:a="http://schemas.openxmlformats.org/drawingml/2006/main">
+                    <a:graphicData uri="http://schemas.openxmlformats.org/drawingml/2006/picture">
+                      <pic:pic xmlns:pic="http://schemas.openxmlformats.org/drawingml/2006/picture">
+                        <pic:nvPicPr>
+                          <pic:cNvPr id="123704796" name=""/>
+                          <pic:cNvPicPr/>
+                        </pic:nvPicPr>
+                        <pic:blipFill>
+                          <a:blip r:embed="rId17"/>
+                          <a:stretch>
+                            <a:fillRect/>
+                          </a:stretch>
+                        </pic:blipFill>
+                        <pic:spPr>
+                          <a:xfrm>
+                            <a:off x="0" y="0"/>
+                            <a:ext cx="1543129" cy="768389"/>
+                          </a:xfrm>
+                          <a:prstGeom prst="rect">
+                            <a:avLst/>
+                          </a:prstGeom>
+                        </pic:spPr>
+                      </pic:pic>
+                    </a:graphicData>
+                  </a:graphic>
+                </wp:inline>
+              </w:drawing>
+            </w:r>
+          </w:p>
+          <w:p>
+            <w:r>
+              <w:t>Solve by brute forcing:</w:t>
+            </w:r>
+          </w:p>
+          <w:p>
+            <m:oMathPara>
+              <m:oMath>
+                <m:r>
+                  <w:rPr>
+                    <w:rFonts w:ascii="Cambria Math" w:hAnsi="Cambria Math"/>
+                  </w:rPr>
+                  <m:t>3×1=3 gives 3</m:t>
+                </m:r>
+                <m:d>
+                  <m:dPr>
+                    <m:ctrlPr>
+                      <w:rPr>
+                        <w:rFonts w:ascii="Cambria Math" w:hAnsi="Cambria Math"/>
+                        <w:i/>
+                      </w:rPr>
+                    </m:ctrlPr>
+                  </m:dPr>
+                  <m:e>
+                    <m:r>
+                      <w:rPr>
+                        <w:rFonts w:ascii="Cambria Math" w:hAnsi="Cambria Math"/>
+                      </w:rPr>
+                      <m:t>mod 7</m:t>
+                    </m:r>
+                  </m:e>
+                </m:d>
+              </m:oMath>
+            </m:oMathPara>
+          </w:p>
+          <w:p>
+            <m:oMathPara>
+              <m:oMath>
+                <m:r>
+                  <w:rPr>
+                    <w:rFonts w:ascii="Cambria Math" w:hAnsi="Cambria Math"/>
+                  </w:rPr>
+                  <m:t>3×2=6 gives 6(mod 7)</m:t>
+                </m:r>
+              </m:oMath>
+            </m:oMathPara>
+          </w:p>
+          <w:p>
+            <m:oMathPara>
+              <m:oMath>
+                <m:r>
+                  <w:rPr>
+                    <w:rFonts w:ascii="Cambria Math" w:hAnsi="Cambria Math"/>
+                  </w:rPr>
+                  <m:t>3×3=9 gives 2(mod 7)</m:t>
+                </m:r>
+              </m:oMath>
+            </m:oMathPara>
+          </w:p>
+          <w:p>
+            <m:oMathPara>
+              <m:oMath>
+                <m:r>
+                  <w:rPr>
+                    <w:rFonts w:ascii="Cambria Math" w:hAnsi="Cambria Math"/>
+                  </w:rPr>
+                  <m:t>3×</m:t>
+                </m:r>
+                <m:r>
+                  <w:rPr>
+                    <w:rFonts w:ascii="Cambria Math" w:hAnsi="Cambria Math"/>
+                  </w:rPr>
+                  <m:t>4</m:t>
+                </m:r>
+                <m:r>
+                  <w:rPr>
+                    <w:rFonts w:ascii="Cambria Math" w:hAnsi="Cambria Math"/>
+                  </w:rPr>
+                  <m:t>=</m:t>
+                </m:r>
+                <m:r>
+                  <w:rPr>
+                    <w:rFonts w:ascii="Cambria Math" w:hAnsi="Cambria Math"/>
+                  </w:rPr>
+                  <m:t>12</m:t>
+                </m:r>
+                <m:r>
+                  <w:rPr>
+                    <w:rFonts w:ascii="Cambria Math" w:hAnsi="Cambria Math"/>
+                  </w:rPr>
+                  <m:t xml:space="preserve"> gives </m:t>
+                </m:r>
+                <m:r>
+                  <w:rPr>
+                    <w:rFonts w:ascii="Cambria Math" w:hAnsi="Cambria Math"/>
+                  </w:rPr>
+                  <m:t>5</m:t>
+                </m:r>
+                <m:d>
+                  <m:dPr>
+                    <m:ctrlPr>
+                      <w:rPr>
+                        <w:rFonts w:ascii="Cambria Math" w:hAnsi="Cambria Math"/>
+                        <w:i/>
+                      </w:rPr>
+                    </m:ctrlPr>
+                  </m:dPr>
+                  <m:e>
+                    <m:r>
+                      <w:rPr>
+                        <w:rFonts w:ascii="Cambria Math" w:hAnsi="Cambria Math"/>
+                      </w:rPr>
+                      <m:t>mod 7</m:t>
+                    </m:r>
+                  </m:e>
+                </m:d>
+              </m:oMath>
+            </m:oMathPara>
+          </w:p>
+          <w:p>
+            <w:pPr>
+              <w:rPr>
+                <w:b/>
+                <w:bCs/>
+              </w:rPr>
+            </w:pPr>
+            <m:oMathPara>
+              <m:oMath>
+                <m:r>
+                  <m:rPr>
+                    <m:sty m:val="bi"/>
+                  </m:rPr>
+                  <w:rPr>
+                    <w:rFonts w:ascii="Cambria Math" w:hAnsi="Cambria Math"/>
+                  </w:rPr>
+                  <m:t>3×5=15 gives 1</m:t>
+                </m:r>
+                <m:d>
+                  <m:dPr>
+                    <m:ctrlPr>
+                      <w:rPr>
+                        <w:rFonts w:ascii="Cambria Math" w:hAnsi="Cambria Math"/>
+                        <w:b/>
+                        <w:bCs/>
+                        <w:i/>
+                      </w:rPr>
+                    </m:ctrlPr>
+                  </m:dPr>
+                  <m:e>
+                    <m:r>
+                      <m:rPr>
+                        <m:sty m:val="bi"/>
+                      </m:rPr>
+                      <w:rPr>
+                        <w:rFonts w:ascii="Cambria Math" w:hAnsi="Cambria Math"/>
+                      </w:rPr>
+                      <m:t>mod 7</m:t>
+                    </m:r>
+                  </m:e>
+                </m:d>
+              </m:oMath>
+            </m:oMathPara>
+          </w:p>
+          <w:p>
+            <w:r>
+              <w:t>Hence, the multiplicative inverse of 3 mod 7 is 5.</w:t>
+            </w:r>
+            <w:r>
+              <w:br/>
+            </w:r>
+          </w:p>
           <w:p/>
+          <w:p>
+            <w:pPr>
+              <w:rPr>
+                <w:b/>
+                <w:bCs/>
+                <w:u w:val="single"/>
+              </w:rPr>
+            </w:pPr>
+            <w:r>
+              <w:rPr>
+                <w:b/>
+                <w:bCs/>
+                <w:u w:val="single"/>
+              </w:rPr>
+              <w:t>RSA Key Generation</w:t>
+            </w:r>
+          </w:p>
+          <w:p>
+            <w:r>
+              <w:t>Basic Notes to Complete:</w:t>
+            </w:r>
+          </w:p>
+          <w:p>
+            <w:pPr>
+              <w:pStyle w:val="ListParagraph"/>
+              <w:numPr>
+                <w:ilvl w:val="0"/>
+                <w:numId w:val="12"/>
+              </w:numPr>
+            </w:pPr>
+            <w:r>
+              <w:t xml:space="preserve">Pick two </w:t>
+            </w:r>
+            <w:proofErr w:type="gramStart"/>
+            <w:r>
+              <w:t>primes  call</w:t>
+            </w:r>
+            <w:proofErr w:type="gramEnd"/>
+            <w:r>
+              <w:t xml:space="preserve"> p and q, they need to be bigger than the numbers needing to be encrypted. (at least one order of magnitude </w:t>
+            </w:r>
+            <w:proofErr w:type="gramStart"/>
+            <w:r>
+              <w:t>greater  16</w:t>
+            </w:r>
+            <w:proofErr w:type="gramEnd"/>
+            <w:r>
+              <w:t>x</w:t>
+            </w:r>
+            <w:r>
+              <w:t xml:space="preserve"> hex numbers</w:t>
+            </w:r>
+            <w:r>
+              <w:t xml:space="preserve"> and 10x in decimal)</w:t>
+            </w:r>
+          </w:p>
+          <w:p>
+            <w:pPr>
+              <w:pStyle w:val="ListParagraph"/>
+              <w:numPr>
+                <w:ilvl w:val="0"/>
+                <w:numId w:val="12"/>
+              </w:numPr>
+            </w:pPr>
+            <w:r>
+              <w:t>Calculate Modulus N=p x q</w:t>
+            </w:r>
+          </w:p>
+          <w:p>
+            <w:pPr>
+              <w:pStyle w:val="ListParagraph"/>
+              <w:numPr>
+                <w:ilvl w:val="0"/>
+                <w:numId w:val="12"/>
+              </w:numPr>
+            </w:pPr>
+            <w:proofErr w:type="gramStart"/>
+            <w:r>
+              <w:t>Calculate</w:t>
+            </w:r>
+            <w:proofErr w:type="gramEnd"/>
+            <w:r>
+              <w:t xml:space="preserve"> Eulers </w:t>
+            </w:r>
+            <w:proofErr w:type="spellStart"/>
+            <w:r>
+              <w:t>Tortient</w:t>
+            </w:r>
+            <w:proofErr w:type="spellEnd"/>
+            <w:r>
+              <w:t xml:space="preserve"> -&gt; m = (p-</w:t>
+            </w:r>
+            <w:proofErr w:type="gramStart"/>
+            <w:r>
+              <w:t>1)x</w:t>
+            </w:r>
+            <w:proofErr w:type="gramEnd"/>
+            <w:r>
+              <w:t>(q-1)</w:t>
+            </w:r>
+          </w:p>
+          <w:p>
+            <w:pPr>
+              <w:pStyle w:val="ListParagraph"/>
+              <w:numPr>
+                <w:ilvl w:val="0"/>
+                <w:numId w:val="12"/>
+              </w:numPr>
+            </w:pPr>
+            <w:r>
+              <w:t xml:space="preserve">Pick an encryption key </w:t>
+            </w:r>
+            <w:r>
+              <w:rPr>
+                <w:b/>
+                <w:bCs/>
+              </w:rPr>
+              <w:t xml:space="preserve">e </w:t>
+            </w:r>
+            <w:r>
+              <w:t xml:space="preserve">and it </w:t>
+            </w:r>
+            <w:proofErr w:type="gramStart"/>
+            <w:r>
+              <w:t>has to</w:t>
+            </w:r>
+            <w:proofErr w:type="gramEnd"/>
+            <w:r>
+              <w:t xml:space="preserve"> be </w:t>
+            </w:r>
+            <w:proofErr w:type="gramStart"/>
+            <w:r>
+              <w:t>coprime</w:t>
+            </w:r>
+            <w:proofErr w:type="gramEnd"/>
+            <w:r>
+              <w:t xml:space="preserve"> with m</w:t>
+            </w:r>
+          </w:p>
+          <w:p>
+            <w:pPr>
+              <w:pStyle w:val="ListParagraph"/>
+              <w:numPr>
+                <w:ilvl w:val="0"/>
+                <w:numId w:val="12"/>
+              </w:numPr>
+            </w:pPr>
+            <w:r>
+              <w:t xml:space="preserve">Compute the matching decryption key </w:t>
+            </w:r>
+            <w:r>
+              <w:rPr>
+                <w:b/>
+                <w:bCs/>
+              </w:rPr>
+              <w:t>d</w:t>
+            </w:r>
+            <w:r>
+              <w:rPr>
+                <w:b/>
+                <w:bCs/>
+              </w:rPr>
+              <w:t xml:space="preserve"> </w:t>
+            </w:r>
+            <w:r>
+              <w:t xml:space="preserve">by finding the inverse of </w:t>
+            </w:r>
+            <w:r>
+              <w:rPr>
+                <w:b/>
+                <w:bCs/>
+              </w:rPr>
+              <w:t>e mod m</w:t>
+            </w:r>
+          </w:p>
+          <w:p/>
+          <w:p>
+            <w:r>
+              <w:t>To encrypt a message x using key (</w:t>
+            </w:r>
+            <w:proofErr w:type="spellStart"/>
+            <w:proofErr w:type="gramStart"/>
+            <w:r>
+              <w:t>e,N</w:t>
+            </w:r>
+            <w:proofErr w:type="spellEnd"/>
+            <w:proofErr w:type="gramEnd"/>
+            <w:r>
+              <w:t>):</w:t>
+            </w:r>
+          </w:p>
+          <w:p>
+            <m:oMathPara>
+              <m:oMath>
+                <m:sSup>
+                  <m:sSupPr>
+                    <m:ctrlPr>
+                      <w:rPr>
+                        <w:rFonts w:ascii="Cambria Math" w:hAnsi="Cambria Math"/>
+                        <w:i/>
+                      </w:rPr>
+                    </m:ctrlPr>
+                  </m:sSupPr>
+                  <m:e>
+                    <m:r>
+                      <w:rPr>
+                        <w:rFonts w:ascii="Cambria Math" w:hAnsi="Cambria Math"/>
+                      </w:rPr>
+                      <m:t>x</m:t>
+                    </m:r>
+                  </m:e>
+                  <m:sup>
+                    <m:r>
+                      <w:rPr>
+                        <w:rFonts w:ascii="Cambria Math" w:hAnsi="Cambria Math"/>
+                      </w:rPr>
+                      <m:t>e</m:t>
+                    </m:r>
+                  </m:sup>
+                </m:sSup>
+                <m:r>
+                  <w:rPr>
+                    <w:rFonts w:ascii="Cambria Math" w:hAnsi="Cambria Math"/>
+                  </w:rPr>
+                  <m:t>modN</m:t>
+                </m:r>
+              </m:oMath>
+            </m:oMathPara>
+          </w:p>
+          <w:p>
+            <w:r>
+              <w:t xml:space="preserve">To </w:t>
+            </w:r>
+            <w:r>
+              <w:t>de</w:t>
+            </w:r>
+            <w:r>
+              <w:t xml:space="preserve">crypt a message </w:t>
+            </w:r>
+            <w:proofErr w:type="gramStart"/>
+            <w:r>
+              <w:t>y</w:t>
+            </w:r>
+            <w:r>
+              <w:t xml:space="preserve"> using</w:t>
+            </w:r>
+            <w:proofErr w:type="gramEnd"/>
+            <w:r>
+              <w:t xml:space="preserve"> key (</w:t>
+            </w:r>
+            <w:proofErr w:type="spellStart"/>
+            <w:proofErr w:type="gramStart"/>
+            <w:r>
+              <w:t>e,N</w:t>
+            </w:r>
+            <w:proofErr w:type="spellEnd"/>
+            <w:proofErr w:type="gramEnd"/>
+            <w:r>
+              <w:t>):</w:t>
+            </w:r>
+          </w:p>
+          <w:p>
+            <m:oMathPara>
+              <m:oMath>
+                <m:sSup>
+                  <m:sSupPr>
+                    <m:ctrlPr>
+                      <w:rPr>
+                        <w:rFonts w:ascii="Cambria Math" w:hAnsi="Cambria Math"/>
+                        <w:i/>
+                      </w:rPr>
+                    </m:ctrlPr>
+                  </m:sSupPr>
+                  <m:e>
+                    <m:r>
+                      <w:rPr>
+                        <w:rFonts w:ascii="Cambria Math" w:hAnsi="Cambria Math"/>
+                      </w:rPr>
+                      <m:t>y</m:t>
+                    </m:r>
+                  </m:e>
+                  <m:sup>
+                    <m:r>
+                      <w:rPr>
+                        <w:rFonts w:ascii="Cambria Math" w:hAnsi="Cambria Math"/>
+                      </w:rPr>
+                      <m:t>d</m:t>
+                    </m:r>
+                  </m:sup>
+                </m:sSup>
+                <m:r>
+                  <w:rPr>
+                    <w:rFonts w:ascii="Cambria Math" w:hAnsi="Cambria Math"/>
+                  </w:rPr>
+                  <m:t>modN</m:t>
+                </m:r>
+              </m:oMath>
+            </m:oMathPara>
+          </w:p>
+          <w:p>
+            <w:pPr>
+              <w:rPr>
+                <w:b/>
+                <w:bCs/>
+                <w:u w:val="single"/>
+              </w:rPr>
+            </w:pPr>
+            <w:r>
+              <w:rPr>
+                <w:b/>
+                <w:bCs/>
+                <w:u w:val="single"/>
+              </w:rPr>
+              <w:t xml:space="preserve">Example: </w:t>
+            </w:r>
+          </w:p>
+          <w:p>
+            <w:r>
+              <w:t>p=17, q=19</w:t>
+            </w:r>
+          </w:p>
+          <w:p>
+            <w:r>
+              <w:t>N = (17)x(19)</w:t>
+            </w:r>
+            <w:r>
+              <w:t xml:space="preserve"> =323</w:t>
+            </w:r>
+          </w:p>
+          <w:p>
+            <w:r>
+              <w:t>M = (17-</w:t>
+            </w:r>
+            <w:proofErr w:type="gramStart"/>
+            <w:r>
+              <w:t>1)x</w:t>
+            </w:r>
+            <w:proofErr w:type="gramEnd"/>
+            <w:r>
+              <w:t>(19-1) = 288</w:t>
+            </w:r>
+          </w:p>
+          <w:p>
+            <w:r>
+              <w:t>Valid Coprime e = 11</w:t>
+            </w:r>
+          </w:p>
+          <w:p>
+            <w:r>
+              <w:t>Inverse of 11 mod 288 =131</w:t>
+            </w:r>
+          </w:p>
+          <w:p/>
+          <w:p>
+            <w:pPr>
+              <w:rPr>
+                <w:b/>
+                <w:bCs/>
+                <w:u w:val="single"/>
+              </w:rPr>
+            </w:pPr>
+            <w:r>
+              <w:rPr>
+                <w:b/>
+                <w:bCs/>
+                <w:u w:val="single"/>
+              </w:rPr>
+              <w:t>RSA Practice</w:t>
+            </w:r>
+            <w:r>
+              <w:rPr>
+                <w:b/>
+                <w:bCs/>
+                <w:u w:val="single"/>
+              </w:rPr>
+              <w:t>:</w:t>
+            </w:r>
+          </w:p>
+          <w:p>
+            <w:pPr>
+              <w:rPr>
+                <w:b/>
+                <w:bCs/>
+                <w:u w:val="single"/>
+              </w:rPr>
+            </w:pPr>
+            <w:r>
+              <w:rPr>
+                <w:b/>
+                <w:bCs/>
+                <w:u w:val="single"/>
+              </w:rPr>
+              <w:t>ENCRYPTION</w:t>
+            </w:r>
+          </w:p>
+          <w:p>
+            <w:r>
+              <w:t>e = 7825, N = 46</w:t>
+            </w:r>
+            <w:r>
+              <w:t>7</w:t>
+            </w:r>
+            <w:r>
+              <w:t xml:space="preserve">323 </w:t>
+            </w:r>
+          </w:p>
+          <w:p>
+            <w:r>
+              <w:t xml:space="preserve">Encrypt String ‘RSA’ letter to number </w:t>
+            </w:r>
+            <w:proofErr w:type="gramStart"/>
+            <w:r>
+              <w:t>mapping  with</w:t>
+            </w:r>
+            <w:proofErr w:type="gramEnd"/>
+            <w:r>
+              <w:t xml:space="preserve"> A = 1</w:t>
+            </w:r>
+          </w:p>
+          <w:p>
+            <w:proofErr w:type="gramStart"/>
+            <w:r>
+              <w:t>So,  ‘</w:t>
+            </w:r>
+            <w:proofErr w:type="gramEnd"/>
+            <w:r>
+              <w:t>RSA’ = 181901 (NOTE: each letter is 2 digits within the number, you do NOT sum)</w:t>
+            </w:r>
+          </w:p>
+          <w:p/>
+          <w:p>
+            <w:r>
+              <w:t>Encoded Message Number Is</w:t>
+            </w:r>
+            <w:r>
+              <w:t>:</w:t>
+            </w:r>
+          </w:p>
+          <w:p>
+            <m:oMathPara>
+              <m:oMath>
+                <m:sSup>
+                  <m:sSupPr>
+                    <m:ctrlPr>
+                      <w:rPr>
+                        <w:rFonts w:ascii="Cambria Math" w:hAnsi="Cambria Math"/>
+                        <w:i/>
+                      </w:rPr>
+                    </m:ctrlPr>
+                  </m:sSupPr>
+                  <m:e>
+                    <m:r>
+                      <w:rPr>
+                        <w:rFonts w:ascii="Cambria Math" w:hAnsi="Cambria Math"/>
+                      </w:rPr>
+                      <m:t>181901</m:t>
+                    </m:r>
+                  </m:e>
+                  <m:sup>
+                    <m:r>
+                      <w:rPr>
+                        <w:rFonts w:ascii="Cambria Math" w:hAnsi="Cambria Math"/>
+                      </w:rPr>
+                      <m:t>7825</m:t>
+                    </m:r>
+                  </m:sup>
+                </m:sSup>
+                <m:r>
+                  <w:rPr>
+                    <w:rFonts w:ascii="Cambria Math" w:hAnsi="Cambria Math"/>
+                  </w:rPr>
+                  <m:t>mod 46</m:t>
+                </m:r>
+                <m:r>
+                  <w:rPr>
+                    <w:rFonts w:ascii="Cambria Math" w:hAnsi="Cambria Math"/>
+                  </w:rPr>
+                  <m:t>7</m:t>
+                </m:r>
+                <m:r>
+                  <w:rPr>
+                    <w:rFonts w:ascii="Cambria Math" w:hAnsi="Cambria Math"/>
+                  </w:rPr>
+                  <m:t>323=</m:t>
+                </m:r>
+                <m:r>
+                  <w:rPr>
+                    <w:rFonts w:ascii="Cambria Math" w:hAnsi="Cambria Math"/>
+                  </w:rPr>
+                  <m:t>183780</m:t>
+                </m:r>
+              </m:oMath>
+            </m:oMathPara>
+          </w:p>
+          <w:p>
+            <w:pPr>
+              <w:rPr>
+                <w:b/>
+                <w:bCs/>
+                <w:u w:val="single"/>
+              </w:rPr>
+            </w:pPr>
+            <w:r>
+              <w:rPr>
+                <w:b/>
+                <w:bCs/>
+                <w:u w:val="single"/>
+              </w:rPr>
+              <w:t>DECRYPTION</w:t>
+            </w:r>
+            <w:r>
+              <w:rPr>
+                <w:b/>
+                <w:bCs/>
+                <w:u w:val="single"/>
+              </w:rPr>
+              <w:t>:</w:t>
+            </w:r>
+          </w:p>
+          <w:p>
+            <w:r>
+              <w:t xml:space="preserve"> D = 214833, N = 467323</w:t>
+            </w:r>
+          </w:p>
+          <w:p>
+            <w:r>
+              <w:lastRenderedPageBreak/>
+              <w:t>Cipher Text Message: 183780</w:t>
+            </w:r>
+          </w:p>
+          <w:p/>
+          <w:p>
+            <m:oMathPara>
+              <m:oMath>
+                <m:sSup>
+                  <m:sSupPr>
+                    <m:ctrlPr>
+                      <w:rPr>
+                        <w:rFonts w:ascii="Cambria Math" w:hAnsi="Cambria Math"/>
+                        <w:i/>
+                      </w:rPr>
+                    </m:ctrlPr>
+                  </m:sSupPr>
+                  <m:e>
+                    <m:r>
+                      <w:rPr>
+                        <w:rFonts w:ascii="Cambria Math" w:hAnsi="Cambria Math"/>
+                      </w:rPr>
+                      <m:t>message= C</m:t>
+                    </m:r>
+                  </m:e>
+                  <m:sup>
+                    <m:r>
+                      <w:rPr>
+                        <w:rFonts w:ascii="Cambria Math" w:hAnsi="Cambria Math"/>
+                      </w:rPr>
+                      <m:t>D</m:t>
+                    </m:r>
+                  </m:sup>
+                </m:sSup>
+                <m:r>
+                  <w:rPr>
+                    <w:rFonts w:ascii="Cambria Math" w:hAnsi="Cambria Math"/>
+                  </w:rPr>
+                  <m:t>mod N</m:t>
+                </m:r>
+              </m:oMath>
+            </m:oMathPara>
+          </w:p>
+          <w:p>
+            <w:r>
+              <w:t xml:space="preserve">Message = </w:t>
+            </w:r>
+            <w:r>
+              <w:t>183780</w:t>
+            </w:r>
+            <w:r>
+              <w:t xml:space="preserve">^214833 </w:t>
+            </w:r>
+            <w:proofErr w:type="gramStart"/>
+            <w:r>
+              <w:t>mod(467323)=</w:t>
+            </w:r>
+            <w:proofErr w:type="gramEnd"/>
+            <w:r>
+              <w:t xml:space="preserve"> 181901</w:t>
+            </w:r>
+          </w:p>
+          <w:p>
+            <w:r>
+              <w:t xml:space="preserve">Which is </w:t>
+            </w:r>
+            <w:r>
+              <w:t>converting</w:t>
+            </w:r>
+            <w:r>
+              <w:t xml:space="preserve"> the numbers back to letters forms:</w:t>
+            </w:r>
+          </w:p>
+          <w:p>
+            <w:r>
+              <w:t xml:space="preserve">‘RSA’ </w:t>
+            </w:r>
+          </w:p>
+          <w:p>
+            <w:r>
+              <w:t>Woohoo</w:t>
+            </w:r>
+            <w:r>
+              <w:t xml:space="preserve">! </w:t>
+            </w:r>
+          </w:p>
+          <w:p>
+            <w:r>
+              <w:t xml:space="preserve">This was an enjoyable and detailed exercise that helped me understand how asymmetric encryption works in practice. A key insight was that RSA relies on a function that is easy to compute but difficult to reverse without additional information. The use of exponentiation and modular arithmetic allows messages to be transformed and recovered efficiently when the correct keys are known. I also now understand why RSA can be efficient for users, since much of the key information can be calculated before encryption begins, leaving relatively little computation during the actual operation. However, I was left wondering how very large values are handled, since large powers can create overflow risks or corrupt data. Although block-based encryption can address this issue, it also requires multiple encryption operations. This helped me understand why cryptographic accelerators are commonly included in modern computer </w:t>
+            </w:r>
+            <w:proofErr w:type="gramStart"/>
+            <w:r>
+              <w:t>architectures</w:t>
+            </w:r>
+            <w:proofErr w:type="gramEnd"/>
+            <w:r>
+              <w:t>.</w:t>
+            </w:r>
+          </w:p>
+          <w:p>
+            <w:r>
+              <w:rPr>
+                <w:noProof/>
+              </w:rPr>
+              <w:drawing>
+                <wp:inline distT="0" distB="0" distL="0" distR="0" wp14:anchorId="62BA45F1" wp14:editId="7D7DEDFD">
+                  <wp:extent cx="523875" cy="209550"/>
+                  <wp:effectExtent l="0" t="0" r="9525" b="0"/>
+                  <wp:docPr id="1712422646" name="Picture 3" descr="181901"/>
+                  <wp:cNvGraphicFramePr>
+                    <a:graphicFrameLocks xmlns:a="http://schemas.openxmlformats.org/drawingml/2006/main" noChangeAspect="1"/>
+                  </wp:cNvGraphicFramePr>
+                  <a:graphic xmlns:a="http://schemas.openxmlformats.org/drawingml/2006/main">
+                    <a:graphicData uri="http://schemas.openxmlformats.org/drawingml/2006/picture">
+                      <pic:pic xmlns:pic="http://schemas.openxmlformats.org/drawingml/2006/picture">
+                        <pic:nvPicPr>
+                          <pic:cNvPr id="0" name="Picture 5" descr="181901"/>
+                          <pic:cNvPicPr>
+                            <a:picLocks noChangeAspect="1" noChangeArrowheads="1"/>
+                          </pic:cNvPicPr>
+                        </pic:nvPicPr>
+                        <pic:blipFill>
+                          <a:blip r:embed="rId18">
+                            <a:extLst>
+                              <a:ext uri="{28A0092B-C50C-407E-A947-70E740481C1C}">
+                                <a14:useLocalDpi xmlns:a14="http://schemas.microsoft.com/office/drawing/2010/main" val="0"/>
+                              </a:ext>
+                            </a:extLst>
+                          </a:blip>
+                          <a:srcRect/>
+                          <a:stretch>
+                            <a:fillRect/>
+                          </a:stretch>
+                        </pic:blipFill>
+                        <pic:spPr bwMode="auto">
+                          <a:xfrm>
+                            <a:off x="0" y="0"/>
+                            <a:ext cx="523875" cy="209550"/>
+                          </a:xfrm>
+                          <a:prstGeom prst="rect">
+                            <a:avLst/>
+                          </a:prstGeom>
+                          <a:noFill/>
+                          <a:ln>
+                            <a:noFill/>
+                          </a:ln>
+                        </pic:spPr>
+                      </pic:pic>
+                    </a:graphicData>
+                  </a:graphic>
+                </wp:inline>
+              </w:drawing>
+            </w:r>
+          </w:p>
         </w:tc>
       </w:tr>
     </w:tbl>
@@ -444,7 +3460,7 @@
           <w:szCs w:val="32"/>
         </w:rPr>
       </w:pPr>
-      <w:hyperlink r:id="rId11">
+      <w:hyperlink r:id="rId19">
         <w:r>
           <w:rPr>
             <w:rStyle w:val="Hyperlink"/>
@@ -505,8 +3521,13 @@
               <w:t>input array meaning that it is nex</w:t>
             </w:r>
             <w:r>
-              <w:t>t geg</w:t>
-            </w:r>
+              <w:t xml:space="preserve">t </w:t>
+            </w:r>
+            <w:proofErr w:type="spellStart"/>
+            <w:r>
+              <w:t>geg</w:t>
+            </w:r>
+            <w:proofErr w:type="spellEnd"/>
           </w:p>
           <w:p/>
           <w:p>
@@ -530,7 +3551,7 @@
                           <pic:cNvPicPr/>
                         </pic:nvPicPr>
                         <pic:blipFill>
-                          <a:blip r:embed="rId12"/>
+                          <a:blip r:embed="rId20"/>
                           <a:stretch>
                             <a:fillRect/>
                           </a:stretch>
@@ -591,7 +3612,7 @@
                           <pic:cNvPicPr/>
                         </pic:nvPicPr>
                         <pic:blipFill>
-                          <a:blip r:embed="rId13"/>
+                          <a:blip r:embed="rId21"/>
                           <a:stretch>
                             <a:fillRect/>
                           </a:stretch>
@@ -644,7 +3665,7 @@
       <w:pPr>
         <w:pStyle w:val="Heading2"/>
       </w:pPr>
-      <w:hyperlink r:id="rId14">
+      <w:hyperlink r:id="rId22">
         <w:r>
           <w:rPr>
             <w:rStyle w:val="Hyperlink"/>
@@ -685,94 +3706,67 @@
               <w:t>week’s</w:t>
             </w:r>
             <w:r>
+              <w:t xml:space="preserve"> tutorial</w:t>
+            </w:r>
+            <w:r>
+              <w:t>,</w:t>
+            </w:r>
+            <w:r>
+              <w:t xml:space="preserve"> we </w:t>
+            </w:r>
+            <w:r>
+              <w:t>completed</w:t>
+            </w:r>
+            <w:r>
+              <w:t xml:space="preserve"> a practice </w:t>
+            </w:r>
+            <w:r>
+              <w:t>exam requiring</w:t>
+            </w:r>
+            <w:r>
+              <w:t xml:space="preserve"> a security presentation </w:t>
+            </w:r>
+            <w:r>
+              <w:t>on</w:t>
+            </w:r>
+            <w:r>
+              <w:t xml:space="preserve"> driverless cars</w:t>
+            </w:r>
+            <w:r>
+              <w:t xml:space="preserve"> from either</w:t>
+            </w:r>
+            <w:r>
+              <w:t xml:space="preserve"> a </w:t>
+            </w:r>
+            <w:r>
+              <w:t>government or</w:t>
+            </w:r>
+            <w:r>
+              <w:t xml:space="preserve"> company</w:t>
+            </w:r>
+            <w:r>
+              <w:t xml:space="preserve"> perspective.</w:t>
+            </w:r>
+            <w:r>
               <w:t xml:space="preserve"> </w:t>
             </w:r>
             <w:r>
-              <w:t>tutorial</w:t>
-            </w:r>
-            <w:r>
-              <w:t>,</w:t>
-            </w:r>
-            <w:r>
-              <w:t xml:space="preserve"> </w:t>
-            </w:r>
-            <w:r>
-              <w:t>w</w:t>
-            </w:r>
-            <w:r>
-              <w:t xml:space="preserve">e </w:t>
-            </w:r>
-            <w:r>
-              <w:t>completed</w:t>
-            </w:r>
-            <w:r>
-              <w:t xml:space="preserve"> a practice </w:t>
-            </w:r>
-            <w:r>
-              <w:t>exam requiring</w:t>
-            </w:r>
-            <w:r>
-              <w:t xml:space="preserve"> a sec</w:t>
-            </w:r>
-            <w:r>
-              <w:t xml:space="preserve">urity presentation </w:t>
-            </w:r>
-            <w:r>
-              <w:t>on</w:t>
-            </w:r>
-            <w:r>
-              <w:t xml:space="preserve"> </w:t>
-            </w:r>
-            <w:r>
-              <w:t>driverless cars</w:t>
-            </w:r>
-            <w:r>
-              <w:t xml:space="preserve"> from either</w:t>
-            </w:r>
-            <w:r>
-              <w:t xml:space="preserve"> a </w:t>
-            </w:r>
-            <w:r>
-              <w:t>government or</w:t>
-            </w:r>
-            <w:r>
-              <w:t xml:space="preserve"> comp</w:t>
-            </w:r>
-            <w:r>
-              <w:t>any</w:t>
-            </w:r>
-            <w:r>
-              <w:t xml:space="preserve"> perspective.</w:t>
-            </w:r>
-            <w:r>
-              <w:t xml:space="preserve"> </w:t>
-            </w:r>
-            <w:r>
               <w:t>I initially</w:t>
             </w:r>
             <w:r>
-              <w:t xml:space="preserve"> misunderstood th</w:t>
-            </w:r>
-            <w:r>
-              <w:t xml:space="preserve">e </w:t>
+              <w:t xml:space="preserve"> misunderstood the </w:t>
             </w:r>
             <w:r>
               <w:t>task</w:t>
             </w:r>
             <w:r>
-              <w:t xml:space="preserve"> </w:t>
-            </w:r>
-            <w:r>
-              <w:t xml:space="preserve">and </w:t>
+              <w:t xml:space="preserve"> and </w:t>
             </w:r>
             <w:r>
               <w:t>argued</w:t>
             </w:r>
             <w:r>
-              <w:t xml:space="preserve"> from</w:t>
-            </w:r>
-            <w:r>
-              <w:t xml:space="preserve"> a car </w:t>
+              <w:t xml:space="preserve"> from a car </w:t>
             </w:r>
             <w:r>
               <w:t xml:space="preserve">company </w:t>
@@ -781,16 +3775,7 @@
               <w:t xml:space="preserve">representative’s view, which made my response more </w:t>
             </w:r>
             <w:r>
-              <w:t xml:space="preserve">one-sided </w:t>
-            </w:r>
-            <w:r>
-              <w:t xml:space="preserve">than </w:t>
-            </w:r>
-            <w:r>
-              <w:t>balanced</w:t>
-            </w:r>
-            <w:r>
-              <w:t>.</w:t>
+              <w:t>one-sided than balanced.</w:t>
             </w:r>
           </w:p>
           <w:p/>
@@ -813,100 +3798,97 @@
               <w:t>issue</w:t>
             </w:r>
             <w:r>
+              <w:t xml:space="preserve"> was the difference </w:t>
+            </w:r>
+            <w:r>
+              <w:t xml:space="preserve">between </w:t>
+            </w:r>
+            <w:r>
+              <w:t>government</w:t>
+            </w:r>
+            <w:r>
+              <w:t xml:space="preserve"> and </w:t>
+            </w:r>
+            <w:r>
+              <w:t xml:space="preserve">company </w:t>
+            </w:r>
+            <w:r>
+              <w:t>priorities</w:t>
+            </w:r>
+            <w:r>
+              <w:t>. Companies focus</w:t>
+            </w:r>
+            <w:r>
+              <w:t xml:space="preserve"> on public safety</w:t>
+            </w:r>
+            <w:r>
+              <w:t>,</w:t>
+            </w:r>
+            <w:r>
+              <w:t xml:space="preserve"> intellectual property</w:t>
+            </w:r>
+            <w:r>
+              <w:t>,</w:t>
+            </w:r>
+            <w:r>
+              <w:t xml:space="preserve"> and technology</w:t>
+            </w:r>
+            <w:r>
+              <w:t xml:space="preserve"> protection, while governments </w:t>
+            </w:r>
+            <w:proofErr w:type="spellStart"/>
+            <w:r>
+              <w:t>prioritise</w:t>
+            </w:r>
+            <w:proofErr w:type="spellEnd"/>
+            <w:r>
               <w:t xml:space="preserve"> </w:t>
             </w:r>
             <w:r>
-              <w:t xml:space="preserve">was </w:t>
-            </w:r>
-            <w:r>
-              <w:t>the</w:t>
+              <w:t>public health, national security, and infrastructure</w:t>
+            </w:r>
+            <w:r>
+              <w:t xml:space="preserve"> risks.</w:t>
             </w:r>
             <w:r>
               <w:t xml:space="preserve"> </w:t>
             </w:r>
             <w:r>
-              <w:t xml:space="preserve">difference </w:t>
-            </w:r>
-            <w:r>
-              <w:t xml:space="preserve">between </w:t>
-            </w:r>
-            <w:r>
-              <w:t>government</w:t>
-            </w:r>
-            <w:r>
-              <w:t xml:space="preserve"> and </w:t>
-            </w:r>
-            <w:r>
-              <w:t xml:space="preserve">company </w:t>
-            </w:r>
-            <w:r>
-              <w:t>priorities</w:t>
-            </w:r>
-            <w:r>
-              <w:t>. Companies focus</w:t>
-            </w:r>
-            <w:r>
-              <w:t xml:space="preserve"> on public safety</w:t>
-            </w:r>
-            <w:r>
-              <w:t>,</w:t>
-            </w:r>
-            <w:r>
-              <w:t xml:space="preserve"> intellectual property</w:t>
-            </w:r>
-            <w:r>
-              <w:t>,</w:t>
-            </w:r>
-            <w:r>
-              <w:t xml:space="preserve"> and technology</w:t>
-            </w:r>
-            <w:r>
-              <w:t xml:space="preserve"> protection, while governments prioritise </w:t>
-            </w:r>
-            <w:r>
-              <w:t xml:space="preserve">public health, national security, and </w:t>
-            </w:r>
-            <w:r>
-              <w:t>infrastructure</w:t>
-            </w:r>
-            <w:r>
-              <w:t xml:space="preserve"> risks.</w:t>
-            </w:r>
+              <w:t xml:space="preserve">I agreed with </w:t>
+            </w:r>
+            <w:r>
+              <w:t xml:space="preserve">most of </w:t>
+            </w:r>
+            <w:proofErr w:type="gramStart"/>
+            <w:r>
+              <w:t>this</w:t>
+            </w:r>
+            <w:r>
+              <w:t xml:space="preserve">, </w:t>
+            </w:r>
+            <w:r>
+              <w:t>but</w:t>
+            </w:r>
+            <w:proofErr w:type="gramEnd"/>
             <w:r>
               <w:t xml:space="preserve"> </w:t>
             </w:r>
             <w:r>
-              <w:t xml:space="preserve">I </w:t>
-            </w:r>
-            <w:r>
-              <w:t xml:space="preserve">agreed with </w:t>
-            </w:r>
-            <w:r>
-              <w:t xml:space="preserve">most of </w:t>
-            </w:r>
-            <w:r>
-              <w:t>this</w:t>
-            </w:r>
-            <w:r>
-              <w:t xml:space="preserve">, </w:t>
-            </w:r>
-            <w:r>
-              <w:t>but</w:t>
+              <w:t>questioned whether companies truly</w:t>
             </w:r>
             <w:r>
               <w:t xml:space="preserve"> </w:t>
             </w:r>
-            <w:r>
-              <w:t>questioned whether companies truly</w:t>
-            </w:r>
-            <w:r>
-              <w:t xml:space="preserve"> prioritise citizen</w:t>
-            </w:r>
-            <w:r>
-              <w:t xml:space="preserve"> </w:t>
-            </w:r>
-            <w:r>
-              <w:t xml:space="preserve">safety over </w:t>
+            <w:proofErr w:type="spellStart"/>
+            <w:r>
+              <w:t>prioritise</w:t>
+            </w:r>
+            <w:proofErr w:type="spellEnd"/>
+            <w:r>
+              <w:t xml:space="preserve"> citizen</w:t>
+            </w:r>
+            <w:r>
+              <w:t xml:space="preserve"> safety over </w:t>
             </w:r>
             <w:r>
               <w:t>technology. In safety-critical systems</w:t>
@@ -921,7 +3903,15 @@
               <w:t>be dangerous, yet</w:t>
             </w:r>
             <w:r>
-              <w:t xml:space="preserve"> companies may optimise between them in ways that </w:t>
+              <w:t xml:space="preserve"> companies may </w:t>
+            </w:r>
+            <w:proofErr w:type="spellStart"/>
+            <w:r>
+              <w:t>optimise</w:t>
+            </w:r>
+            <w:proofErr w:type="spellEnd"/>
+            <w:r>
+              <w:t xml:space="preserve"> between them in ways that </w:t>
             </w:r>
             <w:r>
               <w:t>trade off</w:t>
@@ -946,7 +3936,15 @@
               <w:spacing w:after="160" w:line="279" w:lineRule="auto"/>
             </w:pPr>
             <w:r>
-              <w:t xml:space="preserve">The discussion also focused heavily on autonomous vehicles as threats, which I found unbalanced. Security analysis should consider both the risks a technology introduces and the risks it reduces, as seen with tools like firewalls and encryption. Autonomous vehicles could </w:t>
+              <w:t xml:space="preserve">The discussion also focused heavily on autonomous vehicles as threats, which I found unbalanced. Security analysis should consider both the risks </w:t>
+            </w:r>
+            <w:proofErr w:type="gramStart"/>
+            <w:r>
+              <w:t>a technology</w:t>
+            </w:r>
+            <w:proofErr w:type="gramEnd"/>
+            <w:r>
+              <w:t xml:space="preserve"> introduces and the risks it reduces, as seen with tools like firewalls and encryption. Autonomous vehicles could </w:t>
             </w:r>
             <w:r>
               <w:t>reduce road degradation</w:t>
@@ -955,17 +3953,19 @@
               <w:t>,</w:t>
             </w:r>
             <w:r>
-              <w:t xml:space="preserve"> improve </w:t>
-            </w:r>
-            <w:r>
-              <w:t xml:space="preserve">infrastructure </w:t>
+              <w:t xml:space="preserve"> improve infrastructure </w:t>
             </w:r>
             <w:r>
               <w:t xml:space="preserve">use </w:t>
             </w:r>
             <w:r>
-              <w:t>through live route optimisation</w:t>
-            </w:r>
+              <w:t xml:space="preserve">through live route </w:t>
+            </w:r>
+            <w:proofErr w:type="spellStart"/>
+            <w:r>
+              <w:t>optimisation</w:t>
+            </w:r>
+            <w:proofErr w:type="spellEnd"/>
             <w:r>
               <w:t>, and redirect</w:t>
             </w:r>
@@ -1000,17 +4000,25 @@
               </w:numPr>
             </w:pPr>
             <w:r>
-              <w:t xml:space="preserve">From the feedback it received that I also need to write my responses with a more balanced perspective to give a diverse range of view and arguments. I agree with this since I can see how this improves to show the depth of your analysis and course content understanding. </w:t>
-            </w:r>
-          </w:p>
-          <w:p/>
-          <w:p/>
-          <w:p/>
-          <w:p/>
-          <w:p/>
-          <w:p/>
-          <w:p/>
-          <w:p/>
+              <w:t xml:space="preserve">From the feedback it </w:t>
+            </w:r>
+            <w:proofErr w:type="gramStart"/>
+            <w:r>
+              <w:t>received that</w:t>
+            </w:r>
+            <w:proofErr w:type="gramEnd"/>
+            <w:r>
+              <w:t xml:space="preserve"> I also need to write my responses with a more balanced perspective to give a diverse range of </w:t>
+            </w:r>
+            <w:proofErr w:type="gramStart"/>
+            <w:r>
+              <w:t>view</w:t>
+            </w:r>
+            <w:proofErr w:type="gramEnd"/>
+            <w:r>
+              <w:t xml:space="preserve"> and arguments. I agree with this since I can see how this improves to show the depth of your analysis and course content understanding. </w:t>
+            </w:r>
+          </w:p>
         </w:tc>
       </w:tr>
     </w:tbl>
@@ -1032,6 +4040,7 @@
           <w:b/>
           <w:bCs/>
         </w:rPr>
+        <w:lastRenderedPageBreak/>
         <w:t>Wrap up</w:t>
       </w:r>
     </w:p>
@@ -1049,8 +4058,8 @@
       </w:r>
     </w:p>
     <w:sectPr>
-      <w:headerReference w:type="default" r:id="rId15"/>
-      <w:footerReference w:type="default" r:id="rId16"/>
+      <w:headerReference w:type="default" r:id="rId23"/>
+      <w:footerReference w:type="default" r:id="rId24"/>
       <w:pgSz w:w="12240" w:h="15840"/>
       <w:pgMar w:top="1440" w:right="1440" w:bottom="1440" w:left="1440" w:header="720" w:footer="720" w:gutter="0"/>
       <w:cols w:space="720"/>
@@ -2008,6 +5017,118 @@
     </w:lvl>
   </w:abstractNum>
   <w:abstractNum w:abstractNumId="6" w15:restartNumberingAfterBreak="0">
+    <w:nsid w:val="3632546E"/>
+    <w:multiLevelType w:val="hybridMultilevel"/>
+    <w:tmpl w:val="C8F0427A"/>
+    <w:lvl w:ilvl="0" w:tplc="5C0A5F98">
+      <w:numFmt w:val="bullet"/>
+      <w:lvlText w:val=""/>
+      <w:lvlJc w:val="left"/>
+      <w:pPr>
+        <w:ind w:left="720" w:hanging="360"/>
+      </w:pPr>
+      <w:rPr>
+        <w:rFonts w:ascii="Symbol" w:eastAsiaTheme="minorEastAsia" w:hAnsi="Symbol" w:cstheme="minorBidi" w:hint="default"/>
+      </w:rPr>
+    </w:lvl>
+    <w:lvl w:ilvl="1" w:tplc="0C090003" w:tentative="1">
+      <w:start w:val="1"/>
+      <w:numFmt w:val="bullet"/>
+      <w:lvlText w:val="o"/>
+      <w:lvlJc w:val="left"/>
+      <w:pPr>
+        <w:ind w:left="1440" w:hanging="360"/>
+      </w:pPr>
+      <w:rPr>
+        <w:rFonts w:ascii="Courier New" w:hAnsi="Courier New" w:cs="Courier New" w:hint="default"/>
+      </w:rPr>
+    </w:lvl>
+    <w:lvl w:ilvl="2" w:tplc="0C090005" w:tentative="1">
+      <w:start w:val="1"/>
+      <w:numFmt w:val="bullet"/>
+      <w:lvlText w:val=""/>
+      <w:lvlJc w:val="left"/>
+      <w:pPr>
+        <w:ind w:left="2160" w:hanging="360"/>
+      </w:pPr>
+      <w:rPr>
+        <w:rFonts w:ascii="Wingdings" w:hAnsi="Wingdings" w:hint="default"/>
+      </w:rPr>
+    </w:lvl>
+    <w:lvl w:ilvl="3" w:tplc="0C090001" w:tentative="1">
+      <w:start w:val="1"/>
+      <w:numFmt w:val="bullet"/>
+      <w:lvlText w:val=""/>
+      <w:lvlJc w:val="left"/>
+      <w:pPr>
+        <w:ind w:left="2880" w:hanging="360"/>
+      </w:pPr>
+      <w:rPr>
+        <w:rFonts w:ascii="Symbol" w:hAnsi="Symbol" w:hint="default"/>
+      </w:rPr>
+    </w:lvl>
+    <w:lvl w:ilvl="4" w:tplc="0C090003" w:tentative="1">
+      <w:start w:val="1"/>
+      <w:numFmt w:val="bullet"/>
+      <w:lvlText w:val="o"/>
+      <w:lvlJc w:val="left"/>
+      <w:pPr>
+        <w:ind w:left="3600" w:hanging="360"/>
+      </w:pPr>
+      <w:rPr>
+        <w:rFonts w:ascii="Courier New" w:hAnsi="Courier New" w:cs="Courier New" w:hint="default"/>
+      </w:rPr>
+    </w:lvl>
+    <w:lvl w:ilvl="5" w:tplc="0C090005" w:tentative="1">
+      <w:start w:val="1"/>
+      <w:numFmt w:val="bullet"/>
+      <w:lvlText w:val=""/>
+      <w:lvlJc w:val="left"/>
+      <w:pPr>
+        <w:ind w:left="4320" w:hanging="360"/>
+      </w:pPr>
+      <w:rPr>
+        <w:rFonts w:ascii="Wingdings" w:hAnsi="Wingdings" w:hint="default"/>
+      </w:rPr>
+    </w:lvl>
+    <w:lvl w:ilvl="6" w:tplc="0C090001" w:tentative="1">
+      <w:start w:val="1"/>
+      <w:numFmt w:val="bullet"/>
+      <w:lvlText w:val=""/>
+      <w:lvlJc w:val="left"/>
+      <w:pPr>
+        <w:ind w:left="5040" w:hanging="360"/>
+      </w:pPr>
+      <w:rPr>
+        <w:rFonts w:ascii="Symbol" w:hAnsi="Symbol" w:hint="default"/>
+      </w:rPr>
+    </w:lvl>
+    <w:lvl w:ilvl="7" w:tplc="0C090003" w:tentative="1">
+      <w:start w:val="1"/>
+      <w:numFmt w:val="bullet"/>
+      <w:lvlText w:val="o"/>
+      <w:lvlJc w:val="left"/>
+      <w:pPr>
+        <w:ind w:left="5760" w:hanging="360"/>
+      </w:pPr>
+      <w:rPr>
+        <w:rFonts w:ascii="Courier New" w:hAnsi="Courier New" w:cs="Courier New" w:hint="default"/>
+      </w:rPr>
+    </w:lvl>
+    <w:lvl w:ilvl="8" w:tplc="0C090005" w:tentative="1">
+      <w:start w:val="1"/>
+      <w:numFmt w:val="bullet"/>
+      <w:lvlText w:val=""/>
+      <w:lvlJc w:val="left"/>
+      <w:pPr>
+        <w:ind w:left="6480" w:hanging="360"/>
+      </w:pPr>
+      <w:rPr>
+        <w:rFonts w:ascii="Wingdings" w:hAnsi="Wingdings" w:hint="default"/>
+      </w:rPr>
+    </w:lvl>
+  </w:abstractNum>
+  <w:abstractNum w:abstractNumId="7" w15:restartNumberingAfterBreak="0">
     <w:nsid w:val="4923DB14"/>
     <w:multiLevelType w:val="hybridMultilevel"/>
     <w:tmpl w:val="77AA3068"/>
@@ -2093,7 +5214,7 @@
       </w:pPr>
     </w:lvl>
   </w:abstractNum>
-  <w:abstractNum w:abstractNumId="7" w15:restartNumberingAfterBreak="0">
+  <w:abstractNum w:abstractNumId="8" w15:restartNumberingAfterBreak="0">
     <w:nsid w:val="584DD052"/>
     <w:multiLevelType w:val="hybridMultilevel"/>
     <w:tmpl w:val="7DA8F5B2"/>
@@ -2179,7 +5300,96 @@
       </w:pPr>
     </w:lvl>
   </w:abstractNum>
-  <w:abstractNum w:abstractNumId="8" w15:restartNumberingAfterBreak="0">
+  <w:abstractNum w:abstractNumId="9" w15:restartNumberingAfterBreak="0">
+    <w:nsid w:val="5B871243"/>
+    <w:multiLevelType w:val="hybridMultilevel"/>
+    <w:tmpl w:val="A42CD942"/>
+    <w:lvl w:ilvl="0" w:tplc="0C09000F">
+      <w:start w:val="1"/>
+      <w:numFmt w:val="decimal"/>
+      <w:lvlText w:val="%1."/>
+      <w:lvlJc w:val="left"/>
+      <w:pPr>
+        <w:ind w:left="720" w:hanging="360"/>
+      </w:pPr>
+      <w:rPr>
+        <w:rFonts w:hint="default"/>
+      </w:rPr>
+    </w:lvl>
+    <w:lvl w:ilvl="1" w:tplc="0C090019" w:tentative="1">
+      <w:start w:val="1"/>
+      <w:numFmt w:val="lowerLetter"/>
+      <w:lvlText w:val="%2."/>
+      <w:lvlJc w:val="left"/>
+      <w:pPr>
+        <w:ind w:left="1440" w:hanging="360"/>
+      </w:pPr>
+    </w:lvl>
+    <w:lvl w:ilvl="2" w:tplc="0C09001B" w:tentative="1">
+      <w:start w:val="1"/>
+      <w:numFmt w:val="lowerRoman"/>
+      <w:lvlText w:val="%3."/>
+      <w:lvlJc w:val="right"/>
+      <w:pPr>
+        <w:ind w:left="2160" w:hanging="180"/>
+      </w:pPr>
+    </w:lvl>
+    <w:lvl w:ilvl="3" w:tplc="0C09000F" w:tentative="1">
+      <w:start w:val="1"/>
+      <w:numFmt w:val="decimal"/>
+      <w:lvlText w:val="%4."/>
+      <w:lvlJc w:val="left"/>
+      <w:pPr>
+        <w:ind w:left="2880" w:hanging="360"/>
+      </w:pPr>
+    </w:lvl>
+    <w:lvl w:ilvl="4" w:tplc="0C090019" w:tentative="1">
+      <w:start w:val="1"/>
+      <w:numFmt w:val="lowerLetter"/>
+      <w:lvlText w:val="%5."/>
+      <w:lvlJc w:val="left"/>
+      <w:pPr>
+        <w:ind w:left="3600" w:hanging="360"/>
+      </w:pPr>
+    </w:lvl>
+    <w:lvl w:ilvl="5" w:tplc="0C09001B" w:tentative="1">
+      <w:start w:val="1"/>
+      <w:numFmt w:val="lowerRoman"/>
+      <w:lvlText w:val="%6."/>
+      <w:lvlJc w:val="right"/>
+      <w:pPr>
+        <w:ind w:left="4320" w:hanging="180"/>
+      </w:pPr>
+    </w:lvl>
+    <w:lvl w:ilvl="6" w:tplc="0C09000F" w:tentative="1">
+      <w:start w:val="1"/>
+      <w:numFmt w:val="decimal"/>
+      <w:lvlText w:val="%7."/>
+      <w:lvlJc w:val="left"/>
+      <w:pPr>
+        <w:ind w:left="5040" w:hanging="360"/>
+      </w:pPr>
+    </w:lvl>
+    <w:lvl w:ilvl="7" w:tplc="0C090019" w:tentative="1">
+      <w:start w:val="1"/>
+      <w:numFmt w:val="lowerLetter"/>
+      <w:lvlText w:val="%8."/>
+      <w:lvlJc w:val="left"/>
+      <w:pPr>
+        <w:ind w:left="5760" w:hanging="360"/>
+      </w:pPr>
+    </w:lvl>
+    <w:lvl w:ilvl="8" w:tplc="0C09001B" w:tentative="1">
+      <w:start w:val="1"/>
+      <w:numFmt w:val="lowerRoman"/>
+      <w:lvlText w:val="%9."/>
+      <w:lvlJc w:val="right"/>
+      <w:pPr>
+        <w:ind w:left="6480" w:hanging="180"/>
+      </w:pPr>
+    </w:lvl>
+  </w:abstractNum>
+  <w:abstractNum w:abstractNumId="10" w15:restartNumberingAfterBreak="0">
     <w:nsid w:val="64944ECD"/>
     <w:multiLevelType w:val="hybridMultilevel"/>
     <w:tmpl w:val="A4C2318C"/>
@@ -2291,7 +5501,7 @@
       </w:rPr>
     </w:lvl>
   </w:abstractNum>
-  <w:abstractNum w:abstractNumId="9" w15:restartNumberingAfterBreak="0">
+  <w:abstractNum w:abstractNumId="11" w15:restartNumberingAfterBreak="0">
     <w:nsid w:val="7FB053A4"/>
     <w:multiLevelType w:val="multilevel"/>
     <w:tmpl w:val="2582444A"/>
@@ -2441,16 +5651,16 @@
     </w:lvl>
   </w:abstractNum>
   <w:num w:numId="1" w16cid:durableId="803498600">
-    <w:abstractNumId w:val="7"/>
+    <w:abstractNumId w:val="8"/>
   </w:num>
   <w:num w:numId="2" w16cid:durableId="1303192281">
     <w:abstractNumId w:val="5"/>
   </w:num>
   <w:num w:numId="3" w16cid:durableId="555746322">
-    <w:abstractNumId w:val="6"/>
+    <w:abstractNumId w:val="7"/>
   </w:num>
   <w:num w:numId="4" w16cid:durableId="205339427">
-    <w:abstractNumId w:val="8"/>
+    <w:abstractNumId w:val="10"/>
   </w:num>
   <w:num w:numId="5" w16cid:durableId="1079333101">
     <w:abstractNumId w:val="1"/>
@@ -2459,7 +5669,7 @@
     <w:abstractNumId w:val="3"/>
   </w:num>
   <w:num w:numId="7" w16cid:durableId="313412640">
-    <w:abstractNumId w:val="9"/>
+    <w:abstractNumId w:val="11"/>
   </w:num>
   <w:num w:numId="8" w16cid:durableId="1306010299">
     <w:abstractNumId w:val="0"/>
@@ -2469,6 +5679,12 @@
   </w:num>
   <w:num w:numId="10" w16cid:durableId="532770724">
     <w:abstractNumId w:val="2"/>
+  </w:num>
+  <w:num w:numId="11" w16cid:durableId="1411653457">
+    <w:abstractNumId w:val="6"/>
+  </w:num>
+  <w:num w:numId="12" w16cid:durableId="165633315">
+    <w:abstractNumId w:val="9"/>
   </w:num>
 </w:numbering>
 </file>
@@ -2937,7 +6153,6 @@
   <w:style w:type="character" w:default="1" w:styleId="DefaultParagraphFont">
     <w:name w:val="Default Paragraph Font"/>
     <w:uiPriority w:val="1"/>
-    <w:semiHidden/>
     <w:unhideWhenUsed/>
   </w:style>
   <w:style w:type="table" w:default="1" w:styleId="TableNormal">
@@ -3046,6 +6261,40 @@
       </w:tabs>
       <w:spacing w:after="0" w:line="240" w:lineRule="auto"/>
     </w:pPr>
+  </w:style>
+  <w:style w:type="character" w:styleId="FollowedHyperlink">
+    <w:name w:val="FollowedHyperlink"/>
+    <w:basedOn w:val="DefaultParagraphFont"/>
+    <w:uiPriority w:val="99"/>
+    <w:semiHidden/>
+    <w:unhideWhenUsed/>
+    <w:rsid w:val="00BE6080"/>
+    <w:rPr>
+      <w:color w:val="96607D" w:themeColor="followedHyperlink"/>
+      <w:u w:val="single"/>
+    </w:rPr>
+  </w:style>
+  <w:style w:type="character" w:styleId="UnresolvedMention">
+    <w:name w:val="Unresolved Mention"/>
+    <w:basedOn w:val="DefaultParagraphFont"/>
+    <w:uiPriority w:val="99"/>
+    <w:semiHidden/>
+    <w:unhideWhenUsed/>
+    <w:rsid w:val="00BE6080"/>
+    <w:rPr>
+      <w:color w:val="605E5C"/>
+      <w:shd w:val="clear" w:color="auto" w:fill="E1DFDD"/>
+    </w:rPr>
+  </w:style>
+  <w:style w:type="character" w:styleId="PlaceholderText">
+    <w:name w:val="Placeholder Text"/>
+    <w:basedOn w:val="DefaultParagraphFont"/>
+    <w:uiPriority w:val="99"/>
+    <w:semiHidden/>
+    <w:rsid w:val="0048640E"/>
+    <w:rPr>
+      <w:color w:val="666666"/>
+    </w:rPr>
   </w:style>
 </w:styles>
 </file>
@@ -3309,4 +6558,16 @@
     </a:ext>
   </a:extLst>
 </a:theme>
+</file>
+
+<file path=customXml/item1.xml><?xml version="1.0" encoding="utf-8"?>
+<b:Sources xmlns:b="http://schemas.openxmlformats.org/officeDocument/2006/bibliography" xmlns="http://schemas.openxmlformats.org/officeDocument/2006/bibliography" SelectedStyle="\APASixthEditionOfficeOnline.xsl" StyleName="APA" Version="6"/>
+</file>
+
+<file path=customXml/itemProps1.xml><?xml version="1.0" encoding="utf-8"?>
+<ds:datastoreItem xmlns:ds="http://schemas.openxmlformats.org/officeDocument/2006/customXml" ds:itemID="{58631A37-5B21-43B3-8A5A-28A6A1EAA587}">
+  <ds:schemaRefs>
+    <ds:schemaRef ds:uri="http://schemas.openxmlformats.org/officeDocument/2006/bibliography"/>
+  </ds:schemaRefs>
+</ds:datastoreItem>
 </file>
--- a/Portfolio/COMP6841_Week_4.docx
+++ b/Portfolio/COMP6841_Week_4.docx
@@ -90,7 +90,6 @@
           <w:color w:val="000000" w:themeColor="text1"/>
         </w:rPr>
       </w:pPr>
-      <w:proofErr w:type="spellStart"/>
       <w:r>
         <w:rPr>
           <w:rFonts w:ascii="Aptos" w:eastAsia="Aptos" w:hAnsi="Aptos" w:cs="Aptos"/>
@@ -98,17 +97,7 @@
           <w:bCs/>
           <w:color w:val="000000" w:themeColor="text1"/>
         </w:rPr>
-        <w:t>zID</w:t>
-      </w:r>
-      <w:proofErr w:type="spellEnd"/>
-      <w:r>
-        <w:rPr>
-          <w:rFonts w:ascii="Aptos" w:eastAsia="Aptos" w:hAnsi="Aptos" w:cs="Aptos"/>
-          <w:b/>
-          <w:bCs/>
-          <w:color w:val="000000" w:themeColor="text1"/>
-        </w:rPr>
-        <w:t>:</w:t>
+        <w:t>zID:</w:t>
       </w:r>
       <w:r>
         <w:rPr>
@@ -223,15 +212,7 @@
           </w:tcPr>
           <w:p>
             <w:r>
-              <w:t xml:space="preserve">This week’s discussions on insiders and game theory led me to an interesting article reflecting on a recent technology conference. The article connected the rapid adoption of artificial intelligence to a tragedy of the commons, arguing that businesses increasingly feel pressured to present AI as essential to their future. As more products are marketed as “AI enabled” or “AI ready,” these terms lose value because users want clearer explanations of how AI is </w:t>
-            </w:r>
-            <w:proofErr w:type="gramStart"/>
-            <w:r>
-              <w:t>actually built</w:t>
-            </w:r>
-            <w:proofErr w:type="gramEnd"/>
-            <w:r>
-              <w:t xml:space="preserve"> into the product. I found this perspective interesting because some products do not need AI, and vague claims often leave me with more questions than answers. This lack of clarity can also create a social engineering risk, as attackers may gain trust by presenting fake products or services with apparent transparency. People who are frustrated by unclear AI claims may be especially vulnerable to manipulation, including scams that resemble Nigerian prince schemes and encourage further investment.</w:t>
+              <w:t>This week’s discussions on insiders and game theory led me to an interesting article reflecting on a recent technology conference. The article connected the rapid adoption of artificial intelligence to a tragedy of the commons, arguing that businesses increasingly feel pressured to present AI as essential to their future. As more products are marketed as “AI enabled” or “AI ready,” these terms lose value because users want clearer explanations of how AI is actually built into the product. I found this perspective interesting because some products do not need AI, and vague claims often leave me with more questions than answers. This lack of clarity can also create a social engineering risk, as attackers may gain trust by presenting fake products or services with apparent transparency. People who are frustrated by unclear AI claims may be especially vulnerable to manipulation, including scams that resemble Nigerian prince schemes and encourage further investment.</w:t>
             </w:r>
           </w:p>
           <w:p>
@@ -240,7 +221,7 @@
                 <w:noProof/>
               </w:rPr>
               <w:drawing>
-                <wp:anchor distT="0" distB="0" distL="114300" distR="114300" simplePos="0" relativeHeight="251659264" behindDoc="0" locked="0" layoutInCell="1" allowOverlap="1" wp14:anchorId="7DBB7C88" wp14:editId="1CA55DA7">
+                <wp:anchor distT="0" distB="0" distL="114300" distR="114300" simplePos="0" relativeHeight="251659264" behindDoc="0" locked="0" layoutInCell="1" allowOverlap="1" wp14:anchorId="7DBB7C88" wp14:editId="495BDC90">
                   <wp:simplePos x="0" y="0"/>
                   <wp:positionH relativeFrom="column">
                     <wp:posOffset>-1905</wp:posOffset>
@@ -338,15 +319,7 @@
           <w:p/>
           <w:p>
             <w:r>
-              <w:t xml:space="preserve">Image </w:t>
-            </w:r>
-            <w:proofErr w:type="gramStart"/>
-            <w:r>
-              <w:t>Link :</w:t>
-            </w:r>
-            <w:proofErr w:type="gramEnd"/>
-            <w:r>
-              <w:t xml:space="preserve"> </w:t>
+              <w:t xml:space="preserve">Image Link : </w:t>
             </w:r>
             <w:hyperlink r:id="rId11" w:history="1">
               <w:r>
@@ -582,21 +555,7 @@
               <w:rPr>
                 <w:lang w:val="en-AU"/>
               </w:rPr>
-              <w:t xml:space="preserve"> Contractors who work in Electronic Devices for </w:t>
-            </w:r>
-            <w:proofErr w:type="spellStart"/>
-            <w:r>
-              <w:rPr>
-                <w:lang w:val="en-AU"/>
-              </w:rPr>
-              <w:t>DoW</w:t>
-            </w:r>
-            <w:proofErr w:type="spellEnd"/>
-            <w:r>
-              <w:rPr>
-                <w:lang w:val="en-AU"/>
-              </w:rPr>
-              <w:t>/DoD [</w:t>
+              <w:t xml:space="preserve"> Contractors who work in Electronic Devices for DoW/DoD [</w:t>
             </w:r>
             <w:r>
               <w:rPr>
@@ -676,13 +635,7 @@
               <w:rPr>
                 <w:lang w:val="en-AU"/>
               </w:rPr>
-              <w:t xml:space="preserve"> </w:t>
-            </w:r>
-            <w:r>
-              <w:rPr>
-                <w:lang w:val="en-AU"/>
-              </w:rPr>
-              <w:t xml:space="preserve">rather than </w:t>
+              <w:t xml:space="preserve"> rather than </w:t>
             </w:r>
             <w:r>
               <w:t xml:space="preserve">the more </w:t>
@@ -691,13 +644,7 @@
               <w:rPr>
                 <w:lang w:val="en-AU"/>
               </w:rPr>
-              <w:t>commo</w:t>
-            </w:r>
-            <w:r>
-              <w:rPr>
-                <w:lang w:val="en-AU"/>
-              </w:rPr>
-              <w:t>nly reported</w:t>
+              <w:t>commonly reported</w:t>
             </w:r>
             <w:r>
               <w:t xml:space="preserve"> identity-related leaks</w:t>
@@ -706,13 +653,7 @@
               <w:rPr>
                 <w:lang w:val="en-AU"/>
               </w:rPr>
-              <w:t xml:space="preserve">, </w:t>
-            </w:r>
-            <w:r>
-              <w:rPr>
-                <w:lang w:val="en-AU"/>
-              </w:rPr>
-              <w:t xml:space="preserve">and </w:t>
+              <w:t xml:space="preserve">, and </w:t>
             </w:r>
             <w:r>
               <w:t>because</w:t>
@@ -721,13 +662,7 @@
               <w:rPr>
                 <w:lang w:val="en-AU"/>
               </w:rPr>
-              <w:t xml:space="preserve"> </w:t>
-            </w:r>
-            <w:r>
-              <w:rPr>
-                <w:lang w:val="en-AU"/>
-              </w:rPr>
-              <w:t xml:space="preserve">he </w:t>
+              <w:t xml:space="preserve"> he </w:t>
             </w:r>
             <w:r>
               <w:t>appears</w:t>
@@ -745,13 +680,7 @@
               <w:rPr>
                 <w:lang w:val="en-AU"/>
               </w:rPr>
-              <w:t xml:space="preserve"> scre</w:t>
-            </w:r>
-            <w:r>
-              <w:rPr>
-                <w:lang w:val="en-AU"/>
-              </w:rPr>
-              <w:t xml:space="preserve">ening </w:t>
+              <w:t xml:space="preserve"> screening </w:t>
             </w:r>
             <w:r>
               <w:t xml:space="preserve">processes while </w:t>
@@ -760,13 +689,7 @@
               <w:rPr>
                 <w:lang w:val="en-AU"/>
               </w:rPr>
-              <w:t>s</w:t>
-            </w:r>
-            <w:r>
-              <w:rPr>
-                <w:lang w:val="en-AU"/>
-              </w:rPr>
-              <w:t xml:space="preserve">till </w:t>
+              <w:t xml:space="preserve">still </w:t>
             </w:r>
             <w:r>
               <w:t>accessing and leaking</w:t>
@@ -775,19 +698,7 @@
               <w:rPr>
                 <w:lang w:val="en-AU"/>
               </w:rPr>
-              <w:t xml:space="preserve"> ma</w:t>
-            </w:r>
-            <w:r>
-              <w:rPr>
-                <w:lang w:val="en-AU"/>
-              </w:rPr>
-              <w:t>ny files.</w:t>
-            </w:r>
-            <w:r>
-              <w:rPr>
-                <w:lang w:val="en-AU"/>
-              </w:rPr>
-              <w:t xml:space="preserve"> </w:t>
+              <w:t xml:space="preserve"> many files. </w:t>
             </w:r>
             <w:r>
               <w:t>I also found it concerning</w:t>
@@ -796,25 +707,7 @@
               <w:rPr>
                 <w:lang w:val="en-AU"/>
               </w:rPr>
-              <w:t xml:space="preserve"> tha</w:t>
-            </w:r>
-            <w:r>
-              <w:rPr>
-                <w:lang w:val="en-AU"/>
-              </w:rPr>
-              <w:t xml:space="preserve">t </w:t>
-            </w:r>
-            <w:r>
-              <w:rPr>
-                <w:lang w:val="en-AU"/>
-              </w:rPr>
-              <w:t xml:space="preserve">he </w:t>
-            </w:r>
-            <w:r>
-              <w:rPr>
-                <w:lang w:val="en-AU"/>
-              </w:rPr>
-              <w:t xml:space="preserve">was </w:t>
+              <w:t xml:space="preserve"> that he was </w:t>
             </w:r>
             <w:r>
               <w:t>reportedly</w:t>
@@ -823,25 +716,7 @@
               <w:rPr>
                 <w:lang w:val="en-AU"/>
               </w:rPr>
-              <w:t xml:space="preserve"> applying </w:t>
-            </w:r>
-            <w:r>
-              <w:rPr>
-                <w:lang w:val="en-AU"/>
-              </w:rPr>
-              <w:t>to forei</w:t>
-            </w:r>
-            <w:r>
-              <w:rPr>
-                <w:lang w:val="en-AU"/>
-              </w:rPr>
-              <w:t>gn agency tale</w:t>
-            </w:r>
-            <w:r>
-              <w:rPr>
-                <w:lang w:val="en-AU"/>
-              </w:rPr>
-              <w:t xml:space="preserve">nt programs </w:t>
+              <w:t xml:space="preserve"> applying to foreign agency talent programs </w:t>
             </w:r>
             <w:r>
               <w:t>while</w:t>
@@ -850,13 +725,7 @@
               <w:rPr>
                 <w:lang w:val="en-AU"/>
               </w:rPr>
-              <w:t xml:space="preserve"> employed</w:t>
-            </w:r>
-            <w:r>
-              <w:rPr>
-                <w:lang w:val="en-AU"/>
-              </w:rPr>
-              <w:t xml:space="preserve"> </w:t>
+              <w:t xml:space="preserve"> employed </w:t>
             </w:r>
             <w:r>
               <w:t>by</w:t>
@@ -939,21 +808,7 @@
               <w:rPr>
                 <w:lang w:val="en-AU"/>
               </w:rPr>
-              <w:t xml:space="preserve">Further information regarding the sensors used in night vision goggles </w:t>
-            </w:r>
-            <w:proofErr w:type="gramStart"/>
-            <w:r>
-              <w:rPr>
-                <w:lang w:val="en-AU"/>
-              </w:rPr>
-              <w:t>was</w:t>
-            </w:r>
-            <w:proofErr w:type="gramEnd"/>
-            <w:r>
-              <w:rPr>
-                <w:lang w:val="en-AU"/>
-              </w:rPr>
-              <w:t xml:space="preserve"> also leaked in a video showing serial numbers to identify the part.</w:t>
+              <w:t>Further information regarding the sensors used in night vision goggles was also leaked in a video showing serial numbers to identify the part.</w:t>
             </w:r>
           </w:p>
           <w:p>
@@ -1172,23 +1027,7 @@
           </w:p>
           <w:p>
             <w:r>
-              <w:t xml:space="preserve">- </w:t>
-            </w:r>
-            <w:proofErr w:type="gramStart"/>
-            <w:r>
-              <w:t>However</w:t>
-            </w:r>
-            <w:proofErr w:type="gramEnd"/>
-            <w:r>
-              <w:t xml:space="preserve"> they were able to pass it out of a secure </w:t>
-            </w:r>
-            <w:proofErr w:type="spellStart"/>
-            <w:r>
-              <w:t>unix</w:t>
-            </w:r>
-            <w:proofErr w:type="spellEnd"/>
-            <w:r>
-              <w:t xml:space="preserve"> platform </w:t>
+              <w:t xml:space="preserve">- However they were able to pass it out of a secure unix platform </w:t>
             </w:r>
           </w:p>
           <w:p>
@@ -1255,19 +1094,7 @@
               <w:rPr>
                 <w:lang w:val="en-AU"/>
               </w:rPr>
-              <w:t>company computer to an externa</w:t>
-            </w:r>
-            <w:r>
-              <w:rPr>
-                <w:lang w:val="en-AU"/>
-              </w:rPr>
-              <w:t>l device</w:t>
-            </w:r>
-            <w:r>
-              <w:rPr>
-                <w:lang w:val="en-AU"/>
-              </w:rPr>
-              <w:t>.</w:t>
+              <w:t>company computer to an external device.</w:t>
             </w:r>
             <w:r>
               <w:rPr>
@@ -1282,9 +1109,61 @@
                 <w:u w:val="single"/>
                 <w:lang w:val="en-AU"/>
               </w:rPr>
-              <w:t xml:space="preserve">How/If they were </w:t>
-            </w:r>
-            <w:proofErr w:type="gramStart"/>
+              <w:t>How/If they were actually detected:</w:t>
+            </w:r>
+            <w:r>
+              <w:rPr>
+                <w:lang w:val="en-AU"/>
+              </w:rPr>
+              <w:t xml:space="preserve"> </w:t>
+            </w:r>
+          </w:p>
+          <w:p>
+            <w:r>
+              <w:t xml:space="preserve">- The exact detection process is not publicly known. However, the </w:t>
+            </w:r>
+            <w:r>
+              <w:rPr>
+                <w:lang w:val="en-AU"/>
+              </w:rPr>
+              <w:t xml:space="preserve">FBI </w:t>
+            </w:r>
+            <w:r>
+              <w:t>investigation</w:t>
+            </w:r>
+            <w:r>
+              <w:rPr>
+                <w:lang w:val="en-AU"/>
+              </w:rPr>
+              <w:t xml:space="preserve"> found evidence of file transfers and </w:t>
+            </w:r>
+            <w:r>
+              <w:t>contact</w:t>
+            </w:r>
+            <w:r>
+              <w:rPr>
+                <w:lang w:val="en-AU"/>
+              </w:rPr>
+              <w:t xml:space="preserve"> with foreign companies and agencies </w:t>
+            </w:r>
+            <w:r>
+              <w:t>regarding</w:t>
+            </w:r>
+            <w:r>
+              <w:rPr>
+                <w:lang w:val="en-AU"/>
+              </w:rPr>
+              <w:t xml:space="preserve"> sensitive US government</w:t>
+            </w:r>
+            <w:r>
+              <w:t>-related projects.</w:t>
+            </w:r>
+            <w:r>
+              <w:rPr>
+                <w:lang w:val="en-AU"/>
+              </w:rPr>
+              <w:br/>
+            </w:r>
             <w:r>
               <w:rPr>
                 <w:b/>
@@ -1292,9 +1171,70 @@
                 <w:u w:val="single"/>
                 <w:lang w:val="en-AU"/>
               </w:rPr>
-              <w:t>actually detected</w:t>
-            </w:r>
-            <w:proofErr w:type="gramEnd"/>
+              <w:t>What happened after detection:</w:t>
+            </w:r>
+            <w:r>
+              <w:rPr>
+                <w:lang w:val="en-AU"/>
+              </w:rPr>
+              <w:t xml:space="preserve"> </w:t>
+            </w:r>
+          </w:p>
+          <w:p>
+            <w:r>
+              <w:rPr>
+                <w:lang w:val="en-AU"/>
+              </w:rPr>
+              <w:t xml:space="preserve">- </w:t>
+            </w:r>
+            <w:r>
+              <w:t>He went to trial</w:t>
+            </w:r>
+            <w:r>
+              <w:rPr>
+                <w:lang w:val="en-AU"/>
+              </w:rPr>
+              <w:t xml:space="preserve"> and was sentenced to </w:t>
+            </w:r>
+            <w:r>
+              <w:rPr>
+                <w:lang w:val="en-AU"/>
+              </w:rPr>
+              <w:t>46 months in federal prison for stealing trade secret technologies</w:t>
+            </w:r>
+            <w:r>
+              <w:t>. He</w:t>
+            </w:r>
+            <w:r>
+              <w:rPr>
+                <w:lang w:val="en-AU"/>
+              </w:rPr>
+              <w:t xml:space="preserve"> was also ordered to pay a $100,000 </w:t>
+            </w:r>
+            <w:r>
+              <w:t xml:space="preserve">fine </w:t>
+            </w:r>
+            <w:r>
+              <w:rPr>
+                <w:lang w:val="en-AU"/>
+              </w:rPr>
+              <w:t xml:space="preserve">and $77,408 </w:t>
+            </w:r>
+            <w:r>
+              <w:t xml:space="preserve">in </w:t>
+            </w:r>
+            <w:r>
+              <w:rPr>
+                <w:lang w:val="en-AU"/>
+              </w:rPr>
+              <w:t>restitution.</w:t>
+            </w:r>
+            <w:r>
+              <w:rPr>
+                <w:lang w:val="en-AU"/>
+              </w:rPr>
+              <w:br/>
+            </w:r>
             <w:r>
               <w:rPr>
                 <w:b/>
@@ -1302,311 +1242,43 @@
                 <w:u w:val="single"/>
                 <w:lang w:val="en-AU"/>
               </w:rPr>
-              <w:t>:</w:t>
-            </w:r>
-            <w:r>
-              <w:rPr>
-                <w:lang w:val="en-AU"/>
-              </w:rPr>
-              <w:t xml:space="preserve"> </w:t>
-            </w:r>
-          </w:p>
-          <w:p>
-            <w:r>
-              <w:t xml:space="preserve">- The exact detection process is not publicly known. However, the </w:t>
-            </w:r>
-            <w:r>
-              <w:rPr>
-                <w:lang w:val="en-AU"/>
-              </w:rPr>
-              <w:t>F</w:t>
-            </w:r>
-            <w:r>
-              <w:rPr>
-                <w:lang w:val="en-AU"/>
-              </w:rPr>
-              <w:t xml:space="preserve">BI </w:t>
-            </w:r>
-            <w:r>
-              <w:t>investigation</w:t>
-            </w:r>
-            <w:r>
-              <w:rPr>
-                <w:lang w:val="en-AU"/>
-              </w:rPr>
-              <w:t xml:space="preserve"> found </w:t>
-            </w:r>
-            <w:r>
-              <w:rPr>
-                <w:lang w:val="en-AU"/>
-              </w:rPr>
-              <w:t>evidence of file transfers an</w:t>
-            </w:r>
-            <w:r>
-              <w:rPr>
-                <w:lang w:val="en-AU"/>
-              </w:rPr>
-              <w:t xml:space="preserve">d </w:t>
-            </w:r>
-            <w:r>
-              <w:t>contact</w:t>
-            </w:r>
-            <w:r>
-              <w:rPr>
-                <w:lang w:val="en-AU"/>
-              </w:rPr>
-              <w:t xml:space="preserve"> with foreign</w:t>
-            </w:r>
-            <w:r>
-              <w:rPr>
-                <w:lang w:val="en-AU"/>
-              </w:rPr>
-              <w:t xml:space="preserve"> companies and agencies </w:t>
-            </w:r>
-            <w:r>
-              <w:t>regarding</w:t>
-            </w:r>
-            <w:r>
-              <w:rPr>
-                <w:lang w:val="en-AU"/>
-              </w:rPr>
-              <w:t xml:space="preserve"> sensitive </w:t>
-            </w:r>
-            <w:r>
-              <w:rPr>
-                <w:lang w:val="en-AU"/>
-              </w:rPr>
-              <w:t xml:space="preserve">US </w:t>
-            </w:r>
-            <w:r>
-              <w:rPr>
-                <w:lang w:val="en-AU"/>
-              </w:rPr>
-              <w:t>government</w:t>
-            </w:r>
-            <w:r>
-              <w:t>-related projects.</w:t>
-            </w:r>
-            <w:r>
-              <w:rPr>
-                <w:lang w:val="en-AU"/>
-              </w:rPr>
-              <w:br/>
-            </w:r>
-            <w:r>
-              <w:rPr>
-                <w:b/>
-                <w:bCs/>
-                <w:u w:val="single"/>
-                <w:lang w:val="en-AU"/>
-              </w:rPr>
-              <w:t>What happened after detection:</w:t>
-            </w:r>
-            <w:r>
-              <w:rPr>
-                <w:lang w:val="en-AU"/>
-              </w:rPr>
-              <w:t xml:space="preserve"> </w:t>
-            </w:r>
-          </w:p>
-          <w:p>
-            <w:r>
-              <w:rPr>
-                <w:lang w:val="en-AU"/>
-              </w:rPr>
+              <w:t>Additional interesting notes:</w:t>
+            </w:r>
+          </w:p>
+          <w:p>
+            <w:r>
+              <w:t xml:space="preserve">- The technologies were </w:t>
+            </w:r>
+            <w:r>
+              <w:t>mainly space-</w:t>
+            </w:r>
+            <w:r>
+              <w:t xml:space="preserve">based devices that </w:t>
+            </w:r>
+            <w:r>
+              <w:t>needed</w:t>
+            </w:r>
+            <w:r>
+              <w:t xml:space="preserve"> to </w:t>
+            </w:r>
+            <w:r>
+              <w:t xml:space="preserve">be </w:t>
+            </w:r>
+            <w:r>
+              <w:t>both low</w:t>
+            </w:r>
+            <w:r>
+              <w:t>-</w:t>
+            </w:r>
+            <w:r>
+              <w:t>power and durable.</w:t>
+            </w:r>
+          </w:p>
+          <w:p>
+            <w:r>
               <w:t xml:space="preserve">- </w:t>
             </w:r>
             <w:r>
-              <w:t>He went to trial</w:t>
-            </w:r>
-            <w:r>
-              <w:rPr>
-                <w:lang w:val="en-AU"/>
-              </w:rPr>
-              <w:t xml:space="preserve"> </w:t>
-            </w:r>
-            <w:r>
-              <w:rPr>
-                <w:lang w:val="en-AU"/>
-              </w:rPr>
-              <w:t xml:space="preserve">and was </w:t>
-            </w:r>
-            <w:r>
-              <w:rPr>
-                <w:lang w:val="en-AU"/>
-              </w:rPr>
-              <w:t>sen</w:t>
-            </w:r>
-            <w:r>
-              <w:rPr>
-                <w:lang w:val="en-AU"/>
-              </w:rPr>
-              <w:t xml:space="preserve">tenced to </w:t>
-            </w:r>
-            <w:r>
-              <w:rPr>
-                <w:lang w:val="en-AU"/>
-              </w:rPr>
-              <w:t>46 months in federal prison for stealing trade secret technologies</w:t>
-            </w:r>
-            <w:r>
-              <w:t>. He</w:t>
-            </w:r>
-            <w:r>
-              <w:rPr>
-                <w:lang w:val="en-AU"/>
-              </w:rPr>
-              <w:t xml:space="preserve"> was </w:t>
-            </w:r>
-            <w:r>
-              <w:rPr>
-                <w:lang w:val="en-AU"/>
-              </w:rPr>
-              <w:t xml:space="preserve">also </w:t>
-            </w:r>
-            <w:r>
-              <w:rPr>
-                <w:lang w:val="en-AU"/>
-              </w:rPr>
-              <w:t xml:space="preserve">ordered to pay a </w:t>
-            </w:r>
-            <w:r>
-              <w:rPr>
-                <w:lang w:val="en-AU"/>
-              </w:rPr>
-              <w:t>$</w:t>
-            </w:r>
-            <w:r>
-              <w:rPr>
-                <w:lang w:val="en-AU"/>
-              </w:rPr>
-              <w:t>100</w:t>
-            </w:r>
-            <w:r>
-              <w:rPr>
-                <w:lang w:val="en-AU"/>
-              </w:rPr>
-              <w:t>,000</w:t>
-            </w:r>
-            <w:r>
-              <w:rPr>
-                <w:lang w:val="en-AU"/>
-              </w:rPr>
-              <w:t xml:space="preserve"> </w:t>
-            </w:r>
-            <w:r>
-              <w:t xml:space="preserve">fine </w:t>
-            </w:r>
-            <w:r>
-              <w:rPr>
-                <w:lang w:val="en-AU"/>
-              </w:rPr>
-              <w:t xml:space="preserve">and </w:t>
-            </w:r>
-            <w:r>
-              <w:rPr>
-                <w:lang w:val="en-AU"/>
-              </w:rPr>
-              <w:t>$</w:t>
-            </w:r>
-            <w:r>
-              <w:rPr>
-                <w:lang w:val="en-AU"/>
-              </w:rPr>
-              <w:t>77,</w:t>
-            </w:r>
-            <w:r>
-              <w:rPr>
-                <w:lang w:val="en-AU"/>
-              </w:rPr>
-              <w:t>408</w:t>
-            </w:r>
-            <w:r>
-              <w:rPr>
-                <w:lang w:val="en-AU"/>
-              </w:rPr>
-              <w:t xml:space="preserve"> </w:t>
-            </w:r>
-            <w:r>
-              <w:t xml:space="preserve">in </w:t>
-            </w:r>
-            <w:r>
-              <w:rPr>
-                <w:lang w:val="en-AU"/>
-              </w:rPr>
-              <w:t>restitution</w:t>
-            </w:r>
-            <w:r>
-              <w:rPr>
-                <w:lang w:val="en-AU"/>
-              </w:rPr>
-              <w:t>.</w:t>
-            </w:r>
-            <w:r>
-              <w:rPr>
-                <w:lang w:val="en-AU"/>
-              </w:rPr>
-              <w:br/>
-            </w:r>
-            <w:r>
-              <w:rPr>
-                <w:b/>
-                <w:bCs/>
-                <w:u w:val="single"/>
-                <w:lang w:val="en-AU"/>
-              </w:rPr>
-              <w:t>Additional interesting notes:</w:t>
-            </w:r>
-          </w:p>
-          <w:p>
-            <w:r>
-              <w:t>- The</w:t>
-            </w:r>
-            <w:r>
-              <w:t xml:space="preserve"> technolog</w:t>
-            </w:r>
-            <w:r>
-              <w:t xml:space="preserve">ies </w:t>
-            </w:r>
-            <w:r>
-              <w:t xml:space="preserve">were </w:t>
-            </w:r>
-            <w:r>
-              <w:t>mainly space-</w:t>
-            </w:r>
-            <w:r>
-              <w:t xml:space="preserve">based devices that </w:t>
-            </w:r>
-            <w:r>
-              <w:t>needed</w:t>
-            </w:r>
-            <w:r>
-              <w:t xml:space="preserve"> to </w:t>
-            </w:r>
-            <w:r>
-              <w:t xml:space="preserve">be </w:t>
-            </w:r>
-            <w:r>
-              <w:t xml:space="preserve">both </w:t>
-            </w:r>
-            <w:r>
-              <w:t>low</w:t>
-            </w:r>
-            <w:r>
-              <w:t>-</w:t>
-            </w:r>
-            <w:r>
-              <w:t>power and durable</w:t>
-            </w:r>
-            <w:r>
-              <w:t>.</w:t>
-            </w:r>
-          </w:p>
-          <w:p>
-            <w:r>
-              <w:t xml:space="preserve">- </w:t>
-            </w:r>
-            <w:r>
               <w:t>Much</w:t>
             </w:r>
             <w:r>
@@ -1622,34 +1294,19 @@
               <w:t>sensor-</w:t>
             </w:r>
             <w:r>
-              <w:t>related</w:t>
-            </w:r>
-            <w:r>
-              <w:t xml:space="preserve"> technologies</w:t>
+              <w:t>related technologies</w:t>
             </w:r>
             <w:r>
               <w:t>, an area that receives</w:t>
             </w:r>
             <w:r>
-              <w:t xml:space="preserve"> significant </w:t>
-            </w:r>
-            <w:r>
-              <w:t>defe</w:t>
-            </w:r>
-            <w:r>
-              <w:t xml:space="preserve">nce </w:t>
+              <w:t xml:space="preserve"> significant defence </w:t>
             </w:r>
             <w:r>
               <w:t>funding because it improves how devices collect and interpret</w:t>
             </w:r>
             <w:r>
-              <w:t xml:space="preserve"> </w:t>
-            </w:r>
-            <w:r>
-              <w:t>information</w:t>
-            </w:r>
-            <w:r>
-              <w:t>.</w:t>
+              <w:t xml:space="preserve"> information.</w:t>
             </w:r>
           </w:p>
           <w:p/>
@@ -1777,7 +1434,6 @@
             <w:r>
               <w:t xml:space="preserve"> </w:t>
             </w:r>
-            <w:proofErr w:type="spellStart"/>
             <w:r>
               <w:rPr>
                 <w:b/>
@@ -1785,437 +1441,133 @@
                 <w:i/>
                 <w:iCs/>
               </w:rPr>
-              <w:t>Csy</w:t>
-            </w:r>
-            <w:proofErr w:type="spellEnd"/>
-            <w:r>
+              <w:t>Csy qec xairxc wxst qi, fyx csy gerx WXST yw epp.</w:t>
+            </w:r>
+          </w:p>
+          <w:p>
+            <w:r>
+              <w:t>Brute Forced Cipher Shift: 4</w:t>
+            </w:r>
+          </w:p>
+          <w:p>
+            <w:pPr>
               <w:rPr>
                 <w:b/>
                 <w:bCs/>
-                <w:i/>
-                <w:iCs/>
-              </w:rPr>
+              </w:rPr>
+            </w:pPr>
+            <w:r>
+              <w:rPr>
+                <w:u w:val="single"/>
+              </w:rPr>
+              <w:t>Message:</w:t>
+            </w:r>
+            <w:r>
               <w:t xml:space="preserve"> </w:t>
             </w:r>
-            <w:proofErr w:type="spellStart"/>
             <w:r>
               <w:rPr>
                 <w:b/>
                 <w:bCs/>
-                <w:i/>
-                <w:iCs/>
-              </w:rPr>
-              <w:t>qec</w:t>
-            </w:r>
-            <w:proofErr w:type="spellEnd"/>
-            <w:r>
-              <w:rPr>
-                <w:b/>
-                <w:bCs/>
-                <w:i/>
-                <w:iCs/>
-              </w:rPr>
+              </w:rPr>
+              <w:t>You may twenty stop me, but you cant STOP us all.</w:t>
+            </w:r>
+          </w:p>
+          <w:p>
+            <w:r>
+              <w:rPr>
+                <w:u w:val="single"/>
+              </w:rPr>
+              <w:t>Response:</w:t>
+            </w:r>
+            <w:r>
+              <w:t xml:space="preserve"> Who are these 'all' of whom thou dost speak? P.S I used the key with ID 20.</w:t>
+            </w:r>
+          </w:p>
+          <w:p>
+            <w:r>
+              <w:rPr>
+                <w:u w:val="single"/>
+              </w:rPr>
+              <w:t xml:space="preserve">Cipher </w:t>
+            </w:r>
+            <w:r>
+              <w:rPr>
+                <w:u w:val="single"/>
+              </w:rPr>
+              <w:t>Response:</w:t>
+            </w:r>
+            <w:r>
               <w:t xml:space="preserve"> </w:t>
             </w:r>
-            <w:proofErr w:type="spellStart"/>
-            <w:r>
-              <w:rPr>
-                <w:b/>
-                <w:bCs/>
-                <w:i/>
-                <w:iCs/>
-              </w:rPr>
-              <w:t>xairxc</w:t>
-            </w:r>
-            <w:proofErr w:type="spellEnd"/>
-            <w:r>
-              <w:rPr>
-                <w:b/>
-                <w:bCs/>
-                <w:i/>
-                <w:iCs/>
-              </w:rPr>
-              <w:t xml:space="preserve"> </w:t>
-            </w:r>
-            <w:proofErr w:type="spellStart"/>
-            <w:r>
-              <w:rPr>
-                <w:b/>
-                <w:bCs/>
-                <w:i/>
-                <w:iCs/>
-              </w:rPr>
-              <w:t>wxst</w:t>
-            </w:r>
-            <w:proofErr w:type="spellEnd"/>
-            <w:r>
-              <w:rPr>
-                <w:b/>
-                <w:bCs/>
-                <w:i/>
-                <w:iCs/>
-              </w:rPr>
-              <w:t xml:space="preserve"> qi, </w:t>
-            </w:r>
-            <w:proofErr w:type="spellStart"/>
-            <w:r>
-              <w:rPr>
-                <w:b/>
-                <w:bCs/>
-                <w:i/>
-                <w:iCs/>
-              </w:rPr>
-              <w:t>fyx</w:t>
-            </w:r>
-            <w:proofErr w:type="spellEnd"/>
-            <w:r>
-              <w:rPr>
-                <w:b/>
-                <w:bCs/>
-                <w:i/>
-                <w:iCs/>
-              </w:rPr>
-              <w:t xml:space="preserve"> </w:t>
-            </w:r>
-            <w:proofErr w:type="spellStart"/>
-            <w:r>
-              <w:rPr>
-                <w:b/>
-                <w:bCs/>
-                <w:i/>
-                <w:iCs/>
-              </w:rPr>
-              <w:t>csy</w:t>
-            </w:r>
-            <w:proofErr w:type="spellEnd"/>
-            <w:r>
-              <w:rPr>
-                <w:b/>
-                <w:bCs/>
-                <w:i/>
-                <w:iCs/>
-              </w:rPr>
-              <w:t xml:space="preserve"> </w:t>
-            </w:r>
-            <w:proofErr w:type="spellStart"/>
-            <w:r>
-              <w:rPr>
-                <w:b/>
-                <w:bCs/>
-                <w:i/>
-                <w:iCs/>
-              </w:rPr>
-              <w:t>gerx</w:t>
-            </w:r>
-            <w:proofErr w:type="spellEnd"/>
-            <w:r>
-              <w:rPr>
-                <w:b/>
-                <w:bCs/>
-                <w:i/>
-                <w:iCs/>
-              </w:rPr>
-              <w:t xml:space="preserve"> WXST </w:t>
-            </w:r>
-            <w:proofErr w:type="spellStart"/>
-            <w:r>
-              <w:rPr>
-                <w:b/>
-                <w:bCs/>
-                <w:i/>
-                <w:iCs/>
-              </w:rPr>
-              <w:t>yw</w:t>
-            </w:r>
-            <w:proofErr w:type="spellEnd"/>
-            <w:r>
-              <w:rPr>
-                <w:b/>
-                <w:bCs/>
-                <w:i/>
-                <w:iCs/>
-              </w:rPr>
-              <w:t xml:space="preserve"> </w:t>
-            </w:r>
-            <w:proofErr w:type="spellStart"/>
-            <w:r>
-              <w:rPr>
-                <w:b/>
-                <w:bCs/>
-                <w:i/>
-                <w:iCs/>
-              </w:rPr>
-              <w:t>epp</w:t>
-            </w:r>
-            <w:proofErr w:type="spellEnd"/>
-            <w:r>
-              <w:rPr>
-                <w:b/>
-                <w:bCs/>
-                <w:i/>
-                <w:iCs/>
-              </w:rPr>
+            <w:r>
+              <w:t>Oac pjx hwwls 'pde' cu oacb lacj vhgi kispc?</w:t>
+            </w:r>
+            <w:r>
+              <w:t xml:space="preserve"> P.S I used the key with ID 20.</w:t>
+            </w:r>
+          </w:p>
+          <w:p/>
+          <w:p>
+            <w:r>
+              <w:t xml:space="preserve">This was a fun and interesting exercise </w:t>
+            </w:r>
+            <w:r>
+              <w:t xml:space="preserve">because it allowed me </w:t>
+            </w:r>
+            <w:r>
+              <w:t>to see the Merkle puzzle</w:t>
+            </w:r>
+            <w:r>
+              <w:t xml:space="preserve"> from both the sender’s and attacker’s perspectives. At first,</w:t>
+            </w:r>
+            <w:r>
+              <w:t xml:space="preserve"> I was </w:t>
+            </w:r>
+            <w:r>
+              <w:t>skeptical</w:t>
+            </w:r>
+            <w:r>
+              <w:t xml:space="preserve"> about</w:t>
+            </w:r>
+            <w:r>
+              <w:t xml:space="preserve"> how this </w:t>
+            </w:r>
+            <w:r>
+              <w:t xml:space="preserve">approach would </w:t>
+            </w:r>
+            <w:r>
+              <w:t xml:space="preserve">work </w:t>
+            </w:r>
+            <w:r>
+              <w:t>against more</w:t>
+            </w:r>
+            <w:r>
+              <w:t xml:space="preserve"> advanced attackers, </w:t>
+            </w:r>
+            <w:r>
+              <w:t xml:space="preserve">even though the activity </w:t>
+            </w:r>
+            <w:r>
+              <w:t xml:space="preserve">was </w:t>
+            </w:r>
+            <w:r>
+              <w:t>clearly simplified</w:t>
+            </w:r>
+            <w:r>
+              <w:t xml:space="preserve"> to </w:t>
+            </w:r>
+            <w:r>
+              <w:t xml:space="preserve">keep it </w:t>
+            </w:r>
+            <w:r>
+              <w:t>practical</w:t>
+            </w:r>
+            <w:r>
               <w:t>.</w:t>
             </w:r>
-          </w:p>
-          <w:p>
-            <w:r>
-              <w:t>Brute Forced Cipher Shift: 4</w:t>
-            </w:r>
-          </w:p>
-          <w:p>
-            <w:pPr>
-              <w:rPr>
-                <w:b/>
-                <w:bCs/>
-              </w:rPr>
-            </w:pPr>
-            <w:r>
-              <w:rPr>
-                <w:u w:val="single"/>
-              </w:rPr>
-              <w:t>Message:</w:t>
-            </w:r>
-            <w:r>
-              <w:t xml:space="preserve"> </w:t>
-            </w:r>
-            <w:r>
-              <w:rPr>
-                <w:b/>
-                <w:bCs/>
-              </w:rPr>
-              <w:t xml:space="preserve">You may twenty stop me, but you </w:t>
-            </w:r>
-            <w:proofErr w:type="spellStart"/>
-            <w:proofErr w:type="gramStart"/>
-            <w:r>
-              <w:rPr>
-                <w:b/>
-                <w:bCs/>
-              </w:rPr>
-              <w:t>cant</w:t>
-            </w:r>
-            <w:proofErr w:type="spellEnd"/>
-            <w:proofErr w:type="gramEnd"/>
-            <w:r>
-              <w:rPr>
-                <w:b/>
-                <w:bCs/>
-              </w:rPr>
-              <w:t xml:space="preserve"> STOP us all.</w:t>
-            </w:r>
-          </w:p>
-          <w:p>
-            <w:r>
-              <w:rPr>
-                <w:u w:val="single"/>
-              </w:rPr>
-              <w:t>Response:</w:t>
-            </w:r>
-            <w:r>
-              <w:t xml:space="preserve"> </w:t>
-            </w:r>
-            <w:r>
-              <w:t xml:space="preserve">Who are these 'all' of whom thou dost speak? </w:t>
-            </w:r>
-            <w:proofErr w:type="gramStart"/>
-            <w:r>
-              <w:t>P.S</w:t>
-            </w:r>
-            <w:proofErr w:type="gramEnd"/>
-            <w:r>
-              <w:t xml:space="preserve"> I used the key with ID 20.</w:t>
-            </w:r>
-          </w:p>
-          <w:p>
-            <w:r>
-              <w:rPr>
-                <w:u w:val="single"/>
-              </w:rPr>
-              <w:t xml:space="preserve">Cipher </w:t>
-            </w:r>
-            <w:r>
-              <w:rPr>
-                <w:u w:val="single"/>
-              </w:rPr>
-              <w:t>Response:</w:t>
-            </w:r>
-            <w:r>
-              <w:t xml:space="preserve"> </w:t>
-            </w:r>
-            <w:proofErr w:type="spellStart"/>
-            <w:r>
-              <w:t>Oac</w:t>
-            </w:r>
-            <w:proofErr w:type="spellEnd"/>
-            <w:r>
-              <w:t xml:space="preserve"> </w:t>
-            </w:r>
-            <w:proofErr w:type="spellStart"/>
-            <w:r>
-              <w:t>pjx</w:t>
-            </w:r>
-            <w:proofErr w:type="spellEnd"/>
-            <w:r>
-              <w:t xml:space="preserve"> </w:t>
-            </w:r>
-            <w:proofErr w:type="spellStart"/>
-            <w:r>
-              <w:t>hwwls</w:t>
-            </w:r>
-            <w:proofErr w:type="spellEnd"/>
-            <w:r>
-              <w:t xml:space="preserve"> '</w:t>
-            </w:r>
-            <w:proofErr w:type="spellStart"/>
-            <w:r>
-              <w:t>pde</w:t>
-            </w:r>
-            <w:proofErr w:type="spellEnd"/>
-            <w:r>
-              <w:t xml:space="preserve">' cu </w:t>
-            </w:r>
-            <w:proofErr w:type="spellStart"/>
-            <w:r>
-              <w:t>oacb</w:t>
-            </w:r>
-            <w:proofErr w:type="spellEnd"/>
-            <w:r>
-              <w:t xml:space="preserve"> </w:t>
-            </w:r>
-            <w:proofErr w:type="spellStart"/>
-            <w:r>
-              <w:t>lacj</w:t>
-            </w:r>
-            <w:proofErr w:type="spellEnd"/>
-            <w:r>
-              <w:t xml:space="preserve"> </w:t>
-            </w:r>
-            <w:proofErr w:type="spellStart"/>
-            <w:r>
-              <w:t>vhgi</w:t>
-            </w:r>
-            <w:proofErr w:type="spellEnd"/>
-            <w:r>
-              <w:t xml:space="preserve"> </w:t>
-            </w:r>
-            <w:proofErr w:type="spellStart"/>
-            <w:r>
-              <w:t>kispc</w:t>
-            </w:r>
-            <w:proofErr w:type="spellEnd"/>
-            <w:r>
-              <w:t>?</w:t>
-            </w:r>
-            <w:r>
-              <w:t xml:space="preserve"> </w:t>
-            </w:r>
-            <w:proofErr w:type="gramStart"/>
-            <w:r>
-              <w:t>P.S</w:t>
-            </w:r>
-            <w:proofErr w:type="gramEnd"/>
-            <w:r>
-              <w:t xml:space="preserve"> I used the key with ID 20.</w:t>
-            </w:r>
-          </w:p>
-          <w:p/>
-          <w:p>
-            <w:r>
-              <w:t>This was a fun and interesting exercise</w:t>
-            </w:r>
-            <w:r>
-              <w:t xml:space="preserve"> </w:t>
-            </w:r>
-            <w:r>
-              <w:t xml:space="preserve">because it allowed me </w:t>
-            </w:r>
-            <w:r>
-              <w:t xml:space="preserve">to see </w:t>
-            </w:r>
-            <w:r>
-              <w:t xml:space="preserve">the </w:t>
-            </w:r>
-            <w:r>
-              <w:t>M</w:t>
-            </w:r>
-            <w:r>
-              <w:t>erk</w:t>
-            </w:r>
-            <w:r>
-              <w:t>l</w:t>
-            </w:r>
-            <w:r>
-              <w:t>e</w:t>
-            </w:r>
-            <w:r>
-              <w:t xml:space="preserve"> puzzle</w:t>
-            </w:r>
-            <w:r>
-              <w:t xml:space="preserve"> from both the sender’s and attacker’s perspectives. At first,</w:t>
-            </w:r>
-            <w:r>
-              <w:t xml:space="preserve"> </w:t>
-            </w:r>
-            <w:r>
-              <w:t xml:space="preserve">I was </w:t>
-            </w:r>
-            <w:r>
-              <w:t>skeptical</w:t>
-            </w:r>
-            <w:r>
-              <w:t xml:space="preserve"> about</w:t>
-            </w:r>
-            <w:r>
-              <w:t xml:space="preserve"> how this </w:t>
-            </w:r>
-            <w:r>
-              <w:t xml:space="preserve">approach would </w:t>
-            </w:r>
-            <w:r>
-              <w:t xml:space="preserve">work </w:t>
-            </w:r>
-            <w:r>
-              <w:t>against more</w:t>
-            </w:r>
-            <w:r>
-              <w:t xml:space="preserve"> advanced attackers</w:t>
-            </w:r>
-            <w:r>
-              <w:t xml:space="preserve">, </w:t>
-            </w:r>
-            <w:r>
-              <w:t xml:space="preserve">even though the activity </w:t>
-            </w:r>
-            <w:r>
-              <w:t xml:space="preserve">was </w:t>
-            </w:r>
-            <w:r>
-              <w:t>clearly simplified</w:t>
-            </w:r>
-            <w:r>
-              <w:t xml:space="preserve"> </w:t>
-            </w:r>
-            <w:r>
-              <w:t xml:space="preserve">to </w:t>
-            </w:r>
-            <w:r>
-              <w:t xml:space="preserve">keep it </w:t>
-            </w:r>
-            <w:r>
-              <w:t>practical</w:t>
-            </w:r>
-            <w:r>
-              <w:t>.</w:t>
-            </w:r>
-            <w:r>
-              <w:t xml:space="preserve"> However, </w:t>
-            </w:r>
-            <w:r>
-              <w:t>after</w:t>
-            </w:r>
-            <w:r>
-              <w:t xml:space="preserve"> completing </w:t>
+            <w:r>
+              <w:t xml:space="preserve"> However, after completing </w:t>
             </w:r>
             <w:r>
               <w:t xml:space="preserve">the exercise, </w:t>
@@ -2227,37 +1579,25 @@
               <w:t>could</w:t>
             </w:r>
             <w:r>
-              <w:t xml:space="preserve"> see </w:t>
-            </w:r>
-            <w:r>
-              <w:t xml:space="preserve">how </w:t>
+              <w:t xml:space="preserve"> see how </w:t>
             </w:r>
             <w:r>
               <w:t xml:space="preserve">the puzzle </w:t>
             </w:r>
             <w:r>
-              <w:t>for</w:t>
-            </w:r>
-            <w:r>
-              <w:t xml:space="preserve">ces </w:t>
+              <w:t xml:space="preserve">forces </w:t>
             </w:r>
             <w:r>
               <w:t>an</w:t>
             </w:r>
             <w:r>
-              <w:t xml:space="preserve"> at</w:t>
-            </w:r>
-            <w:r>
-              <w:t>tacker</w:t>
+              <w:t xml:space="preserve"> attacker</w:t>
             </w:r>
             <w:r>
               <w:t>,</w:t>
             </w:r>
             <w:r>
-              <w:t xml:space="preserve"> o</w:t>
-            </w:r>
-            <w:r>
-              <w:t xml:space="preserve">r </w:t>
+              <w:t xml:space="preserve"> or </w:t>
             </w:r>
             <w:r>
               <w:t xml:space="preserve">“Eve,” to spend a significant amount of time and </w:t>
@@ -2269,49 +1609,25 @@
               <w:t xml:space="preserve">at </w:t>
             </w:r>
             <w:r>
-              <w:t xml:space="preserve">the </w:t>
-            </w:r>
-            <w:r>
-              <w:t>initial</w:t>
-            </w:r>
-            <w:r>
-              <w:t xml:space="preserve"> </w:t>
-            </w:r>
-            <w:r>
-              <w:t>stage befor</w:t>
-            </w:r>
-            <w:r>
-              <w:t>e</w:t>
-            </w:r>
-            <w:r>
-              <w:t xml:space="preserve"> they can even </w:t>
+              <w:t xml:space="preserve">the initial stage before they can even </w:t>
             </w:r>
             <w:r>
               <w:t xml:space="preserve">begin a useful </w:t>
             </w:r>
             <w:r>
-              <w:t xml:space="preserve">attack or </w:t>
-            </w:r>
-            <w:r>
-              <w:t xml:space="preserve">read </w:t>
+              <w:t xml:space="preserve">attack or read </w:t>
             </w:r>
             <w:r>
               <w:t xml:space="preserve">any </w:t>
             </w:r>
             <w:r>
-              <w:t>meaning</w:t>
-            </w:r>
-            <w:r>
-              <w:t xml:space="preserve">ful data. </w:t>
+              <w:t xml:space="preserve">meaningful data. </w:t>
             </w:r>
             <w:r>
               <w:t xml:space="preserve">This made the concept much clearer, because the defence does not rely on making communication impossible to attack, but instead on making the attacker’s workload disproportionately high. </w:t>
             </w:r>
             <w:r>
-              <w:t>It also</w:t>
-            </w:r>
-            <w:r>
-              <w:t xml:space="preserve"> </w:t>
+              <w:t xml:space="preserve">It also </w:t>
             </w:r>
             <w:r>
               <w:t>helped me understand</w:t>
@@ -2323,49 +1639,20 @@
               <w:t>some</w:t>
             </w:r>
             <w:r>
-              <w:t xml:space="preserve"> securi</w:t>
-            </w:r>
-            <w:r>
-              <w:t>ty methods are</w:t>
-            </w:r>
-            <w:r>
-              <w:t xml:space="preserve"> </w:t>
+              <w:t xml:space="preserve"> security methods are </w:t>
             </w:r>
             <w:r>
               <w:t>built</w:t>
             </w:r>
             <w:r>
-              <w:t xml:space="preserve"> from cle</w:t>
-            </w:r>
-            <w:r>
-              <w:t>ver though</w:t>
-            </w:r>
-            <w:r>
-              <w:t xml:space="preserve">t </w:t>
-            </w:r>
-            <w:r>
-              <w:t>experiments</w:t>
-            </w:r>
-            <w:r>
-              <w:t xml:space="preserve"> </w:t>
+              <w:t xml:space="preserve"> from clever thought experiments </w:t>
             </w:r>
             <w:r>
               <w:t xml:space="preserve">that use </w:t>
             </w:r>
             <w:r>
-              <w:t xml:space="preserve">human </w:t>
-            </w:r>
-            <w:proofErr w:type="spellStart"/>
-            <w:r>
-              <w:t>be</w:t>
-            </w:r>
-            <w:r>
-              <w:t>haviou</w:t>
-            </w:r>
-            <w:r>
-              <w:t>r</w:t>
-            </w:r>
-            <w:proofErr w:type="spellEnd"/>
+              <w:t>human behaviour</w:t>
+            </w:r>
             <w:r>
               <w:t>, uncertainty, and deterrence as part of their design. In this case, the Merkle puzzle takes advantage of the difficulty of dealing with ambiguity and the discouraging effect of requiring an unfair amount of work before gaining useful information.</w:t>
             </w:r>
@@ -2451,6 +1738,9 @@
           </w:p>
           <w:p>
             <w:r>
+              <w:rPr>
+                <w:noProof/>
+              </w:rPr>
               <w:drawing>
                 <wp:anchor distT="0" distB="0" distL="114300" distR="114300" simplePos="0" relativeHeight="251660288" behindDoc="0" locked="0" layoutInCell="1" allowOverlap="1" wp14:anchorId="3D3C6745" wp14:editId="3E33DE54">
                   <wp:simplePos x="0" y="0"/>
@@ -2530,6 +1820,9 @@
           </w:p>
           <w:p>
             <w:r>
+              <w:rPr>
+                <w:noProof/>
+              </w:rPr>
               <w:lastRenderedPageBreak/>
               <w:drawing>
                 <wp:inline distT="0" distB="0" distL="0" distR="0" wp14:anchorId="560D2C8A" wp14:editId="527292CF">
@@ -2634,37 +1927,7 @@
                   <w:rPr>
                     <w:rFonts w:ascii="Cambria Math" w:hAnsi="Cambria Math"/>
                   </w:rPr>
-                  <m:t>3×</m:t>
-                </m:r>
-                <m:r>
-                  <w:rPr>
-                    <w:rFonts w:ascii="Cambria Math" w:hAnsi="Cambria Math"/>
-                  </w:rPr>
-                  <m:t>4</m:t>
-                </m:r>
-                <m:r>
-                  <w:rPr>
-                    <w:rFonts w:ascii="Cambria Math" w:hAnsi="Cambria Math"/>
-                  </w:rPr>
-                  <m:t>=</m:t>
-                </m:r>
-                <m:r>
-                  <w:rPr>
-                    <w:rFonts w:ascii="Cambria Math" w:hAnsi="Cambria Math"/>
-                  </w:rPr>
-                  <m:t>12</m:t>
-                </m:r>
-                <m:r>
-                  <w:rPr>
-                    <w:rFonts w:ascii="Cambria Math" w:hAnsi="Cambria Math"/>
-                  </w:rPr>
-                  <m:t xml:space="preserve"> gives </m:t>
-                </m:r>
-                <m:r>
-                  <w:rPr>
-                    <w:rFonts w:ascii="Cambria Math" w:hAnsi="Cambria Math"/>
-                  </w:rPr>
-                  <m:t>5</m:t>
+                  <m:t>3×4=12 gives 5</m:t>
                 </m:r>
                 <m:d>
                   <m:dPr>
@@ -2771,23 +2034,7 @@
               </w:numPr>
             </w:pPr>
             <w:r>
-              <w:t xml:space="preserve">Pick two </w:t>
-            </w:r>
-            <w:proofErr w:type="gramStart"/>
-            <w:r>
-              <w:t>primes  call</w:t>
-            </w:r>
-            <w:proofErr w:type="gramEnd"/>
-            <w:r>
-              <w:t xml:space="preserve"> p and q, they need to be bigger than the numbers needing to be encrypted. (at least one order of magnitude </w:t>
-            </w:r>
-            <w:proofErr w:type="gramStart"/>
-            <w:r>
-              <w:t>greater  16</w:t>
-            </w:r>
-            <w:proofErr w:type="gramEnd"/>
-            <w:r>
-              <w:t>x</w:t>
+              <w:t>Pick two primes  call p and q, they need to be bigger than the numbers needing to be encrypted. (at least one order of magnitude greater  16x</w:t>
             </w:r>
             <w:r>
               <w:t xml:space="preserve"> hex numbers</w:t>
@@ -2816,29 +2063,8 @@
                 <w:numId w:val="12"/>
               </w:numPr>
             </w:pPr>
-            <w:proofErr w:type="gramStart"/>
-            <w:r>
-              <w:t>Calculate</w:t>
-            </w:r>
-            <w:proofErr w:type="gramEnd"/>
-            <w:r>
-              <w:t xml:space="preserve"> Eulers </w:t>
-            </w:r>
-            <w:proofErr w:type="spellStart"/>
-            <w:r>
-              <w:t>Tortient</w:t>
-            </w:r>
-            <w:proofErr w:type="spellEnd"/>
-            <w:r>
-              <w:t xml:space="preserve"> -&gt; m = (p-</w:t>
-            </w:r>
-            <w:proofErr w:type="gramStart"/>
-            <w:r>
-              <w:t>1)x</w:t>
-            </w:r>
-            <w:proofErr w:type="gramEnd"/>
-            <w:r>
-              <w:t>(q-1)</w:t>
+            <w:r>
+              <w:t>Calculate Eulers Tortient -&gt; m = (p-1)x(q-1)</w:t>
             </w:r>
           </w:p>
           <w:p>
@@ -2860,23 +2086,7 @@
               <w:t xml:space="preserve">e </w:t>
             </w:r>
             <w:r>
-              <w:t xml:space="preserve">and it </w:t>
-            </w:r>
-            <w:proofErr w:type="gramStart"/>
-            <w:r>
-              <w:t>has to</w:t>
-            </w:r>
-            <w:proofErr w:type="gramEnd"/>
-            <w:r>
-              <w:t xml:space="preserve"> be </w:t>
-            </w:r>
-            <w:proofErr w:type="gramStart"/>
-            <w:r>
-              <w:t>coprime</w:t>
-            </w:r>
-            <w:proofErr w:type="gramEnd"/>
-            <w:r>
-              <w:t xml:space="preserve"> with m</w:t>
+              <w:t>and it has to be coprime with m</w:t>
             </w:r>
           </w:p>
           <w:p>
@@ -2918,17 +2128,7 @@
           <w:p/>
           <w:p>
             <w:r>
-              <w:t>To encrypt a message x using key (</w:t>
-            </w:r>
-            <w:proofErr w:type="spellStart"/>
-            <w:proofErr w:type="gramStart"/>
-            <w:r>
-              <w:t>e,N</w:t>
-            </w:r>
-            <w:proofErr w:type="spellEnd"/>
-            <w:proofErr w:type="gramEnd"/>
-            <w:r>
-              <w:t>):</w:t>
+              <w:t>To encrypt a message x using key (e,N):</w:t>
             </w:r>
           </w:p>
           <w:p>
@@ -2971,34 +2171,7 @@
           </w:p>
           <w:p>
             <w:r>
-              <w:t xml:space="preserve">To </w:t>
-            </w:r>
-            <w:r>
-              <w:t>de</w:t>
-            </w:r>
-            <w:r>
-              <w:t xml:space="preserve">crypt a message </w:t>
-            </w:r>
-            <w:proofErr w:type="gramStart"/>
-            <w:r>
-              <w:t>y</w:t>
-            </w:r>
-            <w:r>
-              <w:t xml:space="preserve"> using</w:t>
-            </w:r>
-            <w:proofErr w:type="gramEnd"/>
-            <w:r>
-              <w:t xml:space="preserve"> key (</w:t>
-            </w:r>
-            <w:proofErr w:type="spellStart"/>
-            <w:proofErr w:type="gramStart"/>
-            <w:r>
-              <w:t>e,N</w:t>
-            </w:r>
-            <w:proofErr w:type="spellEnd"/>
-            <w:proofErr w:type="gramEnd"/>
-            <w:r>
-              <w:t>):</w:t>
+              <w:t>To decrypt a message y using key (e,N):</w:t>
             </w:r>
           </w:p>
           <w:p>
@@ -3071,15 +2244,7 @@
           </w:p>
           <w:p>
             <w:r>
-              <w:t>M = (17-</w:t>
-            </w:r>
-            <w:proofErr w:type="gramStart"/>
-            <w:r>
-              <w:t>1)x</w:t>
-            </w:r>
-            <w:proofErr w:type="gramEnd"/>
-            <w:r>
-              <w:t>(19-1) = 288</w:t>
+              <w:t>M = (17-1)x(19-1) = 288</w:t>
             </w:r>
           </w:p>
           <w:p>
@@ -3148,25 +2313,12 @@
           </w:p>
           <w:p>
             <w:r>
-              <w:t xml:space="preserve">Encrypt String ‘RSA’ letter to number </w:t>
-            </w:r>
-            <w:proofErr w:type="gramStart"/>
-            <w:r>
-              <w:t>mapping  with</w:t>
-            </w:r>
-            <w:proofErr w:type="gramEnd"/>
-            <w:r>
-              <w:t xml:space="preserve"> A = 1</w:t>
-            </w:r>
-          </w:p>
-          <w:p>
-            <w:proofErr w:type="gramStart"/>
-            <w:r>
-              <w:t>So,  ‘</w:t>
-            </w:r>
-            <w:proofErr w:type="gramEnd"/>
-            <w:r>
-              <w:t>RSA’ = 181901 (NOTE: each letter is 2 digits within the number, you do NOT sum)</w:t>
+              <w:t>Encrypt String ‘RSA’ letter to number mapping  with A = 1</w:t>
+            </w:r>
+          </w:p>
+          <w:p>
+            <w:r>
+              <w:t>So,  ‘RSA’ = 181901 (NOTE: each letter is 2 digits within the number, you do NOT sum)</w:t>
             </w:r>
           </w:p>
           <w:p/>
@@ -3211,25 +2363,7 @@
                   <w:rPr>
                     <w:rFonts w:ascii="Cambria Math" w:hAnsi="Cambria Math"/>
                   </w:rPr>
-                  <m:t>mod 46</m:t>
-                </m:r>
-                <m:r>
-                  <w:rPr>
-                    <w:rFonts w:ascii="Cambria Math" w:hAnsi="Cambria Math"/>
-                  </w:rPr>
-                  <m:t>7</m:t>
-                </m:r>
-                <m:r>
-                  <w:rPr>
-                    <w:rFonts w:ascii="Cambria Math" w:hAnsi="Cambria Math"/>
-                  </w:rPr>
-                  <m:t>323=</m:t>
-                </m:r>
-                <m:r>
-                  <w:rPr>
-                    <w:rFonts w:ascii="Cambria Math" w:hAnsi="Cambria Math"/>
-                  </w:rPr>
-                  <m:t>183780</m:t>
+                  <m:t>mod 467323=183780</m:t>
                 </m:r>
               </m:oMath>
             </m:oMathPara>
@@ -3311,21 +2445,7 @@
           </w:p>
           <w:p>
             <w:r>
-              <w:t xml:space="preserve">Message = </w:t>
-            </w:r>
-            <w:r>
-              <w:t>183780</w:t>
-            </w:r>
-            <w:r>
-              <w:t xml:space="preserve">^214833 </w:t>
-            </w:r>
-            <w:proofErr w:type="gramStart"/>
-            <w:r>
-              <w:t>mod(467323)=</w:t>
-            </w:r>
-            <w:proofErr w:type="gramEnd"/>
-            <w:r>
-              <w:t xml:space="preserve"> 181901</w:t>
+              <w:t>Message = 183780^214833 mod(467323)= 181901</w:t>
             </w:r>
           </w:p>
           <w:p>
@@ -3354,15 +2474,7 @@
           </w:p>
           <w:p>
             <w:r>
-              <w:t xml:space="preserve">This was an enjoyable and detailed exercise that helped me understand how asymmetric encryption works in practice. A key insight was that RSA relies on a function that is easy to compute but difficult to reverse without additional information. The use of exponentiation and modular arithmetic allows messages to be transformed and recovered efficiently when the correct keys are known. I also now understand why RSA can be efficient for users, since much of the key information can be calculated before encryption begins, leaving relatively little computation during the actual operation. However, I was left wondering how very large values are handled, since large powers can create overflow risks or corrupt data. Although block-based encryption can address this issue, it also requires multiple encryption operations. This helped me understand why cryptographic accelerators are commonly included in modern computer </w:t>
-            </w:r>
-            <w:proofErr w:type="gramStart"/>
-            <w:r>
-              <w:t>architectures</w:t>
-            </w:r>
-            <w:proofErr w:type="gramEnd"/>
-            <w:r>
-              <w:t>.</w:t>
+              <w:t>This was an enjoyable and detailed exercise that helped me understand how asymmetric encryption works in practice. A key insight was that RSA relies on a function that is easy to compute but difficult to reverse without additional information. The use of exponentiation and modular arithmetic allows messages to be transformed and recovered efficiently when the correct keys are known. I also now understand why RSA can be efficient for users, since much of the key information can be calculated before encryption begins, leaving relatively little computation during the actual operation. However, I was left wondering how very large values are handled, since large powers can create overflow risks or corrupt data. Although block-based encryption can address this issue, it also requires multiple encryption operations. This helped me understand why cryptographic accelerators are commonly included in modern computer architectures.</w:t>
             </w:r>
           </w:p>
           <w:p>
@@ -3521,13 +2633,8 @@
               <w:t>input array meaning that it is nex</w:t>
             </w:r>
             <w:r>
-              <w:t xml:space="preserve">t </w:t>
-            </w:r>
-            <w:proofErr w:type="spellStart"/>
-            <w:r>
-              <w:t>geg</w:t>
-            </w:r>
-            <w:proofErr w:type="spellEnd"/>
+              <w:t>t geg</w:t>
+            </w:r>
           </w:p>
           <w:p/>
           <w:p>
@@ -3634,9 +2741,186 @@
             </w:r>
           </w:p>
           <w:p/>
+          <w:p>
+            <w:pPr>
+              <w:rPr>
+                <w:b/>
+                <w:bCs/>
+                <w:u w:val="single"/>
+              </w:rPr>
+            </w:pPr>
+            <w:r>
+              <w:rPr>
+                <w:b/>
+                <w:bCs/>
+                <w:u w:val="single"/>
+              </w:rPr>
+              <w:lastRenderedPageBreak/>
+              <w:t>BOF3:</w:t>
+            </w:r>
+          </w:p>
+          <w:p>
+            <w:r>
+              <w:drawing>
+                <wp:inline distT="0" distB="0" distL="0" distR="0" wp14:anchorId="07D02C64" wp14:editId="5843AE80">
+                  <wp:extent cx="4381725" cy="2305168"/>
+                  <wp:effectExtent l="0" t="0" r="0" b="0"/>
+                  <wp:docPr id="2029693184" name="Picture 1"/>
+                  <wp:cNvGraphicFramePr>
+                    <a:graphicFrameLocks xmlns:a="http://schemas.openxmlformats.org/drawingml/2006/main" noChangeAspect="1"/>
+                  </wp:cNvGraphicFramePr>
+                  <a:graphic xmlns:a="http://schemas.openxmlformats.org/drawingml/2006/main">
+                    <a:graphicData uri="http://schemas.openxmlformats.org/drawingml/2006/picture">
+                      <pic:pic xmlns:pic="http://schemas.openxmlformats.org/drawingml/2006/picture">
+                        <pic:nvPicPr>
+                          <pic:cNvPr id="2029693184" name=""/>
+                          <pic:cNvPicPr/>
+                        </pic:nvPicPr>
+                        <pic:blipFill>
+                          <a:blip r:embed="rId22"/>
+                          <a:stretch>
+                            <a:fillRect/>
+                          </a:stretch>
+                        </pic:blipFill>
+                        <pic:spPr>
+                          <a:xfrm>
+                            <a:off x="0" y="0"/>
+                            <a:ext cx="4381725" cy="2305168"/>
+                          </a:xfrm>
+                          <a:prstGeom prst="rect">
+                            <a:avLst/>
+                          </a:prstGeom>
+                        </pic:spPr>
+                      </pic:pic>
+                    </a:graphicData>
+                  </a:graphic>
+                </wp:inline>
+              </w:drawing>
+            </w:r>
+          </w:p>
+          <w:p>
+            <w:r>
+              <w:drawing>
+                <wp:inline distT="0" distB="0" distL="0" distR="0" wp14:anchorId="3B4F1B72" wp14:editId="64DCC8D1">
+                  <wp:extent cx="5943600" cy="1355090"/>
+                  <wp:effectExtent l="0" t="0" r="0" b="0"/>
+                  <wp:docPr id="1182803973" name="Picture 1"/>
+                  <wp:cNvGraphicFramePr>
+                    <a:graphicFrameLocks xmlns:a="http://schemas.openxmlformats.org/drawingml/2006/main" noChangeAspect="1"/>
+                  </wp:cNvGraphicFramePr>
+                  <a:graphic xmlns:a="http://schemas.openxmlformats.org/drawingml/2006/main">
+                    <a:graphicData uri="http://schemas.openxmlformats.org/drawingml/2006/picture">
+                      <pic:pic xmlns:pic="http://schemas.openxmlformats.org/drawingml/2006/picture">
+                        <pic:nvPicPr>
+                          <pic:cNvPr id="1182803973" name=""/>
+                          <pic:cNvPicPr/>
+                        </pic:nvPicPr>
+                        <pic:blipFill>
+                          <a:blip r:embed="rId23"/>
+                          <a:stretch>
+                            <a:fillRect/>
+                          </a:stretch>
+                        </pic:blipFill>
+                        <pic:spPr>
+                          <a:xfrm>
+                            <a:off x="0" y="0"/>
+                            <a:ext cx="5943600" cy="1355090"/>
+                          </a:xfrm>
+                          <a:prstGeom prst="rect">
+                            <a:avLst/>
+                          </a:prstGeom>
+                        </pic:spPr>
+                      </pic:pic>
+                    </a:graphicData>
+                  </a:graphic>
+                </wp:inline>
+              </w:drawing>
+            </w:r>
+          </w:p>
+          <w:p>
+            <w:pPr>
+              <w:pStyle w:val="ListParagraph"/>
+              <w:numPr>
+                <w:ilvl w:val="0"/>
+                <w:numId w:val="10"/>
+              </w:numPr>
+            </w:pPr>
+            <w:r>
+              <w:t xml:space="preserve">32 bytes as the array + 4 bytes for EBP </w:t>
+            </w:r>
+            <w:r>
+              <w:t xml:space="preserve">+  </w:t>
+            </w:r>
+          </w:p>
+          <w:p>
+            <w:pPr>
+              <w:pStyle w:val="ListParagraph"/>
+              <w:numPr>
+                <w:ilvl w:val="0"/>
+                <w:numId w:val="10"/>
+              </w:numPr>
+            </w:pPr>
+            <w:r>
+              <w:t>Offset with EBP needed to be considered and hence injected</w:t>
+            </w:r>
+          </w:p>
+          <w:p>
+            <w:pPr>
+              <w:rPr>
+                <w:b/>
+                <w:bCs/>
+                <w:u w:val="single"/>
+              </w:rPr>
+            </w:pPr>
+            <w:r>
+              <w:rPr>
+                <w:b/>
+                <w:bCs/>
+                <w:u w:val="single"/>
+              </w:rPr>
+              <w:t>BOF4:</w:t>
+            </w:r>
+          </w:p>
           <w:p/>
-          <w:p/>
-          <w:p/>
+          <w:p>
+            <w:r>
+              <w:drawing>
+                <wp:inline distT="0" distB="0" distL="0" distR="0" wp14:anchorId="7BBE6DDF" wp14:editId="5389F59A">
+                  <wp:extent cx="2978303" cy="1949550"/>
+                  <wp:effectExtent l="0" t="0" r="0" b="0"/>
+                  <wp:docPr id="890198387" name="Picture 1"/>
+                  <wp:cNvGraphicFramePr>
+                    <a:graphicFrameLocks xmlns:a="http://schemas.openxmlformats.org/drawingml/2006/main" noChangeAspect="1"/>
+                  </wp:cNvGraphicFramePr>
+                  <a:graphic xmlns:a="http://schemas.openxmlformats.org/drawingml/2006/main">
+                    <a:graphicData uri="http://schemas.openxmlformats.org/drawingml/2006/picture">
+                      <pic:pic xmlns:pic="http://schemas.openxmlformats.org/drawingml/2006/picture">
+                        <pic:nvPicPr>
+                          <pic:cNvPr id="890198387" name=""/>
+                          <pic:cNvPicPr/>
+                        </pic:nvPicPr>
+                        <pic:blipFill>
+                          <a:blip r:embed="rId24"/>
+                          <a:stretch>
+                            <a:fillRect/>
+                          </a:stretch>
+                        </pic:blipFill>
+                        <pic:spPr>
+                          <a:xfrm>
+                            <a:off x="0" y="0"/>
+                            <a:ext cx="2978303" cy="1949550"/>
+                          </a:xfrm>
+                          <a:prstGeom prst="rect">
+                            <a:avLst/>
+                          </a:prstGeom>
+                        </pic:spPr>
+                      </pic:pic>
+                    </a:graphicData>
+                  </a:graphic>
+                </wp:inline>
+              </w:drawing>
+            </w:r>
+          </w:p>
         </w:tc>
       </w:tr>
     </w:tbl>
@@ -3665,7 +2949,7 @@
       <w:pPr>
         <w:pStyle w:val="Heading2"/>
       </w:pPr>
-      <w:hyperlink r:id="rId22">
+      <w:hyperlink r:id="rId25">
         <w:r>
           <w:rPr>
             <w:rStyle w:val="Hyperlink"/>
@@ -3700,6 +2984,7 @@
           <w:p/>
           <w:p>
             <w:r>
+              <w:lastRenderedPageBreak/>
               <w:t xml:space="preserve">In this </w:t>
             </w:r>
             <w:r>
@@ -3834,58 +3119,40 @@
               <w:t xml:space="preserve"> and technology</w:t>
             </w:r>
             <w:r>
-              <w:t xml:space="preserve"> protection, while governments </w:t>
-            </w:r>
-            <w:proofErr w:type="spellStart"/>
-            <w:r>
-              <w:t>prioritise</w:t>
-            </w:r>
-            <w:proofErr w:type="spellEnd"/>
+              <w:t xml:space="preserve"> protection, while governments prioritise </w:t>
+            </w:r>
+            <w:r>
+              <w:t>public health, national security, and infrastructure</w:t>
+            </w:r>
+            <w:r>
+              <w:t xml:space="preserve"> risks.</w:t>
+            </w:r>
             <w:r>
               <w:t xml:space="preserve"> </w:t>
             </w:r>
             <w:r>
-              <w:t>public health, national security, and infrastructure</w:t>
-            </w:r>
-            <w:r>
-              <w:t xml:space="preserve"> risks.</w:t>
+              <w:t xml:space="preserve">I agreed with </w:t>
+            </w:r>
+            <w:r>
+              <w:t xml:space="preserve">most of </w:t>
+            </w:r>
+            <w:r>
+              <w:t>this</w:t>
+            </w:r>
+            <w:r>
+              <w:t xml:space="preserve">, </w:t>
+            </w:r>
+            <w:r>
+              <w:t>but</w:t>
             </w:r>
             <w:r>
               <w:t xml:space="preserve"> </w:t>
             </w:r>
             <w:r>
-              <w:t xml:space="preserve">I agreed with </w:t>
-            </w:r>
-            <w:r>
-              <w:t xml:space="preserve">most of </w:t>
-            </w:r>
-            <w:proofErr w:type="gramStart"/>
-            <w:r>
-              <w:t>this</w:t>
-            </w:r>
-            <w:r>
-              <w:t xml:space="preserve">, </w:t>
-            </w:r>
-            <w:r>
-              <w:t>but</w:t>
-            </w:r>
-            <w:proofErr w:type="gramEnd"/>
-            <w:r>
-              <w:t xml:space="preserve"> </w:t>
-            </w:r>
-            <w:r>
               <w:t>questioned whether companies truly</w:t>
             </w:r>
             <w:r>
-              <w:t xml:space="preserve"> </w:t>
-            </w:r>
-            <w:proofErr w:type="spellStart"/>
-            <w:r>
-              <w:t>prioritise</w:t>
-            </w:r>
-            <w:proofErr w:type="spellEnd"/>
-            <w:r>
-              <w:t xml:space="preserve"> citizen</w:t>
+              <w:t xml:space="preserve"> prioritise citizen</w:t>
             </w:r>
             <w:r>
               <w:t xml:space="preserve"> safety over </w:t>
@@ -3903,15 +3170,7 @@
               <w:t>be dangerous, yet</w:t>
             </w:r>
             <w:r>
-              <w:t xml:space="preserve"> companies may </w:t>
-            </w:r>
-            <w:proofErr w:type="spellStart"/>
-            <w:r>
-              <w:t>optimise</w:t>
-            </w:r>
-            <w:proofErr w:type="spellEnd"/>
-            <w:r>
-              <w:t xml:space="preserve"> between them in ways that </w:t>
+              <w:t xml:space="preserve"> companies may optimise between them in ways that </w:t>
             </w:r>
             <w:r>
               <w:t>trade off</w:t>
@@ -3936,15 +3195,7 @@
               <w:spacing w:after="160" w:line="279" w:lineRule="auto"/>
             </w:pPr>
             <w:r>
-              <w:t xml:space="preserve">The discussion also focused heavily on autonomous vehicles as threats, which I found unbalanced. Security analysis should consider both the risks </w:t>
-            </w:r>
-            <w:proofErr w:type="gramStart"/>
-            <w:r>
-              <w:t>a technology</w:t>
-            </w:r>
-            <w:proofErr w:type="gramEnd"/>
-            <w:r>
-              <w:t xml:space="preserve"> introduces and the risks it reduces, as seen with tools like firewalls and encryption. Autonomous vehicles could </w:t>
+              <w:t xml:space="preserve">The discussion also focused heavily on autonomous vehicles as threats, which I found unbalanced. Security analysis should consider both the risks a technology introduces and the risks it reduces, as seen with tools like firewalls and encryption. Autonomous vehicles could </w:t>
             </w:r>
             <w:r>
               <w:t>reduce road degradation</w:t>
@@ -3959,13 +3210,8 @@
               <w:t xml:space="preserve">use </w:t>
             </w:r>
             <w:r>
-              <w:t xml:space="preserve">through live route </w:t>
-            </w:r>
-            <w:proofErr w:type="spellStart"/>
-            <w:r>
-              <w:t>optimisation</w:t>
-            </w:r>
-            <w:proofErr w:type="spellEnd"/>
+              <w:t>through live route optimisation</w:t>
+            </w:r>
             <w:r>
               <w:t>, and redirect</w:t>
             </w:r>
@@ -4000,23 +3246,7 @@
               </w:numPr>
             </w:pPr>
             <w:r>
-              <w:t xml:space="preserve">From the feedback it </w:t>
-            </w:r>
-            <w:proofErr w:type="gramStart"/>
-            <w:r>
-              <w:t>received that</w:t>
-            </w:r>
-            <w:proofErr w:type="gramEnd"/>
-            <w:r>
-              <w:t xml:space="preserve"> I also need to write my responses with a more balanced perspective to give a diverse range of </w:t>
-            </w:r>
-            <w:proofErr w:type="gramStart"/>
-            <w:r>
-              <w:t>view</w:t>
-            </w:r>
-            <w:proofErr w:type="gramEnd"/>
-            <w:r>
-              <w:t xml:space="preserve"> and arguments. I agree with this since I can see how this improves to show the depth of your analysis and course content understanding. </w:t>
+              <w:t xml:space="preserve">From the feedback it received that I also need to write my responses with a more balanced perspective to give a diverse range of view and arguments. I agree with this since I can see how this improves to show the depth of your analysis and course content understanding. </w:t>
             </w:r>
           </w:p>
         </w:tc>
@@ -4040,7 +3270,6 @@
           <w:b/>
           <w:bCs/>
         </w:rPr>
-        <w:lastRenderedPageBreak/>
         <w:t>Wrap up</w:t>
       </w:r>
     </w:p>
@@ -4058,8 +3287,8 @@
       </w:r>
     </w:p>
     <w:sectPr>
-      <w:headerReference w:type="default" r:id="rId23"/>
-      <w:footerReference w:type="default" r:id="rId24"/>
+      <w:headerReference w:type="default" r:id="rId26"/>
+      <w:footerReference w:type="default" r:id="rId27"/>
       <w:pgSz w:w="12240" w:h="15840"/>
       <w:pgMar w:top="1440" w:right="1440" w:bottom="1440" w:left="1440" w:header="720" w:footer="720" w:gutter="0"/>
       <w:cols w:space="720"/>
@@ -6153,6 +5382,7 @@
   <w:style w:type="character" w:default="1" w:styleId="DefaultParagraphFont">
     <w:name w:val="Default Paragraph Font"/>
     <w:uiPriority w:val="1"/>
+    <w:semiHidden/>
     <w:unhideWhenUsed/>
   </w:style>
   <w:style w:type="table" w:default="1" w:styleId="TableNormal">

--- a/Portfolio/COMP6841_Week_4.docx
+++ b/Portfolio/COMP6841_Week_4.docx
@@ -142,7 +142,7 @@
           <w:bCs/>
           <w:color w:val="000000" w:themeColor="text1"/>
         </w:rPr>
-        <w:t>7</w:t>
+        <w:t>8</w:t>
       </w:r>
       <w:r>
         <w:rPr>
@@ -187,7 +187,6 @@
         <w:r>
           <w:rPr>
             <w:rStyle w:val="Hyperlink"/>
-            <w:highlight w:val="yellow"/>
           </w:rPr>
           <w:t>Security Everywhere</w:t>
         </w:r>
@@ -221,7 +220,7 @@
                 <w:noProof/>
               </w:rPr>
               <w:drawing>
-                <wp:anchor distT="0" distB="0" distL="114300" distR="114300" simplePos="0" relativeHeight="251659264" behindDoc="0" locked="0" layoutInCell="1" allowOverlap="1" wp14:anchorId="7DBB7C88" wp14:editId="495BDC90">
+                <wp:anchor distT="0" distB="0" distL="114300" distR="114300" simplePos="0" relativeHeight="251659264" behindDoc="0" locked="0" layoutInCell="1" allowOverlap="1" wp14:anchorId="7DBB7C88" wp14:editId="301157D2">
                   <wp:simplePos x="0" y="0"/>
                   <wp:positionH relativeFrom="column">
                     <wp:posOffset>-1905</wp:posOffset>
@@ -368,7 +367,6 @@
         <w:r>
           <w:rPr>
             <w:rStyle w:val="Hyperlink"/>
-            <w:highlight w:val="green"/>
           </w:rPr>
           <w:t>Whistleblower | Spy</w:t>
         </w:r>
@@ -1361,14 +1359,12 @@
         <w:r>
           <w:rPr>
             <w:rStyle w:val="Hyperlink"/>
-            <w:highlight w:val="green"/>
           </w:rPr>
           <w:t>Merkle Puzzle</w:t>
         </w:r>
         <w:r>
           <w:rPr>
             <w:rStyle w:val="Hyperlink"/>
-            <w:highlight w:val="green"/>
           </w:rPr>
           <w:t>s</w:t>
         </w:r>
@@ -1684,7 +1680,6 @@
         <w:r>
           <w:rPr>
             <w:rStyle w:val="Hyperlink"/>
-            <w:highlight w:val="green"/>
           </w:rPr>
           <w:t>Learn how RSA works</w:t>
         </w:r>
@@ -2630,18 +2625,81 @@
               <w:t xml:space="preserve">The void function pointer was assigned above </w:t>
             </w:r>
             <w:r>
-              <w:t>input array meaning that it is nex</w:t>
-            </w:r>
-            <w:r>
-              <w:t>t geg</w:t>
-            </w:r>
-          </w:p>
-          <w:p/>
+              <w:t>input array meaning that</w:t>
+            </w:r>
+            <w:r>
+              <w:t xml:space="preserve"> on the stack they are next to each other</w:t>
+            </w:r>
+          </w:p>
+          <w:p>
+            <w:pPr>
+              <w:pStyle w:val="ListParagraph"/>
+              <w:numPr>
+                <w:ilvl w:val="0"/>
+                <w:numId w:val="10"/>
+              </w:numPr>
+            </w:pPr>
+            <w:r>
+              <w:t>An overflow of the array can be triggered by writing continuously since gets will keep writing to the next memory address</w:t>
+            </w:r>
+          </w:p>
+          <w:p>
+            <w:pPr>
+              <w:pStyle w:val="ListParagraph"/>
+              <w:numPr>
+                <w:ilvl w:val="0"/>
+                <w:numId w:val="10"/>
+              </w:numPr>
+            </w:pPr>
+            <w:r>
+              <w:t>Writing 32 chars and then the letter ‘B’ will cause the ‘B’ align with the team variable on the stack and overwrite it.</w:t>
+            </w:r>
+          </w:p>
+          <w:p>
+            <w:r>
+              <w:drawing>
+                <wp:inline distT="0" distB="0" distL="0" distR="0" wp14:anchorId="3B92941C" wp14:editId="4F00D12D">
+                  <wp:extent cx="2720051" cy="1475809"/>
+                  <wp:effectExtent l="0" t="0" r="4445" b="0"/>
+                  <wp:docPr id="599002906" name="Picture 1"/>
+                  <wp:cNvGraphicFramePr>
+                    <a:graphicFrameLocks xmlns:a="http://schemas.openxmlformats.org/drawingml/2006/main" noChangeAspect="1"/>
+                  </wp:cNvGraphicFramePr>
+                  <a:graphic xmlns:a="http://schemas.openxmlformats.org/drawingml/2006/main">
+                    <a:graphicData uri="http://schemas.openxmlformats.org/drawingml/2006/picture">
+                      <pic:pic xmlns:pic="http://schemas.openxmlformats.org/drawingml/2006/picture">
+                        <pic:nvPicPr>
+                          <pic:cNvPr id="599002906" name=""/>
+                          <pic:cNvPicPr/>
+                        </pic:nvPicPr>
+                        <pic:blipFill>
+                          <a:blip r:embed="rId20"/>
+                          <a:stretch>
+                            <a:fillRect/>
+                          </a:stretch>
+                        </pic:blipFill>
+                        <pic:spPr>
+                          <a:xfrm>
+                            <a:off x="0" y="0"/>
+                            <a:ext cx="2736498" cy="1484733"/>
+                          </a:xfrm>
+                          <a:prstGeom prst="rect">
+                            <a:avLst/>
+                          </a:prstGeom>
+                        </pic:spPr>
+                      </pic:pic>
+                    </a:graphicData>
+                  </a:graphic>
+                </wp:inline>
+              </w:drawing>
+            </w:r>
+          </w:p>
           <w:p>
             <w:r>
               <w:rPr>
                 <w:noProof/>
               </w:rPr>
+              <w:lastRenderedPageBreak/>
               <w:drawing>
                 <wp:inline distT="0" distB="0" distL="0" distR="0" wp14:anchorId="0B8619BA" wp14:editId="3295A55A">
                   <wp:extent cx="4997707" cy="825542"/>
@@ -2658,7 +2716,7 @@
                           <pic:cNvPicPr/>
                         </pic:nvPicPr>
                         <pic:blipFill>
-                          <a:blip r:embed="rId20"/>
+                          <a:blip r:embed="rId21"/>
                           <a:stretch>
                             <a:fillRect/>
                           </a:stretch>
@@ -2679,8 +2737,6 @@
               </w:drawing>
             </w:r>
           </w:p>
-          <w:p/>
-          <w:p/>
           <w:p>
             <w:pPr>
               <w:rPr>
@@ -2696,6 +2752,108 @@
                 <w:u w:val="single"/>
               </w:rPr>
               <w:t>BOF2:</w:t>
+            </w:r>
+          </w:p>
+          <w:p>
+            <w:pPr>
+              <w:pStyle w:val="ListParagraph"/>
+              <w:numPr>
+                <w:ilvl w:val="0"/>
+                <w:numId w:val="10"/>
+              </w:numPr>
+              <w:rPr>
+                <w:noProof/>
+              </w:rPr>
+            </w:pPr>
+            <w:r>
+              <w:rPr>
+                <w:noProof/>
+              </w:rPr>
+              <w:t>Similarly to BOF1 except it is a function pointer that is now stored in as a memory address</w:t>
+            </w:r>
+          </w:p>
+          <w:p>
+            <w:pPr>
+              <w:pStyle w:val="ListParagraph"/>
+              <w:numPr>
+                <w:ilvl w:val="0"/>
+                <w:numId w:val="10"/>
+              </w:numPr>
+              <w:rPr>
+                <w:noProof/>
+              </w:rPr>
+            </w:pPr>
+            <w:r>
+              <w:rPr>
+                <w:noProof/>
+              </w:rPr>
+              <w:t>Once we get the memory address we need to overflow the buffer and then ensure that we overwrite the correct address into the function to so that it points to win</w:t>
+            </w:r>
+          </w:p>
+          <w:p>
+            <w:pPr>
+              <w:pStyle w:val="ListParagraph"/>
+              <w:numPr>
+                <w:ilvl w:val="0"/>
+                <w:numId w:val="10"/>
+              </w:numPr>
+              <w:rPr>
+                <w:noProof/>
+              </w:rPr>
+            </w:pPr>
+            <w:r>
+              <w:rPr>
+                <w:noProof/>
+              </w:rPr>
+              <w:t>Note that memory addresses are stored in little endian and hence need to be written accordingly</w:t>
+            </w:r>
+          </w:p>
+          <w:p>
+            <w:pPr>
+              <w:ind w:left="360"/>
+              <w:rPr>
+                <w:noProof/>
+              </w:rPr>
+            </w:pPr>
+            <w:r>
+              <w:rPr>
+                <w:noProof/>
+              </w:rPr>
+              <w:drawing>
+                <wp:inline distT="0" distB="0" distL="0" distR="0" wp14:anchorId="293E627F" wp14:editId="4BB0FF5D">
+                  <wp:extent cx="2645972" cy="2049041"/>
+                  <wp:effectExtent l="0" t="0" r="2540" b="8890"/>
+                  <wp:docPr id="2003195288" name="Picture 1"/>
+                  <wp:cNvGraphicFramePr>
+                    <a:graphicFrameLocks xmlns:a="http://schemas.openxmlformats.org/drawingml/2006/main" noChangeAspect="1"/>
+                  </wp:cNvGraphicFramePr>
+                  <a:graphic xmlns:a="http://schemas.openxmlformats.org/drawingml/2006/main">
+                    <a:graphicData uri="http://schemas.openxmlformats.org/drawingml/2006/picture">
+                      <pic:pic xmlns:pic="http://schemas.openxmlformats.org/drawingml/2006/picture">
+                        <pic:nvPicPr>
+                          <pic:cNvPr id="2003195288" name=""/>
+                          <pic:cNvPicPr/>
+                        </pic:nvPicPr>
+                        <pic:blipFill>
+                          <a:blip r:embed="rId22"/>
+                          <a:stretch>
+                            <a:fillRect/>
+                          </a:stretch>
+                        </pic:blipFill>
+                        <pic:spPr>
+                          <a:xfrm>
+                            <a:off x="0" y="0"/>
+                            <a:ext cx="2654073" cy="2055315"/>
+                          </a:xfrm>
+                          <a:prstGeom prst="rect">
+                            <a:avLst/>
+                          </a:prstGeom>
+                        </pic:spPr>
+                      </pic:pic>
+                    </a:graphicData>
+                  </a:graphic>
+                </wp:inline>
+              </w:drawing>
             </w:r>
           </w:p>
           <w:p>
@@ -2719,7 +2877,7 @@
                           <pic:cNvPicPr/>
                         </pic:nvPicPr>
                         <pic:blipFill>
-                          <a:blip r:embed="rId21"/>
+                          <a:blip r:embed="rId23"/>
                           <a:stretch>
                             <a:fillRect/>
                           </a:stretch>
@@ -2740,7 +2898,6 @@
               </w:drawing>
             </w:r>
           </w:p>
-          <w:p/>
           <w:p>
             <w:pPr>
               <w:rPr>
@@ -2755,12 +2912,192 @@
                 <w:bCs/>
                 <w:u w:val="single"/>
               </w:rPr>
+              <w:t>BOF3:</w:t>
+            </w:r>
+          </w:p>
+          <w:p>
+            <w:pPr>
+              <w:pStyle w:val="ListParagraph"/>
+              <w:numPr>
+                <w:ilvl w:val="0"/>
+                <w:numId w:val="10"/>
+              </w:numPr>
+            </w:pPr>
+            <w:r>
+              <w:t>Instead of editing an explicit stack variable as was in previous cases, we need to edit the return address which is stored on the stack.</w:t>
+            </w:r>
+          </w:p>
+          <w:p>
+            <w:pPr>
+              <w:pStyle w:val="ListParagraph"/>
+              <w:numPr>
+                <w:ilvl w:val="0"/>
+                <w:numId w:val="10"/>
+              </w:numPr>
+            </w:pPr>
+            <w:r>
+              <w:t>We also need to find the address of the desired function on the stack.</w:t>
+            </w:r>
+          </w:p>
+          <w:p>
+            <w:pPr>
+              <w:pStyle w:val="ListParagraph"/>
+              <w:numPr>
+                <w:ilvl w:val="0"/>
+                <w:numId w:val="10"/>
+              </w:numPr>
+            </w:pPr>
+            <w:r>
+              <w:t>This also means that any alignment and extra setup terms will need to be accounted for between the array allocation and the return address</w:t>
+            </w:r>
+            <w:r>
+              <w:t xml:space="preserve"> from the stack diagrams it is shown to be 0x28 to the EBP which mean that it will be 44 (0x28 + 0x04) bytes from the array start to the return address</w:t>
+            </w:r>
+          </w:p>
+          <w:p>
+            <w:pPr>
+              <w:pStyle w:val="ListParagraph"/>
+              <w:numPr>
+                <w:ilvl w:val="0"/>
+                <w:numId w:val="10"/>
+              </w:numPr>
+            </w:pPr>
+            <w:r>
+              <w:t>Using pwn tools we can search for the address of the function inside the executable and then put that at the end in little endian</w:t>
+            </w:r>
+            <w:r>
+              <w:t xml:space="preserve"> which can be formulated inside a python script.</w:t>
+            </w:r>
+          </w:p>
+          <w:p>
+            <w:pPr>
+              <w:pStyle w:val="ListParagraph"/>
+            </w:pPr>
+            <w:r>
               <w:lastRenderedPageBreak/>
-              <w:t>BOF3:</w:t>
-            </w:r>
-          </w:p>
-          <w:p>
-            <w:r>
+              <w:drawing>
+                <wp:inline distT="0" distB="0" distL="0" distR="0" wp14:anchorId="0F5BC375" wp14:editId="74EC979E">
+                  <wp:extent cx="3130952" cy="2071312"/>
+                  <wp:effectExtent l="0" t="0" r="0" b="5715"/>
+                  <wp:docPr id="1111925710" name="Picture 1"/>
+                  <wp:cNvGraphicFramePr>
+                    <a:graphicFrameLocks xmlns:a="http://schemas.openxmlformats.org/drawingml/2006/main" noChangeAspect="1"/>
+                  </wp:cNvGraphicFramePr>
+                  <a:graphic xmlns:a="http://schemas.openxmlformats.org/drawingml/2006/main">
+                    <a:graphicData uri="http://schemas.openxmlformats.org/drawingml/2006/picture">
+                      <pic:pic xmlns:pic="http://schemas.openxmlformats.org/drawingml/2006/picture">
+                        <pic:nvPicPr>
+                          <pic:cNvPr id="1111925710" name=""/>
+                          <pic:cNvPicPr/>
+                        </pic:nvPicPr>
+                        <pic:blipFill>
+                          <a:blip r:embed="rId24"/>
+                          <a:stretch>
+                            <a:fillRect/>
+                          </a:stretch>
+                        </pic:blipFill>
+                        <pic:spPr>
+                          <a:xfrm>
+                            <a:off x="0" y="0"/>
+                            <a:ext cx="3143753" cy="2079780"/>
+                          </a:xfrm>
+                          <a:prstGeom prst="rect">
+                            <a:avLst/>
+                          </a:prstGeom>
+                        </pic:spPr>
+                      </pic:pic>
+                    </a:graphicData>
+                  </a:graphic>
+                </wp:inline>
+              </w:drawing>
+            </w:r>
+          </w:p>
+          <w:p>
+            <w:pPr>
+              <w:pStyle w:val="ListParagraph"/>
+            </w:pPr>
+            <w:r>
+              <w:drawing>
+                <wp:inline distT="0" distB="0" distL="0" distR="0" wp14:anchorId="0D43AE93" wp14:editId="50216934">
+                  <wp:extent cx="3998707" cy="1368361"/>
+                  <wp:effectExtent l="0" t="0" r="1905" b="3810"/>
+                  <wp:docPr id="1938833347" name="Picture 1"/>
+                  <wp:cNvGraphicFramePr>
+                    <a:graphicFrameLocks xmlns:a="http://schemas.openxmlformats.org/drawingml/2006/main" noChangeAspect="1"/>
+                  </wp:cNvGraphicFramePr>
+                  <a:graphic xmlns:a="http://schemas.openxmlformats.org/drawingml/2006/main">
+                    <a:graphicData uri="http://schemas.openxmlformats.org/drawingml/2006/picture">
+                      <pic:pic xmlns:pic="http://schemas.openxmlformats.org/drawingml/2006/picture">
+                        <pic:nvPicPr>
+                          <pic:cNvPr id="1938833347" name=""/>
+                          <pic:cNvPicPr/>
+                        </pic:nvPicPr>
+                        <pic:blipFill>
+                          <a:blip r:embed="rId25"/>
+                          <a:stretch>
+                            <a:fillRect/>
+                          </a:stretch>
+                        </pic:blipFill>
+                        <pic:spPr>
+                          <a:xfrm>
+                            <a:off x="0" y="0"/>
+                            <a:ext cx="4007811" cy="1371476"/>
+                          </a:xfrm>
+                          <a:prstGeom prst="rect">
+                            <a:avLst/>
+                          </a:prstGeom>
+                        </pic:spPr>
+                      </pic:pic>
+                    </a:graphicData>
+                  </a:graphic>
+                </wp:inline>
+              </w:drawing>
+            </w:r>
+          </w:p>
+          <w:p>
+            <w:r>
+              <w:drawing>
+                <wp:inline distT="0" distB="0" distL="0" distR="0" wp14:anchorId="3B8428A6" wp14:editId="5818296B">
+                  <wp:extent cx="5943600" cy="1979295"/>
+                  <wp:effectExtent l="0" t="0" r="0" b="1905"/>
+                  <wp:docPr id="311647900" name="Picture 1"/>
+                  <wp:cNvGraphicFramePr>
+                    <a:graphicFrameLocks xmlns:a="http://schemas.openxmlformats.org/drawingml/2006/main" noChangeAspect="1"/>
+                  </wp:cNvGraphicFramePr>
+                  <a:graphic xmlns:a="http://schemas.openxmlformats.org/drawingml/2006/main">
+                    <a:graphicData uri="http://schemas.openxmlformats.org/drawingml/2006/picture">
+                      <pic:pic xmlns:pic="http://schemas.openxmlformats.org/drawingml/2006/picture">
+                        <pic:nvPicPr>
+                          <pic:cNvPr id="311647900" name=""/>
+                          <pic:cNvPicPr/>
+                        </pic:nvPicPr>
+                        <pic:blipFill>
+                          <a:blip r:embed="rId26"/>
+                          <a:stretch>
+                            <a:fillRect/>
+                          </a:stretch>
+                        </pic:blipFill>
+                        <pic:spPr>
+                          <a:xfrm>
+                            <a:off x="0" y="0"/>
+                            <a:ext cx="5943600" cy="1979295"/>
+                          </a:xfrm>
+                          <a:prstGeom prst="rect">
+                            <a:avLst/>
+                          </a:prstGeom>
+                        </pic:spPr>
+                      </pic:pic>
+                    </a:graphicData>
+                  </a:graphic>
+                </wp:inline>
+              </w:drawing>
+            </w:r>
+          </w:p>
+          <w:p>
+            <w:r>
+              <w:rPr>
+                <w:noProof/>
+              </w:rPr>
               <w:drawing>
                 <wp:inline distT="0" distB="0" distL="0" distR="0" wp14:anchorId="07D02C64" wp14:editId="5843AE80">
                   <wp:extent cx="4381725" cy="2305168"/>
@@ -2777,7 +3114,7 @@
                           <pic:cNvPicPr/>
                         </pic:nvPicPr>
                         <pic:blipFill>
-                          <a:blip r:embed="rId22"/>
+                          <a:blip r:embed="rId27"/>
                           <a:stretch>
                             <a:fillRect/>
                           </a:stretch>
@@ -2798,43 +3135,24 @@
               </w:drawing>
             </w:r>
           </w:p>
-          <w:p>
-            <w:r>
-              <w:drawing>
-                <wp:inline distT="0" distB="0" distL="0" distR="0" wp14:anchorId="3B4F1B72" wp14:editId="64DCC8D1">
-                  <wp:extent cx="5943600" cy="1355090"/>
-                  <wp:effectExtent l="0" t="0" r="0" b="0"/>
-                  <wp:docPr id="1182803973" name="Picture 1"/>
-                  <wp:cNvGraphicFramePr>
-                    <a:graphicFrameLocks xmlns:a="http://schemas.openxmlformats.org/drawingml/2006/main" noChangeAspect="1"/>
-                  </wp:cNvGraphicFramePr>
-                  <a:graphic xmlns:a="http://schemas.openxmlformats.org/drawingml/2006/main">
-                    <a:graphicData uri="http://schemas.openxmlformats.org/drawingml/2006/picture">
-                      <pic:pic xmlns:pic="http://schemas.openxmlformats.org/drawingml/2006/picture">
-                        <pic:nvPicPr>
-                          <pic:cNvPr id="1182803973" name=""/>
-                          <pic:cNvPicPr/>
-                        </pic:nvPicPr>
-                        <pic:blipFill>
-                          <a:blip r:embed="rId23"/>
-                          <a:stretch>
-                            <a:fillRect/>
-                          </a:stretch>
-                        </pic:blipFill>
-                        <pic:spPr>
-                          <a:xfrm>
-                            <a:off x="0" y="0"/>
-                            <a:ext cx="5943600" cy="1355090"/>
-                          </a:xfrm>
-                          <a:prstGeom prst="rect">
-                            <a:avLst/>
-                          </a:prstGeom>
-                        </pic:spPr>
-                      </pic:pic>
-                    </a:graphicData>
-                  </a:graphic>
-                </wp:inline>
-              </w:drawing>
+          <w:p/>
+          <w:p/>
+          <w:p>
+            <w:pPr>
+              <w:rPr>
+                <w:b/>
+                <w:bCs/>
+                <w:u w:val="single"/>
+              </w:rPr>
+            </w:pPr>
+            <w:r>
+              <w:rPr>
+                <w:b/>
+                <w:bCs/>
+                <w:u w:val="single"/>
+              </w:rPr>
+              <w:lastRenderedPageBreak/>
+              <w:t>BOF4:</w:t>
             </w:r>
           </w:p>
           <w:p>
@@ -2846,10 +3164,7 @@
               </w:numPr>
             </w:pPr>
             <w:r>
-              <w:t xml:space="preserve">32 bytes as the array + 4 bytes for EBP </w:t>
-            </w:r>
-            <w:r>
-              <w:t xml:space="preserve">+  </w:t>
+              <w:t>This exercise has a canary that we need to get passed, since if we brutally overwrite whatever to the memory and then edit the return address the canary will be triggered and we will not return properly.</w:t>
             </w:r>
           </w:p>
           <w:p>
@@ -2861,33 +3176,65 @@
               </w:numPr>
             </w:pPr>
             <w:r>
-              <w:t>Offset with EBP needed to be considered and hence injected</w:t>
+              <w:t>The way to get around the canary is to be able to edit it.</w:t>
             </w:r>
           </w:p>
           <w:p>
             <w:pPr>
-              <w:rPr>
-                <w:b/>
-                <w:bCs/>
-                <w:u w:val="single"/>
-              </w:rPr>
+              <w:pStyle w:val="ListParagraph"/>
+              <w:numPr>
+                <w:ilvl w:val="0"/>
+                <w:numId w:val="10"/>
+              </w:numPr>
             </w:pPr>
             <w:r>
-              <w:rPr>
-                <w:b/>
-                <w:bCs/>
-                <w:u w:val="single"/>
-              </w:rPr>
-              <w:t>BOF4:</w:t>
-            </w:r>
-          </w:p>
-          <w:p/>
-          <w:p>
-            <w:r>
+              <w:t xml:space="preserve">Inspecting the code the canary is our fortune number printed out. </w:t>
+            </w:r>
+          </w:p>
+          <w:p>
+            <w:pPr>
+              <w:pStyle w:val="ListParagraph"/>
+              <w:numPr>
+                <w:ilvl w:val="0"/>
+                <w:numId w:val="10"/>
+              </w:numPr>
+            </w:pPr>
+            <w:r>
+              <w:t>If we write a script that dynamically reads that in and then overflows the buffer puts the canary value in the correct place and then changes the return address we will be able to control our program flow.</w:t>
+            </w:r>
+          </w:p>
+          <w:p>
+            <w:pPr>
+              <w:pStyle w:val="ListParagraph"/>
+              <w:numPr>
+                <w:ilvl w:val="0"/>
+                <w:numId w:val="10"/>
+              </w:numPr>
+            </w:pPr>
+            <w:r>
+              <w:t>There is exactly 32 bytes between the name and canary and then 12 bytes between the return address and the canary hence a python script can be executed to form an input string that achieves the buffer overflow</w:t>
+            </w:r>
+          </w:p>
+          <w:p>
+            <w:pPr>
+              <w:ind w:left="360"/>
+            </w:pPr>
+            <w:r>
+              <w:rPr>
+                <w:noProof/>
+              </w:rPr>
               <w:drawing>
-                <wp:inline distT="0" distB="0" distL="0" distR="0" wp14:anchorId="7BBE6DDF" wp14:editId="5389F59A">
-                  <wp:extent cx="2978303" cy="1949550"/>
-                  <wp:effectExtent l="0" t="0" r="0" b="0"/>
+                <wp:anchor distT="0" distB="0" distL="114300" distR="114300" simplePos="0" relativeHeight="251662336" behindDoc="0" locked="0" layoutInCell="1" allowOverlap="1" wp14:anchorId="490EC160" wp14:editId="00A45194">
+                  <wp:simplePos x="0" y="0"/>
+                  <wp:positionH relativeFrom="column">
+                    <wp:posOffset>2989077</wp:posOffset>
+                  </wp:positionH>
+                  <wp:positionV relativeFrom="paragraph">
+                    <wp:posOffset>253491</wp:posOffset>
+                  </wp:positionV>
+                  <wp:extent cx="2869565" cy="1878330"/>
+                  <wp:effectExtent l="0" t="0" r="6985" b="7620"/>
+                  <wp:wrapSquare wrapText="bothSides"/>
                   <wp:docPr id="890198387" name="Picture 1"/>
                   <wp:cNvGraphicFramePr>
                     <a:graphicFrameLocks xmlns:a="http://schemas.openxmlformats.org/drawingml/2006/main" noChangeAspect="1"/>
@@ -2900,7 +3247,13 @@
                           <pic:cNvPicPr/>
                         </pic:nvPicPr>
                         <pic:blipFill>
-                          <a:blip r:embed="rId24"/>
+                          <a:blip r:embed="rId28">
+                            <a:extLst>
+                              <a:ext uri="{28A0092B-C50C-407E-A947-70E740481C1C}">
+                                <a14:useLocalDpi xmlns:a14="http://schemas.microsoft.com/office/drawing/2010/main" val="0"/>
+                              </a:ext>
+                            </a:extLst>
+                          </a:blip>
                           <a:stretch>
                             <a:fillRect/>
                           </a:stretch>
@@ -2908,7 +3261,109 @@
                         <pic:spPr>
                           <a:xfrm>
                             <a:off x="0" y="0"/>
-                            <a:ext cx="2978303" cy="1949550"/>
+                            <a:ext cx="2869565" cy="1878330"/>
+                          </a:xfrm>
+                          <a:prstGeom prst="rect">
+                            <a:avLst/>
+                          </a:prstGeom>
+                        </pic:spPr>
+                      </pic:pic>
+                    </a:graphicData>
+                  </a:graphic>
+                  <wp14:sizeRelH relativeFrom="margin">
+                    <wp14:pctWidth>0</wp14:pctWidth>
+                  </wp14:sizeRelH>
+                  <wp14:sizeRelV relativeFrom="margin">
+                    <wp14:pctHeight>0</wp14:pctHeight>
+                  </wp14:sizeRelV>
+                </wp:anchor>
+              </w:drawing>
+            </w:r>
+            <w:r>
+              <w:drawing>
+                <wp:anchor distT="0" distB="0" distL="114300" distR="114300" simplePos="0" relativeHeight="251661312" behindDoc="0" locked="0" layoutInCell="1" allowOverlap="1" wp14:anchorId="4A287251" wp14:editId="37A6253D">
+                  <wp:simplePos x="0" y="0"/>
+                  <wp:positionH relativeFrom="column">
+                    <wp:posOffset>228600</wp:posOffset>
+                  </wp:positionH>
+                  <wp:positionV relativeFrom="paragraph">
+                    <wp:posOffset>273050</wp:posOffset>
+                  </wp:positionV>
+                  <wp:extent cx="2806700" cy="1946275"/>
+                  <wp:effectExtent l="0" t="0" r="0" b="0"/>
+                  <wp:wrapSquare wrapText="bothSides"/>
+                  <wp:docPr id="2137343612" name="Picture 1"/>
+                  <wp:cNvGraphicFramePr>
+                    <a:graphicFrameLocks xmlns:a="http://schemas.openxmlformats.org/drawingml/2006/main" noChangeAspect="1"/>
+                  </wp:cNvGraphicFramePr>
+                  <a:graphic xmlns:a="http://schemas.openxmlformats.org/drawingml/2006/main">
+                    <a:graphicData uri="http://schemas.openxmlformats.org/drawingml/2006/picture">
+                      <pic:pic xmlns:pic="http://schemas.openxmlformats.org/drawingml/2006/picture">
+                        <pic:nvPicPr>
+                          <pic:cNvPr id="2137343612" name=""/>
+                          <pic:cNvPicPr/>
+                        </pic:nvPicPr>
+                        <pic:blipFill>
+                          <a:blip r:embed="rId29" cstate="print">
+                            <a:extLst>
+                              <a:ext uri="{28A0092B-C50C-407E-A947-70E740481C1C}">
+                                <a14:useLocalDpi xmlns:a14="http://schemas.microsoft.com/office/drawing/2010/main" val="0"/>
+                              </a:ext>
+                            </a:extLst>
+                          </a:blip>
+                          <a:stretch>
+                            <a:fillRect/>
+                          </a:stretch>
+                        </pic:blipFill>
+                        <pic:spPr>
+                          <a:xfrm>
+                            <a:off x="0" y="0"/>
+                            <a:ext cx="2806700" cy="1946275"/>
+                          </a:xfrm>
+                          <a:prstGeom prst="rect">
+                            <a:avLst/>
+                          </a:prstGeom>
+                        </pic:spPr>
+                      </pic:pic>
+                    </a:graphicData>
+                  </a:graphic>
+                  <wp14:sizeRelH relativeFrom="margin">
+                    <wp14:pctWidth>0</wp14:pctWidth>
+                  </wp14:sizeRelH>
+                  <wp14:sizeRelV relativeFrom="margin">
+                    <wp14:pctHeight>0</wp14:pctHeight>
+                  </wp14:sizeRelV>
+                </wp:anchor>
+              </w:drawing>
+            </w:r>
+          </w:p>
+          <w:p>
+            <w:r>
+              <w:drawing>
+                <wp:inline distT="0" distB="0" distL="0" distR="0" wp14:anchorId="7B0AD6A8" wp14:editId="47E6432E">
+                  <wp:extent cx="3287210" cy="1449745"/>
+                  <wp:effectExtent l="0" t="0" r="8890" b="0"/>
+                  <wp:docPr id="1414229956" name="Picture 1"/>
+                  <wp:cNvGraphicFramePr>
+                    <a:graphicFrameLocks xmlns:a="http://schemas.openxmlformats.org/drawingml/2006/main" noChangeAspect="1"/>
+                  </wp:cNvGraphicFramePr>
+                  <a:graphic xmlns:a="http://schemas.openxmlformats.org/drawingml/2006/main">
+                    <a:graphicData uri="http://schemas.openxmlformats.org/drawingml/2006/picture">
+                      <pic:pic xmlns:pic="http://schemas.openxmlformats.org/drawingml/2006/picture">
+                        <pic:nvPicPr>
+                          <pic:cNvPr id="1414229956" name=""/>
+                          <pic:cNvPicPr/>
+                        </pic:nvPicPr>
+                        <pic:blipFill>
+                          <a:blip r:embed="rId30"/>
+                          <a:stretch>
+                            <a:fillRect/>
+                          </a:stretch>
+                        </pic:blipFill>
+                        <pic:spPr>
+                          <a:xfrm>
+                            <a:off x="0" y="0"/>
+                            <a:ext cx="3314622" cy="1461834"/>
                           </a:xfrm>
                           <a:prstGeom prst="rect">
                             <a:avLst/>
@@ -2920,7 +3375,45 @@
                 </wp:inline>
               </w:drawing>
             </w:r>
-          </w:p>
+            <w:r>
+              <w:drawing>
+                <wp:inline distT="0" distB="0" distL="0" distR="0" wp14:anchorId="2705E5A8" wp14:editId="284835C6">
+                  <wp:extent cx="5943600" cy="1713865"/>
+                  <wp:effectExtent l="0" t="0" r="0" b="635"/>
+                  <wp:docPr id="2117241482" name="Picture 1"/>
+                  <wp:cNvGraphicFramePr>
+                    <a:graphicFrameLocks xmlns:a="http://schemas.openxmlformats.org/drawingml/2006/main" noChangeAspect="1"/>
+                  </wp:cNvGraphicFramePr>
+                  <a:graphic xmlns:a="http://schemas.openxmlformats.org/drawingml/2006/main">
+                    <a:graphicData uri="http://schemas.openxmlformats.org/drawingml/2006/picture">
+                      <pic:pic xmlns:pic="http://schemas.openxmlformats.org/drawingml/2006/picture">
+                        <pic:nvPicPr>
+                          <pic:cNvPr id="2117241482" name=""/>
+                          <pic:cNvPicPr/>
+                        </pic:nvPicPr>
+                        <pic:blipFill>
+                          <a:blip r:embed="rId31"/>
+                          <a:stretch>
+                            <a:fillRect/>
+                          </a:stretch>
+                        </pic:blipFill>
+                        <pic:spPr>
+                          <a:xfrm>
+                            <a:off x="0" y="0"/>
+                            <a:ext cx="5943600" cy="1713865"/>
+                          </a:xfrm>
+                          <a:prstGeom prst="rect">
+                            <a:avLst/>
+                          </a:prstGeom>
+                        </pic:spPr>
+                      </pic:pic>
+                    </a:graphicData>
+                  </a:graphic>
+                </wp:inline>
+              </w:drawing>
+            </w:r>
+          </w:p>
+          <w:p/>
         </w:tc>
       </w:tr>
     </w:tbl>
@@ -2942,6 +3435,7 @@
           <w:b/>
           <w:bCs/>
         </w:rPr>
+        <w:lastRenderedPageBreak/>
         <w:t>Analysis and Reflection</w:t>
       </w:r>
     </w:p>
@@ -2949,7 +3443,7 @@
       <w:pPr>
         <w:pStyle w:val="Heading2"/>
       </w:pPr>
-      <w:hyperlink r:id="rId25">
+      <w:hyperlink r:id="rId32">
         <w:r>
           <w:rPr>
             <w:rStyle w:val="Hyperlink"/>
@@ -2984,7 +3478,6 @@
           <w:p/>
           <w:p>
             <w:r>
-              <w:lastRenderedPageBreak/>
               <w:t xml:space="preserve">In this </w:t>
             </w:r>
             <w:r>
@@ -3286,9 +3779,17 @@
         <w:t>To submit a valid portfolio entry, complete the activities, save your work as a PDF, and upload it to the relevant week’s submission page on Moodle.</w:t>
       </w:r>
     </w:p>
+    <w:p/>
+    <w:p>
+      <w:r>
+        <w:lastRenderedPageBreak/>
+        <w:t>Acknowledgement: Please note that artificial intelligence has been used for simple grammatical editing my written work.</w:t>
+      </w:r>
+    </w:p>
+    <w:p/>
     <w:sectPr>
-      <w:headerReference w:type="default" r:id="rId26"/>
-      <w:footerReference w:type="default" r:id="rId27"/>
+      <w:headerReference w:type="default" r:id="rId33"/>
+      <w:footerReference w:type="default" r:id="rId34"/>
       <w:pgSz w:w="12240" w:h="15840"/>
       <w:pgMar w:top="1440" w:right="1440" w:bottom="1440" w:left="1440" w:header="720" w:footer="720" w:gutter="0"/>
       <w:cols w:space="720"/>
